--- a/dokumen/03_PERSIAPAN_ASESOR.docx
+++ b/dokumen/03_PERSIAPAN_ASESOR.docx
@@ -1075,7 +1075,7 @@
           <w:iCs/>
           <w:color w:val="334155"/>
         </w:rPr>
-        <w:t xml:space="preserve">Aplikasi juga mendukung multimedia: foto profil, gambar barang, dan foto bukti transaksi dengan pratinjau sebelum diunggah.</w:t>
+        <w:t xml:space="preserve">Aplikasi juga mendukung multimedia: gambar (foto profil, gambar barang, foto bukti transaksi), halaman login bergaya siluet yang beranimasi dan menyesuaikan waktu pagi, siang, sore, malam, serta audio suasana dan lagu Bad Apple!! yang bisa diputar. Tampilannya monokrom hitam-putih ala Bad Apple!! dengan mode terang dan gelap.</w:t>
       </w:r>
     </w:p>
     <w:p>
@@ -1101,7 +1101,7 @@
           <w:iCs/>
           <w:color w:val="334155"/>
         </w:rPr>
-        <w:t xml:space="preserve">66 test PHPUnit</w:t>
+        <w:t xml:space="preserve">75 test PHPUnit</w:t>
       </w:r>
       <w:r>
         <w:rPr>
@@ -1132,17 +1132,17 @@
         </w:numPr>
       </w:pPr>
       <w:r>
-        <w:t xml:space="preserve">Login </w:t>
+        <w:t xml:space="preserve">Halaman login → tunjukkan salam dan warna cahaya apel sesuai jam → klik </w:t>
       </w:r>
       <w:r>
         <w:rPr>
           <w:b/>
           <w:bCs/>
         </w:rPr>
-        <w:t xml:space="preserve">operator_siti</w:t>
-      </w:r>
-      <w:r>
-        <w:t xml:space="preserve"> → menu Kategori dan Pengguna tidak ada.</w:t>
+        <w:t xml:space="preserve">Putar suara</w:t>
+      </w:r>
+      <w:r>
+        <w:t xml:space="preserve"> → klik tombol not musik (lagu Bad Apple!!) → klik tombol bulan: tema berganti dengan efek lingkaran, siluet pindah sisi dan berubah dari hitam ke putih.</w:t>
       </w:r>
     </w:p>
     <w:p>
@@ -1154,14 +1154,17 @@
         </w:numPr>
       </w:pPr>
       <w:r>
+        <w:t xml:space="preserve">Login </w:t>
+      </w:r>
+      <w:r>
         <w:rPr>
           <w:b/>
           <w:bCs/>
         </w:rPr>
-        <w:t xml:space="preserve">Profil Saya</w:t>
-      </w:r>
-      <w:r>
-        <w:t xml:space="preserve"> → unggah foto profil → foto langsung tampil di menu samping.</w:t>
+        <w:t xml:space="preserve">operator_siti</w:t>
+      </w:r>
+      <w:r>
+        <w:t xml:space="preserve"> → menu Kategori dan Pengguna tidak ada.</w:t>
       </w:r>
     </w:p>
     <w:p>
@@ -1173,14 +1176,17 @@
         </w:numPr>
       </w:pPr>
       <w:r>
+        <w:t xml:space="preserve">Klik </w:t>
+      </w:r>
+      <w:r>
         <w:rPr>
           <w:b/>
           <w:bCs/>
         </w:rPr>
-        <w:t xml:space="preserve">Data Barang</w:t>
-      </w:r>
-      <w:r>
-        <w:t xml:space="preserve"> → Tambah barang + gambar → kode otomatis AT-002, ada pratinjau gambar.</w:t>
+        <w:t xml:space="preserve">foto profil</w:t>
+      </w:r>
+      <w:r>
+        <w:t xml:space="preserve"> di kanan atas → panel profil muncul dari kanan → unggah foto → foto langsung tampil di menu samping.</w:t>
       </w:r>
     </w:p>
     <w:p>
@@ -1196,10 +1202,10 @@
           <w:b/>
           <w:bCs/>
         </w:rPr>
-        <w:t xml:space="preserve">Barang Masuk</w:t>
-      </w:r>
-      <w:r>
-        <w:t xml:space="preserve"> → catat 5 unit → stok bertambah.</w:t>
+        <w:t xml:space="preserve">Data Barang</w:t>
+      </w:r>
+      <w:r>
+        <w:t xml:space="preserve"> → Tambah barang (popup, halaman tidak berpindah) + gambar → kode otomatis AT-002, ada pratinjau gambar. Klik tombol burger untuk menutup/membuka sidebar.</w:t>
       </w:r>
     </w:p>
     <w:p>
@@ -1215,10 +1221,10 @@
           <w:b/>
           <w:bCs/>
         </w:rPr>
-        <w:t xml:space="preserve">Barang Keluar</w:t>
-      </w:r>
-      <w:r>
-        <w:t xml:space="preserve"> → ajukan tanpa foto (ditolak) → ajukan dengan foto (Pending, stok tetap).</w:t>
+        <w:t xml:space="preserve">Barang Masuk</w:t>
+      </w:r>
+      <w:r>
+        <w:t xml:space="preserve"> → catat 5 unit → stok bertambah.</w:t>
       </w:r>
     </w:p>
     <w:p>
@@ -1230,17 +1236,14 @@
         </w:numPr>
       </w:pPr>
       <w:r>
-        <w:t xml:space="preserve">Login </w:t>
-      </w:r>
-      <w:r>
         <w:rPr>
           <w:b/>
           <w:bCs/>
         </w:rPr>
-        <w:t xml:space="preserve">manager_marco</w:t>
-      </w:r>
-      <w:r>
-        <w:t xml:space="preserve"> → tanda jumlah Pending di menu, tidak ada tombol tambah barang.</w:t>
+        <w:t xml:space="preserve">Barang Keluar</w:t>
+      </w:r>
+      <w:r>
+        <w:t xml:space="preserve"> → ajukan tanpa foto (ditolak) → ajukan dengan foto (Pending, stok tetap).</w:t>
       </w:r>
     </w:p>
     <w:p>
@@ -1252,27 +1255,17 @@
         </w:numPr>
       </w:pPr>
       <w:r>
-        <w:t xml:space="preserve">Buka permintaan → lihat foto → </w:t>
+        <w:t xml:space="preserve">Login </w:t>
       </w:r>
       <w:r>
         <w:rPr>
           <w:b/>
           <w:bCs/>
         </w:rPr>
-        <w:t xml:space="preserve">Tolak</w:t>
-      </w:r>
-      <w:r>
-        <w:t xml:space="preserve"> tanpa alasan (ditolak) → </w:t>
-      </w:r>
-      <w:r>
-        <w:rPr>
-          <w:b/>
-          <w:bCs/>
-        </w:rPr>
-        <w:t xml:space="preserve">Setujui</w:t>
-      </w:r>
-      <w:r>
-        <w:t xml:space="preserve"> (stok berkurang, nama Manager tercatat).</w:t>
+        <w:t xml:space="preserve">manager_marco</w:t>
+      </w:r>
+      <w:r>
+        <w:t xml:space="preserve"> → tanda jumlah Pending di menu, tidak ada tombol tambah barang.</w:t>
       </w:r>
     </w:p>
     <w:p>
@@ -1284,17 +1277,27 @@
         </w:numPr>
       </w:pPr>
       <w:r>
-        <w:t xml:space="preserve">Login </w:t>
+        <w:t xml:space="preserve">Buka permintaan → lihat foto → </w:t>
       </w:r>
       <w:r>
         <w:rPr>
           <w:b/>
           <w:bCs/>
         </w:rPr>
-        <w:t xml:space="preserve">admin_ohim</w:t>
-      </w:r>
-      <w:r>
-        <w:t xml:space="preserve"> → menu Pengguna menampilkan 3 role; role akun sendiri terkunci.</w:t>
+        <w:t xml:space="preserve">Tolak</w:t>
+      </w:r>
+      <w:r>
+        <w:t xml:space="preserve"> tanpa alasan (ditolak) → </w:t>
+      </w:r>
+      <w:r>
+        <w:rPr>
+          <w:b/>
+          <w:bCs/>
+        </w:rPr>
+        <w:t xml:space="preserve">Setujui</w:t>
+      </w:r>
+      <w:r>
+        <w:t xml:space="preserve"> (stok berkurang, nama Manager tercatat).</w:t>
       </w:r>
     </w:p>
     <w:p>
@@ -1306,6 +1309,28 @@
         </w:numPr>
       </w:pPr>
       <w:r>
+        <w:t xml:space="preserve">Login </w:t>
+      </w:r>
+      <w:r>
+        <w:rPr>
+          <w:b/>
+          <w:bCs/>
+        </w:rPr>
+        <w:t xml:space="preserve">admin_ohim</w:t>
+      </w:r>
+      <w:r>
+        <w:t xml:space="preserve"> → menu Pengguna menampilkan 3 role; role akun sendiri terkunci.</w:t>
+      </w:r>
+    </w:p>
+    <w:p>
+      <w:pPr>
+        <w:pStyle w:val="ListParagraph"/>
+        <w:numPr>
+          <w:ilvl w:val="0"/>
+          <w:numId w:val="3"/>
+        </w:numPr>
+      </w:pPr>
+      <w:r>
         <w:t xml:space="preserve">Terminal → </w:t>
       </w:r>
       <w:r>
@@ -1318,7 +1343,7 @@
         <w:t xml:space="preserve">php artisan test</w:t>
       </w:r>
       <w:r>
-        <w:t xml:space="preserve"> → 66 test lulus.</w:t>
+        <w:t xml:space="preserve"> → 75 test lulus.</w:t>
       </w:r>
     </w:p>
     <w:p>
@@ -3166,7 +3191,23 @@
                 <w:sz w:val="19"/>
                 <w:szCs w:val="19"/>
               </w:rPr>
-              <w:t xml:space="preserve">Unggah gambar (foto profil, gambar barang, foto bukti), pratinjau sebelum unggah, ikon SVG, fitur cetak</w:t>
+              <w:t xml:space="preserve">Gambar: unggah foto profil, gambar barang, foto bukti, dengan pratinjau. Animasi: siluet dan kartu login muncul perlahan, cahaya apel berdenyut, partikel melayang, efek lingkaran saat ganti tema. Audio: suara suasana di halaman login (</w:t>
+            </w:r>
+            <w:r>
+              <w:rPr>
+                <w:rFonts w:ascii="Consolas" w:cs="Consolas" w:eastAsia="Consolas" w:hAnsi="Consolas"/>
+                <w:color w:val="1F4E79"/>
+                <w:sz w:val="17"/>
+                <w:szCs w:val="17"/>
+              </w:rPr>
+              <w:t xml:space="preserve">&lt;audio&gt;</w:t>
+            </w:r>
+            <w:r>
+              <w:rPr>
+                <w:sz w:val="19"/>
+                <w:szCs w:val="19"/>
+              </w:rPr>
+              <w:t xml:space="preserve">). Musik: lagu Bad Apple!! (MP3) dengan tombol putar / jeda. Ikon SVG, mode gelap, fitur cetak</w:t>
             </w:r>
           </w:p>
         </w:tc>
@@ -3646,6 +3687,765 @@
     <w:p>
       <w:r>
         <w:t xml:space="preserve">Agar aplikasi tetap tampil sempurna tanpa koneksi internet, misalnya saat ujian.</w:t>
+      </w:r>
+    </w:p>
+    <w:p>
+      <w:r>
+        <w:rPr>
+          <w:b/>
+          <w:bCs/>
+        </w:rPr>
+        <w:t xml:space="preserve">10. Mana bagian audio di aplikasi ini?</w:t>
+      </w:r>
+    </w:p>
+    <w:p>
+      <w:r>
+        <w:t xml:space="preserve">Halaman login. Tombol </w:t>
+      </w:r>
+      <w:r>
+        <w:rPr>
+          <w:b/>
+          <w:bCs/>
+        </w:rPr>
+        <w:t xml:space="preserve">Putar suara</w:t>
+      </w:r>
+      <w:r>
+        <w:t xml:space="preserve"> memutar file </w:t>
+      </w:r>
+      <w:r>
+        <w:rPr>
+          <w:rFonts w:ascii="Consolas" w:cs="Consolas" w:eastAsia="Consolas" w:hAnsi="Consolas"/>
+          <w:color w:val="1F4E79"/>
+          <w:sz w:val="20"/>
+          <w:szCs w:val="20"/>
+        </w:rPr>
+        <w:t xml:space="preserve">public/audio/pagi.wav</w:t>
+      </w:r>
+      <w:r>
+        <w:t xml:space="preserve"> (kicau burung), </w:t>
+      </w:r>
+      <w:r>
+        <w:rPr>
+          <w:rFonts w:ascii="Consolas" w:cs="Consolas" w:eastAsia="Consolas" w:hAnsi="Consolas"/>
+          <w:color w:val="1F4E79"/>
+          <w:sz w:val="20"/>
+          <w:szCs w:val="20"/>
+        </w:rPr>
+        <w:t xml:space="preserve">siang.wav</w:t>
+      </w:r>
+      <w:r>
+        <w:t xml:space="preserve"> (angin dan tonggeret), </w:t>
+      </w:r>
+      <w:r>
+        <w:rPr>
+          <w:rFonts w:ascii="Consolas" w:cs="Consolas" w:eastAsia="Consolas" w:hAnsi="Consolas"/>
+          <w:color w:val="1F4E79"/>
+          <w:sz w:val="20"/>
+          <w:szCs w:val="20"/>
+        </w:rPr>
+        <w:t xml:space="preserve">sore.wav</w:t>
+      </w:r>
+      <w:r>
+        <w:t xml:space="preserve"> (lonceng angin), atau </w:t>
+      </w:r>
+      <w:r>
+        <w:rPr>
+          <w:rFonts w:ascii="Consolas" w:cs="Consolas" w:eastAsia="Consolas" w:hAnsi="Consolas"/>
+          <w:color w:val="1F4E79"/>
+          <w:sz w:val="20"/>
+          <w:szCs w:val="20"/>
+        </w:rPr>
+        <w:t xml:space="preserve">malam.wav</w:t>
+      </w:r>
+      <w:r>
+        <w:t xml:space="preserve"> (jangkrik) sesuai suasana. Diputar dengan tag </w:t>
+      </w:r>
+      <w:r>
+        <w:rPr>
+          <w:rFonts w:ascii="Consolas" w:cs="Consolas" w:eastAsia="Consolas" w:hAnsi="Consolas"/>
+          <w:color w:val="1F4E79"/>
+          <w:sz w:val="20"/>
+          <w:szCs w:val="20"/>
+        </w:rPr>
+        <w:t xml:space="preserve">&lt;audio loop&gt;</w:t>
+      </w:r>
+      <w:r>
+        <w:t xml:space="preserve"> dan dikendalikan JavaScript </w:t>
+      </w:r>
+      <w:r>
+        <w:rPr>
+          <w:rFonts w:ascii="Consolas" w:cs="Consolas" w:eastAsia="Consolas" w:hAnsi="Consolas"/>
+          <w:color w:val="1F4E79"/>
+          <w:sz w:val="20"/>
+          <w:szCs w:val="20"/>
+        </w:rPr>
+        <w:t xml:space="preserve">suasana.js</w:t>
+      </w:r>
+      <w:r>
+        <w:t xml:space="preserve"> fungsi </w:t>
+      </w:r>
+      <w:r>
+        <w:rPr>
+          <w:rFonts w:ascii="Consolas" w:cs="Consolas" w:eastAsia="Consolas" w:hAnsi="Consolas"/>
+          <w:color w:val="1F4E79"/>
+          <w:sz w:val="20"/>
+          <w:szCs w:val="20"/>
+        </w:rPr>
+        <w:t xml:space="preserve">putar()</w:t>
+      </w:r>
+      <w:r>
+        <w:t xml:space="preserve">.</w:t>
+      </w:r>
+    </w:p>
+    <w:p>
+      <w:r>
+        <w:rPr>
+          <w:b/>
+          <w:bCs/>
+        </w:rPr>
+        <w:t xml:space="preserve">11. Kenapa suara tidak langsung berbunyi saat halaman dibuka?</w:t>
+      </w:r>
+    </w:p>
+    <w:p>
+      <w:r>
+        <w:t xml:space="preserve">Browser modern memblokir suara yang diputar otomatis sebelum pengguna berinteraksi. Karena itu suara diputar lewat tombol, sekaligus agar tidak mengganggu.</w:t>
+      </w:r>
+    </w:p>
+    <w:p>
+      <w:r>
+        <w:rPr>
+          <w:b/>
+          <w:bCs/>
+        </w:rPr>
+        <w:t xml:space="preserve">12. Dari mana file suaranya? Apakah ada hak cipta?</w:t>
+      </w:r>
+    </w:p>
+    <w:p>
+      <w:r>
+        <w:t xml:space="preserve">Dibuat sendiri secara sintetis dengan program Python (gelombang sinus untuk kicau dan jangkrik, </w:t>
+      </w:r>
+      <w:r>
+        <w:rPr>
+          <w:i/>
+          <w:iCs/>
+        </w:rPr>
+        <w:t xml:space="preserve">noise</w:t>
+      </w:r>
+      <w:r>
+        <w:t xml:space="preserve"> untuk angin), format WAV 16 kHz, sehingga bebas hak cipta.</w:t>
+      </w:r>
+    </w:p>
+    <w:p>
+      <w:r>
+        <w:rPr>
+          <w:b/>
+          <w:bCs/>
+        </w:rPr>
+        <w:t xml:space="preserve">13. Bagaimana animasi login tahu sekarang pagi atau malam?</w:t>
+      </w:r>
+    </w:p>
+    <w:p>
+      <w:r>
+        <w:rPr>
+          <w:rFonts w:ascii="Consolas" w:cs="Consolas" w:eastAsia="Consolas" w:hAnsi="Consolas"/>
+          <w:color w:val="1F4E79"/>
+          <w:sz w:val="20"/>
+          <w:szCs w:val="20"/>
+        </w:rPr>
+        <w:t xml:space="preserve">App\Support\Suasana::dariJam()</w:t>
+      </w:r>
+      <w:r>
+        <w:t xml:space="preserve"> menentukan waktu dari jam server untuk tampilan awal, lalu </w:t>
+      </w:r>
+      <w:r>
+        <w:rPr>
+          <w:rFonts w:ascii="Consolas" w:cs="Consolas" w:eastAsia="Consolas" w:hAnsi="Consolas"/>
+          <w:color w:val="1F4E79"/>
+          <w:sz w:val="20"/>
+          <w:szCs w:val="20"/>
+        </w:rPr>
+        <w:t xml:space="preserve">suasana.js</w:t>
+      </w:r>
+      <w:r>
+        <w:t xml:space="preserve"> memakai jam perangkat dan memeriksanya setiap detik. Hasilnya dipasang di atribut </w:t>
+      </w:r>
+      <w:r>
+        <w:rPr>
+          <w:rFonts w:ascii="Consolas" w:cs="Consolas" w:eastAsia="Consolas" w:hAnsi="Consolas"/>
+          <w:color w:val="1F4E79"/>
+          <w:sz w:val="20"/>
+          <w:szCs w:val="20"/>
+        </w:rPr>
+        <w:t xml:space="preserve">data-waktu</w:t>
+      </w:r>
+      <w:r>
+        <w:t xml:space="preserve">; salam, kalimat, dan file audio ikut diganti, dan CSS mengubah warna cahaya di sekitar apel berdasarkan atribut itu.</w:t>
+      </w:r>
+    </w:p>
+    <w:p>
+      <w:r>
+        <w:rPr>
+          <w:b/>
+          <w:bCs/>
+        </w:rPr>
+        <w:t xml:space="preserve">14. Bagaimana mode gelap bekerja?</w:t>
+      </w:r>
+    </w:p>
+    <w:p>
+      <w:r>
+        <w:t xml:space="preserve">Tombol memanggil </w:t>
+      </w:r>
+      <w:r>
+        <w:rPr>
+          <w:rFonts w:ascii="Consolas" w:cs="Consolas" w:eastAsia="Consolas" w:hAnsi="Consolas"/>
+          <w:color w:val="1F4E79"/>
+          <w:sz w:val="20"/>
+          <w:szCs w:val="20"/>
+        </w:rPr>
+        <w:t xml:space="preserve">gantiTema()</w:t>
+      </w:r>
+      <w:r>
+        <w:t xml:space="preserve"> di </w:t>
+      </w:r>
+      <w:r>
+        <w:rPr>
+          <w:rFonts w:ascii="Consolas" w:cs="Consolas" w:eastAsia="Consolas" w:hAnsi="Consolas"/>
+          <w:color w:val="1F4E79"/>
+          <w:sz w:val="20"/>
+          <w:szCs w:val="20"/>
+        </w:rPr>
+        <w:t xml:space="preserve">tema.js</w:t>
+      </w:r>
+      <w:r>
+        <w:t xml:space="preserve"> yang menambah/menghapus class </w:t>
+      </w:r>
+      <w:r>
+        <w:rPr>
+          <w:rFonts w:ascii="Consolas" w:cs="Consolas" w:eastAsia="Consolas" w:hAnsi="Consolas"/>
+          <w:color w:val="1F4E79"/>
+          <w:sz w:val="20"/>
+          <w:szCs w:val="20"/>
+        </w:rPr>
+        <w:t xml:space="preserve">dark</w:t>
+      </w:r>
+      <w:r>
+        <w:t xml:space="preserve"> pada </w:t>
+      </w:r>
+      <w:r>
+        <w:rPr>
+          <w:rFonts w:ascii="Consolas" w:cs="Consolas" w:eastAsia="Consolas" w:hAnsi="Consolas"/>
+          <w:color w:val="1F4E79"/>
+          <w:sz w:val="20"/>
+          <w:szCs w:val="20"/>
+        </w:rPr>
+        <w:t xml:space="preserve">&lt;html&gt;</w:t>
+      </w:r>
+      <w:r>
+        <w:t xml:space="preserve"> dan menyimpan pilihan di </w:t>
+      </w:r>
+      <w:r>
+        <w:rPr>
+          <w:rFonts w:ascii="Consolas" w:cs="Consolas" w:eastAsia="Consolas" w:hAnsi="Consolas"/>
+          <w:color w:val="1F4E79"/>
+          <w:sz w:val="20"/>
+          <w:szCs w:val="20"/>
+        </w:rPr>
+        <w:t xml:space="preserve">sessionStorage</w:t>
+      </w:r>
+      <w:r>
+        <w:t xml:space="preserve">. Bila belum memilih, tema awal mengikuti jam: malam gelap, siang terang. Semua warna Tailwind berupa variabel CSS; saat ada class </w:t>
+      </w:r>
+      <w:r>
+        <w:rPr>
+          <w:rFonts w:ascii="Consolas" w:cs="Consolas" w:eastAsia="Consolas" w:hAnsi="Consolas"/>
+          <w:color w:val="1F4E79"/>
+          <w:sz w:val="20"/>
+          <w:szCs w:val="20"/>
+        </w:rPr>
+        <w:t xml:space="preserve">dark</w:t>
+      </w:r>
+      <w:r>
+        <w:t xml:space="preserve">, nilai variabelnya ditukar di </w:t>
+      </w:r>
+      <w:r>
+        <w:rPr>
+          <w:rFonts w:ascii="Consolas" w:cs="Consolas" w:eastAsia="Consolas" w:hAnsi="Consolas"/>
+          <w:color w:val="1F4E79"/>
+          <w:sz w:val="20"/>
+          <w:szCs w:val="20"/>
+        </w:rPr>
+        <w:t xml:space="preserve">app.css</w:t>
+      </w:r>
+      <w:r>
+        <w:t xml:space="preserve">, sehingga semua halaman ikut berubah tanpa mengubah tiap halaman. Pergantiannya memakai View Transitions API: tema baru muncul sebagai lingkaran yang membesar dari tombol.</w:t>
+      </w:r>
+    </w:p>
+    <w:p>
+      <w:r>
+        <w:rPr>
+          <w:b/>
+          <w:bCs/>
+        </w:rPr>
+        <w:t xml:space="preserve">15. Bagaimana siluet bisa hitam di mode terang dan putih di mode gelap dengan satu gambar?</w:t>
+      </w:r>
+    </w:p>
+    <w:p>
+      <w:r>
+        <w:t xml:space="preserve">Gambar </w:t>
+      </w:r>
+      <w:r>
+        <w:rPr>
+          <w:rFonts w:ascii="Consolas" w:cs="Consolas" w:eastAsia="Consolas" w:hAnsi="Consolas"/>
+          <w:color w:val="1F4E79"/>
+          <w:sz w:val="20"/>
+          <w:szCs w:val="20"/>
+        </w:rPr>
+        <w:t xml:space="preserve">public/images/siluet.png</w:t>
+      </w:r>
+      <w:r>
+        <w:t xml:space="preserve"> transparan dan dipakai sebagai </w:t>
+      </w:r>
+      <w:r>
+        <w:rPr>
+          <w:i/>
+          <w:iCs/>
+        </w:rPr>
+        <w:t xml:space="preserve">mask</w:t>
+      </w:r>
+      <w:r>
+        <w:t xml:space="preserve"> CSS. Bentuk siluet diambil dari gambar, sedangkan warnanya dari variabel </w:t>
+      </w:r>
+      <w:r>
+        <w:rPr>
+          <w:rFonts w:ascii="Consolas" w:cs="Consolas" w:eastAsia="Consolas" w:hAnsi="Consolas"/>
+          <w:color w:val="1F4E79"/>
+          <w:sz w:val="20"/>
+          <w:szCs w:val="20"/>
+        </w:rPr>
+        <w:t xml:space="preserve">--tinta</w:t>
+      </w:r>
+      <w:r>
+        <w:t xml:space="preserve">: hitam di mode terang, putih di mode gelap. Karena warnanya CSS, perubahannya bisa dianimasikan dengan halus.</w:t>
+      </w:r>
+    </w:p>
+    <w:p>
+      <w:r>
+        <w:rPr>
+          <w:b/>
+          <w:bCs/>
+        </w:rPr>
+        <w:t xml:space="preserve">16. Bagaimana musik Bad Apple!! diputar dan kenapa bisa lanjut saat pindah halaman?</w:t>
+      </w:r>
+    </w:p>
+    <w:p>
+      <w:r>
+        <w:t xml:space="preserve">File </w:t>
+      </w:r>
+      <w:r>
+        <w:rPr>
+          <w:rFonts w:ascii="Consolas" w:cs="Consolas" w:eastAsia="Consolas" w:hAnsi="Consolas"/>
+          <w:color w:val="1F4E79"/>
+          <w:sz w:val="20"/>
+          <w:szCs w:val="20"/>
+        </w:rPr>
+        <w:t xml:space="preserve">public/audio/bad-apple.mp3</w:t>
+      </w:r>
+      <w:r>
+        <w:t xml:space="preserve"> diputar elemen </w:t>
+      </w:r>
+      <w:r>
+        <w:rPr>
+          <w:rFonts w:ascii="Consolas" w:cs="Consolas" w:eastAsia="Consolas" w:hAnsi="Consolas"/>
+          <w:color w:val="1F4E79"/>
+          <w:sz w:val="20"/>
+          <w:szCs w:val="20"/>
+        </w:rPr>
+        <w:t xml:space="preserve">&lt;audio loop preload="none"&gt;</w:t>
+      </w:r>
+      <w:r>
+        <w:t xml:space="preserve">; tombol not musik memanggil </w:t>
+      </w:r>
+      <w:r>
+        <w:rPr>
+          <w:rFonts w:ascii="Consolas" w:cs="Consolas" w:eastAsia="Consolas" w:hAnsi="Consolas"/>
+          <w:color w:val="1F4E79"/>
+          <w:sz w:val="20"/>
+          <w:szCs w:val="20"/>
+        </w:rPr>
+        <w:t xml:space="preserve">play()</w:t>
+      </w:r>
+      <w:r>
+        <w:t xml:space="preserve"> / </w:t>
+      </w:r>
+      <w:r>
+        <w:rPr>
+          <w:rFonts w:ascii="Consolas" w:cs="Consolas" w:eastAsia="Consolas" w:hAnsi="Consolas"/>
+          <w:color w:val="1F4E79"/>
+          <w:sz w:val="20"/>
+          <w:szCs w:val="20"/>
+        </w:rPr>
+        <w:t xml:space="preserve">pause()</w:t>
+      </w:r>
+      <w:r>
+        <w:t xml:space="preserve"> di </w:t>
+      </w:r>
+      <w:r>
+        <w:rPr>
+          <w:rFonts w:ascii="Consolas" w:cs="Consolas" w:eastAsia="Consolas" w:hAnsi="Consolas"/>
+          <w:color w:val="1F4E79"/>
+          <w:sz w:val="20"/>
+          <w:szCs w:val="20"/>
+        </w:rPr>
+        <w:t xml:space="preserve">resources/js/musik.js</w:t>
+      </w:r>
+      <w:r>
+        <w:t xml:space="preserve">. Saat meninggalkan halaman, posisi lagu (</w:t>
+      </w:r>
+      <w:r>
+        <w:rPr>
+          <w:rFonts w:ascii="Consolas" w:cs="Consolas" w:eastAsia="Consolas" w:hAnsi="Consolas"/>
+          <w:color w:val="1F4E79"/>
+          <w:sz w:val="20"/>
+          <w:szCs w:val="20"/>
+        </w:rPr>
+        <w:t xml:space="preserve">currentTime</w:t>
+      </w:r>
+      <w:r>
+        <w:t xml:space="preserve">) disimpan di </w:t>
+      </w:r>
+      <w:r>
+        <w:rPr>
+          <w:rFonts w:ascii="Consolas" w:cs="Consolas" w:eastAsia="Consolas" w:hAnsi="Consolas"/>
+          <w:color w:val="1F4E79"/>
+          <w:sz w:val="20"/>
+          <w:szCs w:val="20"/>
+        </w:rPr>
+        <w:t xml:space="preserve">sessionStorage</w:t>
+      </w:r>
+      <w:r>
+        <w:t xml:space="preserve">, lalu di halaman berikutnya lagu dilanjutkan dari detik itu. </w:t>
+      </w:r>
+      <w:r>
+        <w:rPr>
+          <w:rFonts w:ascii="Consolas" w:cs="Consolas" w:eastAsia="Consolas" w:hAnsi="Consolas"/>
+          <w:color w:val="1F4E79"/>
+          <w:sz w:val="20"/>
+          <w:szCs w:val="20"/>
+        </w:rPr>
+        <w:t xml:space="preserve">preload="none"</w:t>
+      </w:r>
+      <w:r>
+        <w:t xml:space="preserve"> membuat file 5 MB baru diunduh ketika diputar, sehingga halaman tetap cepat.</w:t>
+      </w:r>
+    </w:p>
+    <w:p>
+      <w:r>
+        <w:rPr>
+          <w:b/>
+          <w:bCs/>
+        </w:rPr>
+        <w:t xml:space="preserve">17. Kenapa karakter pindah sisi saat ganti tema?</w:t>
+      </w:r>
+    </w:p>
+    <w:p>
+      <w:r>
+        <w:t xml:space="preserve">Mengikuti konsep siang dan malam: mode terang (siang) karakter di kiri dan dibalik dengan </w:t>
+      </w:r>
+      <w:r>
+        <w:rPr>
+          <w:rFonts w:ascii="Consolas" w:cs="Consolas" w:eastAsia="Consolas" w:hAnsi="Consolas"/>
+          <w:color w:val="1F4E79"/>
+          <w:sz w:val="20"/>
+          <w:szCs w:val="20"/>
+        </w:rPr>
+        <w:t xml:space="preserve">scale: -1 1</w:t>
+      </w:r>
+      <w:r>
+        <w:t xml:space="preserve"> agar menghadap kartu; mode gelap (malam) karakter di kanan. Diatur di CSS </w:t>
+      </w:r>
+      <w:r>
+        <w:rPr>
+          <w:rFonts w:ascii="Consolas" w:cs="Consolas" w:eastAsia="Consolas" w:hAnsi="Consolas"/>
+          <w:color w:val="1F4E79"/>
+          <w:sz w:val="20"/>
+          <w:szCs w:val="20"/>
+        </w:rPr>
+        <w:t xml:space="preserve">.siluet</w:t>
+      </w:r>
+      <w:r>
+        <w:t xml:space="preserve"> dan </w:t>
+      </w:r>
+      <w:r>
+        <w:rPr>
+          <w:rFonts w:ascii="Consolas" w:cs="Consolas" w:eastAsia="Consolas" w:hAnsi="Consolas"/>
+          <w:color w:val="1F4E79"/>
+          <w:sz w:val="20"/>
+          <w:szCs w:val="20"/>
+        </w:rPr>
+        <w:t xml:space="preserve">html.dark .siluet</w:t>
+      </w:r>
+      <w:r>
+        <w:t xml:space="preserve">.</w:t>
+      </w:r>
+    </w:p>
+    <w:p>
+      <w:r>
+        <w:rPr>
+          <w:b/>
+          <w:bCs/>
+        </w:rPr>
+        <w:t xml:space="preserve">18. Kenapa saat pindah menu halaman tidak dimuat ulang?</w:t>
+      </w:r>
+    </w:p>
+    <w:p>
+      <w:r>
+        <w:t xml:space="preserve">Memakai library </w:t>
+      </w:r>
+      <w:r>
+        <w:rPr>
+          <w:b/>
+          <w:bCs/>
+        </w:rPr>
+        <w:t xml:space="preserve">Hotwire Turbo</w:t>
+      </w:r>
+      <w:r>
+        <w:t xml:space="preserve"> (</w:t>
+      </w:r>
+      <w:r>
+        <w:rPr>
+          <w:rFonts w:ascii="Consolas" w:cs="Consolas" w:eastAsia="Consolas" w:hAnsi="Consolas"/>
+          <w:color w:val="1F4E79"/>
+          <w:sz w:val="20"/>
+          <w:szCs w:val="20"/>
+        </w:rPr>
+        <w:t xml:space="preserve">resources/js/app.js</w:t>
+      </w:r>
+      <w:r>
+        <w:t xml:space="preserve">). Turbo mengambil halaman tujuan dengan </w:t>
+      </w:r>
+      <w:r>
+        <w:rPr>
+          <w:rFonts w:ascii="Consolas" w:cs="Consolas" w:eastAsia="Consolas" w:hAnsi="Consolas"/>
+          <w:color w:val="1F4E79"/>
+          <w:sz w:val="20"/>
+          <w:szCs w:val="20"/>
+        </w:rPr>
+        <w:t xml:space="preserve">fetch</w:t>
+      </w:r>
+      <w:r>
+        <w:t xml:space="preserve">, lalu hanya mengganti isi </w:t>
+      </w:r>
+      <w:r>
+        <w:rPr>
+          <w:rFonts w:ascii="Consolas" w:cs="Consolas" w:eastAsia="Consolas" w:hAnsi="Consolas"/>
+          <w:color w:val="1F4E79"/>
+          <w:sz w:val="20"/>
+          <w:szCs w:val="20"/>
+        </w:rPr>
+        <w:t xml:space="preserve">&lt;body&gt;</w:t>
+      </w:r>
+      <w:r>
+        <w:t xml:space="preserve">. URL tetap berubah dan tombol Back browser tetap berfungsi. Keuntungannya lebih cepat dan musik tidak terputus.</w:t>
+      </w:r>
+    </w:p>
+    <w:p>
+      <w:r>
+        <w:rPr>
+          <w:b/>
+          <w:bCs/>
+        </w:rPr>
+        <w:t xml:space="preserve">19. Bagaimana form tambah / ubah / detail bisa muncul sebagai popup?</w:t>
+      </w:r>
+    </w:p>
+    <w:p>
+      <w:r>
+        <w:t xml:space="preserve">Tautannya diberi </w:t>
+      </w:r>
+      <w:r>
+        <w:rPr>
+          <w:rFonts w:ascii="Consolas" w:cs="Consolas" w:eastAsia="Consolas" w:hAnsi="Consolas"/>
+          <w:color w:val="1F4E79"/>
+          <w:sz w:val="20"/>
+          <w:szCs w:val="20"/>
+        </w:rPr>
+        <w:t xml:space="preserve">data-turbo-frame="modal"</w:t>
+      </w:r>
+      <w:r>
+        <w:t xml:space="preserve">, sehingga Turbo mengirim header </w:t>
+      </w:r>
+      <w:r>
+        <w:rPr>
+          <w:rFonts w:ascii="Consolas" w:cs="Consolas" w:eastAsia="Consolas" w:hAnsi="Consolas"/>
+          <w:color w:val="1F4E79"/>
+          <w:sz w:val="20"/>
+          <w:szCs w:val="20"/>
+        </w:rPr>
+        <w:t xml:space="preserve">Turbo-Frame: modal</w:t>
+      </w:r>
+      <w:r>
+        <w:t xml:space="preserve">. Layout memeriksa header itu: bila halamannya ditandai </w:t>
+      </w:r>
+      <w:r>
+        <w:rPr>
+          <w:rFonts w:ascii="Consolas" w:cs="Consolas" w:eastAsia="Consolas" w:hAnsi="Consolas"/>
+          <w:color w:val="1F4E79"/>
+          <w:sz w:val="20"/>
+          <w:szCs w:val="20"/>
+        </w:rPr>
+        <w:t xml:space="preserve">@section('popup', true)</w:t>
+      </w:r>
+      <w:r>
+        <w:t xml:space="preserve">, yang dikirim hanya isi halaman di dalam </w:t>
+      </w:r>
+      <w:r>
+        <w:rPr>
+          <w:rFonts w:ascii="Consolas" w:cs="Consolas" w:eastAsia="Consolas" w:hAnsi="Consolas"/>
+          <w:color w:val="1F4E79"/>
+          <w:sz w:val="20"/>
+          <w:szCs w:val="20"/>
+        </w:rPr>
+        <w:t xml:space="preserve">&lt;turbo-frame id="modal"&gt;</w:t>
+      </w:r>
+      <w:r>
+        <w:t xml:space="preserve">, lalu ditampilkan dalam </w:t>
+      </w:r>
+      <w:r>
+        <w:rPr>
+          <w:rFonts w:ascii="Consolas" w:cs="Consolas" w:eastAsia="Consolas" w:hAnsi="Consolas"/>
+          <w:color w:val="1F4E79"/>
+          <w:sz w:val="20"/>
+          <w:szCs w:val="20"/>
+        </w:rPr>
+        <w:t xml:space="preserve">&lt;dialog&gt;</w:t>
+      </w:r>
+      <w:r>
+        <w:t xml:space="preserve">. Route dan controller tidak berubah, dan bila dibuka langsung halaman tetap tampil utuh.</w:t>
+      </w:r>
+    </w:p>
+    <w:p>
+      <w:r>
+        <w:rPr>
+          <w:b/>
+          <w:bCs/>
+        </w:rPr>
+        <w:t xml:space="preserve">20. Setelah simpan di popup, bagaimana popup tertutup?</w:t>
+      </w:r>
+    </w:p>
+    <w:p>
+      <w:r>
+        <w:t xml:space="preserve">Controller mengarahkan ke halaman daftar yang tidak punya isi popup. Turbo memicu event </w:t>
+      </w:r>
+      <w:r>
+        <w:rPr>
+          <w:rFonts w:ascii="Consolas" w:cs="Consolas" w:eastAsia="Consolas" w:hAnsi="Consolas"/>
+          <w:color w:val="1F4E79"/>
+          <w:sz w:val="20"/>
+          <w:szCs w:val="20"/>
+        </w:rPr>
+        <w:t xml:space="preserve">turbo:frame-missing</w:t>
+      </w:r>
+      <w:r>
+        <w:t xml:space="preserve">; </w:t>
+      </w:r>
+      <w:r>
+        <w:rPr>
+          <w:rFonts w:ascii="Consolas" w:cs="Consolas" w:eastAsia="Consolas" w:hAnsi="Consolas"/>
+          <w:color w:val="1F4E79"/>
+          <w:sz w:val="20"/>
+          <w:szCs w:val="20"/>
+        </w:rPr>
+        <w:t xml:space="preserve">popup.js</w:t>
+      </w:r>
+      <w:r>
+        <w:t xml:space="preserve"> menutup popup lalu menampilkan halaman daftar beserta pesan suksesnya. Bila validasi gagal, Laravel kembali ke form sehingga error tampil di dalam popup.</w:t>
+      </w:r>
+    </w:p>
+    <w:p>
+      <w:r>
+        <w:rPr>
+          <w:b/>
+          <w:bCs/>
+        </w:rPr>
+        <w:t xml:space="preserve">21. Kenapa kotak tetap terlihat jelas di atas karakter latar?</w:t>
+      </w:r>
+    </w:p>
+    <w:p>
+      <w:r>
+        <w:t xml:space="preserve">Kotak (kartu) mengikuti tema dan latarnya tidak tembus pandang, sehingga karakter di belakang hanya tampak di sela-sela kotak. Di mode gelap kotak diberi garis dan cahaya putih tipis (</w:t>
+      </w:r>
+      <w:r>
+        <w:rPr>
+          <w:rFonts w:ascii="Consolas" w:cs="Consolas" w:eastAsia="Consolas" w:hAnsi="Consolas"/>
+          <w:color w:val="1F4E79"/>
+          <w:sz w:val="20"/>
+          <w:szCs w:val="20"/>
+        </w:rPr>
+        <w:t xml:space="preserve">html.dark main .card</w:t>
+      </w:r>
+      <w:r>
+        <w:t xml:space="preserve"> di </w:t>
+      </w:r>
+      <w:r>
+        <w:rPr>
+          <w:rFonts w:ascii="Consolas" w:cs="Consolas" w:eastAsia="Consolas" w:hAnsi="Consolas"/>
+          <w:color w:val="1F4E79"/>
+          <w:sz w:val="20"/>
+          <w:szCs w:val="20"/>
+        </w:rPr>
+        <w:t xml:space="preserve">app.css</w:t>
+      </w:r>
+      <w:r>
+        <w:t xml:space="preserve">) agar tepinya tetap terlihat.</w:t>
+      </w:r>
+    </w:p>
+    <w:p>
+      <w:r>
+        <w:rPr>
+          <w:b/>
+          <w:bCs/>
+        </w:rPr>
+        <w:t xml:space="preserve">22. Bagaimana efek percikan cahaya dibuat?</w:t>
+      </w:r>
+    </w:p>
+    <w:p>
+      <w:r>
+        <w:t xml:space="preserve">Layout membuat 34 elemen kecil dengan posisi, ukuran, durasi, dan jeda acak (</w:t>
+      </w:r>
+      <w:r>
+        <w:rPr>
+          <w:rFonts w:ascii="Consolas" w:cs="Consolas" w:eastAsia="Consolas" w:hAnsi="Consolas"/>
+          <w:color w:val="1F4E79"/>
+          <w:sz w:val="20"/>
+          <w:szCs w:val="20"/>
+        </w:rPr>
+        <w:t xml:space="preserve">mt_rand</w:t>
+      </w:r>
+      <w:r>
+        <w:t xml:space="preserve"> dengan seed tetap). CSS </w:t>
+      </w:r>
+      <w:r>
+        <w:rPr>
+          <w:rFonts w:ascii="Consolas" w:cs="Consolas" w:eastAsia="Consolas" w:hAnsi="Consolas"/>
+          <w:color w:val="1F4E79"/>
+          <w:sz w:val="20"/>
+          <w:szCs w:val="20"/>
+        </w:rPr>
+        <w:t xml:space="preserve">@keyframes percikan-naik</w:t>
+      </w:r>
+      <w:r>
+        <w:t xml:space="preserve"> menggerakkan tiap titik naik setinggi layar sambil muncul lalu memudar. Warnanya </w:t>
+      </w:r>
+      <w:r>
+        <w:rPr>
+          <w:rFonts w:ascii="Consolas" w:cs="Consolas" w:eastAsia="Consolas" w:hAnsi="Consolas"/>
+          <w:color w:val="1F4E79"/>
+          <w:sz w:val="20"/>
+          <w:szCs w:val="20"/>
+        </w:rPr>
+        <w:t xml:space="preserve">--color-slate-900</w:t>
+      </w:r>
+      <w:r>
+        <w:t xml:space="preserve">, sehingga hitam di mode terang dan putih di mode gelap.</w:t>
       </w:r>
     </w:p>
     <w:p>
@@ -4794,9 +5594,9 @@
         </w:tblBorders>
       </w:tblPr>
       <w:tblGrid>
-        <w:gridCol w:w="1816"/>
-        <w:gridCol w:w="3792"/>
-        <w:gridCol w:w="4030"/>
+        <w:gridCol w:w="1654"/>
+        <w:gridCol w:w="4315"/>
+        <w:gridCol w:w="3669"/>
       </w:tblGrid>
       <w:tr>
         <w:trPr>
@@ -4804,7 +5604,7 @@
         </w:trPr>
         <w:tc>
           <w:tcPr>
-            <w:tcW w:type="dxa" w:w="1816"/>
+            <w:tcW w:type="dxa" w:w="1654"/>
             <w:tcBorders>
               <w:top w:val="single" w:color="BFBFBF" w:sz="4"/>
               <w:left w:val="single" w:color="BFBFBF" w:sz="4"/>
@@ -4834,7 +5634,7 @@
         </w:tc>
         <w:tc>
           <w:tcPr>
-            <w:tcW w:type="dxa" w:w="3792"/>
+            <w:tcW w:type="dxa" w:w="4315"/>
             <w:tcBorders>
               <w:top w:val="single" w:color="BFBFBF" w:sz="4"/>
               <w:left w:val="single" w:color="BFBFBF" w:sz="4"/>
@@ -4864,7 +5664,7 @@
         </w:tc>
         <w:tc>
           <w:tcPr>
-            <w:tcW w:type="dxa" w:w="4030"/>
+            <w:tcW w:type="dxa" w:w="3669"/>
             <w:tcBorders>
               <w:top w:val="single" w:color="BFBFBF" w:sz="4"/>
               <w:left w:val="single" w:color="BFBFBF" w:sz="4"/>
@@ -4899,7 +5699,7 @@
         </w:trPr>
         <w:tc>
           <w:tcPr>
-            <w:tcW w:type="dxa" w:w="1816"/>
+            <w:tcW w:type="dxa" w:w="1654"/>
             <w:tcBorders>
               <w:top w:val="single" w:color="BFBFBF" w:sz="4"/>
               <w:left w:val="single" w:color="BFBFBF" w:sz="4"/>
@@ -4925,7 +5725,7 @@
         </w:tc>
         <w:tc>
           <w:tcPr>
-            <w:tcW w:type="dxa" w:w="3792"/>
+            <w:tcW w:type="dxa" w:w="4315"/>
             <w:tcBorders>
               <w:top w:val="single" w:color="BFBFBF" w:sz="4"/>
               <w:left w:val="single" w:color="BFBFBF" w:sz="4"/>
@@ -4951,7 +5751,7 @@
         </w:tc>
         <w:tc>
           <w:tcPr>
-            <w:tcW w:type="dxa" w:w="4030"/>
+            <w:tcW w:type="dxa" w:w="3669"/>
             <w:tcBorders>
               <w:top w:val="single" w:color="BFBFBF" w:sz="4"/>
               <w:left w:val="single" w:color="BFBFBF" w:sz="4"/>
@@ -4984,7 +5784,7 @@
         </w:trPr>
         <w:tc>
           <w:tcPr>
-            <w:tcW w:type="dxa" w:w="1816"/>
+            <w:tcW w:type="dxa" w:w="1654"/>
             <w:tcBorders>
               <w:top w:val="single" w:color="BFBFBF" w:sz="4"/>
               <w:left w:val="single" w:color="BFBFBF" w:sz="4"/>
@@ -5012,7 +5812,7 @@
         </w:tc>
         <w:tc>
           <w:tcPr>
-            <w:tcW w:type="dxa" w:w="3792"/>
+            <w:tcW w:type="dxa" w:w="4315"/>
             <w:tcBorders>
               <w:top w:val="single" w:color="BFBFBF" w:sz="4"/>
               <w:left w:val="single" w:color="BFBFBF" w:sz="4"/>
@@ -5038,7 +5838,7 @@
         </w:tc>
         <w:tc>
           <w:tcPr>
-            <w:tcW w:type="dxa" w:w="4030"/>
+            <w:tcW w:type="dxa" w:w="3669"/>
             <w:tcBorders>
               <w:top w:val="single" w:color="BFBFBF" w:sz="4"/>
               <w:left w:val="single" w:color="BFBFBF" w:sz="4"/>
@@ -5071,7 +5871,7 @@
         </w:trPr>
         <w:tc>
           <w:tcPr>
-            <w:tcW w:type="dxa" w:w="1816"/>
+            <w:tcW w:type="dxa" w:w="1654"/>
             <w:tcBorders>
               <w:top w:val="single" w:color="BFBFBF" w:sz="4"/>
               <w:left w:val="single" w:color="BFBFBF" w:sz="4"/>
@@ -5093,39 +5893,39 @@
                 <w:sz w:val="17"/>
                 <w:szCs w:val="17"/>
               </w:rPr>
-              <w:t xml:space="preserve">if / elseif / else</w:t>
-            </w:r>
-          </w:p>
-        </w:tc>
-        <w:tc>
-          <w:tcPr>
-            <w:tcW w:type="dxa" w:w="3792"/>
-            <w:tcBorders>
-              <w:top w:val="single" w:color="BFBFBF" w:sz="4"/>
-              <w:left w:val="single" w:color="BFBFBF" w:sz="4"/>
-              <w:bottom w:val="single" w:color="BFBFBF" w:sz="4"/>
-              <w:right w:val="single" w:color="BFBFBF" w:sz="4"/>
-            </w:tcBorders>
-            <w:tcMar>
-              <w:top w:type="dxa" w:w="60"/>
-              <w:left w:type="dxa" w:w="100"/>
-              <w:bottom w:type="dxa" w:w="60"/>
-              <w:right w:type="dxa" w:w="100"/>
-            </w:tcMar>
-          </w:tcPr>
-          <w:p>
-            <w:r>
-              <w:rPr>
-                <w:sz w:val="19"/>
-                <w:szCs w:val="19"/>
-              </w:rPr>
-              <w:t xml:space="preserve">Salam pagi / siang / sore / malam</w:t>
-            </w:r>
-          </w:p>
-        </w:tc>
-        <w:tc>
-          <w:tcPr>
-            <w:tcW w:type="dxa" w:w="4030"/>
+              <w:t xml:space="preserve">if / elseif</w:t>
+            </w:r>
+          </w:p>
+        </w:tc>
+        <w:tc>
+          <w:tcPr>
+            <w:tcW w:type="dxa" w:w="4315"/>
+            <w:tcBorders>
+              <w:top w:val="single" w:color="BFBFBF" w:sz="4"/>
+              <w:left w:val="single" w:color="BFBFBF" w:sz="4"/>
+              <w:bottom w:val="single" w:color="BFBFBF" w:sz="4"/>
+              <w:right w:val="single" w:color="BFBFBF" w:sz="4"/>
+            </w:tcBorders>
+            <w:tcMar>
+              <w:top w:type="dxa" w:w="60"/>
+              <w:left w:type="dxa" w:w="100"/>
+              <w:bottom w:type="dxa" w:w="60"/>
+              <w:right w:type="dxa" w:w="100"/>
+            </w:tcMar>
+          </w:tcPr>
+          <w:p>
+            <w:r>
+              <w:rPr>
+                <w:sz w:val="19"/>
+                <w:szCs w:val="19"/>
+              </w:rPr>
+              <w:t xml:space="preserve">Koreksi barang masuk: selisih positif tambah stok, negatif kurangi</w:t>
+            </w:r>
+          </w:p>
+        </w:tc>
+        <w:tc>
+          <w:tcPr>
+            <w:tcW w:type="dxa" w:w="3669"/>
             <w:tcBorders>
               <w:top w:val="single" w:color="BFBFBF" w:sz="4"/>
               <w:left w:val="single" w:color="BFBFBF" w:sz="4"/>
@@ -5147,7 +5947,7 @@
                 <w:sz w:val="17"/>
                 <w:szCs w:val="17"/>
               </w:rPr>
-              <w:t xml:space="preserve">DashboardController::salam()</w:t>
+              <w:t xml:space="preserve">BarangMasukController::update()</w:t>
             </w:r>
           </w:p>
         </w:tc>
@@ -5158,7 +5958,7 @@
         </w:trPr>
         <w:tc>
           <w:tcPr>
-            <w:tcW w:type="dxa" w:w="1816"/>
+            <w:tcW w:type="dxa" w:w="1654"/>
             <w:tcBorders>
               <w:top w:val="single" w:color="BFBFBF" w:sz="4"/>
               <w:left w:val="single" w:color="BFBFBF" w:sz="4"/>
@@ -5180,53 +5980,15 @@
                 <w:sz w:val="17"/>
                 <w:szCs w:val="17"/>
               </w:rPr>
-              <w:t xml:space="preserve">match</w:t>
-            </w:r>
-          </w:p>
-        </w:tc>
-        <w:tc>
-          <w:tcPr>
-            <w:tcW w:type="dxa" w:w="3792"/>
-            <w:tcBorders>
-              <w:top w:val="single" w:color="BFBFBF" w:sz="4"/>
-              <w:left w:val="single" w:color="BFBFBF" w:sz="4"/>
-              <w:bottom w:val="single" w:color="BFBFBF" w:sz="4"/>
-              <w:right w:val="single" w:color="BFBFBF" w:sz="4"/>
-            </w:tcBorders>
-            <w:tcMar>
-              <w:top w:type="dxa" w:w="60"/>
-              <w:left w:type="dxa" w:w="100"/>
-              <w:bottom w:type="dxa" w:w="60"/>
-              <w:right w:type="dxa" w:w="100"/>
-            </w:tcMar>
-          </w:tcPr>
-          <w:p>
-            <w:r>
-              <w:rPr>
-                <w:sz w:val="19"/>
-                <w:szCs w:val="19"/>
-              </w:rPr>
-              <w:t xml:space="preserve">Warna badge sesuai status; aksi cepat per role</w:t>
-            </w:r>
-          </w:p>
-        </w:tc>
-        <w:tc>
-          <w:tcPr>
-            <w:tcW w:type="dxa" w:w="4030"/>
-            <w:tcBorders>
-              <w:top w:val="single" w:color="BFBFBF" w:sz="4"/>
-              <w:left w:val="single" w:color="BFBFBF" w:sz="4"/>
-              <w:bottom w:val="single" w:color="BFBFBF" w:sz="4"/>
-              <w:right w:val="single" w:color="BFBFBF" w:sz="4"/>
-            </w:tcBorders>
-            <w:tcMar>
-              <w:top w:type="dxa" w:w="60"/>
-              <w:left w:type="dxa" w:w="100"/>
-              <w:bottom w:type="dxa" w:w="60"/>
-              <w:right w:type="dxa" w:w="100"/>
-            </w:tcMar>
-          </w:tcPr>
-          <w:p>
+              <w:t xml:space="preserve">foreach</w:t>
+            </w:r>
+            <w:r>
+              <w:rPr>
+                <w:sz w:val="19"/>
+                <w:szCs w:val="19"/>
+              </w:rPr>
+              <w:t xml:space="preserve"> + </w:t>
+            </w:r>
             <w:r>
               <w:rPr>
                 <w:rFonts w:ascii="Consolas" w:cs="Consolas" w:eastAsia="Consolas" w:hAnsi="Consolas"/>
@@ -5234,15 +5996,53 @@
                 <w:sz w:val="17"/>
                 <w:szCs w:val="17"/>
               </w:rPr>
-              <w:t xml:space="preserve">components/badge.blade.php</w:t>
-            </w:r>
-            <w:r>
-              <w:rPr>
-                <w:sz w:val="19"/>
-                <w:szCs w:val="19"/>
-              </w:rPr>
-              <w:t xml:space="preserve">, </w:t>
-            </w:r>
+              <w:t xml:space="preserve">if</w:t>
+            </w:r>
+          </w:p>
+        </w:tc>
+        <w:tc>
+          <w:tcPr>
+            <w:tcW w:type="dxa" w:w="4315"/>
+            <w:tcBorders>
+              <w:top w:val="single" w:color="BFBFBF" w:sz="4"/>
+              <w:left w:val="single" w:color="BFBFBF" w:sz="4"/>
+              <w:bottom w:val="single" w:color="BFBFBF" w:sz="4"/>
+              <w:right w:val="single" w:color="BFBFBF" w:sz="4"/>
+            </w:tcBorders>
+            <w:tcMar>
+              <w:top w:type="dxa" w:w="60"/>
+              <w:left w:type="dxa" w:w="100"/>
+              <w:bottom w:type="dxa" w:w="60"/>
+              <w:right w:type="dxa" w:w="100"/>
+            </w:tcMar>
+          </w:tcPr>
+          <w:p>
+            <w:r>
+              <w:rPr>
+                <w:sz w:val="19"/>
+                <w:szCs w:val="19"/>
+              </w:rPr>
+              <w:t xml:space="preserve">Menentukan pagi / siang / sore / malam dari jam</w:t>
+            </w:r>
+          </w:p>
+        </w:tc>
+        <w:tc>
+          <w:tcPr>
+            <w:tcW w:type="dxa" w:w="3669"/>
+            <w:tcBorders>
+              <w:top w:val="single" w:color="BFBFBF" w:sz="4"/>
+              <w:left w:val="single" w:color="BFBFBF" w:sz="4"/>
+              <w:bottom w:val="single" w:color="BFBFBF" w:sz="4"/>
+              <w:right w:val="single" w:color="BFBFBF" w:sz="4"/>
+            </w:tcBorders>
+            <w:tcMar>
+              <w:top w:type="dxa" w:w="60"/>
+              <w:left w:type="dxa" w:w="100"/>
+              <w:bottom w:type="dxa" w:w="60"/>
+              <w:right w:type="dxa" w:w="100"/>
+            </w:tcMar>
+          </w:tcPr>
+          <w:p>
             <w:r>
               <w:rPr>
                 <w:rFonts w:ascii="Consolas" w:cs="Consolas" w:eastAsia="Consolas" w:hAnsi="Consolas"/>
@@ -5250,7 +6050,7 @@
                 <w:sz w:val="17"/>
                 <w:szCs w:val="17"/>
               </w:rPr>
-              <w:t xml:space="preserve">dashboard.blade.php</w:t>
+              <w:t xml:space="preserve">Suasana::dariJam()</w:t>
             </w:r>
           </w:p>
         </w:tc>
@@ -5261,7 +6061,7 @@
         </w:trPr>
         <w:tc>
           <w:tcPr>
-            <w:tcW w:type="dxa" w:w="1816"/>
+            <w:tcW w:type="dxa" w:w="1654"/>
             <w:tcBorders>
               <w:top w:val="single" w:color="BFBFBF" w:sz="4"/>
               <w:left w:val="single" w:color="BFBFBF" w:sz="4"/>
@@ -5283,39 +6083,39 @@
                 <w:sz w:val="17"/>
                 <w:szCs w:val="17"/>
               </w:rPr>
-              <w:t xml:space="preserve">foreach</w:t>
-            </w:r>
-          </w:p>
-        </w:tc>
-        <w:tc>
-          <w:tcPr>
-            <w:tcW w:type="dxa" w:w="3792"/>
-            <w:tcBorders>
-              <w:top w:val="single" w:color="BFBFBF" w:sz="4"/>
-              <w:left w:val="single" w:color="BFBFBF" w:sz="4"/>
-              <w:bottom w:val="single" w:color="BFBFBF" w:sz="4"/>
-              <w:right w:val="single" w:color="BFBFBF" w:sz="4"/>
-            </w:tcBorders>
-            <w:tcMar>
-              <w:top w:type="dxa" w:w="60"/>
-              <w:left w:type="dxa" w:w="100"/>
-              <w:bottom w:type="dxa" w:w="60"/>
-              <w:right w:type="dxa" w:w="100"/>
-            </w:tcMar>
-          </w:tcPr>
-          <w:p>
-            <w:r>
-              <w:rPr>
-                <w:sz w:val="19"/>
-                <w:szCs w:val="19"/>
-              </w:rPr>
-              <w:t xml:space="preserve">Mengisi data barang</w:t>
-            </w:r>
-          </w:p>
-        </w:tc>
-        <w:tc>
-          <w:tcPr>
-            <w:tcW w:type="dxa" w:w="4030"/>
+              <w:t xml:space="preserve">match</w:t>
+            </w:r>
+          </w:p>
+        </w:tc>
+        <w:tc>
+          <w:tcPr>
+            <w:tcW w:type="dxa" w:w="4315"/>
+            <w:tcBorders>
+              <w:top w:val="single" w:color="BFBFBF" w:sz="4"/>
+              <w:left w:val="single" w:color="BFBFBF" w:sz="4"/>
+              <w:bottom w:val="single" w:color="BFBFBF" w:sz="4"/>
+              <w:right w:val="single" w:color="BFBFBF" w:sz="4"/>
+            </w:tcBorders>
+            <w:tcMar>
+              <w:top w:type="dxa" w:w="60"/>
+              <w:left w:type="dxa" w:w="100"/>
+              <w:bottom w:type="dxa" w:w="60"/>
+              <w:right w:type="dxa" w:w="100"/>
+            </w:tcMar>
+          </w:tcPr>
+          <w:p>
+            <w:r>
+              <w:rPr>
+                <w:sz w:val="19"/>
+                <w:szCs w:val="19"/>
+              </w:rPr>
+              <w:t xml:space="preserve">Warna badge sesuai status; aksi cepat per role</w:t>
+            </w:r>
+          </w:p>
+        </w:tc>
+        <w:tc>
+          <w:tcPr>
+            <w:tcW w:type="dxa" w:w="3669"/>
             <w:tcBorders>
               <w:top w:val="single" w:color="BFBFBF" w:sz="4"/>
               <w:left w:val="single" w:color="BFBFBF" w:sz="4"/>
@@ -5337,7 +6137,23 @@
                 <w:sz w:val="17"/>
                 <w:szCs w:val="17"/>
               </w:rPr>
-              <w:t xml:space="preserve">DatabaseSeeder::run()</w:t>
+              <w:t xml:space="preserve">components/badge.blade.php</w:t>
+            </w:r>
+            <w:r>
+              <w:rPr>
+                <w:sz w:val="19"/>
+                <w:szCs w:val="19"/>
+              </w:rPr>
+              <w:t xml:space="preserve">, </w:t>
+            </w:r>
+            <w:r>
+              <w:rPr>
+                <w:rFonts w:ascii="Consolas" w:cs="Consolas" w:eastAsia="Consolas" w:hAnsi="Consolas"/>
+                <w:color w:val="1F4E79"/>
+                <w:sz w:val="17"/>
+                <w:szCs w:val="17"/>
+              </w:rPr>
+              <w:t xml:space="preserve">dashboard.blade.php</w:t>
             </w:r>
           </w:p>
         </w:tc>
@@ -5348,7 +6164,7 @@
         </w:trPr>
         <w:tc>
           <w:tcPr>
-            <w:tcW w:type="dxa" w:w="1816"/>
+            <w:tcW w:type="dxa" w:w="1654"/>
             <w:tcBorders>
               <w:top w:val="single" w:color="BFBFBF" w:sz="4"/>
               <w:left w:val="single" w:color="BFBFBF" w:sz="4"/>
@@ -5370,15 +6186,53 @@
                 <w:sz w:val="17"/>
                 <w:szCs w:val="17"/>
               </w:rPr>
-              <w:t xml:space="preserve">@foreach</w:t>
-            </w:r>
-            <w:r>
-              <w:rPr>
-                <w:sz w:val="19"/>
-                <w:szCs w:val="19"/>
-              </w:rPr>
-              <w:t xml:space="preserve"> / </w:t>
-            </w:r>
+              <w:t xml:space="preserve">foreach</w:t>
+            </w:r>
+          </w:p>
+        </w:tc>
+        <w:tc>
+          <w:tcPr>
+            <w:tcW w:type="dxa" w:w="4315"/>
+            <w:tcBorders>
+              <w:top w:val="single" w:color="BFBFBF" w:sz="4"/>
+              <w:left w:val="single" w:color="BFBFBF" w:sz="4"/>
+              <w:bottom w:val="single" w:color="BFBFBF" w:sz="4"/>
+              <w:right w:val="single" w:color="BFBFBF" w:sz="4"/>
+            </w:tcBorders>
+            <w:tcMar>
+              <w:top w:type="dxa" w:w="60"/>
+              <w:left w:type="dxa" w:w="100"/>
+              <w:bottom w:type="dxa" w:w="60"/>
+              <w:right w:type="dxa" w:w="100"/>
+            </w:tcMar>
+          </w:tcPr>
+          <w:p>
+            <w:r>
+              <w:rPr>
+                <w:sz w:val="19"/>
+                <w:szCs w:val="19"/>
+              </w:rPr>
+              <w:t xml:space="preserve">Mengisi data barang</w:t>
+            </w:r>
+          </w:p>
+        </w:tc>
+        <w:tc>
+          <w:tcPr>
+            <w:tcW w:type="dxa" w:w="3669"/>
+            <w:tcBorders>
+              <w:top w:val="single" w:color="BFBFBF" w:sz="4"/>
+              <w:left w:val="single" w:color="BFBFBF" w:sz="4"/>
+              <w:bottom w:val="single" w:color="BFBFBF" w:sz="4"/>
+              <w:right w:val="single" w:color="BFBFBF" w:sz="4"/>
+            </w:tcBorders>
+            <w:tcMar>
+              <w:top w:type="dxa" w:w="60"/>
+              <w:left w:type="dxa" w:w="100"/>
+              <w:bottom w:type="dxa" w:w="60"/>
+              <w:right w:type="dxa" w:w="100"/>
+            </w:tcMar>
+          </w:tcPr>
+          <w:p>
             <w:r>
               <w:rPr>
                 <w:rFonts w:ascii="Consolas" w:cs="Consolas" w:eastAsia="Consolas" w:hAnsi="Consolas"/>
@@ -5386,61 +6240,7 @@
                 <w:sz w:val="17"/>
                 <w:szCs w:val="17"/>
               </w:rPr>
-              <w:t xml:space="preserve">@forelse</w:t>
-            </w:r>
-          </w:p>
-        </w:tc>
-        <w:tc>
-          <w:tcPr>
-            <w:tcW w:type="dxa" w:w="3792"/>
-            <w:tcBorders>
-              <w:top w:val="single" w:color="BFBFBF" w:sz="4"/>
-              <w:left w:val="single" w:color="BFBFBF" w:sz="4"/>
-              <w:bottom w:val="single" w:color="BFBFBF" w:sz="4"/>
-              <w:right w:val="single" w:color="BFBFBF" w:sz="4"/>
-            </w:tcBorders>
-            <w:tcMar>
-              <w:top w:type="dxa" w:w="60"/>
-              <w:left w:type="dxa" w:w="100"/>
-              <w:bottom w:type="dxa" w:w="60"/>
-              <w:right w:type="dxa" w:w="100"/>
-            </w:tcMar>
-          </w:tcPr>
-          <w:p>
-            <w:r>
-              <w:rPr>
-                <w:sz w:val="19"/>
-                <w:szCs w:val="19"/>
-              </w:rPr>
-              <w:t xml:space="preserve">Menampilkan baris tabel</w:t>
-            </w:r>
-          </w:p>
-        </w:tc>
-        <w:tc>
-          <w:tcPr>
-            <w:tcW w:type="dxa" w:w="4030"/>
-            <w:tcBorders>
-              <w:top w:val="single" w:color="BFBFBF" w:sz="4"/>
-              <w:left w:val="single" w:color="BFBFBF" w:sz="4"/>
-              <w:bottom w:val="single" w:color="BFBFBF" w:sz="4"/>
-              <w:right w:val="single" w:color="BFBFBF" w:sz="4"/>
-            </w:tcBorders>
-            <w:tcMar>
-              <w:top w:type="dxa" w:w="60"/>
-              <w:left w:type="dxa" w:w="100"/>
-              <w:bottom w:type="dxa" w:w="60"/>
-              <w:right w:type="dxa" w:w="100"/>
-            </w:tcMar>
-          </w:tcPr>
-          <w:p>
-            <w:r>
-              <w:rPr>
-                <w:rFonts w:ascii="Consolas" w:cs="Consolas" w:eastAsia="Consolas" w:hAnsi="Consolas"/>
-                <w:color w:val="1F4E79"/>
-                <w:sz w:val="17"/>
-                <w:szCs w:val="17"/>
-              </w:rPr>
-              <w:t xml:space="preserve">resources/views/*/index.blade.php</w:t>
+              <w:t xml:space="preserve">DatabaseSeeder::run()</w:t>
             </w:r>
           </w:p>
         </w:tc>
@@ -5451,33 +6251,7 @@
         </w:trPr>
         <w:tc>
           <w:tcPr>
-            <w:tcW w:type="dxa" w:w="1816"/>
-            <w:tcBorders>
-              <w:top w:val="single" w:color="BFBFBF" w:sz="4"/>
-              <w:left w:val="single" w:color="BFBFBF" w:sz="4"/>
-              <w:bottom w:val="single" w:color="BFBFBF" w:sz="4"/>
-              <w:right w:val="single" w:color="BFBFBF" w:sz="4"/>
-            </w:tcBorders>
-            <w:tcMar>
-              <w:top w:type="dxa" w:w="60"/>
-              <w:left w:type="dxa" w:w="100"/>
-              <w:bottom w:type="dxa" w:w="60"/>
-              <w:right w:type="dxa" w:w="100"/>
-            </w:tcMar>
-          </w:tcPr>
-          <w:p>
-            <w:r>
-              <w:rPr>
-                <w:sz w:val="19"/>
-                <w:szCs w:val="19"/>
-              </w:rPr>
-              <w:t xml:space="preserve">Fungsi (return)</w:t>
-            </w:r>
-          </w:p>
-        </w:tc>
-        <w:tc>
-          <w:tcPr>
-            <w:tcW w:type="dxa" w:w="3792"/>
+            <w:tcW w:type="dxa" w:w="1654"/>
             <w:tcBorders>
               <w:top w:val="single" w:color="BFBFBF" w:sz="4"/>
               <w:left w:val="single" w:color="BFBFBF" w:sz="4"/>
@@ -5499,27 +6273,15 @@
                 <w:sz w:val="17"/>
                 <w:szCs w:val="17"/>
               </w:rPr>
-              <w:t xml:space="preserve">cukup(Barang $barang, int $jumlah): bool</w:t>
-            </w:r>
-          </w:p>
-        </w:tc>
-        <w:tc>
-          <w:tcPr>
-            <w:tcW w:type="dxa" w:w="4030"/>
-            <w:tcBorders>
-              <w:top w:val="single" w:color="BFBFBF" w:sz="4"/>
-              <w:left w:val="single" w:color="BFBFBF" w:sz="4"/>
-              <w:bottom w:val="single" w:color="BFBFBF" w:sz="4"/>
-              <w:right w:val="single" w:color="BFBFBF" w:sz="4"/>
-            </w:tcBorders>
-            <w:tcMar>
-              <w:top w:type="dxa" w:w="60"/>
-              <w:left w:type="dxa" w:w="100"/>
-              <w:bottom w:type="dxa" w:w="60"/>
-              <w:right w:type="dxa" w:w="100"/>
-            </w:tcMar>
-          </w:tcPr>
-          <w:p>
+              <w:t xml:space="preserve">@foreach</w:t>
+            </w:r>
+            <w:r>
+              <w:rPr>
+                <w:sz w:val="19"/>
+                <w:szCs w:val="19"/>
+              </w:rPr>
+              <w:t xml:space="preserve"> / </w:t>
+            </w:r>
             <w:r>
               <w:rPr>
                 <w:rFonts w:ascii="Consolas" w:cs="Consolas" w:eastAsia="Consolas" w:hAnsi="Consolas"/>
@@ -5527,7 +6289,61 @@
                 <w:sz w:val="17"/>
                 <w:szCs w:val="17"/>
               </w:rPr>
-              <w:t xml:space="preserve">StokService</w:t>
+              <w:t xml:space="preserve">@forelse</w:t>
+            </w:r>
+          </w:p>
+        </w:tc>
+        <w:tc>
+          <w:tcPr>
+            <w:tcW w:type="dxa" w:w="4315"/>
+            <w:tcBorders>
+              <w:top w:val="single" w:color="BFBFBF" w:sz="4"/>
+              <w:left w:val="single" w:color="BFBFBF" w:sz="4"/>
+              <w:bottom w:val="single" w:color="BFBFBF" w:sz="4"/>
+              <w:right w:val="single" w:color="BFBFBF" w:sz="4"/>
+            </w:tcBorders>
+            <w:tcMar>
+              <w:top w:type="dxa" w:w="60"/>
+              <w:left w:type="dxa" w:w="100"/>
+              <w:bottom w:type="dxa" w:w="60"/>
+              <w:right w:type="dxa" w:w="100"/>
+            </w:tcMar>
+          </w:tcPr>
+          <w:p>
+            <w:r>
+              <w:rPr>
+                <w:sz w:val="19"/>
+                <w:szCs w:val="19"/>
+              </w:rPr>
+              <w:t xml:space="preserve">Menampilkan baris tabel</w:t>
+            </w:r>
+          </w:p>
+        </w:tc>
+        <w:tc>
+          <w:tcPr>
+            <w:tcW w:type="dxa" w:w="3669"/>
+            <w:tcBorders>
+              <w:top w:val="single" w:color="BFBFBF" w:sz="4"/>
+              <w:left w:val="single" w:color="BFBFBF" w:sz="4"/>
+              <w:bottom w:val="single" w:color="BFBFBF" w:sz="4"/>
+              <w:right w:val="single" w:color="BFBFBF" w:sz="4"/>
+            </w:tcBorders>
+            <w:tcMar>
+              <w:top w:type="dxa" w:w="60"/>
+              <w:left w:type="dxa" w:w="100"/>
+              <w:bottom w:type="dxa" w:w="60"/>
+              <w:right w:type="dxa" w:w="100"/>
+            </w:tcMar>
+          </w:tcPr>
+          <w:p>
+            <w:r>
+              <w:rPr>
+                <w:rFonts w:ascii="Consolas" w:cs="Consolas" w:eastAsia="Consolas" w:hAnsi="Consolas"/>
+                <w:color w:val="1F4E79"/>
+                <w:sz w:val="17"/>
+                <w:szCs w:val="17"/>
+              </w:rPr>
+              <w:t xml:space="preserve">resources/views/*/index.blade.php</w:t>
             </w:r>
           </w:p>
         </w:tc>
@@ -5538,28 +6354,47 @@
         </w:trPr>
         <w:tc>
           <w:tcPr>
-            <w:tcW w:type="dxa" w:w="1816"/>
-            <w:tcBorders>
-              <w:top w:val="single" w:color="BFBFBF" w:sz="4"/>
-              <w:left w:val="single" w:color="BFBFBF" w:sz="4"/>
-              <w:bottom w:val="single" w:color="BFBFBF" w:sz="4"/>
-              <w:right w:val="single" w:color="BFBFBF" w:sz="4"/>
-            </w:tcBorders>
-            <w:tcMar>
-              <w:top w:type="dxa" w:w="60"/>
-              <w:left w:type="dxa" w:w="100"/>
-              <w:bottom w:type="dxa" w:w="60"/>
-              <w:right w:type="dxa" w:w="100"/>
-            </w:tcMar>
-          </w:tcPr>
-          <w:p>
-            <w:r>
-              <w:rPr>
-                <w:sz w:val="19"/>
-                <w:szCs w:val="19"/>
-              </w:rPr>
-              <w:t xml:space="preserve">Prosedur (</w:t>
-            </w:r>
+            <w:tcW w:type="dxa" w:w="1654"/>
+            <w:tcBorders>
+              <w:top w:val="single" w:color="BFBFBF" w:sz="4"/>
+              <w:left w:val="single" w:color="BFBFBF" w:sz="4"/>
+              <w:bottom w:val="single" w:color="BFBFBF" w:sz="4"/>
+              <w:right w:val="single" w:color="BFBFBF" w:sz="4"/>
+            </w:tcBorders>
+            <w:tcMar>
+              <w:top w:type="dxa" w:w="60"/>
+              <w:left w:type="dxa" w:w="100"/>
+              <w:bottom w:type="dxa" w:w="60"/>
+              <w:right w:type="dxa" w:w="100"/>
+            </w:tcMar>
+          </w:tcPr>
+          <w:p>
+            <w:r>
+              <w:rPr>
+                <w:sz w:val="19"/>
+                <w:szCs w:val="19"/>
+              </w:rPr>
+              <w:t xml:space="preserve">Fungsi (return)</w:t>
+            </w:r>
+          </w:p>
+        </w:tc>
+        <w:tc>
+          <w:tcPr>
+            <w:tcW w:type="dxa" w:w="4315"/>
+            <w:tcBorders>
+              <w:top w:val="single" w:color="BFBFBF" w:sz="4"/>
+              <w:left w:val="single" w:color="BFBFBF" w:sz="4"/>
+              <w:bottom w:val="single" w:color="BFBFBF" w:sz="4"/>
+              <w:right w:val="single" w:color="BFBFBF" w:sz="4"/>
+            </w:tcBorders>
+            <w:tcMar>
+              <w:top w:type="dxa" w:w="60"/>
+              <w:left w:type="dxa" w:w="100"/>
+              <w:bottom w:type="dxa" w:w="60"/>
+              <w:right w:type="dxa" w:w="100"/>
+            </w:tcMar>
+          </w:tcPr>
+          <w:p>
             <w:r>
               <w:rPr>
                 <w:rFonts w:ascii="Consolas" w:cs="Consolas" w:eastAsia="Consolas" w:hAnsi="Consolas"/>
@@ -5567,48 +6402,13 @@
                 <w:sz w:val="17"/>
                 <w:szCs w:val="17"/>
               </w:rPr>
-              <w:t xml:space="preserve">void</w:t>
-            </w:r>
-            <w:r>
-              <w:rPr>
-                <w:sz w:val="19"/>
-                <w:szCs w:val="19"/>
-              </w:rPr>
-              <w:t xml:space="preserve">)</w:t>
-            </w:r>
-          </w:p>
-        </w:tc>
-        <w:tc>
-          <w:tcPr>
-            <w:tcW w:type="dxa" w:w="3792"/>
-            <w:tcBorders>
-              <w:top w:val="single" w:color="BFBFBF" w:sz="4"/>
-              <w:left w:val="single" w:color="BFBFBF" w:sz="4"/>
-              <w:bottom w:val="single" w:color="BFBFBF" w:sz="4"/>
-              <w:right w:val="single" w:color="BFBFBF" w:sz="4"/>
-            </w:tcBorders>
-            <w:tcMar>
-              <w:top w:type="dxa" w:w="60"/>
-              <w:left w:type="dxa" w:w="100"/>
-              <w:bottom w:type="dxa" w:w="60"/>
-              <w:right w:type="dxa" w:w="100"/>
-            </w:tcMar>
-          </w:tcPr>
-          <w:p>
-            <w:r>
-              <w:rPr>
-                <w:rFonts w:ascii="Consolas" w:cs="Consolas" w:eastAsia="Consolas" w:hAnsi="Consolas"/>
-                <w:color w:val="1F4E79"/>
-                <w:sz w:val="17"/>
-                <w:szCs w:val="17"/>
-              </w:rPr>
-              <w:t xml:space="preserve">pastikanJumlahValid(int $jumlah): void</w:t>
-            </w:r>
-          </w:p>
-        </w:tc>
-        <w:tc>
-          <w:tcPr>
-            <w:tcW w:type="dxa" w:w="4030"/>
+              <w:t xml:space="preserve">cukup(Barang $barang, int $jumlah): bool</w:t>
+            </w:r>
+          </w:p>
+        </w:tc>
+        <w:tc>
+          <w:tcPr>
+            <w:tcW w:type="dxa" w:w="3669"/>
             <w:tcBorders>
               <w:top w:val="single" w:color="BFBFBF" w:sz="4"/>
               <w:left w:val="single" w:color="BFBFBF" w:sz="4"/>
@@ -5641,47 +6441,28 @@
         </w:trPr>
         <w:tc>
           <w:tcPr>
-            <w:tcW w:type="dxa" w:w="1816"/>
-            <w:tcBorders>
-              <w:top w:val="single" w:color="BFBFBF" w:sz="4"/>
-              <w:left w:val="single" w:color="BFBFBF" w:sz="4"/>
-              <w:bottom w:val="single" w:color="BFBFBF" w:sz="4"/>
-              <w:right w:val="single" w:color="BFBFBF" w:sz="4"/>
-            </w:tcBorders>
-            <w:tcMar>
-              <w:top w:type="dxa" w:w="60"/>
-              <w:left w:type="dxa" w:w="100"/>
-              <w:bottom w:type="dxa" w:w="60"/>
-              <w:right w:type="dxa" w:w="100"/>
-            </w:tcMar>
-          </w:tcPr>
-          <w:p>
-            <w:r>
-              <w:rPr>
-                <w:sz w:val="19"/>
-                <w:szCs w:val="19"/>
-              </w:rPr>
-              <w:t xml:space="preserve">Penanganan error</w:t>
-            </w:r>
-          </w:p>
-        </w:tc>
-        <w:tc>
-          <w:tcPr>
-            <w:tcW w:type="dxa" w:w="3792"/>
-            <w:tcBorders>
-              <w:top w:val="single" w:color="BFBFBF" w:sz="4"/>
-              <w:left w:val="single" w:color="BFBFBF" w:sz="4"/>
-              <w:bottom w:val="single" w:color="BFBFBF" w:sz="4"/>
-              <w:right w:val="single" w:color="BFBFBF" w:sz="4"/>
-            </w:tcBorders>
-            <w:tcMar>
-              <w:top w:type="dxa" w:w="60"/>
-              <w:left w:type="dxa" w:w="100"/>
-              <w:bottom w:type="dxa" w:w="60"/>
-              <w:right w:type="dxa" w:w="100"/>
-            </w:tcMar>
-          </w:tcPr>
-          <w:p>
+            <w:tcW w:type="dxa" w:w="1654"/>
+            <w:tcBorders>
+              <w:top w:val="single" w:color="BFBFBF" w:sz="4"/>
+              <w:left w:val="single" w:color="BFBFBF" w:sz="4"/>
+              <w:bottom w:val="single" w:color="BFBFBF" w:sz="4"/>
+              <w:right w:val="single" w:color="BFBFBF" w:sz="4"/>
+            </w:tcBorders>
+            <w:tcMar>
+              <w:top w:type="dxa" w:w="60"/>
+              <w:left w:type="dxa" w:w="100"/>
+              <w:bottom w:type="dxa" w:w="60"/>
+              <w:right w:type="dxa" w:w="100"/>
+            </w:tcMar>
+          </w:tcPr>
+          <w:p>
+            <w:r>
+              <w:rPr>
+                <w:sz w:val="19"/>
+                <w:szCs w:val="19"/>
+              </w:rPr>
+              <w:t xml:space="preserve">Prosedur (</w:t>
+            </w:r>
             <w:r>
               <w:rPr>
                 <w:rFonts w:ascii="Consolas" w:cs="Consolas" w:eastAsia="Consolas" w:hAnsi="Consolas"/>
@@ -5689,13 +6470,135 @@
                 <w:sz w:val="17"/>
                 <w:szCs w:val="17"/>
               </w:rPr>
+              <w:t xml:space="preserve">void</w:t>
+            </w:r>
+            <w:r>
+              <w:rPr>
+                <w:sz w:val="19"/>
+                <w:szCs w:val="19"/>
+              </w:rPr>
+              <w:t xml:space="preserve">)</w:t>
+            </w:r>
+          </w:p>
+        </w:tc>
+        <w:tc>
+          <w:tcPr>
+            <w:tcW w:type="dxa" w:w="4315"/>
+            <w:tcBorders>
+              <w:top w:val="single" w:color="BFBFBF" w:sz="4"/>
+              <w:left w:val="single" w:color="BFBFBF" w:sz="4"/>
+              <w:bottom w:val="single" w:color="BFBFBF" w:sz="4"/>
+              <w:right w:val="single" w:color="BFBFBF" w:sz="4"/>
+            </w:tcBorders>
+            <w:tcMar>
+              <w:top w:type="dxa" w:w="60"/>
+              <w:left w:type="dxa" w:w="100"/>
+              <w:bottom w:type="dxa" w:w="60"/>
+              <w:right w:type="dxa" w:w="100"/>
+            </w:tcMar>
+          </w:tcPr>
+          <w:p>
+            <w:r>
+              <w:rPr>
+                <w:rFonts w:ascii="Consolas" w:cs="Consolas" w:eastAsia="Consolas" w:hAnsi="Consolas"/>
+                <w:color w:val="1F4E79"/>
+                <w:sz w:val="17"/>
+                <w:szCs w:val="17"/>
+              </w:rPr>
+              <w:t xml:space="preserve">pastikanJumlahValid(int $jumlah): void</w:t>
+            </w:r>
+          </w:p>
+        </w:tc>
+        <w:tc>
+          <w:tcPr>
+            <w:tcW w:type="dxa" w:w="3669"/>
+            <w:tcBorders>
+              <w:top w:val="single" w:color="BFBFBF" w:sz="4"/>
+              <w:left w:val="single" w:color="BFBFBF" w:sz="4"/>
+              <w:bottom w:val="single" w:color="BFBFBF" w:sz="4"/>
+              <w:right w:val="single" w:color="BFBFBF" w:sz="4"/>
+            </w:tcBorders>
+            <w:tcMar>
+              <w:top w:type="dxa" w:w="60"/>
+              <w:left w:type="dxa" w:w="100"/>
+              <w:bottom w:type="dxa" w:w="60"/>
+              <w:right w:type="dxa" w:w="100"/>
+            </w:tcMar>
+          </w:tcPr>
+          <w:p>
+            <w:r>
+              <w:rPr>
+                <w:rFonts w:ascii="Consolas" w:cs="Consolas" w:eastAsia="Consolas" w:hAnsi="Consolas"/>
+                <w:color w:val="1F4E79"/>
+                <w:sz w:val="17"/>
+                <w:szCs w:val="17"/>
+              </w:rPr>
+              <w:t xml:space="preserve">StokService</w:t>
+            </w:r>
+          </w:p>
+        </w:tc>
+      </w:tr>
+      <w:tr>
+        <w:trPr>
+          <w:tblHeader w:val="off"/>
+        </w:trPr>
+        <w:tc>
+          <w:tcPr>
+            <w:tcW w:type="dxa" w:w="1654"/>
+            <w:tcBorders>
+              <w:top w:val="single" w:color="BFBFBF" w:sz="4"/>
+              <w:left w:val="single" w:color="BFBFBF" w:sz="4"/>
+              <w:bottom w:val="single" w:color="BFBFBF" w:sz="4"/>
+              <w:right w:val="single" w:color="BFBFBF" w:sz="4"/>
+            </w:tcBorders>
+            <w:tcMar>
+              <w:top w:type="dxa" w:w="60"/>
+              <w:left w:type="dxa" w:w="100"/>
+              <w:bottom w:type="dxa" w:w="60"/>
+              <w:right w:type="dxa" w:w="100"/>
+            </w:tcMar>
+          </w:tcPr>
+          <w:p>
+            <w:r>
+              <w:rPr>
+                <w:sz w:val="19"/>
+                <w:szCs w:val="19"/>
+              </w:rPr>
+              <w:t xml:space="preserve">Penanganan error</w:t>
+            </w:r>
+          </w:p>
+        </w:tc>
+        <w:tc>
+          <w:tcPr>
+            <w:tcW w:type="dxa" w:w="4315"/>
+            <w:tcBorders>
+              <w:top w:val="single" w:color="BFBFBF" w:sz="4"/>
+              <w:left w:val="single" w:color="BFBFBF" w:sz="4"/>
+              <w:bottom w:val="single" w:color="BFBFBF" w:sz="4"/>
+              <w:right w:val="single" w:color="BFBFBF" w:sz="4"/>
+            </w:tcBorders>
+            <w:tcMar>
+              <w:top w:type="dxa" w:w="60"/>
+              <w:left w:type="dxa" w:w="100"/>
+              <w:bottom w:type="dxa" w:w="60"/>
+              <w:right w:type="dxa" w:w="100"/>
+            </w:tcMar>
+          </w:tcPr>
+          <w:p>
+            <w:r>
+              <w:rPr>
+                <w:rFonts w:ascii="Consolas" w:cs="Consolas" w:eastAsia="Consolas" w:hAnsi="Consolas"/>
+                <w:color w:val="1F4E79"/>
+                <w:sz w:val="17"/>
+                <w:szCs w:val="17"/>
+              </w:rPr>
               <w:t xml:space="preserve">try { ... } catch (StokTidakCukupException $e)</w:t>
             </w:r>
           </w:p>
         </w:tc>
         <w:tc>
           <w:tcPr>
-            <w:tcW w:type="dxa" w:w="4030"/>
+            <w:tcW w:type="dxa" w:w="3669"/>
             <w:tcBorders>
               <w:top w:val="single" w:color="BFBFBF" w:sz="4"/>
               <w:left w:val="single" w:color="BFBFBF" w:sz="4"/>
@@ -7676,10 +8579,10 @@
           <w:b/>
           <w:bCs/>
         </w:rPr>
-        <w:t xml:space="preserve">66 test (221 assertion)</w:t>
-      </w:r>
-      <w:r>
-        <w:t xml:space="preserve"> PHPUnit, lulus di SQLite dan PostgreSQL. Rincian per file ada di dokumen 02 Bagian 10.</w:t>
+        <w:t xml:space="preserve">75 test (257 assertion)</w:t>
+      </w:r>
+      <w:r>
+        <w:t xml:space="preserve"> PHPUnit. Rincian per file ada di dokumen 02 Bagian 10.</w:t>
       </w:r>
     </w:p>
     <w:p>
@@ -8649,9 +9552,9 @@
         </w:tblBorders>
       </w:tblPr>
       <w:tblGrid>
-        <w:gridCol w:w="1619"/>
-        <w:gridCol w:w="3968"/>
-        <w:gridCol w:w="4051"/>
+        <w:gridCol w:w="1686"/>
+        <w:gridCol w:w="3935"/>
+        <w:gridCol w:w="4017"/>
       </w:tblGrid>
       <w:tr>
         <w:trPr>
@@ -8659,7 +9562,7 @@
         </w:trPr>
         <w:tc>
           <w:tcPr>
-            <w:tcW w:type="dxa" w:w="1619"/>
+            <w:tcW w:type="dxa" w:w="1686"/>
             <w:tcBorders>
               <w:top w:val="single" w:color="BFBFBF" w:sz="4"/>
               <w:left w:val="single" w:color="BFBFBF" w:sz="4"/>
@@ -8689,7 +9592,7 @@
         </w:tc>
         <w:tc>
           <w:tcPr>
-            <w:tcW w:type="dxa" w:w="3968"/>
+            <w:tcW w:type="dxa" w:w="3935"/>
             <w:tcBorders>
               <w:top w:val="single" w:color="BFBFBF" w:sz="4"/>
               <w:left w:val="single" w:color="BFBFBF" w:sz="4"/>
@@ -8719,7 +9622,7 @@
         </w:tc>
         <w:tc>
           <w:tcPr>
-            <w:tcW w:type="dxa" w:w="4051"/>
+            <w:tcW w:type="dxa" w:w="4017"/>
             <w:tcBorders>
               <w:top w:val="single" w:color="BFBFBF" w:sz="4"/>
               <w:left w:val="single" w:color="BFBFBF" w:sz="4"/>
@@ -8754,7 +9657,7 @@
         </w:trPr>
         <w:tc>
           <w:tcPr>
-            <w:tcW w:type="dxa" w:w="1619"/>
+            <w:tcW w:type="dxa" w:w="1686"/>
             <w:tcBorders>
               <w:top w:val="single" w:color="BFBFBF" w:sz="4"/>
               <w:left w:val="single" w:color="BFBFBF" w:sz="4"/>
@@ -8780,7 +9683,7 @@
         </w:tc>
         <w:tc>
           <w:tcPr>
-            <w:tcW w:type="dxa" w:w="3968"/>
+            <w:tcW w:type="dxa" w:w="3935"/>
             <w:tcBorders>
               <w:top w:val="single" w:color="BFBFBF" w:sz="4"/>
               <w:left w:val="single" w:color="BFBFBF" w:sz="4"/>
@@ -8808,7 +9711,7 @@
         </w:tc>
         <w:tc>
           <w:tcPr>
-            <w:tcW w:type="dxa" w:w="4051"/>
+            <w:tcW w:type="dxa" w:w="4017"/>
             <w:tcBorders>
               <w:top w:val="single" w:color="BFBFBF" w:sz="4"/>
               <w:left w:val="single" w:color="BFBFBF" w:sz="4"/>
@@ -8841,7 +9744,7 @@
         </w:trPr>
         <w:tc>
           <w:tcPr>
-            <w:tcW w:type="dxa" w:w="1619"/>
+            <w:tcW w:type="dxa" w:w="1686"/>
             <w:tcBorders>
               <w:top w:val="single" w:color="BFBFBF" w:sz="4"/>
               <w:left w:val="single" w:color="BFBFBF" w:sz="4"/>
@@ -8867,7 +9770,7 @@
         </w:tc>
         <w:tc>
           <w:tcPr>
-            <w:tcW w:type="dxa" w:w="3968"/>
+            <w:tcW w:type="dxa" w:w="3935"/>
             <w:tcBorders>
               <w:top w:val="single" w:color="BFBFBF" w:sz="4"/>
               <w:left w:val="single" w:color="BFBFBF" w:sz="4"/>
@@ -8895,7 +9798,7 @@
         </w:tc>
         <w:tc>
           <w:tcPr>
-            <w:tcW w:type="dxa" w:w="4051"/>
+            <w:tcW w:type="dxa" w:w="4017"/>
             <w:tcBorders>
               <w:top w:val="single" w:color="BFBFBF" w:sz="4"/>
               <w:left w:val="single" w:color="BFBFBF" w:sz="4"/>
@@ -8928,7 +9831,7 @@
         </w:trPr>
         <w:tc>
           <w:tcPr>
-            <w:tcW w:type="dxa" w:w="1619"/>
+            <w:tcW w:type="dxa" w:w="1686"/>
             <w:tcBorders>
               <w:top w:val="single" w:color="BFBFBF" w:sz="4"/>
               <w:left w:val="single" w:color="BFBFBF" w:sz="4"/>
@@ -8954,7 +9857,7 @@
         </w:tc>
         <w:tc>
           <w:tcPr>
-            <w:tcW w:type="dxa" w:w="3968"/>
+            <w:tcW w:type="dxa" w:w="3935"/>
             <w:tcBorders>
               <w:top w:val="single" w:color="BFBFBF" w:sz="4"/>
               <w:left w:val="single" w:color="BFBFBF" w:sz="4"/>
@@ -8982,7 +9885,7 @@
         </w:tc>
         <w:tc>
           <w:tcPr>
-            <w:tcW w:type="dxa" w:w="4051"/>
+            <w:tcW w:type="dxa" w:w="4017"/>
             <w:tcBorders>
               <w:top w:val="single" w:color="BFBFBF" w:sz="4"/>
               <w:left w:val="single" w:color="BFBFBF" w:sz="4"/>
@@ -9013,7 +9916,7 @@
         </w:trPr>
         <w:tc>
           <w:tcPr>
-            <w:tcW w:type="dxa" w:w="1619"/>
+            <w:tcW w:type="dxa" w:w="1686"/>
             <w:tcBorders>
               <w:top w:val="single" w:color="BFBFBF" w:sz="4"/>
               <w:left w:val="single" w:color="BFBFBF" w:sz="4"/>
@@ -9039,7 +9942,7 @@
         </w:tc>
         <w:tc>
           <w:tcPr>
-            <w:tcW w:type="dxa" w:w="3968"/>
+            <w:tcW w:type="dxa" w:w="3935"/>
             <w:tcBorders>
               <w:top w:val="single" w:color="BFBFBF" w:sz="4"/>
               <w:left w:val="single" w:color="BFBFBF" w:sz="4"/>
@@ -9067,7 +9970,7 @@
         </w:tc>
         <w:tc>
           <w:tcPr>
-            <w:tcW w:type="dxa" w:w="4051"/>
+            <w:tcW w:type="dxa" w:w="4017"/>
             <w:tcBorders>
               <w:top w:val="single" w:color="BFBFBF" w:sz="4"/>
               <w:left w:val="single" w:color="BFBFBF" w:sz="4"/>
@@ -9116,7 +10019,7 @@
         </w:trPr>
         <w:tc>
           <w:tcPr>
-            <w:tcW w:type="dxa" w:w="1619"/>
+            <w:tcW w:type="dxa" w:w="1686"/>
             <w:tcBorders>
               <w:top w:val="single" w:color="BFBFBF" w:sz="4"/>
               <w:left w:val="single" w:color="BFBFBF" w:sz="4"/>
@@ -9142,7 +10045,7 @@
         </w:tc>
         <w:tc>
           <w:tcPr>
-            <w:tcW w:type="dxa" w:w="3968"/>
+            <w:tcW w:type="dxa" w:w="3935"/>
             <w:tcBorders>
               <w:top w:val="single" w:color="BFBFBF" w:sz="4"/>
               <w:left w:val="single" w:color="BFBFBF" w:sz="4"/>
@@ -9170,7 +10073,7 @@
         </w:tc>
         <w:tc>
           <w:tcPr>
-            <w:tcW w:type="dxa" w:w="4051"/>
+            <w:tcW w:type="dxa" w:w="4017"/>
             <w:tcBorders>
               <w:top w:val="single" w:color="BFBFBF" w:sz="4"/>
               <w:left w:val="single" w:color="BFBFBF" w:sz="4"/>
@@ -9235,7 +10138,7 @@
         </w:trPr>
         <w:tc>
           <w:tcPr>
-            <w:tcW w:type="dxa" w:w="1619"/>
+            <w:tcW w:type="dxa" w:w="1686"/>
             <w:tcBorders>
               <w:top w:val="single" w:color="BFBFBF" w:sz="4"/>
               <w:left w:val="single" w:color="BFBFBF" w:sz="4"/>
@@ -9261,7 +10164,7 @@
         </w:tc>
         <w:tc>
           <w:tcPr>
-            <w:tcW w:type="dxa" w:w="3968"/>
+            <w:tcW w:type="dxa" w:w="3935"/>
             <w:tcBorders>
               <w:top w:val="single" w:color="BFBFBF" w:sz="4"/>
               <w:left w:val="single" w:color="BFBFBF" w:sz="4"/>
@@ -9289,7 +10192,7 @@
         </w:tc>
         <w:tc>
           <w:tcPr>
-            <w:tcW w:type="dxa" w:w="4051"/>
+            <w:tcW w:type="dxa" w:w="4017"/>
             <w:tcBorders>
               <w:top w:val="single" w:color="BFBFBF" w:sz="4"/>
               <w:left w:val="single" w:color="BFBFBF" w:sz="4"/>
@@ -9370,7 +10273,7 @@
         </w:trPr>
         <w:tc>
           <w:tcPr>
-            <w:tcW w:type="dxa" w:w="1619"/>
+            <w:tcW w:type="dxa" w:w="1686"/>
             <w:tcBorders>
               <w:top w:val="single" w:color="BFBFBF" w:sz="4"/>
               <w:left w:val="single" w:color="BFBFBF" w:sz="4"/>
@@ -9396,7 +10299,7 @@
         </w:tc>
         <w:tc>
           <w:tcPr>
-            <w:tcW w:type="dxa" w:w="3968"/>
+            <w:tcW w:type="dxa" w:w="3935"/>
             <w:tcBorders>
               <w:top w:val="single" w:color="BFBFBF" w:sz="4"/>
               <w:left w:val="single" w:color="BFBFBF" w:sz="4"/>
@@ -9424,7 +10327,7 @@
         </w:tc>
         <w:tc>
           <w:tcPr>
-            <w:tcW w:type="dxa" w:w="4051"/>
+            <w:tcW w:type="dxa" w:w="4017"/>
             <w:tcBorders>
               <w:top w:val="single" w:color="BFBFBF" w:sz="4"/>
               <w:left w:val="single" w:color="BFBFBF" w:sz="4"/>
@@ -9489,7 +10392,7 @@
         </w:trPr>
         <w:tc>
           <w:tcPr>
-            <w:tcW w:type="dxa" w:w="1619"/>
+            <w:tcW w:type="dxa" w:w="1686"/>
             <w:tcBorders>
               <w:top w:val="single" w:color="BFBFBF" w:sz="4"/>
               <w:left w:val="single" w:color="BFBFBF" w:sz="4"/>
@@ -9515,7 +10418,7 @@
         </w:tc>
         <w:tc>
           <w:tcPr>
-            <w:tcW w:type="dxa" w:w="3968"/>
+            <w:tcW w:type="dxa" w:w="3935"/>
             <w:tcBorders>
               <w:top w:val="single" w:color="BFBFBF" w:sz="4"/>
               <w:left w:val="single" w:color="BFBFBF" w:sz="4"/>
@@ -9543,7 +10446,7 @@
         </w:tc>
         <w:tc>
           <w:tcPr>
-            <w:tcW w:type="dxa" w:w="4051"/>
+            <w:tcW w:type="dxa" w:w="4017"/>
             <w:tcBorders>
               <w:top w:val="single" w:color="BFBFBF" w:sz="4"/>
               <w:left w:val="single" w:color="BFBFBF" w:sz="4"/>
@@ -9592,7 +10495,7 @@
         </w:trPr>
         <w:tc>
           <w:tcPr>
-            <w:tcW w:type="dxa" w:w="1619"/>
+            <w:tcW w:type="dxa" w:w="1686"/>
             <w:tcBorders>
               <w:top w:val="single" w:color="BFBFBF" w:sz="4"/>
               <w:left w:val="single" w:color="BFBFBF" w:sz="4"/>
@@ -9618,7 +10521,7 @@
         </w:tc>
         <w:tc>
           <w:tcPr>
-            <w:tcW w:type="dxa" w:w="3968"/>
+            <w:tcW w:type="dxa" w:w="3935"/>
             <w:tcBorders>
               <w:top w:val="single" w:color="BFBFBF" w:sz="4"/>
               <w:left w:val="single" w:color="BFBFBF" w:sz="4"/>
@@ -9646,7 +10549,7 @@
         </w:tc>
         <w:tc>
           <w:tcPr>
-            <w:tcW w:type="dxa" w:w="4051"/>
+            <w:tcW w:type="dxa" w:w="4017"/>
             <w:tcBorders>
               <w:top w:val="single" w:color="BFBFBF" w:sz="4"/>
               <w:left w:val="single" w:color="BFBFBF" w:sz="4"/>
@@ -9679,7 +10582,7 @@
         </w:trPr>
         <w:tc>
           <w:tcPr>
-            <w:tcW w:type="dxa" w:w="1619"/>
+            <w:tcW w:type="dxa" w:w="1686"/>
             <w:tcBorders>
               <w:top w:val="single" w:color="BFBFBF" w:sz="4"/>
               <w:left w:val="single" w:color="BFBFBF" w:sz="4"/>
@@ -9705,7 +10608,7 @@
         </w:tc>
         <w:tc>
           <w:tcPr>
-            <w:tcW w:type="dxa" w:w="3968"/>
+            <w:tcW w:type="dxa" w:w="3935"/>
             <w:tcBorders>
               <w:top w:val="single" w:color="BFBFBF" w:sz="4"/>
               <w:left w:val="single" w:color="BFBFBF" w:sz="4"/>
@@ -9733,7 +10636,7 @@
         </w:tc>
         <w:tc>
           <w:tcPr>
-            <w:tcW w:type="dxa" w:w="4051"/>
+            <w:tcW w:type="dxa" w:w="4017"/>
             <w:tcBorders>
               <w:top w:val="single" w:color="BFBFBF" w:sz="4"/>
               <w:left w:val="single" w:color="BFBFBF" w:sz="4"/>
@@ -9766,7 +10669,7 @@
         </w:trPr>
         <w:tc>
           <w:tcPr>
-            <w:tcW w:type="dxa" w:w="1619"/>
+            <w:tcW w:type="dxa" w:w="1686"/>
             <w:tcBorders>
               <w:top w:val="single" w:color="BFBFBF" w:sz="4"/>
               <w:left w:val="single" w:color="BFBFBF" w:sz="4"/>
@@ -9792,7 +10695,7 @@
         </w:tc>
         <w:tc>
           <w:tcPr>
-            <w:tcW w:type="dxa" w:w="3968"/>
+            <w:tcW w:type="dxa" w:w="3935"/>
             <w:tcBorders>
               <w:top w:val="single" w:color="BFBFBF" w:sz="4"/>
               <w:left w:val="single" w:color="BFBFBF" w:sz="4"/>
@@ -9820,7 +10723,7 @@
         </w:tc>
         <w:tc>
           <w:tcPr>
-            <w:tcW w:type="dxa" w:w="4051"/>
+            <w:tcW w:type="dxa" w:w="4017"/>
             <w:tcBorders>
               <w:top w:val="single" w:color="BFBFBF" w:sz="4"/>
               <w:left w:val="single" w:color="BFBFBF" w:sz="4"/>
@@ -9851,7 +10754,7 @@
         </w:trPr>
         <w:tc>
           <w:tcPr>
-            <w:tcW w:type="dxa" w:w="1619"/>
+            <w:tcW w:type="dxa" w:w="1686"/>
             <w:tcBorders>
               <w:top w:val="single" w:color="BFBFBF" w:sz="4"/>
               <w:left w:val="single" w:color="BFBFBF" w:sz="4"/>
@@ -9877,7 +10780,7 @@
         </w:tc>
         <w:tc>
           <w:tcPr>
-            <w:tcW w:type="dxa" w:w="3968"/>
+            <w:tcW w:type="dxa" w:w="3935"/>
             <w:tcBorders>
               <w:top w:val="single" w:color="BFBFBF" w:sz="4"/>
               <w:left w:val="single" w:color="BFBFBF" w:sz="4"/>
@@ -9905,7 +10808,7 @@
         </w:tc>
         <w:tc>
           <w:tcPr>
-            <w:tcW w:type="dxa" w:w="4051"/>
+            <w:tcW w:type="dxa" w:w="4017"/>
             <w:tcBorders>
               <w:top w:val="single" w:color="BFBFBF" w:sz="4"/>
               <w:left w:val="single" w:color="BFBFBF" w:sz="4"/>
@@ -9938,7 +10841,7 @@
         </w:trPr>
         <w:tc>
           <w:tcPr>
-            <w:tcW w:type="dxa" w:w="1619"/>
+            <w:tcW w:type="dxa" w:w="1686"/>
             <w:tcBorders>
               <w:top w:val="single" w:color="BFBFBF" w:sz="4"/>
               <w:left w:val="single" w:color="BFBFBF" w:sz="4"/>
@@ -9964,7 +10867,7 @@
         </w:tc>
         <w:tc>
           <w:tcPr>
-            <w:tcW w:type="dxa" w:w="3968"/>
+            <w:tcW w:type="dxa" w:w="3935"/>
             <w:tcBorders>
               <w:top w:val="single" w:color="BFBFBF" w:sz="4"/>
               <w:left w:val="single" w:color="BFBFBF" w:sz="4"/>
@@ -9992,7 +10895,7 @@
         </w:tc>
         <w:tc>
           <w:tcPr>
-            <w:tcW w:type="dxa" w:w="4051"/>
+            <w:tcW w:type="dxa" w:w="4017"/>
             <w:tcBorders>
               <w:top w:val="single" w:color="BFBFBF" w:sz="4"/>
               <w:left w:val="single" w:color="BFBFBF" w:sz="4"/>
@@ -10014,7 +10917,7 @@
                 <w:sz w:val="17"/>
                 <w:szCs w:val="17"/>
               </w:rPr>
-              <w:t xml:space="preserve">aktivitasTerbaru()</w:t>
+              <w:t xml:space="preserve">index()</w:t>
             </w:r>
             <w:r>
               <w:rPr>
@@ -10030,7 +10933,7 @@
                 <w:sz w:val="17"/>
                 <w:szCs w:val="17"/>
               </w:rPr>
-              <w:t xml:space="preserve">salam()</w:t>
+              <w:t xml:space="preserve">aktivitasTerbaru()</w:t>
             </w:r>
           </w:p>
         </w:tc>
@@ -10041,33 +10944,33 @@
         </w:trPr>
         <w:tc>
           <w:tcPr>
-            <w:tcW w:type="dxa" w:w="1619"/>
-            <w:tcBorders>
-              <w:top w:val="single" w:color="BFBFBF" w:sz="4"/>
-              <w:left w:val="single" w:color="BFBFBF" w:sz="4"/>
-              <w:bottom w:val="single" w:color="BFBFBF" w:sz="4"/>
-              <w:right w:val="single" w:color="BFBFBF" w:sz="4"/>
-            </w:tcBorders>
-            <w:tcMar>
-              <w:top w:type="dxa" w:w="60"/>
-              <w:left w:type="dxa" w:w="100"/>
-              <w:bottom w:type="dxa" w:w="60"/>
-              <w:right w:type="dxa" w:w="100"/>
-            </w:tcMar>
-          </w:tcPr>
-          <w:p>
-            <w:r>
-              <w:rPr>
-                <w:sz w:val="19"/>
-                <w:szCs w:val="19"/>
-              </w:rPr>
-              <w:t xml:space="preserve">Test</w:t>
-            </w:r>
-          </w:p>
-        </w:tc>
-        <w:tc>
-          <w:tcPr>
-            <w:tcW w:type="dxa" w:w="3968"/>
+            <w:tcW w:type="dxa" w:w="1686"/>
+            <w:tcBorders>
+              <w:top w:val="single" w:color="BFBFBF" w:sz="4"/>
+              <w:left w:val="single" w:color="BFBFBF" w:sz="4"/>
+              <w:bottom w:val="single" w:color="BFBFBF" w:sz="4"/>
+              <w:right w:val="single" w:color="BFBFBF" w:sz="4"/>
+            </w:tcBorders>
+            <w:tcMar>
+              <w:top w:type="dxa" w:w="60"/>
+              <w:left w:type="dxa" w:w="100"/>
+              <w:bottom w:type="dxa" w:w="60"/>
+              <w:right w:type="dxa" w:w="100"/>
+            </w:tcMar>
+          </w:tcPr>
+          <w:p>
+            <w:r>
+              <w:rPr>
+                <w:sz w:val="19"/>
+                <w:szCs w:val="19"/>
+              </w:rPr>
+              <w:t xml:space="preserve">Suasana login &amp; salam</w:t>
+            </w:r>
+          </w:p>
+        </w:tc>
+        <w:tc>
+          <w:tcPr>
+            <w:tcW w:type="dxa" w:w="3935"/>
             <w:tcBorders>
               <w:top w:val="single" w:color="BFBFBF" w:sz="4"/>
               <w:left w:val="single" w:color="BFBFBF" w:sz="4"/>
@@ -10089,15 +10992,27 @@
                 <w:sz w:val="17"/>
                 <w:szCs w:val="17"/>
               </w:rPr>
-              <w:t xml:space="preserve">tests/Unit</w:t>
-            </w:r>
-            <w:r>
-              <w:rPr>
-                <w:sz w:val="19"/>
-                <w:szCs w:val="19"/>
-              </w:rPr>
-              <w:t xml:space="preserve">, </w:t>
-            </w:r>
+              <w:t xml:space="preserve">app/Support/Suasana.php</w:t>
+            </w:r>
+          </w:p>
+        </w:tc>
+        <w:tc>
+          <w:tcPr>
+            <w:tcW w:type="dxa" w:w="4017"/>
+            <w:tcBorders>
+              <w:top w:val="single" w:color="BFBFBF" w:sz="4"/>
+              <w:left w:val="single" w:color="BFBFBF" w:sz="4"/>
+              <w:bottom w:val="single" w:color="BFBFBF" w:sz="4"/>
+              <w:right w:val="single" w:color="BFBFBF" w:sz="4"/>
+            </w:tcBorders>
+            <w:tcMar>
+              <w:top w:type="dxa" w:w="60"/>
+              <w:left w:type="dxa" w:w="100"/>
+              <w:bottom w:type="dxa" w:w="60"/>
+              <w:right w:type="dxa" w:w="100"/>
+            </w:tcMar>
+          </w:tcPr>
+          <w:p>
             <w:r>
               <w:rPr>
                 <w:rFonts w:ascii="Consolas" w:cs="Consolas" w:eastAsia="Consolas" w:hAnsi="Consolas"/>
@@ -10105,13 +11020,381 @@
                 <w:sz w:val="17"/>
                 <w:szCs w:val="17"/>
               </w:rPr>
+              <w:t xml:space="preserve">dariJam()</w:t>
+            </w:r>
+            <w:r>
+              <w:rPr>
+                <w:sz w:val="19"/>
+                <w:szCs w:val="19"/>
+              </w:rPr>
+              <w:t xml:space="preserve">, </w:t>
+            </w:r>
+            <w:r>
+              <w:rPr>
+                <w:rFonts w:ascii="Consolas" w:cs="Consolas" w:eastAsia="Consolas" w:hAnsi="Consolas"/>
+                <w:color w:val="1F4E79"/>
+                <w:sz w:val="17"/>
+                <w:szCs w:val="17"/>
+              </w:rPr>
+              <w:t xml:space="preserve">salam()</w:t>
+            </w:r>
+          </w:p>
+        </w:tc>
+      </w:tr>
+      <w:tr>
+        <w:trPr>
+          <w:tblHeader w:val="off"/>
+        </w:trPr>
+        <w:tc>
+          <w:tcPr>
+            <w:tcW w:type="dxa" w:w="1686"/>
+            <w:tcBorders>
+              <w:top w:val="single" w:color="BFBFBF" w:sz="4"/>
+              <w:left w:val="single" w:color="BFBFBF" w:sz="4"/>
+              <w:bottom w:val="single" w:color="BFBFBF" w:sz="4"/>
+              <w:right w:val="single" w:color="BFBFBF" w:sz="4"/>
+            </w:tcBorders>
+            <w:tcMar>
+              <w:top w:type="dxa" w:w="60"/>
+              <w:left w:type="dxa" w:w="100"/>
+              <w:bottom w:type="dxa" w:w="60"/>
+              <w:right w:type="dxa" w:w="100"/>
+            </w:tcMar>
+          </w:tcPr>
+          <w:p>
+            <w:r>
+              <w:rPr>
+                <w:sz w:val="19"/>
+                <w:szCs w:val="19"/>
+              </w:rPr>
+              <w:t xml:space="preserve">Audio &amp; animasi login</w:t>
+            </w:r>
+          </w:p>
+        </w:tc>
+        <w:tc>
+          <w:tcPr>
+            <w:tcW w:type="dxa" w:w="3935"/>
+            <w:tcBorders>
+              <w:top w:val="single" w:color="BFBFBF" w:sz="4"/>
+              <w:left w:val="single" w:color="BFBFBF" w:sz="4"/>
+              <w:bottom w:val="single" w:color="BFBFBF" w:sz="4"/>
+              <w:right w:val="single" w:color="BFBFBF" w:sz="4"/>
+            </w:tcBorders>
+            <w:tcMar>
+              <w:top w:type="dxa" w:w="60"/>
+              <w:left w:type="dxa" w:w="100"/>
+              <w:bottom w:type="dxa" w:w="60"/>
+              <w:right w:type="dxa" w:w="100"/>
+            </w:tcMar>
+          </w:tcPr>
+          <w:p>
+            <w:r>
+              <w:rPr>
+                <w:rFonts w:ascii="Consolas" w:cs="Consolas" w:eastAsia="Consolas" w:hAnsi="Consolas"/>
+                <w:color w:val="1F4E79"/>
+                <w:sz w:val="17"/>
+                <w:szCs w:val="17"/>
+              </w:rPr>
+              <w:t xml:space="preserve">resources/js/suasana.js</w:t>
+            </w:r>
+          </w:p>
+        </w:tc>
+        <w:tc>
+          <w:tcPr>
+            <w:tcW w:type="dxa" w:w="4017"/>
+            <w:tcBorders>
+              <w:top w:val="single" w:color="BFBFBF" w:sz="4"/>
+              <w:left w:val="single" w:color="BFBFBF" w:sz="4"/>
+              <w:bottom w:val="single" w:color="BFBFBF" w:sz="4"/>
+              <w:right w:val="single" w:color="BFBFBF" w:sz="4"/>
+            </w:tcBorders>
+            <w:tcMar>
+              <w:top w:type="dxa" w:w="60"/>
+              <w:left w:type="dxa" w:w="100"/>
+              <w:bottom w:type="dxa" w:w="60"/>
+              <w:right w:type="dxa" w:w="100"/>
+            </w:tcMar>
+          </w:tcPr>
+          <w:p>
+            <w:r>
+              <w:rPr>
+                <w:rFonts w:ascii="Consolas" w:cs="Consolas" w:eastAsia="Consolas" w:hAnsi="Consolas"/>
+                <w:color w:val="1F4E79"/>
+                <w:sz w:val="17"/>
+                <w:szCs w:val="17"/>
+              </w:rPr>
+              <w:t xml:space="preserve">pasangSuasanaLogin()</w:t>
+            </w:r>
+            <w:r>
+              <w:rPr>
+                <w:sz w:val="19"/>
+                <w:szCs w:val="19"/>
+              </w:rPr>
+              <w:t xml:space="preserve">, </w:t>
+            </w:r>
+            <w:r>
+              <w:rPr>
+                <w:rFonts w:ascii="Consolas" w:cs="Consolas" w:eastAsia="Consolas" w:hAnsi="Consolas"/>
+                <w:color w:val="1F4E79"/>
+                <w:sz w:val="17"/>
+                <w:szCs w:val="17"/>
+              </w:rPr>
+              <w:t xml:space="preserve">putar()</w:t>
+            </w:r>
+          </w:p>
+        </w:tc>
+      </w:tr>
+      <w:tr>
+        <w:trPr>
+          <w:tblHeader w:val="off"/>
+        </w:trPr>
+        <w:tc>
+          <w:tcPr>
+            <w:tcW w:type="dxa" w:w="1686"/>
+            <w:tcBorders>
+              <w:top w:val="single" w:color="BFBFBF" w:sz="4"/>
+              <w:left w:val="single" w:color="BFBFBF" w:sz="4"/>
+              <w:bottom w:val="single" w:color="BFBFBF" w:sz="4"/>
+              <w:right w:val="single" w:color="BFBFBF" w:sz="4"/>
+            </w:tcBorders>
+            <w:tcMar>
+              <w:top w:type="dxa" w:w="60"/>
+              <w:left w:type="dxa" w:w="100"/>
+              <w:bottom w:type="dxa" w:w="60"/>
+              <w:right w:type="dxa" w:w="100"/>
+            </w:tcMar>
+          </w:tcPr>
+          <w:p>
+            <w:r>
+              <w:rPr>
+                <w:sz w:val="19"/>
+                <w:szCs w:val="19"/>
+              </w:rPr>
+              <w:t xml:space="preserve">Mode gelap</w:t>
+            </w:r>
+          </w:p>
+        </w:tc>
+        <w:tc>
+          <w:tcPr>
+            <w:tcW w:type="dxa" w:w="3935"/>
+            <w:tcBorders>
+              <w:top w:val="single" w:color="BFBFBF" w:sz="4"/>
+              <w:left w:val="single" w:color="BFBFBF" w:sz="4"/>
+              <w:bottom w:val="single" w:color="BFBFBF" w:sz="4"/>
+              <w:right w:val="single" w:color="BFBFBF" w:sz="4"/>
+            </w:tcBorders>
+            <w:tcMar>
+              <w:top w:type="dxa" w:w="60"/>
+              <w:left w:type="dxa" w:w="100"/>
+              <w:bottom w:type="dxa" w:w="60"/>
+              <w:right w:type="dxa" w:w="100"/>
+            </w:tcMar>
+          </w:tcPr>
+          <w:p>
+            <w:r>
+              <w:rPr>
+                <w:rFonts w:ascii="Consolas" w:cs="Consolas" w:eastAsia="Consolas" w:hAnsi="Consolas"/>
+                <w:color w:val="1F4E79"/>
+                <w:sz w:val="17"/>
+                <w:szCs w:val="17"/>
+              </w:rPr>
+              <w:t xml:space="preserve">resources/js/tema.js</w:t>
+            </w:r>
+          </w:p>
+        </w:tc>
+        <w:tc>
+          <w:tcPr>
+            <w:tcW w:type="dxa" w:w="4017"/>
+            <w:tcBorders>
+              <w:top w:val="single" w:color="BFBFBF" w:sz="4"/>
+              <w:left w:val="single" w:color="BFBFBF" w:sz="4"/>
+              <w:bottom w:val="single" w:color="BFBFBF" w:sz="4"/>
+              <w:right w:val="single" w:color="BFBFBF" w:sz="4"/>
+            </w:tcBorders>
+            <w:tcMar>
+              <w:top w:type="dxa" w:w="60"/>
+              <w:left w:type="dxa" w:w="100"/>
+              <w:bottom w:type="dxa" w:w="60"/>
+              <w:right w:type="dxa" w:w="100"/>
+            </w:tcMar>
+          </w:tcPr>
+          <w:p>
+            <w:r>
+              <w:rPr>
+                <w:rFonts w:ascii="Consolas" w:cs="Consolas" w:eastAsia="Consolas" w:hAnsi="Consolas"/>
+                <w:color w:val="1F4E79"/>
+                <w:sz w:val="17"/>
+                <w:szCs w:val="17"/>
+              </w:rPr>
+              <w:t xml:space="preserve">gantiTema()</w:t>
+            </w:r>
+          </w:p>
+        </w:tc>
+      </w:tr>
+      <w:tr>
+        <w:trPr>
+          <w:tblHeader w:val="off"/>
+        </w:trPr>
+        <w:tc>
+          <w:tcPr>
+            <w:tcW w:type="dxa" w:w="1686"/>
+            <w:tcBorders>
+              <w:top w:val="single" w:color="BFBFBF" w:sz="4"/>
+              <w:left w:val="single" w:color="BFBFBF" w:sz="4"/>
+              <w:bottom w:val="single" w:color="BFBFBF" w:sz="4"/>
+              <w:right w:val="single" w:color="BFBFBF" w:sz="4"/>
+            </w:tcBorders>
+            <w:tcMar>
+              <w:top w:type="dxa" w:w="60"/>
+              <w:left w:type="dxa" w:w="100"/>
+              <w:bottom w:type="dxa" w:w="60"/>
+              <w:right w:type="dxa" w:w="100"/>
+            </w:tcMar>
+          </w:tcPr>
+          <w:p>
+            <w:r>
+              <w:rPr>
+                <w:sz w:val="19"/>
+                <w:szCs w:val="19"/>
+              </w:rPr>
+              <w:t xml:space="preserve">Musik Bad Apple!!</w:t>
+            </w:r>
+          </w:p>
+        </w:tc>
+        <w:tc>
+          <w:tcPr>
+            <w:tcW w:type="dxa" w:w="3935"/>
+            <w:tcBorders>
+              <w:top w:val="single" w:color="BFBFBF" w:sz="4"/>
+              <w:left w:val="single" w:color="BFBFBF" w:sz="4"/>
+              <w:bottom w:val="single" w:color="BFBFBF" w:sz="4"/>
+              <w:right w:val="single" w:color="BFBFBF" w:sz="4"/>
+            </w:tcBorders>
+            <w:tcMar>
+              <w:top w:type="dxa" w:w="60"/>
+              <w:left w:type="dxa" w:w="100"/>
+              <w:bottom w:type="dxa" w:w="60"/>
+              <w:right w:type="dxa" w:w="100"/>
+            </w:tcMar>
+          </w:tcPr>
+          <w:p>
+            <w:r>
+              <w:rPr>
+                <w:rFonts w:ascii="Consolas" w:cs="Consolas" w:eastAsia="Consolas" w:hAnsi="Consolas"/>
+                <w:color w:val="1F4E79"/>
+                <w:sz w:val="17"/>
+                <w:szCs w:val="17"/>
+              </w:rPr>
+              <w:t xml:space="preserve">resources/js/musik.js</w:t>
+            </w:r>
+          </w:p>
+        </w:tc>
+        <w:tc>
+          <w:tcPr>
+            <w:tcW w:type="dxa" w:w="4017"/>
+            <w:tcBorders>
+              <w:top w:val="single" w:color="BFBFBF" w:sz="4"/>
+              <w:left w:val="single" w:color="BFBFBF" w:sz="4"/>
+              <w:bottom w:val="single" w:color="BFBFBF" w:sz="4"/>
+              <w:right w:val="single" w:color="BFBFBF" w:sz="4"/>
+            </w:tcBorders>
+            <w:tcMar>
+              <w:top w:type="dxa" w:w="60"/>
+              <w:left w:type="dxa" w:w="100"/>
+              <w:bottom w:type="dxa" w:w="60"/>
+              <w:right w:type="dxa" w:w="100"/>
+            </w:tcMar>
+          </w:tcPr>
+          <w:p>
+            <w:r>
+              <w:rPr>
+                <w:rFonts w:ascii="Consolas" w:cs="Consolas" w:eastAsia="Consolas" w:hAnsi="Consolas"/>
+                <w:color w:val="1F4E79"/>
+                <w:sz w:val="17"/>
+                <w:szCs w:val="17"/>
+              </w:rPr>
+              <w:t xml:space="preserve">pasangMusik()</w:t>
+            </w:r>
+          </w:p>
+        </w:tc>
+      </w:tr>
+      <w:tr>
+        <w:trPr>
+          <w:tblHeader w:val="off"/>
+        </w:trPr>
+        <w:tc>
+          <w:tcPr>
+            <w:tcW w:type="dxa" w:w="1686"/>
+            <w:tcBorders>
+              <w:top w:val="single" w:color="BFBFBF" w:sz="4"/>
+              <w:left w:val="single" w:color="BFBFBF" w:sz="4"/>
+              <w:bottom w:val="single" w:color="BFBFBF" w:sz="4"/>
+              <w:right w:val="single" w:color="BFBFBF" w:sz="4"/>
+            </w:tcBorders>
+            <w:tcMar>
+              <w:top w:type="dxa" w:w="60"/>
+              <w:left w:type="dxa" w:w="100"/>
+              <w:bottom w:type="dxa" w:w="60"/>
+              <w:right w:type="dxa" w:w="100"/>
+            </w:tcMar>
+          </w:tcPr>
+          <w:p>
+            <w:r>
+              <w:rPr>
+                <w:sz w:val="19"/>
+                <w:szCs w:val="19"/>
+              </w:rPr>
+              <w:t xml:space="preserve">Test</w:t>
+            </w:r>
+          </w:p>
+        </w:tc>
+        <w:tc>
+          <w:tcPr>
+            <w:tcW w:type="dxa" w:w="3935"/>
+            <w:tcBorders>
+              <w:top w:val="single" w:color="BFBFBF" w:sz="4"/>
+              <w:left w:val="single" w:color="BFBFBF" w:sz="4"/>
+              <w:bottom w:val="single" w:color="BFBFBF" w:sz="4"/>
+              <w:right w:val="single" w:color="BFBFBF" w:sz="4"/>
+            </w:tcBorders>
+            <w:tcMar>
+              <w:top w:type="dxa" w:w="60"/>
+              <w:left w:type="dxa" w:w="100"/>
+              <w:bottom w:type="dxa" w:w="60"/>
+              <w:right w:type="dxa" w:w="100"/>
+            </w:tcMar>
+          </w:tcPr>
+          <w:p>
+            <w:r>
+              <w:rPr>
+                <w:rFonts w:ascii="Consolas" w:cs="Consolas" w:eastAsia="Consolas" w:hAnsi="Consolas"/>
+                <w:color w:val="1F4E79"/>
+                <w:sz w:val="17"/>
+                <w:szCs w:val="17"/>
+              </w:rPr>
+              <w:t xml:space="preserve">tests/Unit</w:t>
+            </w:r>
+            <w:r>
+              <w:rPr>
+                <w:sz w:val="19"/>
+                <w:szCs w:val="19"/>
+              </w:rPr>
+              <w:t xml:space="preserve">, </w:t>
+            </w:r>
+            <w:r>
+              <w:rPr>
+                <w:rFonts w:ascii="Consolas" w:cs="Consolas" w:eastAsia="Consolas" w:hAnsi="Consolas"/>
+                <w:color w:val="1F4E79"/>
+                <w:sz w:val="17"/>
+                <w:szCs w:val="17"/>
+              </w:rPr>
               <w:t xml:space="preserve">tests/Feature</w:t>
             </w:r>
           </w:p>
         </w:tc>
         <w:tc>
           <w:tcPr>
-            <w:tcW w:type="dxa" w:w="4051"/>
+            <w:tcW w:type="dxa" w:w="4017"/>
             <w:tcBorders>
               <w:top w:val="single" w:color="BFBFBF" w:sz="4"/>
               <w:left w:val="single" w:color="BFBFBF" w:sz="4"/>

--- a/dokumen/03_PERSIAPAN_ASESOR.docx
+++ b/dokumen/03_PERSIAPAN_ASESOR.docx
@@ -523,18 +523,13 @@
     </w:p>
     <w:p>
       <w:pPr>
-        <w:spacing w:after="120" w:before="320"/>
+        <w:pStyle w:val="Heading1"/>
       </w:pPr>
-      <w:r>
-        <w:rPr>
-          <w:b/>
-          <w:bCs/>
-          <w:color w:val="1F4E79"/>
-          <w:sz w:val="28"/>
-          <w:szCs w:val="28"/>
-        </w:rPr>
+      <w:bookmarkStart w:name="_Toc1" w:id="1"/>
+      <w:r>
         <w:t xml:space="preserve">Daftar Isi</w:t>
       </w:r>
+      <w:bookmarkEnd w:id="1"/>
     </w:p>
     <w:sdt>
       <w:sdtPr>
@@ -555,7 +550,7 @@
           </w:r>
           <w:hyperlink w:history="1" w:anchor="_Toc1">
             <w:r>
-              <w:t xml:space="preserve">A. Presentasi Pembuka (± 2 menit)</w:t>
+              <w:t xml:space="preserve">Daftar Isi</w:t>
             </w:r>
             <w:r>
               <w:tab/>
@@ -563,6 +558,28 @@
             <w:r>
               <w:fldChar w:fldCharType="begin" w:dirty="true"/>
               <w:instrText xml:space="preserve">PAGEREF _Toc1 \h</w:instrText>
+              <w:fldChar w:fldCharType="separate"/>
+              <w:fldChar w:fldCharType="end"/>
+            </w:r>
+          </w:hyperlink>
+        </w:p>
+        <w:p>
+          <w:pPr>
+            <w:pStyle w:val="TOC1"/>
+            <w:tabs>
+              <w:tab w:val="right" w:pos="9638" w:leader="dot"/>
+            </w:tabs>
+          </w:pPr>
+          <w:hyperlink w:history="1" w:anchor="_Toc2">
+            <w:r>
+              <w:t xml:space="preserve">A. Presentasi Pembuka (± 2 menit)</w:t>
+            </w:r>
+            <w:r>
+              <w:tab/>
+            </w:r>
+            <w:r>
+              <w:fldChar w:fldCharType="begin" w:dirty="true"/>
+              <w:instrText xml:space="preserve">PAGEREF _Toc2 \h</w:instrText>
               <w:fldChar w:fldCharType="separate"/>
               <w:fldChar w:fldCharType="end"/>
             </w:r>
@@ -576,7 +593,7 @@
             </w:tabs>
             <w:ind w:left="220"/>
           </w:pPr>
-          <w:hyperlink w:history="1" w:anchor="_Toc2">
+          <w:hyperlink w:history="1" w:anchor="_Toc3">
             <w:r>
               <w:t xml:space="preserve">Alur demo (± 5 menit)</w:t>
             </w:r>
@@ -585,7 +602,7 @@
             </w:r>
             <w:r>
               <w:fldChar w:fldCharType="begin" w:dirty="true"/>
-              <w:instrText xml:space="preserve">PAGEREF _Toc2 \h</w:instrText>
+              <w:instrText xml:space="preserve">PAGEREF _Toc3 \h</w:instrText>
               <w:fldChar w:fldCharType="separate"/>
               <w:fldChar w:fldCharType="end"/>
             </w:r>
@@ -598,32 +615,9 @@
               <w:tab w:val="right" w:pos="9638" w:leader="dot"/>
             </w:tabs>
           </w:pPr>
-          <w:hyperlink w:history="1" w:anchor="_Toc3">
+          <w:hyperlink w:history="1" w:anchor="_Toc4">
             <w:r>
               <w:t xml:space="preserve">B. Pertanyaan per Unit Kompetensi</w:t>
-            </w:r>
-            <w:r>
-              <w:tab/>
-            </w:r>
-            <w:r>
-              <w:fldChar w:fldCharType="begin" w:dirty="true"/>
-              <w:instrText xml:space="preserve">PAGEREF _Toc3 \h</w:instrText>
-              <w:fldChar w:fldCharType="separate"/>
-              <w:fldChar w:fldCharType="end"/>
-            </w:r>
-          </w:hyperlink>
-        </w:p>
-        <w:p>
-          <w:pPr>
-            <w:pStyle w:val="TOC2"/>
-            <w:tabs>
-              <w:tab w:val="right" w:pos="9638" w:leader="dot"/>
-            </w:tabs>
-            <w:ind w:left="220"/>
-          </w:pPr>
-          <w:hyperlink w:history="1" w:anchor="_Toc4">
-            <w:r>
-              <w:t xml:space="preserve">B1. J.620100.004.02 — Menggunakan Struktur Data</w:t>
             </w:r>
             <w:r>
               <w:tab/>
@@ -646,7 +640,7 @@
           </w:pPr>
           <w:hyperlink w:history="1" w:anchor="_Toc5">
             <w:r>
-              <w:t xml:space="preserve">B2. J.620100.009.01 — Menggunakan Spesifikasi Program</w:t>
+              <w:t xml:space="preserve">B1. J.620100.004.02 — Menggunakan Struktur Data</w:t>
             </w:r>
             <w:r>
               <w:tab/>
@@ -669,7 +663,7 @@
           </w:pPr>
           <w:hyperlink w:history="1" w:anchor="_Toc6">
             <w:r>
-              <w:t xml:space="preserve">B3. J.620100.010.01 — Perintah Eksekusi Berbasis Teks, Grafik, dan Multimedia</w:t>
+              <w:t xml:space="preserve">B2. J.620100.009.01 — Menggunakan Spesifikasi Program</w:t>
             </w:r>
             <w:r>
               <w:tab/>
@@ -692,7 +686,7 @@
           </w:pPr>
           <w:hyperlink w:history="1" w:anchor="_Toc7">
             <w:r>
-              <w:t xml:space="preserve">B4. J.620100.016.01 — Menulis Kode sesuai Guidelines dan Best Practices</w:t>
+              <w:t xml:space="preserve">B3. J.620100.010.01 — Perintah Eksekusi Berbasis Teks, Grafik, dan Multimedia</w:t>
             </w:r>
             <w:r>
               <w:tab/>
@@ -715,7 +709,7 @@
           </w:pPr>
           <w:hyperlink w:history="1" w:anchor="_Toc8">
             <w:r>
-              <w:t xml:space="preserve">B5. J.620100.017.02 — Mengimplementasikan Pemrograman Terstruktur</w:t>
+              <w:t xml:space="preserve">B4. J.620100.016.01 — Menulis Kode sesuai Guidelines dan Best Practices</w:t>
             </w:r>
             <w:r>
               <w:tab/>
@@ -738,7 +732,7 @@
           </w:pPr>
           <w:hyperlink w:history="1" w:anchor="_Toc9">
             <w:r>
-              <w:t xml:space="preserve">B6. J.620100.023.02 — Membuat Dokumen Kode Program</w:t>
+              <w:t xml:space="preserve">B5. J.620100.017.02 — Mengimplementasikan Pemrograman Terstruktur</w:t>
             </w:r>
             <w:r>
               <w:tab/>
@@ -761,7 +755,7 @@
           </w:pPr>
           <w:hyperlink w:history="1" w:anchor="_Toc10">
             <w:r>
-              <w:t xml:space="preserve">B7. J.620100.025.02 — Melakukan Debugging</w:t>
+              <w:t xml:space="preserve">B6. J.620100.023.02 — Membuat Dokumen Kode Program</w:t>
             </w:r>
             <w:r>
               <w:tab/>
@@ -784,7 +778,7 @@
           </w:pPr>
           <w:hyperlink w:history="1" w:anchor="_Toc11">
             <w:r>
-              <w:t xml:space="preserve">B8. J.620100.033.02 — Melaksanakan Pengujian Unit Program</w:t>
+              <w:t xml:space="preserve">B7. J.620100.025.02 — Melakukan Debugging</w:t>
             </w:r>
             <w:r>
               <w:tab/>
@@ -799,14 +793,15 @@
         </w:p>
         <w:p>
           <w:pPr>
-            <w:pStyle w:val="TOC1"/>
+            <w:pStyle w:val="TOC2"/>
             <w:tabs>
               <w:tab w:val="right" w:pos="9638" w:leader="dot"/>
             </w:tabs>
+            <w:ind w:left="220"/>
           </w:pPr>
           <w:hyperlink w:history="1" w:anchor="_Toc12">
             <w:r>
-              <w:t xml:space="preserve">C. Pertanyaan Umum tentang Aplikasi dan Laravel</w:t>
+              <w:t xml:space="preserve">B8. J.620100.033.02 — Melaksanakan Pengujian Unit Program</w:t>
             </w:r>
             <w:r>
               <w:tab/>
@@ -828,7 +823,7 @@
           </w:pPr>
           <w:hyperlink w:history="1" w:anchor="_Toc13">
             <w:r>
-              <w:t xml:space="preserve">D. Pertanyaan Jebakan / Kritis</w:t>
+              <w:t xml:space="preserve">C. Pertanyaan Umum tentang Aplikasi dan Laravel</w:t>
             </w:r>
             <w:r>
               <w:tab/>
@@ -850,7 +845,7 @@
           </w:pPr>
           <w:hyperlink w:history="1" w:anchor="_Toc14">
             <w:r>
-              <w:t xml:space="preserve">E. Lokasi Kode yang Perlu Dihafal</w:t>
+              <w:t xml:space="preserve">D. Pertanyaan Jebakan / Kritis</w:t>
             </w:r>
             <w:r>
               <w:tab/>
@@ -872,7 +867,7 @@
           </w:pPr>
           <w:hyperlink w:history="1" w:anchor="_Toc15">
             <w:r>
-              <w:t xml:space="preserve">F. Daftar Istilah</w:t>
+              <w:t xml:space="preserve">E. Lokasi Kode yang Perlu Dihafal</w:t>
             </w:r>
             <w:r>
               <w:tab/>
@@ -880,6 +875,28 @@
             <w:r>
               <w:fldChar w:fldCharType="begin" w:dirty="true"/>
               <w:instrText xml:space="preserve">PAGEREF _Toc15 \h</w:instrText>
+              <w:fldChar w:fldCharType="separate"/>
+              <w:fldChar w:fldCharType="end"/>
+            </w:r>
+          </w:hyperlink>
+        </w:p>
+        <w:p>
+          <w:pPr>
+            <w:pStyle w:val="TOC1"/>
+            <w:tabs>
+              <w:tab w:val="right" w:pos="9638" w:leader="dot"/>
+            </w:tabs>
+          </w:pPr>
+          <w:hyperlink w:history="1" w:anchor="_Toc16">
+            <w:r>
+              <w:t xml:space="preserve">F. Daftar Istilah</w:t>
+            </w:r>
+            <w:r>
+              <w:tab/>
+            </w:r>
+            <w:r>
+              <w:fldChar w:fldCharType="begin" w:dirty="true"/>
+              <w:instrText xml:space="preserve">PAGEREF _Toc16 \h</w:instrText>
               <w:fldChar w:fldCharType="separate"/>
               <w:fldChar w:fldCharType="end"/>
             </w:r>
@@ -894,19 +911,30 @@
     </w:sdt>
     <w:p>
       <w:r>
+        <w:rPr>
+          <w:i/>
+          <w:iCs/>
+          <w:color w:val="808080"/>
+          <w:sz w:val="18"/>
+          <w:szCs w:val="18"/>
+        </w:rPr>
+        <w:t xml:space="preserve">(Bila daftar isi belum tampil, klik kanan di area ini lalu pilih "Update Field".)</w:t>
+      </w:r>
+    </w:p>
+    <w:p>
+      <w:r>
         <w:br w:type="page"/>
       </w:r>
     </w:p>
     <w:p>
       <w:pPr>
         <w:pStyle w:val="Heading1"/>
-        <w:keepNext/>
       </w:pPr>
-      <w:bookmarkStart w:name="_Toc1" w:id="1"/>
+      <w:bookmarkStart w:name="_Toc2" w:id="2"/>
       <w:r>
         <w:t xml:space="preserve">A. Presentasi Pembuka (± 2 menit)</w:t>
       </w:r>
-      <w:bookmarkEnd w:id="1"/>
+      <w:bookmarkEnd w:id="2"/>
     </w:p>
     <w:p>
       <w:pPr>
@@ -1101,7 +1129,7 @@
           <w:iCs/>
           <w:color w:val="334155"/>
         </w:rPr>
-        <w:t xml:space="preserve">75 test PHPUnit</w:t>
+        <w:t xml:space="preserve">78 test PHPUnit</w:t>
       </w:r>
       <w:r>
         <w:rPr>
@@ -1115,13 +1143,12 @@
     <w:p>
       <w:pPr>
         <w:pStyle w:val="Heading2"/>
-        <w:keepNext/>
       </w:pPr>
-      <w:bookmarkStart w:name="_Toc2" w:id="2"/>
+      <w:bookmarkStart w:name="_Toc3" w:id="3"/>
       <w:r>
         <w:t xml:space="preserve">Alur demo (± 5 menit)</w:t>
       </w:r>
-      <w:bookmarkEnd w:id="2"/>
+      <w:bookmarkEnd w:id="3"/>
     </w:p>
     <w:p>
       <w:pPr>
@@ -1343,30 +1370,28 @@
         <w:t xml:space="preserve">php artisan test</w:t>
       </w:r>
       <w:r>
-        <w:t xml:space="preserve"> → 75 test lulus.</w:t>
+        <w:t xml:space="preserve"> → 78 test lulus.</w:t>
       </w:r>
     </w:p>
     <w:p>
       <w:pPr>
         <w:pStyle w:val="Heading1"/>
-        <w:keepNext/>
       </w:pPr>
-      <w:bookmarkStart w:name="_Toc3" w:id="3"/>
+      <w:bookmarkStart w:name="_Toc4" w:id="4"/>
       <w:r>
         <w:t xml:space="preserve">B. Pertanyaan per Unit Kompetensi</w:t>
       </w:r>
-      <w:bookmarkEnd w:id="3"/>
+      <w:bookmarkEnd w:id="4"/>
     </w:p>
     <w:p>
       <w:pPr>
         <w:pStyle w:val="Heading2"/>
-        <w:keepNext/>
       </w:pPr>
-      <w:bookmarkStart w:name="_Toc4" w:id="4"/>
+      <w:bookmarkStart w:name="_Toc5" w:id="5"/>
       <w:r>
         <w:t xml:space="preserve">B1. J.620100.004.02 — Menggunakan Struktur Data</w:t>
       </w:r>
-      <w:bookmarkEnd w:id="4"/>
+      <w:bookmarkEnd w:id="5"/>
     </w:p>
     <w:p>
       <w:r>
@@ -2513,13 +2538,12 @@
     <w:p>
       <w:pPr>
         <w:pStyle w:val="Heading2"/>
-        <w:keepNext/>
       </w:pPr>
-      <w:bookmarkStart w:name="_Toc5" w:id="5"/>
+      <w:bookmarkStart w:name="_Toc6" w:id="6"/>
       <w:r>
         <w:t xml:space="preserve">B2. J.620100.009.01 — Menggunakan Spesifikasi Program</w:t>
       </w:r>
-      <w:bookmarkEnd w:id="5"/>
+      <w:bookmarkEnd w:id="6"/>
     </w:p>
     <w:p>
       <w:r>
@@ -2778,13 +2802,12 @@
     <w:p>
       <w:pPr>
         <w:pStyle w:val="Heading2"/>
-        <w:keepNext/>
       </w:pPr>
-      <w:bookmarkStart w:name="_Toc6" w:id="6"/>
+      <w:bookmarkStart w:name="_Toc7" w:id="7"/>
       <w:r>
         <w:t xml:space="preserve">B3. J.620100.010.01 — Perintah Eksekusi Berbasis Teks, Grafik, dan Multimedia</w:t>
       </w:r>
-      <w:bookmarkEnd w:id="6"/>
+      <w:bookmarkEnd w:id="7"/>
     </w:p>
     <w:p>
       <w:r>
@@ -4451,13 +4474,12 @@
     <w:p>
       <w:pPr>
         <w:pStyle w:val="Heading2"/>
-        <w:keepNext/>
       </w:pPr>
-      <w:bookmarkStart w:name="_Toc7" w:id="7"/>
+      <w:bookmarkStart w:name="_Toc8" w:id="8"/>
       <w:r>
         <w:t xml:space="preserve">B4. J.620100.016.01 — Menulis Kode sesuai Guidelines dan Best Practices</w:t>
       </w:r>
-      <w:bookmarkEnd w:id="7"/>
+      <w:bookmarkEnd w:id="8"/>
     </w:p>
     <w:p>
       <w:r>
@@ -5561,13 +5583,12 @@
     <w:p>
       <w:pPr>
         <w:pStyle w:val="Heading2"/>
-        <w:keepNext/>
       </w:pPr>
-      <w:bookmarkStart w:name="_Toc8" w:id="8"/>
+      <w:bookmarkStart w:name="_Toc9" w:id="9"/>
       <w:r>
         <w:t xml:space="preserve">B5. J.620100.017.02 — Mengimplementasikan Pemrograman Terstruktur</w:t>
       </w:r>
-      <w:bookmarkEnd w:id="8"/>
+      <w:bookmarkEnd w:id="9"/>
     </w:p>
     <w:p>
       <w:r>
@@ -7096,13 +7117,12 @@
     <w:p>
       <w:pPr>
         <w:pStyle w:val="Heading2"/>
-        <w:keepNext/>
       </w:pPr>
-      <w:bookmarkStart w:name="_Toc9" w:id="9"/>
+      <w:bookmarkStart w:name="_Toc10" w:id="10"/>
       <w:r>
         <w:t xml:space="preserve">B6. J.620100.023.02 — Membuat Dokumen Kode Program</w:t>
       </w:r>
-      <w:bookmarkEnd w:id="9"/>
+      <w:bookmarkEnd w:id="10"/>
     </w:p>
     <w:p>
       <w:r>
@@ -7353,13 +7373,12 @@
     <w:p>
       <w:pPr>
         <w:pStyle w:val="Heading2"/>
-        <w:keepNext/>
       </w:pPr>
-      <w:bookmarkStart w:name="_Toc10" w:id="10"/>
+      <w:bookmarkStart w:name="_Toc11" w:id="11"/>
       <w:r>
         <w:t xml:space="preserve">B7. J.620100.025.02 — Melakukan Debugging</w:t>
       </w:r>
-      <w:bookmarkEnd w:id="10"/>
+      <w:bookmarkEnd w:id="11"/>
     </w:p>
     <w:p>
       <w:r>
@@ -7370,7 +7389,7 @@
         <w:t xml:space="preserve">Inti unit:</w:t>
       </w:r>
       <w:r>
-        <w:t xml:space="preserve"> menemukan, menganalisis, dan memperbaiki kesalahan program. Daftar lengkap 14 bug ada di dokumen 02 Bagian 9.</w:t>
+        <w:t xml:space="preserve"> menemukan, menganalisis, dan memperbaiki kesalahan program. Daftar lengkap 15 bug ada di dokumen 02 Bagian 9.</w:t>
       </w:r>
     </w:p>
     <w:tbl>
@@ -8539,6 +8558,92 @@
           <w:b/>
           <w:bCs/>
         </w:rPr>
+        <w:t xml:space="preserve">Pernah error 500 saat unggah foto di website online?</w:t>
+      </w:r>
+    </w:p>
+    <w:p>
+      <w:r>
+        <w:t xml:space="preserve">Pernah. Saat Supabase Storage menolak file, fungsi </w:t>
+      </w:r>
+      <w:r>
+        <w:rPr>
+          <w:rFonts w:ascii="Consolas" w:cs="Consolas" w:eastAsia="Consolas" w:hAnsi="Consolas"/>
+          <w:color w:val="1F4E79"/>
+          <w:sz w:val="20"/>
+          <w:szCs w:val="20"/>
+        </w:rPr>
+        <w:t xml:space="preserve">putFile()</w:t>
+      </w:r>
+      <w:r>
+        <w:t xml:space="preserve"> hanya mengembalikan </w:t>
+      </w:r>
+      <w:r>
+        <w:rPr>
+          <w:rFonts w:ascii="Consolas" w:cs="Consolas" w:eastAsia="Consolas" w:hAnsi="Consolas"/>
+          <w:color w:val="1F4E79"/>
+          <w:sz w:val="20"/>
+          <w:szCs w:val="20"/>
+        </w:rPr>
+        <w:t xml:space="preserve">false</w:t>
+      </w:r>
+      <w:r>
+        <w:t xml:space="preserve"> tanpa pesan, lalu nilai </w:t>
+      </w:r>
+      <w:r>
+        <w:rPr>
+          <w:rFonts w:ascii="Consolas" w:cs="Consolas" w:eastAsia="Consolas" w:hAnsi="Consolas"/>
+          <w:color w:val="1F4E79"/>
+          <w:sz w:val="20"/>
+          <w:szCs w:val="20"/>
+        </w:rPr>
+        <w:t xml:space="preserve">false</w:t>
+      </w:r>
+      <w:r>
+        <w:t xml:space="preserve"> ikut disimpan ke kolom foto sehingga database menolak dan muncul error 500. Diperbaiki di </w:t>
+      </w:r>
+      <w:r>
+        <w:rPr>
+          <w:rFonts w:ascii="Consolas" w:cs="Consolas" w:eastAsia="Consolas" w:hAnsi="Consolas"/>
+          <w:color w:val="1F4E79"/>
+          <w:sz w:val="20"/>
+          <w:szCs w:val="20"/>
+        </w:rPr>
+        <w:t xml:space="preserve">GambarService::simpan()</w:t>
+      </w:r>
+      <w:r>
+        <w:t xml:space="preserve">: kegagalan diubah menjadi </w:t>
+      </w:r>
+      <w:r>
+        <w:rPr>
+          <w:rFonts w:ascii="Consolas" w:cs="Consolas" w:eastAsia="Consolas" w:hAnsi="Consolas"/>
+          <w:color w:val="1F4E79"/>
+          <w:sz w:val="20"/>
+          <w:szCs w:val="20"/>
+        </w:rPr>
+        <w:t xml:space="preserve">GambarGagalDisimpanException</w:t>
+      </w:r>
+      <w:r>
+        <w:t xml:space="preserve">, penyebab aslinya dicatat di log (menu Logs Vercel), dan pengguna dikembalikan ke form dengan pesan jelas. Dibuktikan oleh </w:t>
+      </w:r>
+      <w:r>
+        <w:rPr>
+          <w:rFonts w:ascii="Consolas" w:cs="Consolas" w:eastAsia="Consolas" w:hAnsi="Consolas"/>
+          <w:color w:val="1F4E79"/>
+          <w:sz w:val="20"/>
+          <w:szCs w:val="20"/>
+        </w:rPr>
+        <w:t xml:space="preserve">GambarGagalTest</w:t>
+      </w:r>
+      <w:r>
+        <w:t xml:space="preserve"> yang mensimulasikan penyimpanan yang tidak dapat dihubungi.</w:t>
+      </w:r>
+    </w:p>
+    <w:p>
+      <w:r>
+        <w:rPr>
+          <w:b/>
+          <w:bCs/>
+        </w:rPr>
         <w:t xml:space="preserve">7. Kenapa `APP_DEBUG` harus `false` di server online?</w:t>
       </w:r>
     </w:p>
@@ -8550,13 +8655,12 @@
     <w:p>
       <w:pPr>
         <w:pStyle w:val="Heading2"/>
-        <w:keepNext/>
       </w:pPr>
-      <w:bookmarkStart w:name="_Toc11" w:id="11"/>
+      <w:bookmarkStart w:name="_Toc12" w:id="12"/>
       <w:r>
         <w:t xml:space="preserve">B8. J.620100.033.02 — Melaksanakan Pengujian Unit Program</w:t>
       </w:r>
-      <w:bookmarkEnd w:id="11"/>
+      <w:bookmarkEnd w:id="12"/>
     </w:p>
     <w:p>
       <w:r>
@@ -8579,7 +8683,7 @@
           <w:b/>
           <w:bCs/>
         </w:rPr>
-        <w:t xml:space="preserve">75 test (257 assertion)</w:t>
+        <w:t xml:space="preserve">78 test (271 assertion)</w:t>
       </w:r>
       <w:r>
         <w:t xml:space="preserve"> PHPUnit. Rincian per file ada di dokumen 02 Bagian 10.</w:t>
@@ -9020,13 +9124,12 @@
     <w:p>
       <w:pPr>
         <w:pStyle w:val="Heading1"/>
-        <w:keepNext/>
       </w:pPr>
-      <w:bookmarkStart w:name="_Toc12" w:id="12"/>
+      <w:bookmarkStart w:name="_Toc13" w:id="13"/>
       <w:r>
         <w:t xml:space="preserve">C. Pertanyaan Umum tentang Aplikasi dan Laravel</w:t>
       </w:r>
-      <w:bookmarkEnd w:id="12"/>
+      <w:bookmarkEnd w:id="13"/>
     </w:p>
     <w:p>
       <w:r>
@@ -9253,13 +9356,12 @@
     <w:p>
       <w:pPr>
         <w:pStyle w:val="Heading1"/>
-        <w:keepNext/>
       </w:pPr>
-      <w:bookmarkStart w:name="_Toc13" w:id="13"/>
+      <w:bookmarkStart w:name="_Toc14" w:id="14"/>
       <w:r>
         <w:t xml:space="preserve">D. Pertanyaan Jebakan / Kritis</w:t>
       </w:r>
-      <w:bookmarkEnd w:id="13"/>
+      <w:bookmarkEnd w:id="14"/>
     </w:p>
     <w:p>
       <w:r>
@@ -9531,13 +9633,12 @@
     <w:p>
       <w:pPr>
         <w:pStyle w:val="Heading1"/>
-        <w:keepNext/>
       </w:pPr>
-      <w:bookmarkStart w:name="_Toc14" w:id="14"/>
+      <w:bookmarkStart w:name="_Toc15" w:id="15"/>
       <w:r>
         <w:t xml:space="preserve">E. Lokasi Kode yang Perlu Dihafal</w:t>
       </w:r>
-      <w:bookmarkEnd w:id="14"/>
+      <w:bookmarkEnd w:id="15"/>
     </w:p>
     <w:tbl>
       <w:tblPr>
@@ -11428,13 +11529,12 @@
     <w:p>
       <w:pPr>
         <w:pStyle w:val="Heading1"/>
-        <w:keepNext/>
       </w:pPr>
-      <w:bookmarkStart w:name="_Toc15" w:id="15"/>
+      <w:bookmarkStart w:name="_Toc16" w:id="16"/>
       <w:r>
         <w:t xml:space="preserve">F. Daftar Istilah</w:t>
       </w:r>
-      <w:bookmarkEnd w:id="15"/>
+      <w:bookmarkEnd w:id="16"/>
     </w:p>
     <w:tbl>
       <w:tblPr>

--- a/dokumen/03_PERSIAPAN_ASESOR.docx
+++ b/dokumen/03_PERSIAPAN_ASESOR.docx
@@ -1129,7 +1129,7 @@
           <w:iCs/>
           <w:color w:val="334155"/>
         </w:rPr>
-        <w:t xml:space="preserve">78 test PHPUnit</w:t>
+        <w:t xml:space="preserve">79 test PHPUnit</w:t>
       </w:r>
       <w:r>
         <w:rPr>
@@ -1370,7 +1370,7 @@
         <w:t xml:space="preserve">php artisan test</w:t>
       </w:r>
       <w:r>
-        <w:t xml:space="preserve"> → 78 test lulus.</w:t>
+        <w:t xml:space="preserve"> → 79 test lulus.</w:t>
       </w:r>
     </w:p>
     <w:p>
@@ -8683,7 +8683,7 @@
           <w:b/>
           <w:bCs/>
         </w:rPr>
-        <w:t xml:space="preserve">78 test (271 assertion)</w:t>
+        <w:t xml:space="preserve">79 test (274 assertion)</w:t>
       </w:r>
       <w:r>
         <w:t xml:space="preserve"> PHPUnit. Rincian per file ada di dokumen 02 Bagian 10.</w:t>

--- a/dokumen/03_PERSIAPAN_ASESOR.docx
+++ b/dokumen/03_PERSIAPAN_ASESOR.docx
@@ -1129,7 +1129,7 @@
           <w:iCs/>
           <w:color w:val="334155"/>
         </w:rPr>
-        <w:t xml:space="preserve">79 test PHPUnit</w:t>
+        <w:t xml:space="preserve">80 test PHPUnit</w:t>
       </w:r>
       <w:r>
         <w:rPr>
@@ -1370,7 +1370,7 @@
         <w:t xml:space="preserve">php artisan test</w:t>
       </w:r>
       <w:r>
-        <w:t xml:space="preserve"> → 79 test lulus.</w:t>
+        <w:t xml:space="preserve"> → 80 test lulus.</w:t>
       </w:r>
     </w:p>
     <w:p>
@@ -8683,7 +8683,7 @@
           <w:b/>
           <w:bCs/>
         </w:rPr>
-        <w:t xml:space="preserve">79 test (274 assertion)</w:t>
+        <w:t xml:space="preserve">80 test (276 assertion)</w:t>
       </w:r>
       <w:r>
         <w:t xml:space="preserve"> PHPUnit. Rincian per file ada di dokumen 02 Bagian 10.</w:t>

--- a/dokumen/03_PERSIAPAN_ASESOR.docx
+++ b/dokumen/03_PERSIAPAN_ASESOR.docx
@@ -38,8 +38,8 @@
         </w:tblBorders>
       </w:tblPr>
       <w:tblGrid>
-        <w:gridCol w:w="1376"/>
-        <w:gridCol w:w="8262"/>
+        <w:gridCol w:w="1493"/>
+        <w:gridCol w:w="8145"/>
       </w:tblGrid>
       <w:tr>
         <w:trPr>
@@ -47,7 +47,7 @@
         </w:trPr>
         <w:tc>
           <w:tcPr>
-            <w:tcW w:type="dxa" w:w="1376"/>
+            <w:tcW w:type="dxa" w:w="1493"/>
             <w:tcBorders>
               <w:top w:val="single" w:color="BFBFBF" w:sz="4"/>
               <w:left w:val="single" w:color="BFBFBF" w:sz="4"/>
@@ -77,7 +77,7 @@
         </w:tc>
         <w:tc>
           <w:tcPr>
-            <w:tcW w:type="dxa" w:w="8262"/>
+            <w:tcW w:type="dxa" w:w="8145"/>
             <w:tcBorders>
               <w:top w:val="single" w:color="BFBFBF" w:sz="4"/>
               <w:left w:val="single" w:color="BFBFBF" w:sz="4"/>
@@ -112,7 +112,7 @@
         </w:trPr>
         <w:tc>
           <w:tcPr>
-            <w:tcW w:type="dxa" w:w="1376"/>
+            <w:tcW w:type="dxa" w:w="1493"/>
             <w:tcBorders>
               <w:top w:val="single" w:color="BFBFBF" w:sz="4"/>
               <w:left w:val="single" w:color="BFBFBF" w:sz="4"/>
@@ -138,7 +138,7 @@
         </w:tc>
         <w:tc>
           <w:tcPr>
-            <w:tcW w:type="dxa" w:w="8262"/>
+            <w:tcW w:type="dxa" w:w="8145"/>
             <w:tcBorders>
               <w:top w:val="single" w:color="BFBFBF" w:sz="4"/>
               <w:left w:val="single" w:color="BFBFBF" w:sz="4"/>
@@ -169,7 +169,7 @@
         </w:trPr>
         <w:tc>
           <w:tcPr>
-            <w:tcW w:type="dxa" w:w="1376"/>
+            <w:tcW w:type="dxa" w:w="1493"/>
             <w:tcBorders>
               <w:top w:val="single" w:color="BFBFBF" w:sz="4"/>
               <w:left w:val="single" w:color="BFBFBF" w:sz="4"/>
@@ -195,7 +195,7 @@
         </w:tc>
         <w:tc>
           <w:tcPr>
-            <w:tcW w:type="dxa" w:w="8262"/>
+            <w:tcW w:type="dxa" w:w="8145"/>
             <w:tcBorders>
               <w:top w:val="single" w:color="BFBFBF" w:sz="4"/>
               <w:left w:val="single" w:color="BFBFBF" w:sz="4"/>
@@ -226,7 +226,7 @@
         </w:trPr>
         <w:tc>
           <w:tcPr>
-            <w:tcW w:type="dxa" w:w="1376"/>
+            <w:tcW w:type="dxa" w:w="1493"/>
             <w:tcBorders>
               <w:top w:val="single" w:color="BFBFBF" w:sz="4"/>
               <w:left w:val="single" w:color="BFBFBF" w:sz="4"/>
@@ -252,7 +252,7 @@
         </w:tc>
         <w:tc>
           <w:tcPr>
-            <w:tcW w:type="dxa" w:w="8262"/>
+            <w:tcW w:type="dxa" w:w="8145"/>
             <w:tcBorders>
               <w:top w:val="single" w:color="BFBFBF" w:sz="4"/>
               <w:left w:val="single" w:color="BFBFBF" w:sz="4"/>
@@ -283,7 +283,64 @@
         </w:trPr>
         <w:tc>
           <w:tcPr>
-            <w:tcW w:type="dxa" w:w="1376"/>
+            <w:tcW w:type="dxa" w:w="1493"/>
+            <w:tcBorders>
+              <w:top w:val="single" w:color="BFBFBF" w:sz="4"/>
+              <w:left w:val="single" w:color="BFBFBF" w:sz="4"/>
+              <w:bottom w:val="single" w:color="BFBFBF" w:sz="4"/>
+              <w:right w:val="single" w:color="BFBFBF" w:sz="4"/>
+            </w:tcBorders>
+            <w:tcMar>
+              <w:top w:type="dxa" w:w="60"/>
+              <w:left w:type="dxa" w:w="100"/>
+              <w:bottom w:type="dxa" w:w="60"/>
+              <w:right w:type="dxa" w:w="100"/>
+            </w:tcMar>
+          </w:tcPr>
+          <w:p>
+            <w:r>
+              <w:rPr>
+                <w:sz w:val="19"/>
+                <w:szCs w:val="19"/>
+              </w:rPr>
+              <w:t xml:space="preserve">Versi utama</w:t>
+            </w:r>
+          </w:p>
+        </w:tc>
+        <w:tc>
+          <w:tcPr>
+            <w:tcW w:type="dxa" w:w="8145"/>
+            <w:tcBorders>
+              <w:top w:val="single" w:color="BFBFBF" w:sz="4"/>
+              <w:left w:val="single" w:color="BFBFBF" w:sz="4"/>
+              <w:bottom w:val="single" w:color="BFBFBF" w:sz="4"/>
+              <w:right w:val="single" w:color="BFBFBF" w:sz="4"/>
+            </w:tcBorders>
+            <w:tcMar>
+              <w:top w:type="dxa" w:w="60"/>
+              <w:left w:type="dxa" w:w="100"/>
+              <w:bottom w:type="dxa" w:w="60"/>
+              <w:right w:type="dxa" w:w="100"/>
+            </w:tcMar>
+          </w:tcPr>
+          <w:p>
+            <w:r>
+              <w:rPr>
+                <w:sz w:val="19"/>
+                <w:szCs w:val="19"/>
+              </w:rPr>
+              <w:t xml:space="preserve">PHP 8.2.12 · Laravel 12.69.2 · MariaDB 10.4.32 (lokal) · PostgreSQL 17.11 (online) · Tailwind CSS 4.3.3 · Antigravity IDE 2.5.5. Daftar lengkap: dokumen 02 Bagian 2.1</w:t>
+            </w:r>
+          </w:p>
+        </w:tc>
+      </w:tr>
+      <w:tr>
+        <w:trPr>
+          <w:tblHeader w:val="off"/>
+        </w:trPr>
+        <w:tc>
+          <w:tcPr>
+            <w:tcW w:type="dxa" w:w="1493"/>
             <w:tcBorders>
               <w:top w:val="single" w:color="BFBFBF" w:sz="4"/>
               <w:left w:val="single" w:color="BFBFBF" w:sz="4"/>
@@ -309,7 +366,7 @@
         </w:tc>
         <w:tc>
           <w:tcPr>
-            <w:tcW w:type="dxa" w:w="8262"/>
+            <w:tcW w:type="dxa" w:w="8145"/>
             <w:tcBorders>
               <w:top w:val="single" w:color="BFBFBF" w:sz="4"/>
               <w:left w:val="single" w:color="BFBFBF" w:sz="4"/>
@@ -8683,7 +8740,7 @@
           <w:b/>
           <w:bCs/>
         </w:rPr>
-        <w:t xml:space="preserve">80 test (276 assertion)</w:t>
+        <w:t xml:space="preserve">80 test (275 assertion)</w:t>
       </w:r>
       <w:r>
         <w:t xml:space="preserve"> PHPUnit. Rincian per file ada di dokumen 02 Bagian 10.</w:t>

--- a/dokumen/03_PERSIAPAN_ASESOR.docx
+++ b/dokumen/03_PERSIAPAN_ASESOR.docx
@@ -1058,7 +1058,7 @@
           <w:iCs/>
           <w:color w:val="334155"/>
         </w:rPr>
-        <w:t xml:space="preserve">Masalah yang diselesaikan: pencatatan barang gudang sering manual, stok tidak jelas, dan barang bisa keluar tanpa persetujuan dan tanpa bukti.</w:t>
+        <w:t xml:space="preserve">Masalah yang diselesaikan: pencatatan barang gudang sering manual, stok tidak jelas, barang bisa keluar tanpa persetujuan dan tanpa bukti, barang pinjaman tidak terlacak, dan tidak diketahui barang ada di gudang atau ruangan mana.</w:t>
       </w:r>
     </w:p>
     <w:p>
@@ -1092,7 +1092,7 @@
           <w:iCs/>
           <w:color w:val="334155"/>
         </w:rPr>
-        <w:t xml:space="preserve"> mengelola sistem: pengguna, kategori, dan data barang. </w:t>
+        <w:t xml:space="preserve"> mengelola sistem: pengguna, kategori, lokasi, dan data barang. </w:t>
       </w:r>
       <w:r>
         <w:rPr>
@@ -1110,7 +1110,7 @@
           <w:iCs/>
           <w:color w:val="334155"/>
         </w:rPr>
-        <w:t xml:space="preserve"> mencatat barang masuk dan mengajukan barang keluar dengan foto bukti. </w:t>
+        <w:t xml:space="preserve"> mencatat barang masuk, mengajukan barang keluar dengan foto bukti, dan mencatat pengembalian. </w:t>
       </w:r>
       <w:r>
         <w:rPr>
@@ -1128,7 +1128,7 @@
           <w:iCs/>
           <w:color w:val="334155"/>
         </w:rPr>
-        <w:t xml:space="preserve"> menyetujui atau menolak barang keluar dan hanya bisa melihat data. Tugasnya dipisah supaya tidak ada orang yang menyetujui permintaannya sendiri.</w:t>
+        <w:t xml:space="preserve"> memeriksa rincian kondisi lalu menyetujui atau menolak barang keluar, dan hanya bisa melihat data. Tugasnya dipisah supaya tidak ada orang yang menyetujui permintaannya sendiri.</w:t>
       </w:r>
     </w:p>
     <w:p>
@@ -1144,7 +1144,61 @@
           <w:iCs/>
           <w:color w:val="334155"/>
         </w:rPr>
-        <w:t xml:space="preserve">Stok bertambah saat barang masuk dicatat, dan baru berkurang setelah Manager menyetujui. Setiap persetujuan mencatat siapa, kapan, dan alasannya.</w:t>
+        <w:t xml:space="preserve">Stok dicatat per lokasi (misalnya Gudang Utama, Gudang 2, Lab TKJ 3) dan per kondisi (Baik, Rusak Ringan, Rusak Berat). Barang keluar ada tiga jenis: </w:t>
+      </w:r>
+      <w:r>
+        <w:rPr>
+          <w:b/>
+          <w:bCs/>
+          <w:i/>
+          <w:iCs/>
+          <w:color w:val="334155"/>
+        </w:rPr>
+        <w:t xml:space="preserve">Peminjaman</w:t>
+      </w:r>
+      <w:r>
+        <w:rPr>
+          <w:i/>
+          <w:iCs/>
+          <w:color w:val="334155"/>
+        </w:rPr>
+        <w:t xml:space="preserve"> yang nanti dikembalikan, </w:t>
+      </w:r>
+      <w:r>
+        <w:rPr>
+          <w:b/>
+          <w:bCs/>
+          <w:i/>
+          <w:iCs/>
+          <w:color w:val="334155"/>
+        </w:rPr>
+        <w:t xml:space="preserve">Pemindahan</w:t>
+      </w:r>
+      <w:r>
+        <w:rPr>
+          <w:i/>
+          <w:iCs/>
+          <w:color w:val="334155"/>
+        </w:rPr>
+        <w:t xml:space="preserve"> ke ruangan, dan </w:t>
+      </w:r>
+      <w:r>
+        <w:rPr>
+          <w:b/>
+          <w:bCs/>
+          <w:i/>
+          <w:iCs/>
+          <w:color w:val="334155"/>
+        </w:rPr>
+        <w:t xml:space="preserve">Pemusnahan</w:t>
+      </w:r>
+      <w:r>
+        <w:rPr>
+          <w:i/>
+          <w:iCs/>
+          <w:color w:val="334155"/>
+        </w:rPr>
+        <w:t xml:space="preserve"> barang rusak berat. Stok bertambah saat barang masuk dicatat, dan baru berubah setelah Manager menyetujui. Setiap persetujuan mencatat siapa, kapan, dan alasannya.</w:t>
       </w:r>
     </w:p>
     <w:p>
@@ -1176,7 +1230,7 @@
           <w:iCs/>
           <w:color w:val="334155"/>
         </w:rPr>
-        <w:t xml:space="preserve">Database berisi 5 tabel, dan program diuji dengan </w:t>
+        <w:t xml:space="preserve">Database berisi 8 tabel, dan program diuji dengan </w:t>
       </w:r>
       <w:r>
         <w:rPr>
@@ -1186,7 +1240,7 @@
           <w:iCs/>
           <w:color w:val="334155"/>
         </w:rPr>
-        <w:t xml:space="preserve">80 test PHPUnit</w:t>
+        <w:t xml:space="preserve">96 test PHPUnit</w:t>
       </w:r>
       <w:r>
         <w:rPr>
@@ -1308,7 +1362,7 @@
         <w:t xml:space="preserve">Barang Masuk</w:t>
       </w:r>
       <w:r>
-        <w:t xml:space="preserve"> → catat 5 unit → stok bertambah.</w:t>
+        <w:t xml:space="preserve"> → catat 10 unit ke Gudang Utama = 8 Baik + 2 Rusak Ringan → stok per kondisi bertambah.</w:t>
       </w:r>
     </w:p>
     <w:p>
@@ -1327,7 +1381,7 @@
         <w:t xml:space="preserve">Barang Keluar</w:t>
       </w:r>
       <w:r>
-        <w:t xml:space="preserve"> → ajukan tanpa foto (ditolak) → ajukan dengan foto (Pending, stok tetap).</w:t>
+        <w:t xml:space="preserve"> → pilih jenis Peminjaman / Pemindahan / Pemusnahan (form berubah sesuai jenis, stok di lokasi asal tampil) → ajukan tanpa foto (ditolak) → ajukan dengan foto (Pending, stok tetap).</w:t>
       </w:r>
     </w:p>
     <w:p>
@@ -1361,7 +1415,7 @@
         </w:numPr>
       </w:pPr>
       <w:r>
-        <w:t xml:space="preserve">Buka permintaan → lihat foto → </w:t>
+        <w:t xml:space="preserve">Buka permintaan → lihat foto dan stok lokasi asal → koreksi rincian kondisi bila perlu → </w:t>
       </w:r>
       <w:r>
         <w:rPr>
@@ -1381,7 +1435,7 @@
         <w:t xml:space="preserve">Setujui</w:t>
       </w:r>
       <w:r>
-        <w:t xml:space="preserve"> (stok berkurang, nama Manager tercatat).</w:t>
+        <w:t xml:space="preserve"> (stok berubah, nama Manager dan koreksi tercatat).</w:t>
       </w:r>
     </w:p>
     <w:p>
@@ -1400,10 +1454,20 @@
           <w:b/>
           <w:bCs/>
         </w:rPr>
-        <w:t xml:space="preserve">admin_ohim</w:t>
-      </w:r>
-      <w:r>
-        <w:t xml:space="preserve"> → menu Pengguna menampilkan 3 role; role akun sendiri terkunci.</w:t>
+        <w:t xml:space="preserve">operator_siti</w:t>
+      </w:r>
+      <w:r>
+        <w:t xml:space="preserve"> → tab </w:t>
+      </w:r>
+      <w:r>
+        <w:rPr>
+          <w:b/>
+          <w:bCs/>
+        </w:rPr>
+        <w:t xml:space="preserve">Sedang Dipinjam</w:t>
+      </w:r>
+      <w:r>
+        <w:t xml:space="preserve"> → buka peminjaman bola basket → catat pengembalian (kondisi boleh berbeda) → status Dikembalikan.</w:t>
       </w:r>
     </w:p>
     <w:p>
@@ -1415,6 +1479,38 @@
         </w:numPr>
       </w:pPr>
       <w:r>
+        <w:t xml:space="preserve">Login </w:t>
+      </w:r>
+      <w:r>
+        <w:rPr>
+          <w:b/>
+          <w:bCs/>
+        </w:rPr>
+        <w:t xml:space="preserve">admin_ohim</w:t>
+      </w:r>
+      <w:r>
+        <w:t xml:space="preserve"> → menu Pengguna menampilkan 3 role; role akun sendiri terkunci; menu </w:t>
+      </w:r>
+      <w:r>
+        <w:rPr>
+          <w:b/>
+          <w:bCs/>
+        </w:rPr>
+        <w:t xml:space="preserve">Lokasi</w:t>
+      </w:r>
+      <w:r>
+        <w:t xml:space="preserve">; detail Kursi Siswa menampilkan stok per lokasi.</w:t>
+      </w:r>
+    </w:p>
+    <w:p>
+      <w:pPr>
+        <w:pStyle w:val="ListParagraph"/>
+        <w:numPr>
+          <w:ilvl w:val="0"/>
+          <w:numId w:val="3"/>
+        </w:numPr>
+      </w:pPr>
+      <w:r>
         <w:t xml:space="preserve">Terminal → </w:t>
       </w:r>
       <w:r>
@@ -1427,7 +1523,7 @@
         <w:t xml:space="preserve">php artisan test</w:t>
       </w:r>
       <w:r>
-        <w:t xml:space="preserve"> → 80 test lulus.</w:t>
+        <w:t xml:space="preserve"> → 96 test lulus.</w:t>
       </w:r>
     </w:p>
     <w:p>
@@ -1628,7 +1724,7 @@
                 <w:sz w:val="17"/>
                 <w:szCs w:val="17"/>
               </w:rPr>
-              <w:t xml:space="preserve">Barang::STATUS_BARANG</w:t>
+              <w:t xml:space="preserve">Barang::KONDISI</w:t>
             </w:r>
             <w:r>
               <w:rPr>
@@ -1644,6 +1740,22 @@
                 <w:sz w:val="17"/>
                 <w:szCs w:val="17"/>
               </w:rPr>
+              <w:t xml:space="preserve">BarangKeluar::JENIS</w:t>
+            </w:r>
+            <w:r>
+              <w:rPr>
+                <w:sz w:val="19"/>
+                <w:szCs w:val="19"/>
+              </w:rPr>
+              <w:t xml:space="preserve">, </w:t>
+            </w:r>
+            <w:r>
+              <w:rPr>
+                <w:rFonts w:ascii="Consolas" w:cs="Consolas" w:eastAsia="Consolas" w:hAnsi="Consolas"/>
+                <w:color w:val="1F4E79"/>
+                <w:sz w:val="17"/>
+                <w:szCs w:val="17"/>
+              </w:rPr>
               <w:t xml:space="preserve">BarangKeluar::VERIFIKASI</w:t>
             </w:r>
             <w:r>
@@ -1661,6 +1773,22 @@
                 <w:szCs w:val="17"/>
               </w:rPr>
               <w:t xml:space="preserve">User::ROLES</w:t>
+            </w:r>
+            <w:r>
+              <w:rPr>
+                <w:sz w:val="19"/>
+                <w:szCs w:val="19"/>
+              </w:rPr>
+              <w:t xml:space="preserve">, </w:t>
+            </w:r>
+            <w:r>
+              <w:rPr>
+                <w:rFonts w:ascii="Consolas" w:cs="Consolas" w:eastAsia="Consolas" w:hAnsi="Consolas"/>
+                <w:color w:val="1F4E79"/>
+                <w:sz w:val="17"/>
+                <w:szCs w:val="17"/>
+              </w:rPr>
+              <w:t xml:space="preserve">Lokasi::JENIS</w:t>
             </w:r>
           </w:p>
         </w:tc>
@@ -1747,6 +1875,38 @@
               </w:rPr>
               <w:t xml:space="preserve">Barang::PREFIX_KATEGORI</w:t>
             </w:r>
+            <w:r>
+              <w:rPr>
+                <w:sz w:val="19"/>
+                <w:szCs w:val="19"/>
+              </w:rPr>
+              <w:t xml:space="preserve">, </w:t>
+            </w:r>
+            <w:r>
+              <w:rPr>
+                <w:rFonts w:ascii="Consolas" w:cs="Consolas" w:eastAsia="Consolas" w:hAnsi="Consolas"/>
+                <w:color w:val="1F4E79"/>
+                <w:sz w:val="17"/>
+                <w:szCs w:val="17"/>
+              </w:rPr>
+              <w:t xml:space="preserve">Barang::KOLOM_KONDISI</w:t>
+            </w:r>
+            <w:r>
+              <w:rPr>
+                <w:sz w:val="19"/>
+                <w:szCs w:val="19"/>
+              </w:rPr>
+              <w:t xml:space="preserve">, </w:t>
+            </w:r>
+            <w:r>
+              <w:rPr>
+                <w:rFonts w:ascii="Consolas" w:cs="Consolas" w:eastAsia="Consolas" w:hAnsi="Consolas"/>
+                <w:color w:val="1F4E79"/>
+                <w:sz w:val="17"/>
+                <w:szCs w:val="17"/>
+              </w:rPr>
+              <w:t xml:space="preserve">BarangKeluar::INFO_JENIS</w:t>
+            </w:r>
           </w:p>
         </w:tc>
         <w:tc>
@@ -1771,7 +1931,7 @@
                 <w:sz w:val="19"/>
                 <w:szCs w:val="19"/>
               </w:rPr>
-              <w:t xml:space="preserve">Memetakan nama kategori ke prefix kode, misalnya </w:t>
+              <w:t xml:space="preserve">Memetakan nama kategori ke prefix kode (</w:t>
             </w:r>
             <w:r>
               <w:rPr>
@@ -1781,6 +1941,29 @@
                 <w:szCs w:val="17"/>
               </w:rPr>
               <w:t xml:space="preserve">'Alat Tulis' =&gt; 'AT'</w:t>
+            </w:r>
+            <w:r>
+              <w:rPr>
+                <w:sz w:val="19"/>
+                <w:szCs w:val="19"/>
+              </w:rPr>
+              <w:t xml:space="preserve">), kondisi ke nama kolom (</w:t>
+            </w:r>
+            <w:r>
+              <w:rPr>
+                <w:rFonts w:ascii="Consolas" w:cs="Consolas" w:eastAsia="Consolas" w:hAnsi="Consolas"/>
+                <w:color w:val="1F4E79"/>
+                <w:sz w:val="17"/>
+                <w:szCs w:val="17"/>
+              </w:rPr>
+              <w:t xml:space="preserve">'Rusak Ringan' =&gt; 'jumlah_rusak_ringan'</w:t>
+            </w:r>
+            <w:r>
+              <w:rPr>
+                <w:sz w:val="19"/>
+                <w:szCs w:val="19"/>
+              </w:rPr>
+              <w:t xml:space="preserve">), jenis keluar ke keterangannya</w:t>
             </w:r>
           </w:p>
         </w:tc>
@@ -1811,7 +1994,7 @@
                 <w:sz w:val="19"/>
                 <w:szCs w:val="19"/>
               </w:rPr>
-              <w:t xml:space="preserve">Array asosiatif bersarang</w:t>
+              <w:t xml:space="preserve">Array rincian kondisi</w:t>
             </w:r>
           </w:p>
         </w:tc>
@@ -1839,7 +2022,23 @@
                 <w:sz w:val="17"/>
                 <w:szCs w:val="17"/>
               </w:rPr>
-              <w:t xml:space="preserve">User::INFO_ROLE</w:t>
+              <w:t xml:space="preserve">PunyaRincianKondisi::rincian()</w:t>
+            </w:r>
+            <w:r>
+              <w:rPr>
+                <w:sz w:val="19"/>
+                <w:szCs w:val="19"/>
+              </w:rPr>
+              <w:t xml:space="preserve">, </w:t>
+            </w:r>
+            <w:r>
+              <w:rPr>
+                <w:rFonts w:ascii="Consolas" w:cs="Consolas" w:eastAsia="Consolas" w:hAnsi="Consolas"/>
+                <w:color w:val="1F4E79"/>
+                <w:sz w:val="17"/>
+                <w:szCs w:val="17"/>
+              </w:rPr>
+              <w:t xml:space="preserve">StokService::kurangiRincian()</w:t>
             </w:r>
           </w:p>
         </w:tc>
@@ -1862,10 +2061,19 @@
           <w:p>
             <w:r>
               <w:rPr>
-                <w:sz w:val="19"/>
-                <w:szCs w:val="19"/>
-              </w:rPr>
-              <w:t xml:space="preserve">Setiap role → ikon, warna, keterangan; dipakai di halaman Pengguna</w:t>
+                <w:rFonts w:ascii="Consolas" w:cs="Consolas" w:eastAsia="Consolas" w:hAnsi="Consolas"/>
+                <w:color w:val="1F4E79"/>
+                <w:sz w:val="17"/>
+                <w:szCs w:val="17"/>
+              </w:rPr>
+              <w:t xml:space="preserve">['Baik' =&gt; 5, 'Rusak Ringan' =&gt; 10, 'Rusak Berat' =&gt; 5]</w:t>
+            </w:r>
+            <w:r>
+              <w:rPr>
+                <w:sz w:val="19"/>
+                <w:szCs w:val="19"/>
+              </w:rPr>
+              <w:t xml:space="preserve">: jumlah per kondisi dalam satu transaksi</w:t>
             </w:r>
           </w:p>
         </w:tc>
@@ -1896,7 +2104,7 @@
                 <w:sz w:val="19"/>
                 <w:szCs w:val="19"/>
               </w:rPr>
-              <w:t xml:space="preserve">Collection</w:t>
+              <w:t xml:space="preserve">Array asosiatif bersarang</w:t>
             </w:r>
           </w:p>
         </w:tc>
@@ -1924,7 +2132,55 @@
                 <w:sz w:val="17"/>
                 <w:szCs w:val="17"/>
               </w:rPr>
-              <w:t xml:space="preserve">Barang::generateKode()</w:t>
+              <w:t xml:space="preserve">User::INFO_ROLE</w:t>
+            </w:r>
+            <w:r>
+              <w:rPr>
+                <w:sz w:val="19"/>
+                <w:szCs w:val="19"/>
+              </w:rPr>
+              <w:t xml:space="preserve">; peta stok </w:t>
+            </w:r>
+            <w:r>
+              <w:rPr>
+                <w:rFonts w:ascii="Consolas" w:cs="Consolas" w:eastAsia="Consolas" w:hAnsi="Consolas"/>
+                <w:color w:val="1F4E79"/>
+                <w:sz w:val="17"/>
+                <w:szCs w:val="17"/>
+              </w:rPr>
+              <w:t xml:space="preserve">[id_barang][id_lokasi][kondisi] =&gt; jumlah</w:t>
+            </w:r>
+            <w:r>
+              <w:rPr>
+                <w:sz w:val="19"/>
+                <w:szCs w:val="19"/>
+              </w:rPr>
+              <w:t xml:space="preserve"> di </w:t>
+            </w:r>
+            <w:r>
+              <w:rPr>
+                <w:rFonts w:ascii="Consolas" w:cs="Consolas" w:eastAsia="Consolas" w:hAnsi="Consolas"/>
+                <w:color w:val="1F4E79"/>
+                <w:sz w:val="17"/>
+                <w:szCs w:val="17"/>
+              </w:rPr>
+              <w:t xml:space="preserve">BarangKeluarController::create()</w:t>
+            </w:r>
+            <w:r>
+              <w:rPr>
+                <w:sz w:val="19"/>
+                <w:szCs w:val="19"/>
+              </w:rPr>
+              <w:t xml:space="preserve">; </w:t>
+            </w:r>
+            <w:r>
+              <w:rPr>
+                <w:rFonts w:ascii="Consolas" w:cs="Consolas" w:eastAsia="Consolas" w:hAnsi="Consolas"/>
+                <w:color w:val="1F4E79"/>
+                <w:sz w:val="17"/>
+                <w:szCs w:val="17"/>
+              </w:rPr>
+              <w:t xml:space="preserve">Barang::stokPerLokasi()</w:t>
             </w:r>
           </w:p>
         </w:tc>
@@ -1947,51 +2203,10 @@
           <w:p>
             <w:r>
               <w:rPr>
-                <w:rFonts w:ascii="Consolas" w:cs="Consolas" w:eastAsia="Consolas" w:hAnsi="Consolas"/>
-                <w:color w:val="1F4E79"/>
-                <w:sz w:val="17"/>
-                <w:szCs w:val="17"/>
-              </w:rPr>
-              <w:t xml:space="preserve">pluck</w:t>
-            </w:r>
-            <w:r>
-              <w:rPr>
-                <w:sz w:val="19"/>
-                <w:szCs w:val="19"/>
-              </w:rPr>
-              <w:t xml:space="preserve"> → </w:t>
-            </w:r>
-            <w:r>
-              <w:rPr>
-                <w:rFonts w:ascii="Consolas" w:cs="Consolas" w:eastAsia="Consolas" w:hAnsi="Consolas"/>
-                <w:color w:val="1F4E79"/>
-                <w:sz w:val="17"/>
-                <w:szCs w:val="17"/>
-              </w:rPr>
-              <w:t xml:space="preserve">map</w:t>
-            </w:r>
-            <w:r>
-              <w:rPr>
-                <w:sz w:val="19"/>
-                <w:szCs w:val="19"/>
-              </w:rPr>
-              <w:t xml:space="preserve"> → </w:t>
-            </w:r>
-            <w:r>
-              <w:rPr>
-                <w:rFonts w:ascii="Consolas" w:cs="Consolas" w:eastAsia="Consolas" w:hAnsi="Consolas"/>
-                <w:color w:val="1F4E79"/>
-                <w:sz w:val="17"/>
-                <w:szCs w:val="17"/>
-              </w:rPr>
-              <w:t xml:space="preserve">max</w:t>
-            </w:r>
-            <w:r>
-              <w:rPr>
-                <w:sz w:val="19"/>
-                <w:szCs w:val="19"/>
-              </w:rPr>
-              <w:t xml:space="preserve"> untuk mencari nomor kode terbesar</w:t>
+                <w:sz w:val="19"/>
+                <w:szCs w:val="19"/>
+              </w:rPr>
+              <w:t xml:space="preserve">Info tiap role; stok per lokasi dan kondisi untuk form barang keluar (dibaca JavaScript sebagai JSON) dan tabel Stok per Lokasi</w:t>
             </w:r>
           </w:p>
         </w:tc>
@@ -2022,7 +2237,7 @@
                 <w:sz w:val="19"/>
                 <w:szCs w:val="19"/>
               </w:rPr>
-              <w:t xml:space="preserve">Penggabungan koleksi</w:t>
+              <w:t xml:space="preserve">Collection</w:t>
             </w:r>
           </w:p>
         </w:tc>
@@ -2050,7 +2265,7 @@
                 <w:sz w:val="17"/>
                 <w:szCs w:val="17"/>
               </w:rPr>
-              <w:t xml:space="preserve">DashboardController::aktivitasTerbaru()</w:t>
+              <w:t xml:space="preserve">Barang::generateKode()</w:t>
             </w:r>
           </w:p>
         </w:tc>
@@ -2078,39 +2293,46 @@
                 <w:sz w:val="17"/>
                 <w:szCs w:val="17"/>
               </w:rPr>
-              <w:t xml:space="preserve">concat</w:t>
-            </w:r>
-            <w:r>
-              <w:rPr>
-                <w:sz w:val="19"/>
-                <w:szCs w:val="19"/>
-              </w:rPr>
-              <w:t xml:space="preserve"> barang masuk + keluar, lalu </w:t>
-            </w:r>
-            <w:r>
-              <w:rPr>
-                <w:rFonts w:ascii="Consolas" w:cs="Consolas" w:eastAsia="Consolas" w:hAnsi="Consolas"/>
-                <w:color w:val="1F4E79"/>
-                <w:sz w:val="17"/>
-                <w:szCs w:val="17"/>
-              </w:rPr>
-              <w:t xml:space="preserve">sortByDesc</w:t>
-            </w:r>
-            <w:r>
-              <w:rPr>
-                <w:sz w:val="19"/>
-                <w:szCs w:val="19"/>
-              </w:rPr>
-              <w:t xml:space="preserve"> dan </w:t>
-            </w:r>
-            <w:r>
-              <w:rPr>
-                <w:rFonts w:ascii="Consolas" w:cs="Consolas" w:eastAsia="Consolas" w:hAnsi="Consolas"/>
-                <w:color w:val="1F4E79"/>
-                <w:sz w:val="17"/>
-                <w:szCs w:val="17"/>
-              </w:rPr>
-              <w:t xml:space="preserve">take</w:t>
+              <w:t xml:space="preserve">pluck</w:t>
+            </w:r>
+            <w:r>
+              <w:rPr>
+                <w:sz w:val="19"/>
+                <w:szCs w:val="19"/>
+              </w:rPr>
+              <w:t xml:space="preserve"> → </w:t>
+            </w:r>
+            <w:r>
+              <w:rPr>
+                <w:rFonts w:ascii="Consolas" w:cs="Consolas" w:eastAsia="Consolas" w:hAnsi="Consolas"/>
+                <w:color w:val="1F4E79"/>
+                <w:sz w:val="17"/>
+                <w:szCs w:val="17"/>
+              </w:rPr>
+              <w:t xml:space="preserve">map</w:t>
+            </w:r>
+            <w:r>
+              <w:rPr>
+                <w:sz w:val="19"/>
+                <w:szCs w:val="19"/>
+              </w:rPr>
+              <w:t xml:space="preserve"> → </w:t>
+            </w:r>
+            <w:r>
+              <w:rPr>
+                <w:rFonts w:ascii="Consolas" w:cs="Consolas" w:eastAsia="Consolas" w:hAnsi="Consolas"/>
+                <w:color w:val="1F4E79"/>
+                <w:sz w:val="17"/>
+                <w:szCs w:val="17"/>
+              </w:rPr>
+              <w:t xml:space="preserve">max</w:t>
+            </w:r>
+            <w:r>
+              <w:rPr>
+                <w:sz w:val="19"/>
+                <w:szCs w:val="19"/>
+              </w:rPr>
+              <w:t xml:space="preserve"> untuk mencari nomor kode terbesar</w:t>
             </w:r>
           </w:p>
         </w:tc>
@@ -2141,6 +2363,125 @@
                 <w:sz w:val="19"/>
                 <w:szCs w:val="19"/>
               </w:rPr>
+              <w:t xml:space="preserve">Penggabungan koleksi</w:t>
+            </w:r>
+          </w:p>
+        </w:tc>
+        <w:tc>
+          <w:tcPr>
+            <w:tcW w:type="dxa" w:w="3988"/>
+            <w:tcBorders>
+              <w:top w:val="single" w:color="BFBFBF" w:sz="4"/>
+              <w:left w:val="single" w:color="BFBFBF" w:sz="4"/>
+              <w:bottom w:val="single" w:color="BFBFBF" w:sz="4"/>
+              <w:right w:val="single" w:color="BFBFBF" w:sz="4"/>
+            </w:tcBorders>
+            <w:tcMar>
+              <w:top w:type="dxa" w:w="60"/>
+              <w:left w:type="dxa" w:w="100"/>
+              <w:bottom w:type="dxa" w:w="60"/>
+              <w:right w:type="dxa" w:w="100"/>
+            </w:tcMar>
+          </w:tcPr>
+          <w:p>
+            <w:r>
+              <w:rPr>
+                <w:rFonts w:ascii="Consolas" w:cs="Consolas" w:eastAsia="Consolas" w:hAnsi="Consolas"/>
+                <w:color w:val="1F4E79"/>
+                <w:sz w:val="17"/>
+                <w:szCs w:val="17"/>
+              </w:rPr>
+              <w:t xml:space="preserve">DashboardController::aktivitasTerbaru()</w:t>
+            </w:r>
+          </w:p>
+        </w:tc>
+        <w:tc>
+          <w:tcPr>
+            <w:tcW w:type="dxa" w:w="3989"/>
+            <w:tcBorders>
+              <w:top w:val="single" w:color="BFBFBF" w:sz="4"/>
+              <w:left w:val="single" w:color="BFBFBF" w:sz="4"/>
+              <w:bottom w:val="single" w:color="BFBFBF" w:sz="4"/>
+              <w:right w:val="single" w:color="BFBFBF" w:sz="4"/>
+            </w:tcBorders>
+            <w:tcMar>
+              <w:top w:type="dxa" w:w="60"/>
+              <w:left w:type="dxa" w:w="100"/>
+              <w:bottom w:type="dxa" w:w="60"/>
+              <w:right w:type="dxa" w:w="100"/>
+            </w:tcMar>
+          </w:tcPr>
+          <w:p>
+            <w:r>
+              <w:rPr>
+                <w:rFonts w:ascii="Consolas" w:cs="Consolas" w:eastAsia="Consolas" w:hAnsi="Consolas"/>
+                <w:color w:val="1F4E79"/>
+                <w:sz w:val="17"/>
+                <w:szCs w:val="17"/>
+              </w:rPr>
+              <w:t xml:space="preserve">concat</w:t>
+            </w:r>
+            <w:r>
+              <w:rPr>
+                <w:sz w:val="19"/>
+                <w:szCs w:val="19"/>
+              </w:rPr>
+              <w:t xml:space="preserve"> barang masuk + keluar, lalu </w:t>
+            </w:r>
+            <w:r>
+              <w:rPr>
+                <w:rFonts w:ascii="Consolas" w:cs="Consolas" w:eastAsia="Consolas" w:hAnsi="Consolas"/>
+                <w:color w:val="1F4E79"/>
+                <w:sz w:val="17"/>
+                <w:szCs w:val="17"/>
+              </w:rPr>
+              <w:t xml:space="preserve">sortByDesc</w:t>
+            </w:r>
+            <w:r>
+              <w:rPr>
+                <w:sz w:val="19"/>
+                <w:szCs w:val="19"/>
+              </w:rPr>
+              <w:t xml:space="preserve"> dan </w:t>
+            </w:r>
+            <w:r>
+              <w:rPr>
+                <w:rFonts w:ascii="Consolas" w:cs="Consolas" w:eastAsia="Consolas" w:hAnsi="Consolas"/>
+                <w:color w:val="1F4E79"/>
+                <w:sz w:val="17"/>
+                <w:szCs w:val="17"/>
+              </w:rPr>
+              <w:t xml:space="preserve">take</w:t>
+            </w:r>
+          </w:p>
+        </w:tc>
+      </w:tr>
+      <w:tr>
+        <w:trPr>
+          <w:tblHeader w:val="off"/>
+        </w:trPr>
+        <w:tc>
+          <w:tcPr>
+            <w:tcW w:type="dxa" w:w="1661"/>
+            <w:tcBorders>
+              <w:top w:val="single" w:color="BFBFBF" w:sz="4"/>
+              <w:left w:val="single" w:color="BFBFBF" w:sz="4"/>
+              <w:bottom w:val="single" w:color="BFBFBF" w:sz="4"/>
+              <w:right w:val="single" w:color="BFBFBF" w:sz="4"/>
+            </w:tcBorders>
+            <w:tcMar>
+              <w:top w:type="dxa" w:w="60"/>
+              <w:left w:type="dxa" w:w="100"/>
+              <w:bottom w:type="dxa" w:w="60"/>
+              <w:right w:type="dxa" w:w="100"/>
+            </w:tcMar>
+          </w:tcPr>
+          <w:p>
+            <w:r>
+              <w:rPr>
+                <w:sz w:val="19"/>
+                <w:szCs w:val="19"/>
+              </w:rPr>
               <w:t xml:space="preserve">Objek &amp; relasi</w:t>
             </w:r>
           </w:p>
@@ -2265,7 +2606,7 @@
           <w:sz w:val="20"/>
           <w:szCs w:val="20"/>
         </w:rPr>
-        <w:t xml:space="preserve">STATUS_BARANG[0]</w:t>
+        <w:t xml:space="preserve">KONDISI[0]</w:t>
       </w:r>
       <w:r>
         <w:t xml:space="preserve"> = </w:t>
@@ -2327,7 +2668,7 @@
           <w:sz w:val="20"/>
           <w:szCs w:val="20"/>
         </w:rPr>
-        <w:t xml:space="preserve">Rule::in(Barang::STATUS_BARANG)</w:t>
+        <w:t xml:space="preserve">Rule::in(BarangKeluar::JENIS)</w:t>
       </w:r>
       <w:r>
         <w:t xml:space="preserve">) dan pilihan di form. Bila ada perubahan, cukup ubah satu tempat.</w:t>
@@ -2589,7 +2930,131 @@
         <w:t xml:space="preserve">belongsTo</w:t>
       </w:r>
       <w:r>
-        <w:t xml:space="preserve">). Begitu juga barang–transaksi dan user–transaksi.</w:t>
+        <w:t xml:space="preserve">). Begitu juga barang–transaksi, user–transaksi, lokasi–stok, dan satu peminjaman memiliki banyak pengembalian (</w:t>
+      </w:r>
+      <w:r>
+        <w:rPr>
+          <w:rFonts w:ascii="Consolas" w:cs="Consolas" w:eastAsia="Consolas" w:hAnsi="Consolas"/>
+          <w:color w:val="1F4E79"/>
+          <w:sz w:val="20"/>
+          <w:szCs w:val="20"/>
+        </w:rPr>
+        <w:t xml:space="preserve">BarangKeluar::pengembalian()</w:t>
+      </w:r>
+      <w:r>
+        <w:t xml:space="preserve">).</w:t>
+      </w:r>
+    </w:p>
+    <w:p>
+      <w:r>
+        <w:rPr>
+          <w:b/>
+          <w:bCs/>
+        </w:rPr>
+        <w:t xml:space="preserve">9. Kenapa stok dipecah ke tabel `stok_barang`, tidak cukup kolom `barang.stok`?</w:t>
+      </w:r>
+    </w:p>
+    <w:p>
+      <w:r>
+        <w:t xml:space="preserve">Satu barang bisa ada di beberapa lokasi dengan kondisi berbeda, misalnya Kursi Siswa 110 Baik di Gudang Utama, serta 3 Baik dan 7 Rusak Ringan di Gudang 2. Satu kolom tidak bisa menyimpan itu. </w:t>
+      </w:r>
+      <w:r>
+        <w:rPr>
+          <w:rFonts w:ascii="Consolas" w:cs="Consolas" w:eastAsia="Consolas" w:hAnsi="Consolas"/>
+          <w:color w:val="1F4E79"/>
+          <w:sz w:val="20"/>
+          <w:szCs w:val="20"/>
+        </w:rPr>
+        <w:t xml:space="preserve">stok_barang</w:t>
+      </w:r>
+      <w:r>
+        <w:t xml:space="preserve"> menyimpan satu baris per barang + lokasi + kondisi (unik), sedangkan </w:t>
+      </w:r>
+      <w:r>
+        <w:rPr>
+          <w:rFonts w:ascii="Consolas" w:cs="Consolas" w:eastAsia="Consolas" w:hAnsi="Consolas"/>
+          <w:color w:val="1F4E79"/>
+          <w:sz w:val="20"/>
+          <w:szCs w:val="20"/>
+        </w:rPr>
+        <w:t xml:space="preserve">barang.stok</w:t>
+      </w:r>
+      <w:r>
+        <w:t xml:space="preserve"> tetap disimpan sebagai total agar daftar barang dan dashboard cepat.</w:t>
+      </w:r>
+    </w:p>
+    <w:p>
+      <w:r>
+        <w:rPr>
+          <w:b/>
+          <w:bCs/>
+        </w:rPr>
+        <w:t xml:space="preserve">10. Kenapa rincian kondisi transaksi disimpan sebagai tiga kolom, bukan tabel detail?</w:t>
+      </w:r>
+    </w:p>
+    <w:p>
+      <w:r>
+        <w:t xml:space="preserve">Kondisinya hanya tiga dan tetap, sehingga tiga kolom (</w:t>
+      </w:r>
+      <w:r>
+        <w:rPr>
+          <w:rFonts w:ascii="Consolas" w:cs="Consolas" w:eastAsia="Consolas" w:hAnsi="Consolas"/>
+          <w:color w:val="1F4E79"/>
+          <w:sz w:val="20"/>
+          <w:szCs w:val="20"/>
+        </w:rPr>
+        <w:t xml:space="preserve">jumlah_baik</w:t>
+      </w:r>
+      <w:r>
+        <w:t xml:space="preserve">, </w:t>
+      </w:r>
+      <w:r>
+        <w:rPr>
+          <w:rFonts w:ascii="Consolas" w:cs="Consolas" w:eastAsia="Consolas" w:hAnsi="Consolas"/>
+          <w:color w:val="1F4E79"/>
+          <w:sz w:val="20"/>
+          <w:szCs w:val="20"/>
+        </w:rPr>
+        <w:t xml:space="preserve">jumlah_rusak_ringan</w:t>
+      </w:r>
+      <w:r>
+        <w:t xml:space="preserve">, </w:t>
+      </w:r>
+      <w:r>
+        <w:rPr>
+          <w:rFonts w:ascii="Consolas" w:cs="Consolas" w:eastAsia="Consolas" w:hAnsi="Consolas"/>
+          <w:color w:val="1F4E79"/>
+          <w:sz w:val="20"/>
+          <w:szCs w:val="20"/>
+        </w:rPr>
+        <w:t xml:space="preserve">jumlah_rusak_berat</w:t>
+      </w:r>
+      <w:r>
+        <w:t xml:space="preserve">) lebih sederhana: satu transaksi tetap satu baris, mudah dicetak dan divalidasi. Kolom </w:t>
+      </w:r>
+      <w:r>
+        <w:rPr>
+          <w:rFonts w:ascii="Consolas" w:cs="Consolas" w:eastAsia="Consolas" w:hAnsi="Consolas"/>
+          <w:color w:val="1F4E79"/>
+          <w:sz w:val="20"/>
+          <w:szCs w:val="20"/>
+        </w:rPr>
+        <w:t xml:space="preserve">jumlah</w:t>
+      </w:r>
+      <w:r>
+        <w:t xml:space="preserve"> menyimpan totalnya. Konstanta </w:t>
+      </w:r>
+      <w:r>
+        <w:rPr>
+          <w:rFonts w:ascii="Consolas" w:cs="Consolas" w:eastAsia="Consolas" w:hAnsi="Consolas"/>
+          <w:color w:val="1F4E79"/>
+          <w:sz w:val="20"/>
+          <w:szCs w:val="20"/>
+        </w:rPr>
+        <w:t xml:space="preserve">Barang::KOLOM_KONDISI</w:t>
+      </w:r>
+      <w:r>
+        <w:t xml:space="preserve"> menghubungkan nama kondisi dengan nama kolomnya.</w:t>
       </w:r>
     </w:p>
     <w:p>
@@ -2666,7 +3131,7 @@
     </w:p>
     <w:p>
       <w:r>
-        <w:t xml:space="preserve">Mencatat barang dan kategori, mencatat barang masuk (stok bertambah), mengajukan barang keluar dengan foto bukti yang disetujui Manager (stok berkurang), mengelola pengguna, mengunggah gambar, serta menampilkan ringkasan dan riwayat.</w:t>
+        <w:t xml:space="preserve">Mencatat barang, kategori, dan lokasi; mencatat barang masuk dengan rincian kondisi (stok bertambah); mengajukan barang keluar (pinjam, pindah, musnahkan) dengan foto bukti yang diperiksa dan disetujui Manager; mencatat pengembalian pinjaman; mengelola pengguna; mengunggah gambar; serta menampilkan ringkasan dan riwayat.</w:t>
       </w:r>
     </w:p>
     <w:p>
@@ -2687,7 +3152,7 @@
         </w:numPr>
       </w:pPr>
       <w:r>
-        <w:t xml:space="preserve">Input: barang, tanggal, jumlah, pemohon, tujuan, kondisi, foto.</w:t>
+        <w:t xml:space="preserve">Input: jenis keluar, barang, lokasi asal, lokasi tujuan (Pemindahan) / tanggal kembali (Peminjaman), tanggal, jumlah per kondisi, pemohon, tujuan, foto.</w:t>
       </w:r>
     </w:p>
     <w:p>
@@ -2699,7 +3164,7 @@
         </w:numPr>
       </w:pPr>
       <w:r>
-        <w:t xml:space="preserve">Proses: validasi (wajib, jumlah ≥ 1, tidak melebihi stok, foto JPG/PNG/WEBP ≤ 2 MB), simpan foto dengan nama acak, simpan status Pending; saat disetujui, stok dicek ulang lalu dikurangi dalam satu transaksi.</w:t>
+        <w:t xml:space="preserve">Proses: validasi (wajib, total ≥ 1, tiap kondisi tidak melebihi stok kondisi itu di lokasi asal, Pemusnahan hanya Rusak Berat, foto JPG/PNG/WEBP ≤ 2 MB), simpan foto dengan nama acak, simpan status Pending; saat disetujui (rincian boleh dikoreksi Manager), stok dicek ulang lalu diperbarui sesuai jenis dalam satu transaksi.</w:t>
       </w:r>
     </w:p>
     <w:p>
@@ -2853,7 +3318,207 @@
     </w:p>
     <w:p>
       <w:r>
-        <w:t xml:space="preserve">Kondisi barang dicatat per jenis (bukan per unit) dan fitur peminjaman / pengembalian belum ada. Keduanya bahan pengembangan berikutnya.</w:t>
+        <w:t xml:space="preserve">Kondisi dicatat sebagai jumlah per kondisi, bukan per unit (tidak ada nomor seri), dan perbaikan barang Rusak Ringan menjadi Baik belum punya menu khusus. Keduanya bahan pengembangan berikutnya.</w:t>
+      </w:r>
+    </w:p>
+    <w:p>
+      <w:r>
+        <w:rPr>
+          <w:b/>
+          <w:bCs/>
+        </w:rPr>
+        <w:t xml:space="preserve">8. Ada masukan dari pembina, bagaimana menerapkannya?</w:t>
+      </w:r>
+    </w:p>
+    <w:p>
+      <w:r>
+        <w:t xml:space="preserve">Ada tiga masukan: (1) barang gudang sekolah sering dipinjam, (2) satu transaksi bisa berisi kondisi campuran dan Manager harus bisa memeriksanya, (3) perlu diketahui posisi barang. Penerapannya: kolom </w:t>
+      </w:r>
+      <w:r>
+        <w:rPr>
+          <w:rFonts w:ascii="Consolas" w:cs="Consolas" w:eastAsia="Consolas" w:hAnsi="Consolas"/>
+          <w:color w:val="1F4E79"/>
+          <w:sz w:val="20"/>
+          <w:szCs w:val="20"/>
+        </w:rPr>
+        <w:t xml:space="preserve">jenis_keluar</w:t>
+      </w:r>
+      <w:r>
+        <w:t xml:space="preserve"> (Peminjaman / Pemindahan / Pemusnahan) dan tabel </w:t>
+      </w:r>
+      <w:r>
+        <w:rPr>
+          <w:rFonts w:ascii="Consolas" w:cs="Consolas" w:eastAsia="Consolas" w:hAnsi="Consolas"/>
+          <w:color w:val="1F4E79"/>
+          <w:sz w:val="20"/>
+          <w:szCs w:val="20"/>
+        </w:rPr>
+        <w:t xml:space="preserve">pengembalian</w:t>
+      </w:r>
+      <w:r>
+        <w:t xml:space="preserve">; kolom </w:t>
+      </w:r>
+      <w:r>
+        <w:rPr>
+          <w:rFonts w:ascii="Consolas" w:cs="Consolas" w:eastAsia="Consolas" w:hAnsi="Consolas"/>
+          <w:color w:val="1F4E79"/>
+          <w:sz w:val="20"/>
+          <w:szCs w:val="20"/>
+        </w:rPr>
+        <w:t xml:space="preserve">jumlah_baik</w:t>
+      </w:r>
+      <w:r>
+        <w:t xml:space="preserve">, </w:t>
+      </w:r>
+      <w:r>
+        <w:rPr>
+          <w:rFonts w:ascii="Consolas" w:cs="Consolas" w:eastAsia="Consolas" w:hAnsi="Consolas"/>
+          <w:color w:val="1F4E79"/>
+          <w:sz w:val="20"/>
+          <w:szCs w:val="20"/>
+        </w:rPr>
+        <w:t xml:space="preserve">jumlah_rusak_ringan</w:t>
+      </w:r>
+      <w:r>
+        <w:t xml:space="preserve">, </w:t>
+      </w:r>
+      <w:r>
+        <w:rPr>
+          <w:rFonts w:ascii="Consolas" w:cs="Consolas" w:eastAsia="Consolas" w:hAnsi="Consolas"/>
+          <w:color w:val="1F4E79"/>
+          <w:sz w:val="20"/>
+          <w:szCs w:val="20"/>
+        </w:rPr>
+        <w:t xml:space="preserve">jumlah_rusak_berat</w:t>
+      </w:r>
+      <w:r>
+        <w:t xml:space="preserve"> beserta koreksi oleh Manager; data master </w:t>
+      </w:r>
+      <w:r>
+        <w:rPr>
+          <w:rFonts w:ascii="Consolas" w:cs="Consolas" w:eastAsia="Consolas" w:hAnsi="Consolas"/>
+          <w:color w:val="1F4E79"/>
+          <w:sz w:val="20"/>
+          <w:szCs w:val="20"/>
+        </w:rPr>
+        <w:t xml:space="preserve">lokasi</w:t>
+      </w:r>
+      <w:r>
+        <w:t xml:space="preserve"> dan tabel </w:t>
+      </w:r>
+      <w:r>
+        <w:rPr>
+          <w:rFonts w:ascii="Consolas" w:cs="Consolas" w:eastAsia="Consolas" w:hAnsi="Consolas"/>
+          <w:color w:val="1F4E79"/>
+          <w:sz w:val="20"/>
+          <w:szCs w:val="20"/>
+        </w:rPr>
+        <w:t xml:space="preserve">stok_barang</w:t>
+      </w:r>
+      <w:r>
+        <w:t xml:space="preserve">. Rancangan di dokumen 01 diperbarui (Bagian 6 nomor 13–15), dan migration </w:t>
+      </w:r>
+      <w:r>
+        <w:rPr>
+          <w:rFonts w:ascii="Consolas" w:cs="Consolas" w:eastAsia="Consolas" w:hAnsi="Consolas"/>
+          <w:color w:val="1F4E79"/>
+          <w:sz w:val="20"/>
+          <w:szCs w:val="20"/>
+        </w:rPr>
+        <w:t xml:space="preserve">2026_10_21_000001_tambah_lokasi_kondisi_peminjaman</w:t>
+      </w:r>
+      <w:r>
+        <w:t xml:space="preserve"> memindahkan data lama tanpa kehilangan data.</w:t>
+      </w:r>
+    </w:p>
+    <w:p>
+      <w:r>
+        <w:rPr>
+          <w:b/>
+          <w:bCs/>
+        </w:rPr>
+        <w:t xml:space="preserve">9. Apa beda Peminjaman, Pemindahan, dan Pemusnahan?</w:t>
+      </w:r>
+    </w:p>
+    <w:p>
+      <w:r>
+        <w:t xml:space="preserve">Peminjaman: stok lokasi asal berkurang selama dipinjam, data tidak dihapus, dan stok bertambah lagi saat dikembalikan. Pemindahan: stok pindah dari gudang ke ruangan tujuan, total stok barang tetap. Pemusnahan: hanya barang Rusak Berat, stok berkurang permanen. Logikanya di </w:t>
+      </w:r>
+      <w:r>
+        <w:rPr>
+          <w:rFonts w:ascii="Consolas" w:cs="Consolas" w:eastAsia="Consolas" w:hAnsi="Consolas"/>
+          <w:color w:val="1F4E79"/>
+          <w:sz w:val="20"/>
+          <w:szCs w:val="20"/>
+        </w:rPr>
+        <w:t xml:space="preserve">BarangKeluarController::terapkanStok()</w:t>
+      </w:r>
+      <w:r>
+        <w:t xml:space="preserve">.</w:t>
+      </w:r>
+    </w:p>
+    <w:p>
+      <w:r>
+        <w:rPr>
+          <w:b/>
+          <w:bCs/>
+        </w:rPr>
+        <w:t xml:space="preserve">10. Bagaimana Manager memeriksa 20 barang keluar yang kondisinya campuran?</w:t>
+      </w:r>
+    </w:p>
+    <w:p>
+      <w:r>
+        <w:t xml:space="preserve">Operator mengisi rincian, misalnya 5 Baik, 10 Rusak Ringan, 5 Rusak Berat. Di halaman verifikasi, Manager melihat rincian itu beserta stok tiap kondisi di lokasi asal. Bila hasil pemeriksaan berbeda, Manager mengubah angkanya lalu menekan Setujui. Rincian baru divalidasi ulang dengan </w:t>
+      </w:r>
+      <w:r>
+        <w:rPr>
+          <w:rFonts w:ascii="Consolas" w:cs="Consolas" w:eastAsia="Consolas" w:hAnsi="Consolas"/>
+          <w:color w:val="1F4E79"/>
+          <w:sz w:val="20"/>
+          <w:szCs w:val="20"/>
+        </w:rPr>
+        <w:t xml:space="preserve">BarangKeluarRequest::periksaRincian()</w:t>
+      </w:r>
+      <w:r>
+        <w:t xml:space="preserve">, dan catatan "Rincian dikoreksi Manager dari (...) menjadi (...)" disimpan otomatis sebagai jejak audit.</w:t>
+      </w:r>
+    </w:p>
+    <w:p>
+      <w:r>
+        <w:rPr>
+          <w:b/>
+          <w:bCs/>
+        </w:rPr>
+        <w:t xml:space="preserve">11. Bagaimana bila barang pinjaman kembali dalam kondisi lebih rusak?</w:t>
+      </w:r>
+    </w:p>
+    <w:p>
+      <w:r>
+        <w:t xml:space="preserve">Saat mencatat pengembalian, Operator mengisi kondisi saat kembali, misalnya dipinjam 4 Baik, kembali 2 Baik dan 1 Rusak Ringan. Stok ditambah sesuai kondisi saat kembali, bukan kondisi saat dipinjam. Pengembalian boleh bertahap; sisa pinjaman dihitung </w:t>
+      </w:r>
+      <w:r>
+        <w:rPr>
+          <w:rFonts w:ascii="Consolas" w:cs="Consolas" w:eastAsia="Consolas" w:hAnsi="Consolas"/>
+          <w:color w:val="1F4E79"/>
+          <w:sz w:val="20"/>
+          <w:szCs w:val="20"/>
+        </w:rPr>
+        <w:t xml:space="preserve">sisaPinjaman()</w:t>
+      </w:r>
+      <w:r>
+        <w:t xml:space="preserve"> dan status </w:t>
+      </w:r>
+      <w:r>
+        <w:rPr>
+          <w:rFonts w:ascii="Consolas" w:cs="Consolas" w:eastAsia="Consolas" w:hAnsi="Consolas"/>
+          <w:color w:val="1F4E79"/>
+          <w:sz w:val="20"/>
+          <w:szCs w:val="20"/>
+        </w:rPr>
+        <w:t xml:space="preserve">statusPinjam()</w:t>
+      </w:r>
+      <w:r>
+        <w:t xml:space="preserve"> menjadi Dikembalikan Sebagian sampai semuanya kembali.</w:t>
       </w:r>
     </w:p>
     <w:p>
@@ -3304,69 +3969,54 @@
           <w:b/>
           <w:bCs/>
         </w:rPr>
-        <w:t xml:space="preserve">1. Bagaimana menjalankan aplikasi dari awal?</w:t>
-      </w:r>
-    </w:p>
-    <w:p>
-      <w:r>
-        <w:t xml:space="preserve">Nyalakan MySQL di XAMPP → </w:t>
-      </w:r>
-      <w:r>
-        <w:rPr>
-          <w:rFonts w:ascii="Consolas" w:cs="Consolas" w:eastAsia="Consolas" w:hAnsi="Consolas"/>
-          <w:color w:val="1F4E79"/>
-          <w:sz w:val="20"/>
-          <w:szCs w:val="20"/>
-        </w:rPr>
-        <w:t xml:space="preserve">php artisan migrate:fresh --seed</w:t>
-      </w:r>
-      <w:r>
-        <w:t xml:space="preserve"> → </w:t>
-      </w:r>
-      <w:r>
-        <w:rPr>
-          <w:rFonts w:ascii="Consolas" w:cs="Consolas" w:eastAsia="Consolas" w:hAnsi="Consolas"/>
-          <w:color w:val="1F4E79"/>
-          <w:sz w:val="20"/>
-          <w:szCs w:val="20"/>
-        </w:rPr>
-        <w:t xml:space="preserve">php artisan storage:link</w:t>
-      </w:r>
-      <w:r>
-        <w:t xml:space="preserve"> → </w:t>
-      </w:r>
-      <w:r>
-        <w:rPr>
-          <w:rFonts w:ascii="Consolas" w:cs="Consolas" w:eastAsia="Consolas" w:hAnsi="Consolas"/>
-          <w:color w:val="1F4E79"/>
-          <w:sz w:val="20"/>
-          <w:szCs w:val="20"/>
-        </w:rPr>
-        <w:t xml:space="preserve">npm run build</w:t>
-      </w:r>
-      <w:r>
-        <w:t xml:space="preserve"> → </w:t>
-      </w:r>
-      <w:r>
-        <w:rPr>
-          <w:rFonts w:ascii="Consolas" w:cs="Consolas" w:eastAsia="Consolas" w:hAnsi="Consolas"/>
-          <w:color w:val="1F4E79"/>
-          <w:sz w:val="20"/>
-          <w:szCs w:val="20"/>
-        </w:rPr>
-        <w:t xml:space="preserve">php artisan serve</w:t>
-      </w:r>
-      <w:r>
-        <w:t xml:space="preserve"> → buka </w:t>
-      </w:r>
-      <w:r>
-        <w:rPr>
-          <w:rFonts w:ascii="Consolas" w:cs="Consolas" w:eastAsia="Consolas" w:hAnsi="Consolas"/>
-          <w:color w:val="1F4E79"/>
-          <w:sz w:val="20"/>
-          <w:szCs w:val="20"/>
-        </w:rPr>
-        <w:t xml:space="preserve">http://localhost:8000</w:t>
+        <w:t xml:space="preserve">1a. Database sudah berisi data, bagaimana memperbaruinya ke struktur baru?</w:t>
+      </w:r>
+    </w:p>
+    <w:p>
+      <w:r>
+        <w:rPr>
+          <w:rFonts w:ascii="Consolas" w:cs="Consolas" w:eastAsia="Consolas" w:hAnsi="Consolas"/>
+          <w:color w:val="1F4E79"/>
+          <w:sz w:val="20"/>
+          <w:szCs w:val="20"/>
+        </w:rPr>
+        <w:t xml:space="preserve">php artisan migrate</w:t>
+      </w:r>
+      <w:r>
+        <w:t xml:space="preserve">. Migration </w:t>
+      </w:r>
+      <w:r>
+        <w:rPr>
+          <w:rFonts w:ascii="Consolas" w:cs="Consolas" w:eastAsia="Consolas" w:hAnsi="Consolas"/>
+          <w:color w:val="1F4E79"/>
+          <w:sz w:val="20"/>
+          <w:szCs w:val="20"/>
+        </w:rPr>
+        <w:t xml:space="preserve">tambah_lokasi_kondisi_peminjaman</w:t>
+      </w:r>
+      <w:r>
+        <w:t xml:space="preserve"> membuat tabel baru lalu memindahkan data lama: teks lokasi barang menjadi data master lokasi, stok dan kondisi lama menjadi baris </w:t>
+      </w:r>
+      <w:r>
+        <w:rPr>
+          <w:rFonts w:ascii="Consolas" w:cs="Consolas" w:eastAsia="Consolas" w:hAnsi="Consolas"/>
+          <w:color w:val="1F4E79"/>
+          <w:sz w:val="20"/>
+          <w:szCs w:val="20"/>
+        </w:rPr>
+        <w:t xml:space="preserve">stok_barang</w:t>
+      </w:r>
+      <w:r>
+        <w:t xml:space="preserve">, dan barang keluar lama menjadi Pemindahan ke ruangan tujuannya. Untuk versi online: </w:t>
+      </w:r>
+      <w:r>
+        <w:rPr>
+          <w:rFonts w:ascii="Consolas" w:cs="Consolas" w:eastAsia="Consolas" w:hAnsi="Consolas"/>
+          <w:color w:val="1F4E79"/>
+          <w:sz w:val="20"/>
+          <w:szCs w:val="20"/>
+        </w:rPr>
+        <w:t xml:space="preserve">php artisan migrate --env=supabase</w:t>
       </w:r>
       <w:r>
         <w:t xml:space="preserve">.</w:t>
@@ -3378,72 +4028,72 @@
           <w:b/>
           <w:bCs/>
         </w:rPr>
-        <w:t xml:space="preserve">2. Apa itu `php artisan`?</w:t>
-      </w:r>
-    </w:p>
-    <w:p>
-      <w:r>
-        <w:t xml:space="preserve">Alat perintah bawaan Laravel untuk menjalankan tugas: membuat tabel (</w:t>
-      </w:r>
-      <w:r>
-        <w:rPr>
-          <w:rFonts w:ascii="Consolas" w:cs="Consolas" w:eastAsia="Consolas" w:hAnsi="Consolas"/>
-          <w:color w:val="1F4E79"/>
-          <w:sz w:val="20"/>
-          <w:szCs w:val="20"/>
-        </w:rPr>
-        <w:t xml:space="preserve">migrate</w:t>
-      </w:r>
-      <w:r>
-        <w:t xml:space="preserve">), mengisi data (</w:t>
-      </w:r>
-      <w:r>
-        <w:rPr>
-          <w:rFonts w:ascii="Consolas" w:cs="Consolas" w:eastAsia="Consolas" w:hAnsi="Consolas"/>
-          <w:color w:val="1F4E79"/>
-          <w:sz w:val="20"/>
-          <w:szCs w:val="20"/>
-        </w:rPr>
-        <w:t xml:space="preserve">db:seed</w:t>
-      </w:r>
-      <w:r>
-        <w:t xml:space="preserve">), menjalankan server (</w:t>
-      </w:r>
-      <w:r>
-        <w:rPr>
-          <w:rFonts w:ascii="Consolas" w:cs="Consolas" w:eastAsia="Consolas" w:hAnsi="Consolas"/>
-          <w:color w:val="1F4E79"/>
-          <w:sz w:val="20"/>
-          <w:szCs w:val="20"/>
-        </w:rPr>
-        <w:t xml:space="preserve">serve</w:t>
-      </w:r>
-      <w:r>
-        <w:t xml:space="preserve">), pengujian (</w:t>
-      </w:r>
-      <w:r>
-        <w:rPr>
-          <w:rFonts w:ascii="Consolas" w:cs="Consolas" w:eastAsia="Consolas" w:hAnsi="Consolas"/>
-          <w:color w:val="1F4E79"/>
-          <w:sz w:val="20"/>
-          <w:szCs w:val="20"/>
-        </w:rPr>
-        <w:t xml:space="preserve">test</w:t>
-      </w:r>
-      <w:r>
-        <w:t xml:space="preserve">), melihat route (</w:t>
-      </w:r>
-      <w:r>
-        <w:rPr>
-          <w:rFonts w:ascii="Consolas" w:cs="Consolas" w:eastAsia="Consolas" w:hAnsi="Consolas"/>
-          <w:color w:val="1F4E79"/>
-          <w:sz w:val="20"/>
-          <w:szCs w:val="20"/>
-        </w:rPr>
-        <w:t xml:space="preserve">route:list</w:t>
-      </w:r>
-      <w:r>
-        <w:t xml:space="preserve">), dan lainnya.</w:t>
+        <w:t xml:space="preserve">1. Bagaimana menjalankan aplikasi dari awal?</w:t>
+      </w:r>
+    </w:p>
+    <w:p>
+      <w:r>
+        <w:t xml:space="preserve">Nyalakan MySQL di XAMPP → </w:t>
+      </w:r>
+      <w:r>
+        <w:rPr>
+          <w:rFonts w:ascii="Consolas" w:cs="Consolas" w:eastAsia="Consolas" w:hAnsi="Consolas"/>
+          <w:color w:val="1F4E79"/>
+          <w:sz w:val="20"/>
+          <w:szCs w:val="20"/>
+        </w:rPr>
+        <w:t xml:space="preserve">php artisan migrate:fresh --seed</w:t>
+      </w:r>
+      <w:r>
+        <w:t xml:space="preserve"> → </w:t>
+      </w:r>
+      <w:r>
+        <w:rPr>
+          <w:rFonts w:ascii="Consolas" w:cs="Consolas" w:eastAsia="Consolas" w:hAnsi="Consolas"/>
+          <w:color w:val="1F4E79"/>
+          <w:sz w:val="20"/>
+          <w:szCs w:val="20"/>
+        </w:rPr>
+        <w:t xml:space="preserve">php artisan storage:link</w:t>
+      </w:r>
+      <w:r>
+        <w:t xml:space="preserve"> → </w:t>
+      </w:r>
+      <w:r>
+        <w:rPr>
+          <w:rFonts w:ascii="Consolas" w:cs="Consolas" w:eastAsia="Consolas" w:hAnsi="Consolas"/>
+          <w:color w:val="1F4E79"/>
+          <w:sz w:val="20"/>
+          <w:szCs w:val="20"/>
+        </w:rPr>
+        <w:t xml:space="preserve">npm run build</w:t>
+      </w:r>
+      <w:r>
+        <w:t xml:space="preserve"> → </w:t>
+      </w:r>
+      <w:r>
+        <w:rPr>
+          <w:rFonts w:ascii="Consolas" w:cs="Consolas" w:eastAsia="Consolas" w:hAnsi="Consolas"/>
+          <w:color w:val="1F4E79"/>
+          <w:sz w:val="20"/>
+          <w:szCs w:val="20"/>
+        </w:rPr>
+        <w:t xml:space="preserve">php artisan serve</w:t>
+      </w:r>
+      <w:r>
+        <w:t xml:space="preserve"> → buka </w:t>
+      </w:r>
+      <w:r>
+        <w:rPr>
+          <w:rFonts w:ascii="Consolas" w:cs="Consolas" w:eastAsia="Consolas" w:hAnsi="Consolas"/>
+          <w:color w:val="1F4E79"/>
+          <w:sz w:val="20"/>
+          <w:szCs w:val="20"/>
+        </w:rPr>
+        <w:t xml:space="preserve">http://localhost:8000</w:t>
+      </w:r>
+      <w:r>
+        <w:t xml:space="preserve">.</w:t>
       </w:r>
     </w:p>
     <w:p>
@@ -3452,10 +4102,13 @@
           <w:b/>
           <w:bCs/>
         </w:rPr>
-        <w:t xml:space="preserve">3. Apa beda `migrate`, `migrate:fresh`, dan `--seed`?</w:t>
-      </w:r>
-    </w:p>
-    <w:p>
+        <w:t xml:space="preserve">2. Apa itu `php artisan`?</w:t>
+      </w:r>
+    </w:p>
+    <w:p>
+      <w:r>
+        <w:t xml:space="preserve">Alat perintah bawaan Laravel untuk menjalankan tugas: membuat tabel (</w:t>
+      </w:r>
       <w:r>
         <w:rPr>
           <w:rFonts w:ascii="Consolas" w:cs="Consolas" w:eastAsia="Consolas" w:hAnsi="Consolas"/>
@@ -3466,31 +4119,55 @@
         <w:t xml:space="preserve">migrate</w:t>
       </w:r>
       <w:r>
-        <w:t xml:space="preserve"> menjalankan migration yang belum dijalankan (data aman). </w:t>
-      </w:r>
-      <w:r>
-        <w:rPr>
-          <w:rFonts w:ascii="Consolas" w:cs="Consolas" w:eastAsia="Consolas" w:hAnsi="Consolas"/>
-          <w:color w:val="1F4E79"/>
-          <w:sz w:val="20"/>
-          <w:szCs w:val="20"/>
-        </w:rPr>
-        <w:t xml:space="preserve">migrate:fresh</w:t>
-      </w:r>
-      <w:r>
-        <w:t xml:space="preserve"> menghapus semua tabel lalu membuat ulang (data hilang). </w:t>
-      </w:r>
-      <w:r>
-        <w:rPr>
-          <w:rFonts w:ascii="Consolas" w:cs="Consolas" w:eastAsia="Consolas" w:hAnsi="Consolas"/>
-          <w:color w:val="1F4E79"/>
-          <w:sz w:val="20"/>
-          <w:szCs w:val="20"/>
-        </w:rPr>
-        <w:t xml:space="preserve">--seed</w:t>
-      </w:r>
-      <w:r>
-        <w:t xml:space="preserve"> sekaligus mengisi data sampel.</w:t>
+        <w:t xml:space="preserve">), mengisi data (</w:t>
+      </w:r>
+      <w:r>
+        <w:rPr>
+          <w:rFonts w:ascii="Consolas" w:cs="Consolas" w:eastAsia="Consolas" w:hAnsi="Consolas"/>
+          <w:color w:val="1F4E79"/>
+          <w:sz w:val="20"/>
+          <w:szCs w:val="20"/>
+        </w:rPr>
+        <w:t xml:space="preserve">db:seed</w:t>
+      </w:r>
+      <w:r>
+        <w:t xml:space="preserve">), menjalankan server (</w:t>
+      </w:r>
+      <w:r>
+        <w:rPr>
+          <w:rFonts w:ascii="Consolas" w:cs="Consolas" w:eastAsia="Consolas" w:hAnsi="Consolas"/>
+          <w:color w:val="1F4E79"/>
+          <w:sz w:val="20"/>
+          <w:szCs w:val="20"/>
+        </w:rPr>
+        <w:t xml:space="preserve">serve</w:t>
+      </w:r>
+      <w:r>
+        <w:t xml:space="preserve">), pengujian (</w:t>
+      </w:r>
+      <w:r>
+        <w:rPr>
+          <w:rFonts w:ascii="Consolas" w:cs="Consolas" w:eastAsia="Consolas" w:hAnsi="Consolas"/>
+          <w:color w:val="1F4E79"/>
+          <w:sz w:val="20"/>
+          <w:szCs w:val="20"/>
+        </w:rPr>
+        <w:t xml:space="preserve">test</w:t>
+      </w:r>
+      <w:r>
+        <w:t xml:space="preserve">), melihat route (</w:t>
+      </w:r>
+      <w:r>
+        <w:rPr>
+          <w:rFonts w:ascii="Consolas" w:cs="Consolas" w:eastAsia="Consolas" w:hAnsi="Consolas"/>
+          <w:color w:val="1F4E79"/>
+          <w:sz w:val="20"/>
+          <w:szCs w:val="20"/>
+        </w:rPr>
+        <w:t xml:space="preserve">route:list</w:t>
+      </w:r>
+      <w:r>
+        <w:t xml:space="preserve">), dan lainnya.</w:t>
       </w:r>
     </w:p>
     <w:p>
@@ -3499,24 +4176,45 @@
           <w:b/>
           <w:bCs/>
         </w:rPr>
-        <w:t xml:space="preserve">4. Apa fungsi `npm run build`?</w:t>
-      </w:r>
-    </w:p>
-    <w:p>
-      <w:r>
-        <w:t xml:space="preserve">Menjalankan Vite untuk memproses Tailwind CSS dan JavaScript menjadi file siap pakai di </w:t>
-      </w:r>
-      <w:r>
-        <w:rPr>
-          <w:rFonts w:ascii="Consolas" w:cs="Consolas" w:eastAsia="Consolas" w:hAnsi="Consolas"/>
-          <w:color w:val="1F4E79"/>
-          <w:sz w:val="20"/>
-          <w:szCs w:val="20"/>
-        </w:rPr>
-        <w:t xml:space="preserve">public/build</w:t>
-      </w:r>
-      <w:r>
-        <w:t xml:space="preserve">.</w:t>
+        <w:t xml:space="preserve">3. Apa beda `migrate`, `migrate:fresh`, dan `--seed`?</w:t>
+      </w:r>
+    </w:p>
+    <w:p>
+      <w:r>
+        <w:rPr>
+          <w:rFonts w:ascii="Consolas" w:cs="Consolas" w:eastAsia="Consolas" w:hAnsi="Consolas"/>
+          <w:color w:val="1F4E79"/>
+          <w:sz w:val="20"/>
+          <w:szCs w:val="20"/>
+        </w:rPr>
+        <w:t xml:space="preserve">migrate</w:t>
+      </w:r>
+      <w:r>
+        <w:t xml:space="preserve"> menjalankan migration yang belum dijalankan (data aman). </w:t>
+      </w:r>
+      <w:r>
+        <w:rPr>
+          <w:rFonts w:ascii="Consolas" w:cs="Consolas" w:eastAsia="Consolas" w:hAnsi="Consolas"/>
+          <w:color w:val="1F4E79"/>
+          <w:sz w:val="20"/>
+          <w:szCs w:val="20"/>
+        </w:rPr>
+        <w:t xml:space="preserve">migrate:fresh</w:t>
+      </w:r>
+      <w:r>
+        <w:t xml:space="preserve"> menghapus semua tabel lalu membuat ulang (data hilang). </w:t>
+      </w:r>
+      <w:r>
+        <w:rPr>
+          <w:rFonts w:ascii="Consolas" w:cs="Consolas" w:eastAsia="Consolas" w:hAnsi="Consolas"/>
+          <w:color w:val="1F4E79"/>
+          <w:sz w:val="20"/>
+          <w:szCs w:val="20"/>
+        </w:rPr>
+        <w:t xml:space="preserve">--seed</w:t>
+      </w:r>
+      <w:r>
+        <w:t xml:space="preserve"> sekaligus mengisi data sampel.</w:t>
       </w:r>
     </w:p>
     <w:p>
@@ -3525,105 +4223,21 @@
           <w:b/>
           <w:bCs/>
         </w:rPr>
-        <w:t xml:space="preserve">5. Bagaimana alur unggah gambar?</w:t>
-      </w:r>
-    </w:p>
-    <w:p>
-      <w:r>
-        <w:t xml:space="preserve">Form </w:t>
-      </w:r>
-      <w:r>
-        <w:rPr>
-          <w:rFonts w:ascii="Consolas" w:cs="Consolas" w:eastAsia="Consolas" w:hAnsi="Consolas"/>
-          <w:color w:val="1F4E79"/>
-          <w:sz w:val="20"/>
-          <w:szCs w:val="20"/>
-        </w:rPr>
-        <w:t xml:space="preserve">enctype="multipart/form-data"</w:t>
-      </w:r>
-      <w:r>
-        <w:t xml:space="preserve"> → JavaScript menampilkan pratinjau (</w:t>
-      </w:r>
-      <w:r>
-        <w:rPr>
-          <w:rFonts w:ascii="Consolas" w:cs="Consolas" w:eastAsia="Consolas" w:hAnsi="Consolas"/>
-          <w:color w:val="1F4E79"/>
-          <w:sz w:val="20"/>
-          <w:szCs w:val="20"/>
-        </w:rPr>
-        <w:t xml:space="preserve">URL.createObjectURL</w:t>
-      </w:r>
-      <w:r>
-        <w:t xml:space="preserve">) → Form Request memvalidasi (</w:t>
-      </w:r>
-      <w:r>
-        <w:rPr>
-          <w:rFonts w:ascii="Consolas" w:cs="Consolas" w:eastAsia="Consolas" w:hAnsi="Consolas"/>
-          <w:color w:val="1F4E79"/>
-          <w:sz w:val="20"/>
-          <w:szCs w:val="20"/>
-        </w:rPr>
-        <w:t xml:space="preserve">image</w:t>
-      </w:r>
-      <w:r>
-        <w:t xml:space="preserve">, </w:t>
-      </w:r>
-      <w:r>
-        <w:rPr>
-          <w:rFonts w:ascii="Consolas" w:cs="Consolas" w:eastAsia="Consolas" w:hAnsi="Consolas"/>
-          <w:color w:val="1F4E79"/>
-          <w:sz w:val="20"/>
-          <w:szCs w:val="20"/>
-        </w:rPr>
-        <w:t xml:space="preserve">mimes:jpg,jpeg,png,webp</w:t>
-      </w:r>
-      <w:r>
-        <w:t xml:space="preserve">, </w:t>
-      </w:r>
-      <w:r>
-        <w:rPr>
-          <w:rFonts w:ascii="Consolas" w:cs="Consolas" w:eastAsia="Consolas" w:hAnsi="Consolas"/>
-          <w:color w:val="1F4E79"/>
-          <w:sz w:val="20"/>
-          <w:szCs w:val="20"/>
-        </w:rPr>
-        <w:t xml:space="preserve">max:2048</w:t>
-      </w:r>
-      <w:r>
-        <w:t xml:space="preserve">) → </w:t>
-      </w:r>
-      <w:r>
-        <w:rPr>
-          <w:rFonts w:ascii="Consolas" w:cs="Consolas" w:eastAsia="Consolas" w:hAnsi="Consolas"/>
-          <w:color w:val="1F4E79"/>
-          <w:sz w:val="20"/>
-          <w:szCs w:val="20"/>
-        </w:rPr>
-        <w:t xml:space="preserve">GambarService::simpan()</w:t>
-      </w:r>
-      <w:r>
-        <w:t xml:space="preserve"> menyimpan dengan nama acak ke folder sesuai jenis → lokasi file disimpan di kolom database → ditampilkan lewat </w:t>
-      </w:r>
-      <w:r>
-        <w:rPr>
-          <w:rFonts w:ascii="Consolas" w:cs="Consolas" w:eastAsia="Consolas" w:hAnsi="Consolas"/>
-          <w:color w:val="1F4E79"/>
-          <w:sz w:val="20"/>
-          <w:szCs w:val="20"/>
-        </w:rPr>
-        <w:t xml:space="preserve">foto_url</w:t>
-      </w:r>
-      <w:r>
-        <w:t xml:space="preserve"> / </w:t>
-      </w:r>
-      <w:r>
-        <w:rPr>
-          <w:rFonts w:ascii="Consolas" w:cs="Consolas" w:eastAsia="Consolas" w:hAnsi="Consolas"/>
-          <w:color w:val="1F4E79"/>
-          <w:sz w:val="20"/>
-          <w:szCs w:val="20"/>
-        </w:rPr>
-        <w:t xml:space="preserve">gambar_url</w:t>
+        <w:t xml:space="preserve">4. Apa fungsi `npm run build`?</w:t>
+      </w:r>
+    </w:p>
+    <w:p>
+      <w:r>
+        <w:t xml:space="preserve">Menjalankan Vite untuk memproses Tailwind CSS dan JavaScript menjadi file siap pakai di </w:t>
+      </w:r>
+      <w:r>
+        <w:rPr>
+          <w:rFonts w:ascii="Consolas" w:cs="Consolas" w:eastAsia="Consolas" w:hAnsi="Consolas"/>
+          <w:color w:val="1F4E79"/>
+          <w:sz w:val="20"/>
+          <w:szCs w:val="20"/>
+        </w:rPr>
+        <w:t xml:space="preserve">public/build</w:t>
       </w:r>
       <w:r>
         <w:t xml:space="preserve">.</w:t>
@@ -3635,12 +4249,108 @@
           <w:b/>
           <w:bCs/>
         </w:rPr>
-        <w:t xml:space="preserve">6. Kenapa gambar tidak disimpan langsung di database?</w:t>
-      </w:r>
-    </w:p>
-    <w:p>
-      <w:r>
-        <w:t xml:space="preserve">Database hanya menyimpan lokasi file (teks pendek), file gambarnya di folder penyimpanan. Database tetap kecil dan cepat, dan gambar dikirim langsung ke browser.</w:t>
+        <w:t xml:space="preserve">5. Bagaimana alur unggah gambar?</w:t>
+      </w:r>
+    </w:p>
+    <w:p>
+      <w:r>
+        <w:t xml:space="preserve">Form </w:t>
+      </w:r>
+      <w:r>
+        <w:rPr>
+          <w:rFonts w:ascii="Consolas" w:cs="Consolas" w:eastAsia="Consolas" w:hAnsi="Consolas"/>
+          <w:color w:val="1F4E79"/>
+          <w:sz w:val="20"/>
+          <w:szCs w:val="20"/>
+        </w:rPr>
+        <w:t xml:space="preserve">enctype="multipart/form-data"</w:t>
+      </w:r>
+      <w:r>
+        <w:t xml:space="preserve"> → JavaScript menampilkan pratinjau (</w:t>
+      </w:r>
+      <w:r>
+        <w:rPr>
+          <w:rFonts w:ascii="Consolas" w:cs="Consolas" w:eastAsia="Consolas" w:hAnsi="Consolas"/>
+          <w:color w:val="1F4E79"/>
+          <w:sz w:val="20"/>
+          <w:szCs w:val="20"/>
+        </w:rPr>
+        <w:t xml:space="preserve">URL.createObjectURL</w:t>
+      </w:r>
+      <w:r>
+        <w:t xml:space="preserve">) → Form Request memvalidasi (</w:t>
+      </w:r>
+      <w:r>
+        <w:rPr>
+          <w:rFonts w:ascii="Consolas" w:cs="Consolas" w:eastAsia="Consolas" w:hAnsi="Consolas"/>
+          <w:color w:val="1F4E79"/>
+          <w:sz w:val="20"/>
+          <w:szCs w:val="20"/>
+        </w:rPr>
+        <w:t xml:space="preserve">image</w:t>
+      </w:r>
+      <w:r>
+        <w:t xml:space="preserve">, </w:t>
+      </w:r>
+      <w:r>
+        <w:rPr>
+          <w:rFonts w:ascii="Consolas" w:cs="Consolas" w:eastAsia="Consolas" w:hAnsi="Consolas"/>
+          <w:color w:val="1F4E79"/>
+          <w:sz w:val="20"/>
+          <w:szCs w:val="20"/>
+        </w:rPr>
+        <w:t xml:space="preserve">mimes:jpg,jpeg,png,webp</w:t>
+      </w:r>
+      <w:r>
+        <w:t xml:space="preserve">, </w:t>
+      </w:r>
+      <w:r>
+        <w:rPr>
+          <w:rFonts w:ascii="Consolas" w:cs="Consolas" w:eastAsia="Consolas" w:hAnsi="Consolas"/>
+          <w:color w:val="1F4E79"/>
+          <w:sz w:val="20"/>
+          <w:szCs w:val="20"/>
+        </w:rPr>
+        <w:t xml:space="preserve">max:2048</w:t>
+      </w:r>
+      <w:r>
+        <w:t xml:space="preserve">) → </w:t>
+      </w:r>
+      <w:r>
+        <w:rPr>
+          <w:rFonts w:ascii="Consolas" w:cs="Consolas" w:eastAsia="Consolas" w:hAnsi="Consolas"/>
+          <w:color w:val="1F4E79"/>
+          <w:sz w:val="20"/>
+          <w:szCs w:val="20"/>
+        </w:rPr>
+        <w:t xml:space="preserve">GambarService::simpan()</w:t>
+      </w:r>
+      <w:r>
+        <w:t xml:space="preserve"> menyimpan dengan nama acak ke folder sesuai jenis → lokasi file disimpan di kolom database → ditampilkan lewat </w:t>
+      </w:r>
+      <w:r>
+        <w:rPr>
+          <w:rFonts w:ascii="Consolas" w:cs="Consolas" w:eastAsia="Consolas" w:hAnsi="Consolas"/>
+          <w:color w:val="1F4E79"/>
+          <w:sz w:val="20"/>
+          <w:szCs w:val="20"/>
+        </w:rPr>
+        <w:t xml:space="preserve">foto_url</w:t>
+      </w:r>
+      <w:r>
+        <w:t xml:space="preserve"> / </w:t>
+      </w:r>
+      <w:r>
+        <w:rPr>
+          <w:rFonts w:ascii="Consolas" w:cs="Consolas" w:eastAsia="Consolas" w:hAnsi="Consolas"/>
+          <w:color w:val="1F4E79"/>
+          <w:sz w:val="20"/>
+          <w:szCs w:val="20"/>
+        </w:rPr>
+        <w:t xml:space="preserve">gambar_url</w:t>
+      </w:r>
+      <w:r>
+        <w:t xml:space="preserve">.</w:t>
       </w:r>
     </w:p>
     <w:p>
@@ -3649,48 +4359,12 @@
           <w:b/>
           <w:bCs/>
         </w:rPr>
-        <w:t xml:space="preserve">7. Apa fungsi `php artisan storage:link`?</w:t>
-      </w:r>
-    </w:p>
-    <w:p>
-      <w:r>
-        <w:t xml:space="preserve">Membuat jalan pintas dari </w:t>
-      </w:r>
-      <w:r>
-        <w:rPr>
-          <w:rFonts w:ascii="Consolas" w:cs="Consolas" w:eastAsia="Consolas" w:hAnsi="Consolas"/>
-          <w:color w:val="1F4E79"/>
-          <w:sz w:val="20"/>
-          <w:szCs w:val="20"/>
-        </w:rPr>
-        <w:t xml:space="preserve">public/storage</w:t>
-      </w:r>
-      <w:r>
-        <w:t xml:space="preserve"> ke </w:t>
-      </w:r>
-      <w:r>
-        <w:rPr>
-          <w:rFonts w:ascii="Consolas" w:cs="Consolas" w:eastAsia="Consolas" w:hAnsi="Consolas"/>
-          <w:color w:val="1F4E79"/>
-          <w:sz w:val="20"/>
-          <w:szCs w:val="20"/>
-        </w:rPr>
-        <w:t xml:space="preserve">storage/app/public</w:t>
-      </w:r>
-      <w:r>
-        <w:t xml:space="preserve"> agar gambar bisa dibuka dari browser lewat alamat </w:t>
-      </w:r>
-      <w:r>
-        <w:rPr>
-          <w:rFonts w:ascii="Consolas" w:cs="Consolas" w:eastAsia="Consolas" w:hAnsi="Consolas"/>
-          <w:color w:val="1F4E79"/>
-          <w:sz w:val="20"/>
-          <w:szCs w:val="20"/>
-        </w:rPr>
-        <w:t xml:space="preserve">/storage/...</w:t>
-      </w:r>
-      <w:r>
-        <w:t xml:space="preserve">.</w:t>
+        <w:t xml:space="preserve">6. Kenapa gambar tidak disimpan langsung di database?</w:t>
+      </w:r>
+    </w:p>
+    <w:p>
+      <w:r>
+        <w:t xml:space="preserve">Database hanya menyimpan lokasi file (teks pendek), file gambarnya di folder penyimpanan. Database tetap kecil dan cepat, dan gambar dikirim langsung ke browser.</w:t>
       </w:r>
     </w:p>
     <w:p>
@@ -3699,57 +4373,45 @@
           <w:b/>
           <w:bCs/>
         </w:rPr>
-        <w:t xml:space="preserve">8. Kenapa versi online memakai Supabase Storage?</w:t>
-      </w:r>
-    </w:p>
-    <w:p>
-      <w:r>
-        <w:t xml:space="preserve">Folder aplikasi di Vercel hanya bisa dibaca dan </w:t>
-      </w:r>
-      <w:r>
-        <w:rPr>
-          <w:rFonts w:ascii="Consolas" w:cs="Consolas" w:eastAsia="Consolas" w:hAnsi="Consolas"/>
-          <w:color w:val="1F4E79"/>
-          <w:sz w:val="20"/>
-          <w:szCs w:val="20"/>
-        </w:rPr>
-        <w:t xml:space="preserve">/tmp</w:t>
-      </w:r>
-      <w:r>
-        <w:t xml:space="preserve"> dikosongkan sewaktu-waktu, sehingga file unggahan akan hilang. Cukup mengubah </w:t>
-      </w:r>
-      <w:r>
-        <w:rPr>
-          <w:rFonts w:ascii="Consolas" w:cs="Consolas" w:eastAsia="Consolas" w:hAnsi="Consolas"/>
-          <w:color w:val="1F4E79"/>
-          <w:sz w:val="20"/>
-          <w:szCs w:val="20"/>
-        </w:rPr>
-        <w:t xml:space="preserve">UPLOAD_DISK</w:t>
-      </w:r>
-      <w:r>
-        <w:t xml:space="preserve"> menjadi </w:t>
-      </w:r>
-      <w:r>
-        <w:rPr>
-          <w:rFonts w:ascii="Consolas" w:cs="Consolas" w:eastAsia="Consolas" w:hAnsi="Consolas"/>
-          <w:color w:val="1F4E79"/>
-          <w:sz w:val="20"/>
-          <w:szCs w:val="20"/>
-        </w:rPr>
-        <w:t xml:space="preserve">s3</w:t>
-      </w:r>
-      <w:r>
-        <w:t xml:space="preserve"> tanpa mengubah kode, karena semua penyimpanan gambar lewat </w:t>
-      </w:r>
-      <w:r>
-        <w:rPr>
-          <w:rFonts w:ascii="Consolas" w:cs="Consolas" w:eastAsia="Consolas" w:hAnsi="Consolas"/>
-          <w:color w:val="1F4E79"/>
-          <w:sz w:val="20"/>
-          <w:szCs w:val="20"/>
-        </w:rPr>
-        <w:t xml:space="preserve">GambarService</w:t>
+        <w:t xml:space="preserve">7. Apa fungsi `php artisan storage:link`?</w:t>
+      </w:r>
+    </w:p>
+    <w:p>
+      <w:r>
+        <w:t xml:space="preserve">Membuat jalan pintas dari </w:t>
+      </w:r>
+      <w:r>
+        <w:rPr>
+          <w:rFonts w:ascii="Consolas" w:cs="Consolas" w:eastAsia="Consolas" w:hAnsi="Consolas"/>
+          <w:color w:val="1F4E79"/>
+          <w:sz w:val="20"/>
+          <w:szCs w:val="20"/>
+        </w:rPr>
+        <w:t xml:space="preserve">public/storage</w:t>
+      </w:r>
+      <w:r>
+        <w:t xml:space="preserve"> ke </w:t>
+      </w:r>
+      <w:r>
+        <w:rPr>
+          <w:rFonts w:ascii="Consolas" w:cs="Consolas" w:eastAsia="Consolas" w:hAnsi="Consolas"/>
+          <w:color w:val="1F4E79"/>
+          <w:sz w:val="20"/>
+          <w:szCs w:val="20"/>
+        </w:rPr>
+        <w:t xml:space="preserve">storage/app/public</w:t>
+      </w:r>
+      <w:r>
+        <w:t xml:space="preserve"> agar gambar bisa dibuka dari browser lewat alamat </w:t>
+      </w:r>
+      <w:r>
+        <w:rPr>
+          <w:rFonts w:ascii="Consolas" w:cs="Consolas" w:eastAsia="Consolas" w:hAnsi="Consolas"/>
+          <w:color w:val="1F4E79"/>
+          <w:sz w:val="20"/>
+          <w:szCs w:val="20"/>
+        </w:rPr>
+        <w:t xml:space="preserve">/storage/...</w:t>
       </w:r>
       <w:r>
         <w:t xml:space="preserve">.</w:t>
@@ -3761,12 +4423,60 @@
           <w:b/>
           <w:bCs/>
         </w:rPr>
-        <w:t xml:space="preserve">9. Kenapa ikon tidak diambil dari internet (CDN)?</w:t>
-      </w:r>
-    </w:p>
-    <w:p>
-      <w:r>
-        <w:t xml:space="preserve">Agar aplikasi tetap tampil sempurna tanpa koneksi internet, misalnya saat ujian.</w:t>
+        <w:t xml:space="preserve">8. Kenapa versi online memakai Supabase Storage?</w:t>
+      </w:r>
+    </w:p>
+    <w:p>
+      <w:r>
+        <w:t xml:space="preserve">Folder aplikasi di Vercel hanya bisa dibaca dan </w:t>
+      </w:r>
+      <w:r>
+        <w:rPr>
+          <w:rFonts w:ascii="Consolas" w:cs="Consolas" w:eastAsia="Consolas" w:hAnsi="Consolas"/>
+          <w:color w:val="1F4E79"/>
+          <w:sz w:val="20"/>
+          <w:szCs w:val="20"/>
+        </w:rPr>
+        <w:t xml:space="preserve">/tmp</w:t>
+      </w:r>
+      <w:r>
+        <w:t xml:space="preserve"> dikosongkan sewaktu-waktu, sehingga file unggahan akan hilang. Cukup mengubah </w:t>
+      </w:r>
+      <w:r>
+        <w:rPr>
+          <w:rFonts w:ascii="Consolas" w:cs="Consolas" w:eastAsia="Consolas" w:hAnsi="Consolas"/>
+          <w:color w:val="1F4E79"/>
+          <w:sz w:val="20"/>
+          <w:szCs w:val="20"/>
+        </w:rPr>
+        <w:t xml:space="preserve">UPLOAD_DISK</w:t>
+      </w:r>
+      <w:r>
+        <w:t xml:space="preserve"> menjadi </w:t>
+      </w:r>
+      <w:r>
+        <w:rPr>
+          <w:rFonts w:ascii="Consolas" w:cs="Consolas" w:eastAsia="Consolas" w:hAnsi="Consolas"/>
+          <w:color w:val="1F4E79"/>
+          <w:sz w:val="20"/>
+          <w:szCs w:val="20"/>
+        </w:rPr>
+        <w:t xml:space="preserve">s3</w:t>
+      </w:r>
+      <w:r>
+        <w:t xml:space="preserve"> tanpa mengubah kode, karena semua penyimpanan gambar lewat </w:t>
+      </w:r>
+      <w:r>
+        <w:rPr>
+          <w:rFonts w:ascii="Consolas" w:cs="Consolas" w:eastAsia="Consolas" w:hAnsi="Consolas"/>
+          <w:color w:val="1F4E79"/>
+          <w:sz w:val="20"/>
+          <w:szCs w:val="20"/>
+        </w:rPr>
+        <w:t xml:space="preserve">GambarService</w:t>
+      </w:r>
+      <w:r>
+        <w:t xml:space="preserve">.</w:t>
       </w:r>
     </w:p>
     <w:p>
@@ -3775,120 +4485,120 @@
           <w:b/>
           <w:bCs/>
         </w:rPr>
-        <w:t xml:space="preserve">10. Mana bagian audio di aplikasi ini?</w:t>
-      </w:r>
-    </w:p>
-    <w:p>
-      <w:r>
-        <w:t xml:space="preserve">Halaman login. Tombol </w:t>
-      </w:r>
+        <w:t xml:space="preserve">9. Kenapa ikon tidak diambil dari internet (CDN)?</w:t>
+      </w:r>
+    </w:p>
+    <w:p>
+      <w:r>
+        <w:t xml:space="preserve">Agar aplikasi tetap tampil sempurna tanpa koneksi internet, misalnya saat ujian.</w:t>
+      </w:r>
+    </w:p>
+    <w:p>
       <w:r>
         <w:rPr>
           <w:b/>
           <w:bCs/>
         </w:rPr>
-        <w:t xml:space="preserve">Putar suara</w:t>
-      </w:r>
-      <w:r>
-        <w:t xml:space="preserve"> memutar file </w:t>
-      </w:r>
-      <w:r>
-        <w:rPr>
-          <w:rFonts w:ascii="Consolas" w:cs="Consolas" w:eastAsia="Consolas" w:hAnsi="Consolas"/>
-          <w:color w:val="1F4E79"/>
-          <w:sz w:val="20"/>
-          <w:szCs w:val="20"/>
-        </w:rPr>
-        <w:t xml:space="preserve">public/audio/pagi.wav</w:t>
-      </w:r>
-      <w:r>
-        <w:t xml:space="preserve"> (kicau burung), </w:t>
-      </w:r>
-      <w:r>
-        <w:rPr>
-          <w:rFonts w:ascii="Consolas" w:cs="Consolas" w:eastAsia="Consolas" w:hAnsi="Consolas"/>
-          <w:color w:val="1F4E79"/>
-          <w:sz w:val="20"/>
-          <w:szCs w:val="20"/>
-        </w:rPr>
-        <w:t xml:space="preserve">siang.wav</w:t>
-      </w:r>
-      <w:r>
-        <w:t xml:space="preserve"> (angin dan tonggeret), </w:t>
-      </w:r>
-      <w:r>
-        <w:rPr>
-          <w:rFonts w:ascii="Consolas" w:cs="Consolas" w:eastAsia="Consolas" w:hAnsi="Consolas"/>
-          <w:color w:val="1F4E79"/>
-          <w:sz w:val="20"/>
-          <w:szCs w:val="20"/>
-        </w:rPr>
-        <w:t xml:space="preserve">sore.wav</w:t>
-      </w:r>
-      <w:r>
-        <w:t xml:space="preserve"> (lonceng angin), atau </w:t>
-      </w:r>
-      <w:r>
-        <w:rPr>
-          <w:rFonts w:ascii="Consolas" w:cs="Consolas" w:eastAsia="Consolas" w:hAnsi="Consolas"/>
-          <w:color w:val="1F4E79"/>
-          <w:sz w:val="20"/>
-          <w:szCs w:val="20"/>
-        </w:rPr>
-        <w:t xml:space="preserve">malam.wav</w:t>
-      </w:r>
-      <w:r>
-        <w:t xml:space="preserve"> (jangkrik) sesuai suasana. Diputar dengan tag </w:t>
-      </w:r>
-      <w:r>
-        <w:rPr>
-          <w:rFonts w:ascii="Consolas" w:cs="Consolas" w:eastAsia="Consolas" w:hAnsi="Consolas"/>
-          <w:color w:val="1F4E79"/>
-          <w:sz w:val="20"/>
-          <w:szCs w:val="20"/>
-        </w:rPr>
-        <w:t xml:space="preserve">&lt;audio loop&gt;</w:t>
-      </w:r>
-      <w:r>
-        <w:t xml:space="preserve"> dan dikendalikan JavaScript </w:t>
-      </w:r>
-      <w:r>
-        <w:rPr>
-          <w:rFonts w:ascii="Consolas" w:cs="Consolas" w:eastAsia="Consolas" w:hAnsi="Consolas"/>
-          <w:color w:val="1F4E79"/>
-          <w:sz w:val="20"/>
-          <w:szCs w:val="20"/>
-        </w:rPr>
-        <w:t xml:space="preserve">suasana.js</w:t>
-      </w:r>
-      <w:r>
-        <w:t xml:space="preserve"> fungsi </w:t>
-      </w:r>
-      <w:r>
-        <w:rPr>
-          <w:rFonts w:ascii="Consolas" w:cs="Consolas" w:eastAsia="Consolas" w:hAnsi="Consolas"/>
-          <w:color w:val="1F4E79"/>
-          <w:sz w:val="20"/>
-          <w:szCs w:val="20"/>
-        </w:rPr>
-        <w:t xml:space="preserve">putar()</w:t>
-      </w:r>
-      <w:r>
-        <w:t xml:space="preserve">.</w:t>
-      </w:r>
-    </w:p>
-    <w:p>
+        <w:t xml:space="preserve">10. Mana bagian audio di aplikasi ini?</w:t>
+      </w:r>
+    </w:p>
+    <w:p>
+      <w:r>
+        <w:t xml:space="preserve">Halaman login. Tombol </w:t>
+      </w:r>
       <w:r>
         <w:rPr>
           <w:b/>
           <w:bCs/>
         </w:rPr>
-        <w:t xml:space="preserve">11. Kenapa suara tidak langsung berbunyi saat halaman dibuka?</w:t>
-      </w:r>
-    </w:p>
-    <w:p>
-      <w:r>
-        <w:t xml:space="preserve">Browser modern memblokir suara yang diputar otomatis sebelum pengguna berinteraksi. Karena itu suara diputar lewat tombol, sekaligus agar tidak mengganggu.</w:t>
+        <w:t xml:space="preserve">Putar suara</w:t>
+      </w:r>
+      <w:r>
+        <w:t xml:space="preserve"> memutar file </w:t>
+      </w:r>
+      <w:r>
+        <w:rPr>
+          <w:rFonts w:ascii="Consolas" w:cs="Consolas" w:eastAsia="Consolas" w:hAnsi="Consolas"/>
+          <w:color w:val="1F4E79"/>
+          <w:sz w:val="20"/>
+          <w:szCs w:val="20"/>
+        </w:rPr>
+        <w:t xml:space="preserve">public/audio/pagi.wav</w:t>
+      </w:r>
+      <w:r>
+        <w:t xml:space="preserve"> (kicau burung), </w:t>
+      </w:r>
+      <w:r>
+        <w:rPr>
+          <w:rFonts w:ascii="Consolas" w:cs="Consolas" w:eastAsia="Consolas" w:hAnsi="Consolas"/>
+          <w:color w:val="1F4E79"/>
+          <w:sz w:val="20"/>
+          <w:szCs w:val="20"/>
+        </w:rPr>
+        <w:t xml:space="preserve">siang.wav</w:t>
+      </w:r>
+      <w:r>
+        <w:t xml:space="preserve"> (angin dan tonggeret), </w:t>
+      </w:r>
+      <w:r>
+        <w:rPr>
+          <w:rFonts w:ascii="Consolas" w:cs="Consolas" w:eastAsia="Consolas" w:hAnsi="Consolas"/>
+          <w:color w:val="1F4E79"/>
+          <w:sz w:val="20"/>
+          <w:szCs w:val="20"/>
+        </w:rPr>
+        <w:t xml:space="preserve">sore.wav</w:t>
+      </w:r>
+      <w:r>
+        <w:t xml:space="preserve"> (lonceng angin), atau </w:t>
+      </w:r>
+      <w:r>
+        <w:rPr>
+          <w:rFonts w:ascii="Consolas" w:cs="Consolas" w:eastAsia="Consolas" w:hAnsi="Consolas"/>
+          <w:color w:val="1F4E79"/>
+          <w:sz w:val="20"/>
+          <w:szCs w:val="20"/>
+        </w:rPr>
+        <w:t xml:space="preserve">malam.wav</w:t>
+      </w:r>
+      <w:r>
+        <w:t xml:space="preserve"> (jangkrik) sesuai suasana. Diputar dengan tag </w:t>
+      </w:r>
+      <w:r>
+        <w:rPr>
+          <w:rFonts w:ascii="Consolas" w:cs="Consolas" w:eastAsia="Consolas" w:hAnsi="Consolas"/>
+          <w:color w:val="1F4E79"/>
+          <w:sz w:val="20"/>
+          <w:szCs w:val="20"/>
+        </w:rPr>
+        <w:t xml:space="preserve">&lt;audio loop&gt;</w:t>
+      </w:r>
+      <w:r>
+        <w:t xml:space="preserve"> dan dikendalikan JavaScript </w:t>
+      </w:r>
+      <w:r>
+        <w:rPr>
+          <w:rFonts w:ascii="Consolas" w:cs="Consolas" w:eastAsia="Consolas" w:hAnsi="Consolas"/>
+          <w:color w:val="1F4E79"/>
+          <w:sz w:val="20"/>
+          <w:szCs w:val="20"/>
+        </w:rPr>
+        <w:t xml:space="preserve">suasana.js</w:t>
+      </w:r>
+      <w:r>
+        <w:t xml:space="preserve"> fungsi </w:t>
+      </w:r>
+      <w:r>
+        <w:rPr>
+          <w:rFonts w:ascii="Consolas" w:cs="Consolas" w:eastAsia="Consolas" w:hAnsi="Consolas"/>
+          <w:color w:val="1F4E79"/>
+          <w:sz w:val="20"/>
+          <w:szCs w:val="20"/>
+        </w:rPr>
+        <w:t xml:space="preserve">putar()</w:t>
+      </w:r>
+      <w:r>
+        <w:t xml:space="preserve">.</w:t>
       </w:r>
     </w:p>
     <w:p>
@@ -3897,6 +4607,20 @@
           <w:b/>
           <w:bCs/>
         </w:rPr>
+        <w:t xml:space="preserve">11. Kenapa suara tidak langsung berbunyi saat halaman dibuka?</w:t>
+      </w:r>
+    </w:p>
+    <w:p>
+      <w:r>
+        <w:t xml:space="preserve">Browser modern memblokir suara yang diputar otomatis sebelum pengguna berinteraksi. Karena itu suara diputar lewat tombol, sekaligus agar tidak mengganggu.</w:t>
+      </w:r>
+    </w:p>
+    <w:p>
+      <w:r>
+        <w:rPr>
+          <w:b/>
+          <w:bCs/>
+        </w:rPr>
         <w:t xml:space="preserve">12. Dari mana file suaranya? Apakah ada hak cipta?</w:t>
       </w:r>
     </w:p>
@@ -4484,7 +5208,54 @@
           <w:b/>
           <w:bCs/>
         </w:rPr>
-        <w:t xml:space="preserve">22. Bagaimana efek percikan cahaya dibuat?</w:t>
+        <w:t xml:space="preserve">22. Bagaimana form barang keluar berubah sesuai jenis?</w:t>
+      </w:r>
+    </w:p>
+    <w:p>
+      <w:r>
+        <w:rPr>
+          <w:rFonts w:ascii="Consolas" w:cs="Consolas" w:eastAsia="Consolas" w:hAnsi="Consolas"/>
+          <w:color w:val="1F4E79"/>
+          <w:sz w:val="20"/>
+          <w:szCs w:val="20"/>
+        </w:rPr>
+        <w:t xml:space="preserve">resources/js/form-kondisi.js</w:t>
+      </w:r>
+      <w:r>
+        <w:t xml:space="preserve">. Saat jenis dipilih, bagian bertanda </w:t>
+      </w:r>
+      <w:r>
+        <w:rPr>
+          <w:rFonts w:ascii="Consolas" w:cs="Consolas" w:eastAsia="Consolas" w:hAnsi="Consolas"/>
+          <w:color w:val="1F4E79"/>
+          <w:sz w:val="20"/>
+          <w:szCs w:val="20"/>
+        </w:rPr>
+        <w:t xml:space="preserve">data-hanya-jenis</w:t>
+      </w:r>
+      <w:r>
+        <w:t xml:space="preserve"> ditampilkan atau disembunyikan (lokasi tujuan untuk Pemindahan, tanggal kembali untuk Peminjaman), dan kotak Baik / Rusak Ringan dikunci untuk Pemusnahan. Peta stok dikirim dari controller sebagai JSON; saat barang dan lokasi asal dipilih, stok tiap kondisi ditampilkan dan dipasang sebagai batas </w:t>
+      </w:r>
+      <w:r>
+        <w:rPr>
+          <w:rFonts w:ascii="Consolas" w:cs="Consolas" w:eastAsia="Consolas" w:hAnsi="Consolas"/>
+          <w:color w:val="1F4E79"/>
+          <w:sz w:val="20"/>
+          <w:szCs w:val="20"/>
+        </w:rPr>
+        <w:t xml:space="preserve">max</w:t>
+      </w:r>
+      <w:r>
+        <w:t xml:space="preserve"> kotak isian. Total dihitung otomatis setiap kali angka diubah. Pengecekan sebenarnya tetap di server.</w:t>
+      </w:r>
+    </w:p>
+    <w:p>
+      <w:r>
+        <w:rPr>
+          <w:b/>
+          <w:bCs/>
+        </w:rPr>
+        <w:t xml:space="preserve">23. Bagaimana efek percikan cahaya dibuat?</w:t>
       </w:r>
     </w:p>
     <w:p>
@@ -5971,7 +6742,23 @@
                 <w:sz w:val="17"/>
                 <w:szCs w:val="17"/>
               </w:rPr>
-              <w:t xml:space="preserve">if / elseif</w:t>
+              <w:t xml:space="preserve">foreach</w:t>
+            </w:r>
+            <w:r>
+              <w:rPr>
+                <w:sz w:val="19"/>
+                <w:szCs w:val="19"/>
+              </w:rPr>
+              <w:t xml:space="preserve"> + </w:t>
+            </w:r>
+            <w:r>
+              <w:rPr>
+                <w:rFonts w:ascii="Consolas" w:cs="Consolas" w:eastAsia="Consolas" w:hAnsi="Consolas"/>
+                <w:color w:val="1F4E79"/>
+                <w:sz w:val="17"/>
+                <w:szCs w:val="17"/>
+              </w:rPr>
+              <w:t xml:space="preserve">if</w:t>
             </w:r>
           </w:p>
         </w:tc>
@@ -5997,7 +6784,7 @@
                 <w:sz w:val="19"/>
                 <w:szCs w:val="19"/>
               </w:rPr>
-              <w:t xml:space="preserve">Koreksi barang masuk: selisih positif tambah stok, negatif kurangi</w:t>
+              <w:t xml:space="preserve">Total minimal 1, Pemusnahan hanya Rusak Berat, tiap kondisi tidak melebihi stok</w:t>
             </w:r>
           </w:p>
         </w:tc>
@@ -6025,7 +6812,7 @@
                 <w:sz w:val="17"/>
                 <w:szCs w:val="17"/>
               </w:rPr>
-              <w:t xml:space="preserve">BarangMasukController::update()</w:t>
+              <w:t xml:space="preserve">BarangKeluarRequest::periksaRincian()</w:t>
             </w:r>
           </w:p>
         </w:tc>
@@ -6058,23 +6845,7 @@
                 <w:sz w:val="17"/>
                 <w:szCs w:val="17"/>
               </w:rPr>
-              <w:t xml:space="preserve">foreach</w:t>
-            </w:r>
-            <w:r>
-              <w:rPr>
-                <w:sz w:val="19"/>
-                <w:szCs w:val="19"/>
-              </w:rPr>
-              <w:t xml:space="preserve"> + </w:t>
-            </w:r>
-            <w:r>
-              <w:rPr>
-                <w:rFonts w:ascii="Consolas" w:cs="Consolas" w:eastAsia="Consolas" w:hAnsi="Consolas"/>
-                <w:color w:val="1F4E79"/>
-                <w:sz w:val="17"/>
-                <w:szCs w:val="17"/>
-              </w:rPr>
-              <w:t xml:space="preserve">if</w:t>
+              <w:t xml:space="preserve">match (true)</w:t>
             </w:r>
           </w:p>
         </w:tc>
@@ -6100,7 +6871,7 @@
                 <w:sz w:val="19"/>
                 <w:szCs w:val="19"/>
               </w:rPr>
-              <w:t xml:space="preserve">Menentukan pagi / siang / sore / malam dari jam</w:t>
+              <w:t xml:space="preserve">Status pinjam: Dikembalikan / Dikembalikan Sebagian / Dipinjam</w:t>
             </w:r>
           </w:p>
         </w:tc>
@@ -6128,7 +6899,7 @@
                 <w:sz w:val="17"/>
                 <w:szCs w:val="17"/>
               </w:rPr>
-              <w:t xml:space="preserve">Suasana::dariJam()</w:t>
+              <w:t xml:space="preserve">BarangKeluar::statusPinjam()</w:t>
             </w:r>
           </w:p>
         </w:tc>
@@ -6161,7 +6932,7 @@
                 <w:sz w:val="17"/>
                 <w:szCs w:val="17"/>
               </w:rPr>
-              <w:t xml:space="preserve">match</w:t>
+              <w:t xml:space="preserve">foreach</w:t>
             </w:r>
           </w:p>
         </w:tc>
@@ -6187,7 +6958,7 @@
                 <w:sz w:val="19"/>
                 <w:szCs w:val="19"/>
               </w:rPr>
-              <w:t xml:space="preserve">Warna badge sesuai status; aksi cepat per role</w:t>
+              <w:t xml:space="preserve">Mengurangi stok setiap kondisi dalam rincian</w:t>
             </w:r>
           </w:p>
         </w:tc>
@@ -6215,23 +6986,7 @@
                 <w:sz w:val="17"/>
                 <w:szCs w:val="17"/>
               </w:rPr>
-              <w:t xml:space="preserve">components/badge.blade.php</w:t>
-            </w:r>
-            <w:r>
-              <w:rPr>
-                <w:sz w:val="19"/>
-                <w:szCs w:val="19"/>
-              </w:rPr>
-              <w:t xml:space="preserve">, </w:t>
-            </w:r>
-            <w:r>
-              <w:rPr>
-                <w:rFonts w:ascii="Consolas" w:cs="Consolas" w:eastAsia="Consolas" w:hAnsi="Consolas"/>
-                <w:color w:val="1F4E79"/>
-                <w:sz w:val="17"/>
-                <w:szCs w:val="17"/>
-              </w:rPr>
-              <w:t xml:space="preserve">dashboard.blade.php</w:t>
+              <w:t xml:space="preserve">StokService::kurangiRincian()</w:t>
             </w:r>
           </w:p>
         </w:tc>
@@ -6266,6 +7021,22 @@
               </w:rPr>
               <w:t xml:space="preserve">foreach</w:t>
             </w:r>
+            <w:r>
+              <w:rPr>
+                <w:sz w:val="19"/>
+                <w:szCs w:val="19"/>
+              </w:rPr>
+              <w:t xml:space="preserve"> + </w:t>
+            </w:r>
+            <w:r>
+              <w:rPr>
+                <w:rFonts w:ascii="Consolas" w:cs="Consolas" w:eastAsia="Consolas" w:hAnsi="Consolas"/>
+                <w:color w:val="1F4E79"/>
+                <w:sz w:val="17"/>
+                <w:szCs w:val="17"/>
+              </w:rPr>
+              <w:t xml:space="preserve">if</w:t>
+            </w:r>
           </w:p>
         </w:tc>
         <w:tc>
@@ -6290,7 +7061,7 @@
                 <w:sz w:val="19"/>
                 <w:szCs w:val="19"/>
               </w:rPr>
-              <w:t xml:space="preserve">Mengisi data barang</w:t>
+              <w:t xml:space="preserve">Menentukan pagi / siang / sore / malam dari jam</w:t>
             </w:r>
           </w:p>
         </w:tc>
@@ -6318,7 +7089,7 @@
                 <w:sz w:val="17"/>
                 <w:szCs w:val="17"/>
               </w:rPr>
-              <w:t xml:space="preserve">DatabaseSeeder::run()</w:t>
+              <w:t xml:space="preserve">Suasana::dariJam()</w:t>
             </w:r>
           </w:p>
         </w:tc>
@@ -6351,23 +7122,7 @@
                 <w:sz w:val="17"/>
                 <w:szCs w:val="17"/>
               </w:rPr>
-              <w:t xml:space="preserve">@foreach</w:t>
-            </w:r>
-            <w:r>
-              <w:rPr>
-                <w:sz w:val="19"/>
-                <w:szCs w:val="19"/>
-              </w:rPr>
-              <w:t xml:space="preserve"> / </w:t>
-            </w:r>
-            <w:r>
-              <w:rPr>
-                <w:rFonts w:ascii="Consolas" w:cs="Consolas" w:eastAsia="Consolas" w:hAnsi="Consolas"/>
-                <w:color w:val="1F4E79"/>
-                <w:sz w:val="17"/>
-                <w:szCs w:val="17"/>
-              </w:rPr>
-              <w:t xml:space="preserve">@forelse</w:t>
+              <w:t xml:space="preserve">match</w:t>
             </w:r>
           </w:p>
         </w:tc>
@@ -6393,7 +7148,7 @@
                 <w:sz w:val="19"/>
                 <w:szCs w:val="19"/>
               </w:rPr>
-              <w:t xml:space="preserve">Menampilkan baris tabel</w:t>
+              <w:t xml:space="preserve">Warna badge sesuai status; aksi cepat per role</w:t>
             </w:r>
           </w:p>
         </w:tc>
@@ -6421,7 +7176,23 @@
                 <w:sz w:val="17"/>
                 <w:szCs w:val="17"/>
               </w:rPr>
-              <w:t xml:space="preserve">resources/views/*/index.blade.php</w:t>
+              <w:t xml:space="preserve">components/badge.blade.php</w:t>
+            </w:r>
+            <w:r>
+              <w:rPr>
+                <w:sz w:val="19"/>
+                <w:szCs w:val="19"/>
+              </w:rPr>
+              <w:t xml:space="preserve">, </w:t>
+            </w:r>
+            <w:r>
+              <w:rPr>
+                <w:rFonts w:ascii="Consolas" w:cs="Consolas" w:eastAsia="Consolas" w:hAnsi="Consolas"/>
+                <w:color w:val="1F4E79"/>
+                <w:sz w:val="17"/>
+                <w:szCs w:val="17"/>
+              </w:rPr>
+              <w:t xml:space="preserve">dashboard.blade.php</w:t>
             </w:r>
           </w:p>
         </w:tc>
@@ -6449,10 +7220,12 @@
           <w:p>
             <w:r>
               <w:rPr>
-                <w:sz w:val="19"/>
-                <w:szCs w:val="19"/>
-              </w:rPr>
-              <w:t xml:space="preserve">Fungsi (return)</w:t>
+                <w:rFonts w:ascii="Consolas" w:cs="Consolas" w:eastAsia="Consolas" w:hAnsi="Consolas"/>
+                <w:color w:val="1F4E79"/>
+                <w:sz w:val="17"/>
+                <w:szCs w:val="17"/>
+              </w:rPr>
+              <w:t xml:space="preserve">foreach</w:t>
             </w:r>
           </w:p>
         </w:tc>
@@ -6475,12 +7248,10 @@
           <w:p>
             <w:r>
               <w:rPr>
-                <w:rFonts w:ascii="Consolas" w:cs="Consolas" w:eastAsia="Consolas" w:hAnsi="Consolas"/>
-                <w:color w:val="1F4E79"/>
-                <w:sz w:val="17"/>
-                <w:szCs w:val="17"/>
-              </w:rPr>
-              <w:t xml:space="preserve">cukup(Barang $barang, int $jumlah): bool</w:t>
+                <w:sz w:val="19"/>
+                <w:szCs w:val="19"/>
+              </w:rPr>
+              <w:t xml:space="preserve">Mengisi data barang</w:t>
             </w:r>
           </w:p>
         </w:tc>
@@ -6508,7 +7279,7 @@
                 <w:sz w:val="17"/>
                 <w:szCs w:val="17"/>
               </w:rPr>
-              <w:t xml:space="preserve">StokService</w:t>
+              <w:t xml:space="preserve">DatabaseSeeder::run()</w:t>
             </w:r>
           </w:p>
         </w:tc>
@@ -6536,26 +7307,28 @@
           <w:p>
             <w:r>
               <w:rPr>
-                <w:sz w:val="19"/>
-                <w:szCs w:val="19"/>
-              </w:rPr>
-              <w:t xml:space="preserve">Prosedur (</w:t>
-            </w:r>
-            <w:r>
-              <w:rPr>
-                <w:rFonts w:ascii="Consolas" w:cs="Consolas" w:eastAsia="Consolas" w:hAnsi="Consolas"/>
-                <w:color w:val="1F4E79"/>
-                <w:sz w:val="17"/>
-                <w:szCs w:val="17"/>
-              </w:rPr>
-              <w:t xml:space="preserve">void</w:t>
-            </w:r>
-            <w:r>
-              <w:rPr>
-                <w:sz w:val="19"/>
-                <w:szCs w:val="19"/>
-              </w:rPr>
-              <w:t xml:space="preserve">)</w:t>
+                <w:rFonts w:ascii="Consolas" w:cs="Consolas" w:eastAsia="Consolas" w:hAnsi="Consolas"/>
+                <w:color w:val="1F4E79"/>
+                <w:sz w:val="17"/>
+                <w:szCs w:val="17"/>
+              </w:rPr>
+              <w:t xml:space="preserve">@foreach</w:t>
+            </w:r>
+            <w:r>
+              <w:rPr>
+                <w:sz w:val="19"/>
+                <w:szCs w:val="19"/>
+              </w:rPr>
+              <w:t xml:space="preserve"> / </w:t>
+            </w:r>
+            <w:r>
+              <w:rPr>
+                <w:rFonts w:ascii="Consolas" w:cs="Consolas" w:eastAsia="Consolas" w:hAnsi="Consolas"/>
+                <w:color w:val="1F4E79"/>
+                <w:sz w:val="17"/>
+                <w:szCs w:val="17"/>
+              </w:rPr>
+              <w:t xml:space="preserve">@forelse</w:t>
             </w:r>
           </w:p>
         </w:tc>
@@ -6578,12 +7351,10 @@
           <w:p>
             <w:r>
               <w:rPr>
-                <w:rFonts w:ascii="Consolas" w:cs="Consolas" w:eastAsia="Consolas" w:hAnsi="Consolas"/>
-                <w:color w:val="1F4E79"/>
-                <w:sz w:val="17"/>
-                <w:szCs w:val="17"/>
-              </w:rPr>
-              <w:t xml:space="preserve">pastikanJumlahValid(int $jumlah): void</w:t>
+                <w:sz w:val="19"/>
+                <w:szCs w:val="19"/>
+              </w:rPr>
+              <w:t xml:space="preserve">Menampilkan baris tabel</w:t>
             </w:r>
           </w:p>
         </w:tc>
@@ -6611,7 +7382,7 @@
                 <w:sz w:val="17"/>
                 <w:szCs w:val="17"/>
               </w:rPr>
-              <w:t xml:space="preserve">StokService</w:t>
+              <w:t xml:space="preserve">resources/views/*/index.blade.php</w:t>
             </w:r>
           </w:p>
         </w:tc>
@@ -6642,6 +7413,196 @@
                 <w:sz w:val="19"/>
                 <w:szCs w:val="19"/>
               </w:rPr>
+              <w:t xml:space="preserve">Fungsi (return)</w:t>
+            </w:r>
+          </w:p>
+        </w:tc>
+        <w:tc>
+          <w:tcPr>
+            <w:tcW w:type="dxa" w:w="4315"/>
+            <w:tcBorders>
+              <w:top w:val="single" w:color="BFBFBF" w:sz="4"/>
+              <w:left w:val="single" w:color="BFBFBF" w:sz="4"/>
+              <w:bottom w:val="single" w:color="BFBFBF" w:sz="4"/>
+              <w:right w:val="single" w:color="BFBFBF" w:sz="4"/>
+            </w:tcBorders>
+            <w:tcMar>
+              <w:top w:type="dxa" w:w="60"/>
+              <w:left w:type="dxa" w:w="100"/>
+              <w:bottom w:type="dxa" w:w="60"/>
+              <w:right w:type="dxa" w:w="100"/>
+            </w:tcMar>
+          </w:tcPr>
+          <w:p>
+            <w:r>
+              <w:rPr>
+                <w:rFonts w:ascii="Consolas" w:cs="Consolas" w:eastAsia="Consolas" w:hAnsi="Consolas"/>
+                <w:color w:val="1F4E79"/>
+                <w:sz w:val="17"/>
+                <w:szCs w:val="17"/>
+              </w:rPr>
+              <w:t xml:space="preserve">cukup(Barang $barang, int $idLokasi, string $kondisi, int $jumlah): bool</w:t>
+            </w:r>
+          </w:p>
+        </w:tc>
+        <w:tc>
+          <w:tcPr>
+            <w:tcW w:type="dxa" w:w="3669"/>
+            <w:tcBorders>
+              <w:top w:val="single" w:color="BFBFBF" w:sz="4"/>
+              <w:left w:val="single" w:color="BFBFBF" w:sz="4"/>
+              <w:bottom w:val="single" w:color="BFBFBF" w:sz="4"/>
+              <w:right w:val="single" w:color="BFBFBF" w:sz="4"/>
+            </w:tcBorders>
+            <w:tcMar>
+              <w:top w:type="dxa" w:w="60"/>
+              <w:left w:type="dxa" w:w="100"/>
+              <w:bottom w:type="dxa" w:w="60"/>
+              <w:right w:type="dxa" w:w="100"/>
+            </w:tcMar>
+          </w:tcPr>
+          <w:p>
+            <w:r>
+              <w:rPr>
+                <w:rFonts w:ascii="Consolas" w:cs="Consolas" w:eastAsia="Consolas" w:hAnsi="Consolas"/>
+                <w:color w:val="1F4E79"/>
+                <w:sz w:val="17"/>
+                <w:szCs w:val="17"/>
+              </w:rPr>
+              <w:t xml:space="preserve">StokService</w:t>
+            </w:r>
+          </w:p>
+        </w:tc>
+      </w:tr>
+      <w:tr>
+        <w:trPr>
+          <w:tblHeader w:val="off"/>
+        </w:trPr>
+        <w:tc>
+          <w:tcPr>
+            <w:tcW w:type="dxa" w:w="1654"/>
+            <w:tcBorders>
+              <w:top w:val="single" w:color="BFBFBF" w:sz="4"/>
+              <w:left w:val="single" w:color="BFBFBF" w:sz="4"/>
+              <w:bottom w:val="single" w:color="BFBFBF" w:sz="4"/>
+              <w:right w:val="single" w:color="BFBFBF" w:sz="4"/>
+            </w:tcBorders>
+            <w:tcMar>
+              <w:top w:type="dxa" w:w="60"/>
+              <w:left w:type="dxa" w:w="100"/>
+              <w:bottom w:type="dxa" w:w="60"/>
+              <w:right w:type="dxa" w:w="100"/>
+            </w:tcMar>
+          </w:tcPr>
+          <w:p>
+            <w:r>
+              <w:rPr>
+                <w:sz w:val="19"/>
+                <w:szCs w:val="19"/>
+              </w:rPr>
+              <w:t xml:space="preserve">Prosedur (</w:t>
+            </w:r>
+            <w:r>
+              <w:rPr>
+                <w:rFonts w:ascii="Consolas" w:cs="Consolas" w:eastAsia="Consolas" w:hAnsi="Consolas"/>
+                <w:color w:val="1F4E79"/>
+                <w:sz w:val="17"/>
+                <w:szCs w:val="17"/>
+              </w:rPr>
+              <w:t xml:space="preserve">void</w:t>
+            </w:r>
+            <w:r>
+              <w:rPr>
+                <w:sz w:val="19"/>
+                <w:szCs w:val="19"/>
+              </w:rPr>
+              <w:t xml:space="preserve">)</w:t>
+            </w:r>
+          </w:p>
+        </w:tc>
+        <w:tc>
+          <w:tcPr>
+            <w:tcW w:type="dxa" w:w="4315"/>
+            <w:tcBorders>
+              <w:top w:val="single" w:color="BFBFBF" w:sz="4"/>
+              <w:left w:val="single" w:color="BFBFBF" w:sz="4"/>
+              <w:bottom w:val="single" w:color="BFBFBF" w:sz="4"/>
+              <w:right w:val="single" w:color="BFBFBF" w:sz="4"/>
+            </w:tcBorders>
+            <w:tcMar>
+              <w:top w:type="dxa" w:w="60"/>
+              <w:left w:type="dxa" w:w="100"/>
+              <w:bottom w:type="dxa" w:w="60"/>
+              <w:right w:type="dxa" w:w="100"/>
+            </w:tcMar>
+          </w:tcPr>
+          <w:p>
+            <w:r>
+              <w:rPr>
+                <w:rFonts w:ascii="Consolas" w:cs="Consolas" w:eastAsia="Consolas" w:hAnsi="Consolas"/>
+                <w:color w:val="1F4E79"/>
+                <w:sz w:val="17"/>
+                <w:szCs w:val="17"/>
+              </w:rPr>
+              <w:t xml:space="preserve">pastikanValid(string $kondisi, int $jumlah): void</w:t>
+            </w:r>
+          </w:p>
+        </w:tc>
+        <w:tc>
+          <w:tcPr>
+            <w:tcW w:type="dxa" w:w="3669"/>
+            <w:tcBorders>
+              <w:top w:val="single" w:color="BFBFBF" w:sz="4"/>
+              <w:left w:val="single" w:color="BFBFBF" w:sz="4"/>
+              <w:bottom w:val="single" w:color="BFBFBF" w:sz="4"/>
+              <w:right w:val="single" w:color="BFBFBF" w:sz="4"/>
+            </w:tcBorders>
+            <w:tcMar>
+              <w:top w:type="dxa" w:w="60"/>
+              <w:left w:type="dxa" w:w="100"/>
+              <w:bottom w:type="dxa" w:w="60"/>
+              <w:right w:type="dxa" w:w="100"/>
+            </w:tcMar>
+          </w:tcPr>
+          <w:p>
+            <w:r>
+              <w:rPr>
+                <w:rFonts w:ascii="Consolas" w:cs="Consolas" w:eastAsia="Consolas" w:hAnsi="Consolas"/>
+                <w:color w:val="1F4E79"/>
+                <w:sz w:val="17"/>
+                <w:szCs w:val="17"/>
+              </w:rPr>
+              <w:t xml:space="preserve">StokService</w:t>
+            </w:r>
+          </w:p>
+        </w:tc>
+      </w:tr>
+      <w:tr>
+        <w:trPr>
+          <w:tblHeader w:val="off"/>
+        </w:trPr>
+        <w:tc>
+          <w:tcPr>
+            <w:tcW w:type="dxa" w:w="1654"/>
+            <w:tcBorders>
+              <w:top w:val="single" w:color="BFBFBF" w:sz="4"/>
+              <w:left w:val="single" w:color="BFBFBF" w:sz="4"/>
+              <w:bottom w:val="single" w:color="BFBFBF" w:sz="4"/>
+              <w:right w:val="single" w:color="BFBFBF" w:sz="4"/>
+            </w:tcBorders>
+            <w:tcMar>
+              <w:top w:type="dxa" w:w="60"/>
+              <w:left w:type="dxa" w:w="100"/>
+              <w:bottom w:type="dxa" w:w="60"/>
+              <w:right w:type="dxa" w:w="100"/>
+            </w:tcMar>
+          </w:tcPr>
+          <w:p>
+            <w:r>
+              <w:rPr>
+                <w:sz w:val="19"/>
+                <w:szCs w:val="19"/>
+              </w:rPr>
               <w:t xml:space="preserve">Penanganan error</w:t>
             </w:r>
           </w:p>
@@ -6888,7 +7849,7 @@
           <w:sz w:val="17"/>
           <w:szCs w:val="17"/>
         </w:rPr>
-        <w:t xml:space="preserve">public function kurangi(Barang $barang, int $jumlah): Barang</w:t>
+        <w:t xml:space="preserve">public function kurangi(Barang $barang, int $idLokasi, string $kondisi, int $jumlah): void</w:t>
       </w:r>
     </w:p>
     <w:p>
@@ -6918,7 +7879,7 @@
           <w:sz w:val="17"/>
           <w:szCs w:val="17"/>
         </w:rPr>
-        <w:t xml:space="preserve">    $this-&gt;pastikanJumlahValid($jumlah);          // 1. jumlah harus &gt; 0</w:t>
+        <w:t xml:space="preserve">    $this-&gt;pastikanValid($kondisi, $jumlah);                  // 1. jumlah &gt; 0 dan kondisi dikenal</w:t>
       </w:r>
     </w:p>
     <w:p>
@@ -6948,7 +7909,7 @@
           <w:sz w:val="17"/>
           <w:szCs w:val="17"/>
         </w:rPr>
-        <w:t xml:space="preserve">    if (! $this-&gt;cukup($barang, $jumlah)) {       // 2. cek stok</w:t>
+        <w:t xml:space="preserve">    $baris = $this-&gt;baris($barang, $idLokasi, $kondisi);      // 2. ambil &amp; kunci baris stok_barang</w:t>
       </w:r>
     </w:p>
     <w:p>
@@ -6963,7 +7924,7 @@
           <w:sz w:val="17"/>
           <w:szCs w:val="17"/>
         </w:rPr>
-        <w:t xml:space="preserve">        throw new StokTidakCukupException($barang, $jumlah);   // 3. hentikan dengan error</w:t>
+        <w:t xml:space="preserve">    if ($baris-&gt;jumlah &lt; $jumlah) {                           // 3. cek stok kondisi itu di lokasi itu</w:t>
       </w:r>
     </w:p>
     <w:p>
@@ -6978,7 +7939,7 @@
           <w:sz w:val="17"/>
           <w:szCs w:val="17"/>
         </w:rPr>
-        <w:t xml:space="preserve">    }</w:t>
+        <w:t xml:space="preserve">        throw new StokTidakCukupException($barang, $jumlah, $baris-&gt;jumlah, $kondisi, Lokasi::find($idLokasi)?-&gt;nama_lokasi);</w:t>
       </w:r>
     </w:p>
     <w:p>
@@ -6993,7 +7954,7 @@
           <w:sz w:val="17"/>
           <w:szCs w:val="17"/>
         </w:rPr>
-        <w:t xml:space="preserve"> </w:t>
+        <w:t xml:space="preserve">    }                                                         // 4. hentikan dengan error bila kurang</w:t>
       </w:r>
     </w:p>
     <w:p>
@@ -7008,7 +7969,7 @@
           <w:sz w:val="17"/>
           <w:szCs w:val="17"/>
         </w:rPr>
-        <w:t xml:space="preserve">    $barang-&gt;stok -= $jumlah;                     // 4. kurangi stok</w:t>
+        <w:t xml:space="preserve"> </w:t>
       </w:r>
     </w:p>
     <w:p>
@@ -7023,7 +7984,7 @@
           <w:sz w:val="17"/>
           <w:szCs w:val="17"/>
         </w:rPr>
-        <w:t xml:space="preserve">    $barang-&gt;save();                              // 5. simpan</w:t>
+        <w:t xml:space="preserve">    $baris-&gt;jumlah -= $jumlah;                                // 5. kurangi stok</w:t>
       </w:r>
     </w:p>
     <w:p>
@@ -7038,7 +7999,7 @@
           <w:sz w:val="17"/>
           <w:szCs w:val="17"/>
         </w:rPr>
-        <w:t xml:space="preserve"> </w:t>
+        <w:t xml:space="preserve">    $baris-&gt;save();                                           // 6. simpan</w:t>
       </w:r>
     </w:p>
     <w:p>
@@ -7053,7 +8014,22 @@
           <w:sz w:val="17"/>
           <w:szCs w:val="17"/>
         </w:rPr>
-        <w:t xml:space="preserve">    return $barang;                               // 6. kembalikan data terbaru</w:t>
+        <w:t xml:space="preserve"> </w:t>
+      </w:r>
+    </w:p>
+    <w:p>
+      <w:pPr>
+        <w:shd w:fill="F1F5F9" w:color="auto" w:val="clear"/>
+        <w:spacing w:after="0" w:before="0" w:line="260"/>
+        <w:ind w:left="0"/>
+      </w:pPr>
+      <w:r>
+        <w:rPr>
+          <w:rFonts w:ascii="Consolas" w:cs="Consolas" w:eastAsia="Consolas" w:hAnsi="Consolas"/>
+          <w:sz w:val="17"/>
+          <w:szCs w:val="17"/>
+        </w:rPr>
+        <w:t xml:space="preserve">    $this-&gt;perbaruiTotal($barang);                            // 7. hitung ulang barang.stok (total)</w:t>
       </w:r>
     </w:p>
     <w:p>
@@ -7127,7 +8103,19 @@
           <w:sz w:val="20"/>
           <w:szCs w:val="20"/>
         </w:rPr>
-        <w:t xml:space="preserve">pastikanJumlahValid()</w:t>
+        <w:t xml:space="preserve">pastikanValid()</w:t>
+      </w:r>
+      <w:r>
+        <w:t xml:space="preserve"> dan </w:t>
+      </w:r>
+      <w:r>
+        <w:rPr>
+          <w:rFonts w:ascii="Consolas" w:cs="Consolas" w:eastAsia="Consolas" w:hAnsi="Consolas"/>
+          <w:color w:val="1F4E79"/>
+          <w:sz w:val="20"/>
+          <w:szCs w:val="20"/>
+        </w:rPr>
+        <w:t xml:space="preserve">kurangi()</w:t>
       </w:r>
       <w:r>
         <w:t xml:space="preserve"> bertipe </w:t>
@@ -7360,7 +8348,7 @@
           <w:sz w:val="17"/>
           <w:szCs w:val="17"/>
         </w:rPr>
-        <w:t xml:space="preserve">public function kurangi(Barang $barang, int $jumlah): Barang</w:t>
+        <w:t xml:space="preserve">public function kurangi(Barang $barang, int $idLokasi, string $kondisi, int $jumlah): void</w:t>
       </w:r>
     </w:p>
     <w:p>
@@ -7424,7 +8412,7 @@
     </w:p>
     <w:p>
       <w:r>
-        <w:t xml:space="preserve">01 Dokumen Rancangan (ERD, desain database, relasi, kamus data, data sampel), 02 Dokumentasi Program, 03 Persiapan Asesor, 04 Daftar Akun, 05 Tutorial Deploy.</w:t>
+        <w:t xml:space="preserve">01 Dokumen Rancangan (ERD, desain database, relasi, kamus data, data sampel), 02 Dokumentasi Program, 03 Persiapan Asesor, 04 Daftar Akun, 05 Tutorial Deploy, 06 Peta Kode.</w:t>
       </w:r>
     </w:p>
     <w:p>
@@ -7446,7 +8434,7 @@
         <w:t xml:space="preserve">Inti unit:</w:t>
       </w:r>
       <w:r>
-        <w:t xml:space="preserve"> menemukan, menganalisis, dan memperbaiki kesalahan program. Daftar lengkap 15 bug ada di dokumen 02 Bagian 9.</w:t>
+        <w:t xml:space="preserve"> menemukan, menganalisis, dan memperbaiki kesalahan program. Daftar lengkap 16 bug ada di dokumen 02 Bagian 9.</w:t>
       </w:r>
     </w:p>
     <w:tbl>
@@ -8740,7 +9728,7 @@
           <w:b/>
           <w:bCs/>
         </w:rPr>
-        <w:t xml:space="preserve">80 test (275 assertion)</w:t>
+        <w:t xml:space="preserve">96 test (371 assertion)</w:t>
       </w:r>
       <w:r>
         <w:t xml:space="preserve"> PHPUnit. Rincian per file ada di dokumen 02 Bagian 10.</w:t>
@@ -8912,7 +9900,7 @@
           <w:sz w:val="20"/>
           <w:szCs w:val="20"/>
         </w:rPr>
-        <w:t xml:space="preserve">test_manager_menyetujui_mengurangi_stok_dan_mencatat_verifikator</w:t>
+        <w:t xml:space="preserve">test_peminjaman_disetujui_mengurangi_stok_dan_mencatat_verifikator</w:t>
       </w:r>
       <w:r>
         <w:t xml:space="preserve">:</w:t>
@@ -8927,7 +9915,7 @@
         </w:numPr>
       </w:pPr>
       <w:r>
-        <w:t xml:space="preserve">Persiapan: barang stok 10, permintaan keluar 4 oleh Operator.</w:t>
+        <w:t xml:space="preserve">Persiapan: barang stok 10 (Baik, Gudang Utama), permintaan Peminjaman 4 Baik oleh Operator.</w:t>
       </w:r>
     </w:p>
     <w:p>
@@ -8987,7 +9975,7 @@
         <w:t xml:space="preserve">id_verifikator</w:t>
       </w:r>
       <w:r>
-        <w:t xml:space="preserve"> = Manager, tanggal hari ini, stok 6.</w:t>
+        <w:t xml:space="preserve"> = Manager, tanggal hari ini, stok 6, status pinjam "Dipinjam", sisa pinjaman 4, dan data barang keluar tetap ada (tidak dihapus).</w:t>
       </w:r>
     </w:p>
     <w:p>
@@ -9075,7 +10063,7 @@
     </w:p>
     <w:p>
       <w:r>
-        <w:t xml:space="preserve">Bukan hanya skenario berhasil, tetapi juga gagal dan batas: stok tepat habis, stok kurang, jumlah 0, foto tidak diunggah, file PDF / 3 MB, tolak tanpa alasan, verifikasi ulang, akses role yang tidak berhak (403), token kedaluwarsa (419).</w:t>
+        <w:t xml:space="preserve">Bukan hanya skenario berhasil, tetapi juga gagal dan batas: stok tepat habis, stok kurang, stok di lokasi lain tidak boleh dipakai, jumlah 0, pemusnahan barang Baik, koreksi Manager melebihi stok, pengembalian melebihi sisa pinjaman, foto tidak diunggah, file PDF / 3 MB, tolak tanpa alasan, verifikasi ulang, akses role yang tidak berhak (403), token kedaluwarsa (419).</w:t>
       </w:r>
     </w:p>
     <w:p>
@@ -9291,7 +10279,7 @@
     </w:p>
     <w:p>
       <w:r>
-        <w:t xml:space="preserve">Karena permintaan bisa ditolak Manager. Stok berkurang setelah disetujui agar selalu sesuai barang yang benar-benar ada.</w:t>
+        <w:t xml:space="preserve">Karena permintaan bisa ditolak atau rinciannya dikoreksi Manager. Stok berubah setelah disetujui agar selalu sesuai barang yang benar-benar ada.</w:t>
       </w:r>
     </w:p>
     <w:p>
@@ -9397,7 +10385,7 @@
     </w:p>
     <w:p>
       <w:r>
-        <w:t xml:space="preserve">Peminjaman dan pengembalian barang, kondisi per unit, laporan per periode (PDF / Excel), notifikasi ke Manager, kompresi gambar otomatis, dan </w:t>
+        <w:t xml:space="preserve">Menu perbaikan barang (Rusak Ringan → Baik), kondisi per unit dengan nomor seri, pengingat pinjaman terlambat, laporan per periode (PDF / Excel), notifikasi ke Manager, kompresi gambar otomatis, dan </w:t>
       </w:r>
       <w:r>
         <w:rPr>
@@ -9541,12 +10529,24 @@
           <w:b/>
           <w:bCs/>
         </w:rPr>
-        <w:t xml:space="preserve">5. Password bisa dilihat di database?</w:t>
-      </w:r>
-    </w:p>
-    <w:p>
-      <w:r>
-        <w:t xml:space="preserve">Tidak, hanya hash bcrypt yang tersimpan.</w:t>
+        <w:t xml:space="preserve">4a. Bila barang pinjaman dikembalikan dua kali bersamaan sehingga melebihi jumlah pinjaman?</w:t>
+      </w:r>
+    </w:p>
+    <w:p>
+      <w:r>
+        <w:t xml:space="preserve">Tidak bisa. </w:t>
+      </w:r>
+      <w:r>
+        <w:rPr>
+          <w:rFonts w:ascii="Consolas" w:cs="Consolas" w:eastAsia="Consolas" w:hAnsi="Consolas"/>
+          <w:color w:val="1F4E79"/>
+          <w:sz w:val="20"/>
+          <w:szCs w:val="20"/>
+        </w:rPr>
+        <w:t xml:space="preserve">PengembalianController::store()</w:t>
+      </w:r>
+      <w:r>
+        <w:t xml:space="preserve"> mengunci baris peminjaman di dalam transaksi lalu menghitung ulang sisa pinjaman sebelum menyimpan. Pengembalian kedua menunggu, lalu ditolak bila sisa sudah tidak cukup.</w:t>
       </w:r>
     </w:p>
     <w:p>
@@ -9555,48 +10555,24 @@
           <w:b/>
           <w:bCs/>
         </w:rPr>
-        <w:t xml:space="preserve">6. Bila ada yang mengunggah script PHP yang diganti nama menjadi `.jpg`?</w:t>
-      </w:r>
-    </w:p>
-    <w:p>
-      <w:r>
-        <w:t xml:space="preserve">Ditolak. Aturan </w:t>
-      </w:r>
-      <w:r>
-        <w:rPr>
-          <w:rFonts w:ascii="Consolas" w:cs="Consolas" w:eastAsia="Consolas" w:hAnsi="Consolas"/>
-          <w:color w:val="1F4E79"/>
-          <w:sz w:val="20"/>
-          <w:szCs w:val="20"/>
-        </w:rPr>
-        <w:t xml:space="preserve">image</w:t>
-      </w:r>
-      <w:r>
-        <w:t xml:space="preserve"> dan </w:t>
-      </w:r>
-      <w:r>
-        <w:rPr>
-          <w:rFonts w:ascii="Consolas" w:cs="Consolas" w:eastAsia="Consolas" w:hAnsi="Consolas"/>
-          <w:color w:val="1F4E79"/>
-          <w:sz w:val="20"/>
-          <w:szCs w:val="20"/>
-        </w:rPr>
-        <w:t xml:space="preserve">mimes</w:t>
-      </w:r>
-      <w:r>
-        <w:t xml:space="preserve"> memeriksa isi file (MIME type), bukan hanya namanya. File yang lolos disimpan dengan nama acak dan ekstensi sesuai isinya, sehingga tidak dijalankan sebagai program. Dibuktikan oleh </w:t>
-      </w:r>
-      <w:r>
-        <w:rPr>
-          <w:rFonts w:ascii="Consolas" w:cs="Consolas" w:eastAsia="Consolas" w:hAnsi="Consolas"/>
-          <w:color w:val="1F4E79"/>
-          <w:sz w:val="20"/>
-          <w:szCs w:val="20"/>
-        </w:rPr>
-        <w:t xml:space="preserve">test_file_bukan_gambar_atau_lebih_dari_2mb_ditolak</w:t>
-      </w:r>
-      <w:r>
-        <w:t xml:space="preserve">.</w:t>
+        <w:t xml:space="preserve">4b. Bila Operator mengajukan pemusnahan barang yang masih Baik?</w:t>
+      </w:r>
+    </w:p>
+    <w:p>
+      <w:r>
+        <w:t xml:space="preserve">Ditolak di server: </w:t>
+      </w:r>
+      <w:r>
+        <w:rPr>
+          <w:rFonts w:ascii="Consolas" w:cs="Consolas" w:eastAsia="Consolas" w:hAnsi="Consolas"/>
+          <w:color w:val="1F4E79"/>
+          <w:sz w:val="20"/>
+          <w:szCs w:val="20"/>
+        </w:rPr>
+        <w:t xml:space="preserve">periksaRincian()</w:t>
+      </w:r>
+      <w:r>
+        <w:t xml:space="preserve"> hanya mengizinkan Rusak Berat untuk Pemusnahan. Di form, kotak Baik dan Rusak Ringan juga dikunci, tetapi pengamanan sebenarnya tetap di server.</w:t>
       </w:r>
     </w:p>
     <w:p>
@@ -9605,24 +10581,24 @@
           <w:b/>
           <w:bCs/>
         </w:rPr>
-        <w:t xml:space="preserve">7. Bila foto diganti, apakah file lama menumpuk?</w:t>
-      </w:r>
-    </w:p>
-    <w:p>
-      <w:r>
-        <w:t xml:space="preserve">Tidak. </w:t>
-      </w:r>
-      <w:r>
-        <w:rPr>
-          <w:rFonts w:ascii="Consolas" w:cs="Consolas" w:eastAsia="Consolas" w:hAnsi="Consolas"/>
-          <w:color w:val="1F4E79"/>
-          <w:sz w:val="20"/>
-          <w:szCs w:val="20"/>
-        </w:rPr>
-        <w:t xml:space="preserve">GambarService::ganti()</w:t>
-      </w:r>
-      <w:r>
-        <w:t xml:space="preserve"> menghapus file lama setelah file baru tersimpan; saat data dihapus, fotonya ikut dihapus.</w:t>
+        <w:t xml:space="preserve">4c. Bila stok diambil dari lokasi yang tidak punya barang itu?</w:t>
+      </w:r>
+    </w:p>
+    <w:p>
+      <w:r>
+        <w:t xml:space="preserve">Ditolak. Stok diperiksa per lokasi dan kondisi; stok di Gudang 2 tidak bisa dipakai untuk permintaan dari Gudang Utama. Dibuktikan oleh </w:t>
+      </w:r>
+      <w:r>
+        <w:rPr>
+          <w:rFonts w:ascii="Consolas" w:cs="Consolas" w:eastAsia="Consolas" w:hAnsi="Consolas"/>
+          <w:color w:val="1F4E79"/>
+          <w:sz w:val="20"/>
+          <w:szCs w:val="20"/>
+        </w:rPr>
+        <w:t xml:space="preserve">test_stok_di_lokasi_lain_tidak_bisa_dipakai</w:t>
+      </w:r>
+      <w:r>
+        <w:t xml:space="preserve">.</w:t>
       </w:r>
     </w:p>
     <w:p>
@@ -9631,36 +10607,12 @@
           <w:b/>
           <w:bCs/>
         </w:rPr>
-        <w:t xml:space="preserve">8. Kenapa validasi tidak cukup di tampilan (JavaScript) saja?</w:t>
-      </w:r>
-    </w:p>
-    <w:p>
-      <w:r>
-        <w:t xml:space="preserve">Tampilan mudah diakali. Validasi di server (Form Request) adalah pengamanan utama; atribut </w:t>
-      </w:r>
-      <w:r>
-        <w:rPr>
-          <w:rFonts w:ascii="Consolas" w:cs="Consolas" w:eastAsia="Consolas" w:hAnsi="Consolas"/>
-          <w:color w:val="1F4E79"/>
-          <w:sz w:val="20"/>
-          <w:szCs w:val="20"/>
-        </w:rPr>
-        <w:t xml:space="preserve">required</w:t>
-      </w:r>
-      <w:r>
-        <w:t xml:space="preserve"> / </w:t>
-      </w:r>
-      <w:r>
-        <w:rPr>
-          <w:rFonts w:ascii="Consolas" w:cs="Consolas" w:eastAsia="Consolas" w:hAnsi="Consolas"/>
-          <w:color w:val="1F4E79"/>
-          <w:sz w:val="20"/>
-          <w:szCs w:val="20"/>
-        </w:rPr>
-        <w:t xml:space="preserve">min</w:t>
-      </w:r>
-      <w:r>
-        <w:t xml:space="preserve"> di form hanya membantu pengguna.</w:t>
+        <w:t xml:space="preserve">5. Password bisa dilihat di database?</w:t>
+      </w:r>
+    </w:p>
+    <w:p>
+      <w:r>
+        <w:t xml:space="preserve">Tidak, hanya hash bcrypt yang tersimpan.</w:t>
       </w:r>
     </w:p>
     <w:p>
@@ -9669,12 +10621,126 @@
           <w:b/>
           <w:bCs/>
         </w:rPr>
+        <w:t xml:space="preserve">6. Bila ada yang mengunggah script PHP yang diganti nama menjadi `.jpg`?</w:t>
+      </w:r>
+    </w:p>
+    <w:p>
+      <w:r>
+        <w:t xml:space="preserve">Ditolak. Aturan </w:t>
+      </w:r>
+      <w:r>
+        <w:rPr>
+          <w:rFonts w:ascii="Consolas" w:cs="Consolas" w:eastAsia="Consolas" w:hAnsi="Consolas"/>
+          <w:color w:val="1F4E79"/>
+          <w:sz w:val="20"/>
+          <w:szCs w:val="20"/>
+        </w:rPr>
+        <w:t xml:space="preserve">image</w:t>
+      </w:r>
+      <w:r>
+        <w:t xml:space="preserve"> dan </w:t>
+      </w:r>
+      <w:r>
+        <w:rPr>
+          <w:rFonts w:ascii="Consolas" w:cs="Consolas" w:eastAsia="Consolas" w:hAnsi="Consolas"/>
+          <w:color w:val="1F4E79"/>
+          <w:sz w:val="20"/>
+          <w:szCs w:val="20"/>
+        </w:rPr>
+        <w:t xml:space="preserve">mimes</w:t>
+      </w:r>
+      <w:r>
+        <w:t xml:space="preserve"> memeriksa isi file (MIME type), bukan hanya namanya. File yang lolos disimpan dengan nama acak dan ekstensi sesuai isinya, sehingga tidak dijalankan sebagai program. Dibuktikan oleh </w:t>
+      </w:r>
+      <w:r>
+        <w:rPr>
+          <w:rFonts w:ascii="Consolas" w:cs="Consolas" w:eastAsia="Consolas" w:hAnsi="Consolas"/>
+          <w:color w:val="1F4E79"/>
+          <w:sz w:val="20"/>
+          <w:szCs w:val="20"/>
+        </w:rPr>
+        <w:t xml:space="preserve">test_file_bukan_gambar_atau_lebih_dari_2mb_ditolak</w:t>
+      </w:r>
+      <w:r>
+        <w:t xml:space="preserve">.</w:t>
+      </w:r>
+    </w:p>
+    <w:p>
+      <w:r>
+        <w:rPr>
+          <w:b/>
+          <w:bCs/>
+        </w:rPr>
+        <w:t xml:space="preserve">7. Bila foto diganti, apakah file lama menumpuk?</w:t>
+      </w:r>
+    </w:p>
+    <w:p>
+      <w:r>
+        <w:t xml:space="preserve">Tidak. </w:t>
+      </w:r>
+      <w:r>
+        <w:rPr>
+          <w:rFonts w:ascii="Consolas" w:cs="Consolas" w:eastAsia="Consolas" w:hAnsi="Consolas"/>
+          <w:color w:val="1F4E79"/>
+          <w:sz w:val="20"/>
+          <w:szCs w:val="20"/>
+        </w:rPr>
+        <w:t xml:space="preserve">GambarService::ganti()</w:t>
+      </w:r>
+      <w:r>
+        <w:t xml:space="preserve"> menghapus file lama setelah file baru tersimpan; saat data dihapus, fotonya ikut dihapus.</w:t>
+      </w:r>
+    </w:p>
+    <w:p>
+      <w:r>
+        <w:rPr>
+          <w:b/>
+          <w:bCs/>
+        </w:rPr>
+        <w:t xml:space="preserve">8. Kenapa validasi tidak cukup di tampilan (JavaScript) saja?</w:t>
+      </w:r>
+    </w:p>
+    <w:p>
+      <w:r>
+        <w:t xml:space="preserve">Tampilan mudah diakali. Validasi di server (Form Request) adalah pengamanan utama; atribut </w:t>
+      </w:r>
+      <w:r>
+        <w:rPr>
+          <w:rFonts w:ascii="Consolas" w:cs="Consolas" w:eastAsia="Consolas" w:hAnsi="Consolas"/>
+          <w:color w:val="1F4E79"/>
+          <w:sz w:val="20"/>
+          <w:szCs w:val="20"/>
+        </w:rPr>
+        <w:t xml:space="preserve">required</w:t>
+      </w:r>
+      <w:r>
+        <w:t xml:space="preserve"> / </w:t>
+      </w:r>
+      <w:r>
+        <w:rPr>
+          <w:rFonts w:ascii="Consolas" w:cs="Consolas" w:eastAsia="Consolas" w:hAnsi="Consolas"/>
+          <w:color w:val="1F4E79"/>
+          <w:sz w:val="20"/>
+          <w:szCs w:val="20"/>
+        </w:rPr>
+        <w:t xml:space="preserve">min</w:t>
+      </w:r>
+      <w:r>
+        <w:t xml:space="preserve"> di form hanya membantu pengguna.</w:t>
+      </w:r>
+    </w:p>
+    <w:p>
+      <w:r>
+        <w:rPr>
+          <w:b/>
+          <w:bCs/>
+        </w:rPr>
         <w:t xml:space="preserve">9. Apa kelemahan aplikasi?</w:t>
       </w:r>
     </w:p>
     <w:p>
       <w:r>
-        <w:t xml:space="preserve">Kondisi barang per jenis, belum ada peminjaman, laporan baru sebatas cetak browser, dan layanan gratis punya batasan (Supabase di-</w:t>
+        <w:t xml:space="preserve">Kondisi dicatat per jumlah (bukan per unit bernomor seri), belum ada menu perbaikan barang, laporan baru sebatas cetak browser, dan layanan gratis punya batasan (Supabase di-</w:t>
       </w:r>
       <w:r>
         <w:rPr>
@@ -9710,9 +10776,9 @@
         </w:tblBorders>
       </w:tblPr>
       <w:tblGrid>
-        <w:gridCol w:w="1686"/>
+        <w:gridCol w:w="1770"/>
+        <w:gridCol w:w="3933"/>
         <w:gridCol w:w="3935"/>
-        <w:gridCol w:w="4017"/>
       </w:tblGrid>
       <w:tr>
         <w:trPr>
@@ -9720,7 +10786,7 @@
         </w:trPr>
         <w:tc>
           <w:tcPr>
-            <w:tcW w:type="dxa" w:w="1686"/>
+            <w:tcW w:type="dxa" w:w="1770"/>
             <w:tcBorders>
               <w:top w:val="single" w:color="BFBFBF" w:sz="4"/>
               <w:left w:val="single" w:color="BFBFBF" w:sz="4"/>
@@ -9750,7 +10816,7 @@
         </w:tc>
         <w:tc>
           <w:tcPr>
-            <w:tcW w:type="dxa" w:w="3935"/>
+            <w:tcW w:type="dxa" w:w="3933"/>
             <w:tcBorders>
               <w:top w:val="single" w:color="BFBFBF" w:sz="4"/>
               <w:left w:val="single" w:color="BFBFBF" w:sz="4"/>
@@ -9780,7 +10846,7 @@
         </w:tc>
         <w:tc>
           <w:tcPr>
-            <w:tcW w:type="dxa" w:w="4017"/>
+            <w:tcW w:type="dxa" w:w="3935"/>
             <w:tcBorders>
               <w:top w:val="single" w:color="BFBFBF" w:sz="4"/>
               <w:left w:val="single" w:color="BFBFBF" w:sz="4"/>
@@ -9815,7 +10881,7 @@
         </w:trPr>
         <w:tc>
           <w:tcPr>
-            <w:tcW w:type="dxa" w:w="1686"/>
+            <w:tcW w:type="dxa" w:w="1770"/>
             <w:tcBorders>
               <w:top w:val="single" w:color="BFBFBF" w:sz="4"/>
               <w:left w:val="single" w:color="BFBFBF" w:sz="4"/>
@@ -9841,35 +10907,35 @@
         </w:tc>
         <w:tc>
           <w:tcPr>
+            <w:tcW w:type="dxa" w:w="3933"/>
+            <w:tcBorders>
+              <w:top w:val="single" w:color="BFBFBF" w:sz="4"/>
+              <w:left w:val="single" w:color="BFBFBF" w:sz="4"/>
+              <w:bottom w:val="single" w:color="BFBFBF" w:sz="4"/>
+              <w:right w:val="single" w:color="BFBFBF" w:sz="4"/>
+            </w:tcBorders>
+            <w:tcMar>
+              <w:top w:type="dxa" w:w="60"/>
+              <w:left w:type="dxa" w:w="100"/>
+              <w:bottom w:type="dxa" w:w="60"/>
+              <w:right w:type="dxa" w:w="100"/>
+            </w:tcMar>
+          </w:tcPr>
+          <w:p>
+            <w:r>
+              <w:rPr>
+                <w:rFonts w:ascii="Consolas" w:cs="Consolas" w:eastAsia="Consolas" w:hAnsi="Consolas"/>
+                <w:color w:val="1F4E79"/>
+                <w:sz w:val="17"/>
+                <w:szCs w:val="17"/>
+              </w:rPr>
+              <w:t xml:space="preserve">app/Http/Controllers/AuthController.php</w:t>
+            </w:r>
+          </w:p>
+        </w:tc>
+        <w:tc>
+          <w:tcPr>
             <w:tcW w:type="dxa" w:w="3935"/>
-            <w:tcBorders>
-              <w:top w:val="single" w:color="BFBFBF" w:sz="4"/>
-              <w:left w:val="single" w:color="BFBFBF" w:sz="4"/>
-              <w:bottom w:val="single" w:color="BFBFBF" w:sz="4"/>
-              <w:right w:val="single" w:color="BFBFBF" w:sz="4"/>
-            </w:tcBorders>
-            <w:tcMar>
-              <w:top w:type="dxa" w:w="60"/>
-              <w:left w:type="dxa" w:w="100"/>
-              <w:bottom w:type="dxa" w:w="60"/>
-              <w:right w:type="dxa" w:w="100"/>
-            </w:tcMar>
-          </w:tcPr>
-          <w:p>
-            <w:r>
-              <w:rPr>
-                <w:rFonts w:ascii="Consolas" w:cs="Consolas" w:eastAsia="Consolas" w:hAnsi="Consolas"/>
-                <w:color w:val="1F4E79"/>
-                <w:sz w:val="17"/>
-                <w:szCs w:val="17"/>
-              </w:rPr>
-              <w:t xml:space="preserve">app/Http/Controllers/AuthController.php</w:t>
-            </w:r>
-          </w:p>
-        </w:tc>
-        <w:tc>
-          <w:tcPr>
-            <w:tcW w:type="dxa" w:w="4017"/>
             <w:tcBorders>
               <w:top w:val="single" w:color="BFBFBF" w:sz="4"/>
               <w:left w:val="single" w:color="BFBFBF" w:sz="4"/>
@@ -9902,7 +10968,7 @@
         </w:trPr>
         <w:tc>
           <w:tcPr>
-            <w:tcW w:type="dxa" w:w="1686"/>
+            <w:tcW w:type="dxa" w:w="1770"/>
             <w:tcBorders>
               <w:top w:val="single" w:color="BFBFBF" w:sz="4"/>
               <w:left w:val="single" w:color="BFBFBF" w:sz="4"/>
@@ -9928,35 +10994,35 @@
         </w:tc>
         <w:tc>
           <w:tcPr>
+            <w:tcW w:type="dxa" w:w="3933"/>
+            <w:tcBorders>
+              <w:top w:val="single" w:color="BFBFBF" w:sz="4"/>
+              <w:left w:val="single" w:color="BFBFBF" w:sz="4"/>
+              <w:bottom w:val="single" w:color="BFBFBF" w:sz="4"/>
+              <w:right w:val="single" w:color="BFBFBF" w:sz="4"/>
+            </w:tcBorders>
+            <w:tcMar>
+              <w:top w:type="dxa" w:w="60"/>
+              <w:left w:type="dxa" w:w="100"/>
+              <w:bottom w:type="dxa" w:w="60"/>
+              <w:right w:type="dxa" w:w="100"/>
+            </w:tcMar>
+          </w:tcPr>
+          <w:p>
+            <w:r>
+              <w:rPr>
+                <w:rFonts w:ascii="Consolas" w:cs="Consolas" w:eastAsia="Consolas" w:hAnsi="Consolas"/>
+                <w:color w:val="1F4E79"/>
+                <w:sz w:val="17"/>
+                <w:szCs w:val="17"/>
+              </w:rPr>
+              <w:t xml:space="preserve">app/Http/Middleware/CekRole.php</w:t>
+            </w:r>
+          </w:p>
+        </w:tc>
+        <w:tc>
+          <w:tcPr>
             <w:tcW w:type="dxa" w:w="3935"/>
-            <w:tcBorders>
-              <w:top w:val="single" w:color="BFBFBF" w:sz="4"/>
-              <w:left w:val="single" w:color="BFBFBF" w:sz="4"/>
-              <w:bottom w:val="single" w:color="BFBFBF" w:sz="4"/>
-              <w:right w:val="single" w:color="BFBFBF" w:sz="4"/>
-            </w:tcBorders>
-            <w:tcMar>
-              <w:top w:type="dxa" w:w="60"/>
-              <w:left w:type="dxa" w:w="100"/>
-              <w:bottom w:type="dxa" w:w="60"/>
-              <w:right w:type="dxa" w:w="100"/>
-            </w:tcMar>
-          </w:tcPr>
-          <w:p>
-            <w:r>
-              <w:rPr>
-                <w:rFonts w:ascii="Consolas" w:cs="Consolas" w:eastAsia="Consolas" w:hAnsi="Consolas"/>
-                <w:color w:val="1F4E79"/>
-                <w:sz w:val="17"/>
-                <w:szCs w:val="17"/>
-              </w:rPr>
-              <w:t xml:space="preserve">app/Http/Middleware/CekRole.php</w:t>
-            </w:r>
-          </w:p>
-        </w:tc>
-        <w:tc>
-          <w:tcPr>
-            <w:tcW w:type="dxa" w:w="4017"/>
             <w:tcBorders>
               <w:top w:val="single" w:color="BFBFBF" w:sz="4"/>
               <w:left w:val="single" w:color="BFBFBF" w:sz="4"/>
@@ -9989,7 +11055,7 @@
         </w:trPr>
         <w:tc>
           <w:tcPr>
-            <w:tcW w:type="dxa" w:w="1686"/>
+            <w:tcW w:type="dxa" w:w="1770"/>
             <w:tcBorders>
               <w:top w:val="single" w:color="BFBFBF" w:sz="4"/>
               <w:left w:val="single" w:color="BFBFBF" w:sz="4"/>
@@ -10015,35 +11081,35 @@
         </w:tc>
         <w:tc>
           <w:tcPr>
+            <w:tcW w:type="dxa" w:w="3933"/>
+            <w:tcBorders>
+              <w:top w:val="single" w:color="BFBFBF" w:sz="4"/>
+              <w:left w:val="single" w:color="BFBFBF" w:sz="4"/>
+              <w:bottom w:val="single" w:color="BFBFBF" w:sz="4"/>
+              <w:right w:val="single" w:color="BFBFBF" w:sz="4"/>
+            </w:tcBorders>
+            <w:tcMar>
+              <w:top w:type="dxa" w:w="60"/>
+              <w:left w:type="dxa" w:w="100"/>
+              <w:bottom w:type="dxa" w:w="60"/>
+              <w:right w:type="dxa" w:w="100"/>
+            </w:tcMar>
+          </w:tcPr>
+          <w:p>
+            <w:r>
+              <w:rPr>
+                <w:rFonts w:ascii="Consolas" w:cs="Consolas" w:eastAsia="Consolas" w:hAnsi="Consolas"/>
+                <w:color w:val="1F4E79"/>
+                <w:sz w:val="17"/>
+                <w:szCs w:val="17"/>
+              </w:rPr>
+              <w:t xml:space="preserve">routes/web.php</w:t>
+            </w:r>
+          </w:p>
+        </w:tc>
+        <w:tc>
+          <w:tcPr>
             <w:tcW w:type="dxa" w:w="3935"/>
-            <w:tcBorders>
-              <w:top w:val="single" w:color="BFBFBF" w:sz="4"/>
-              <w:left w:val="single" w:color="BFBFBF" w:sz="4"/>
-              <w:bottom w:val="single" w:color="BFBFBF" w:sz="4"/>
-              <w:right w:val="single" w:color="BFBFBF" w:sz="4"/>
-            </w:tcBorders>
-            <w:tcMar>
-              <w:top w:type="dxa" w:w="60"/>
-              <w:left w:type="dxa" w:w="100"/>
-              <w:bottom w:type="dxa" w:w="60"/>
-              <w:right w:type="dxa" w:w="100"/>
-            </w:tcMar>
-          </w:tcPr>
-          <w:p>
-            <w:r>
-              <w:rPr>
-                <w:rFonts w:ascii="Consolas" w:cs="Consolas" w:eastAsia="Consolas" w:hAnsi="Consolas"/>
-                <w:color w:val="1F4E79"/>
-                <w:sz w:val="17"/>
-                <w:szCs w:val="17"/>
-              </w:rPr>
-              <w:t xml:space="preserve">routes/web.php</w:t>
-            </w:r>
-          </w:p>
-        </w:tc>
-        <w:tc>
-          <w:tcPr>
-            <w:tcW w:type="dxa" w:w="4017"/>
             <w:tcBorders>
               <w:top w:val="single" w:color="BFBFBF" w:sz="4"/>
               <w:left w:val="single" w:color="BFBFBF" w:sz="4"/>
@@ -10074,7 +11140,7 @@
         </w:trPr>
         <w:tc>
           <w:tcPr>
-            <w:tcW w:type="dxa" w:w="1686"/>
+            <w:tcW w:type="dxa" w:w="1770"/>
             <w:tcBorders>
               <w:top w:val="single" w:color="BFBFBF" w:sz="4"/>
               <w:left w:val="single" w:color="BFBFBF" w:sz="4"/>
@@ -10100,35 +11166,35 @@
         </w:tc>
         <w:tc>
           <w:tcPr>
+            <w:tcW w:type="dxa" w:w="3933"/>
+            <w:tcBorders>
+              <w:top w:val="single" w:color="BFBFBF" w:sz="4"/>
+              <w:left w:val="single" w:color="BFBFBF" w:sz="4"/>
+              <w:bottom w:val="single" w:color="BFBFBF" w:sz="4"/>
+              <w:right w:val="single" w:color="BFBFBF" w:sz="4"/>
+            </w:tcBorders>
+            <w:tcMar>
+              <w:top w:type="dxa" w:w="60"/>
+              <w:left w:type="dxa" w:w="100"/>
+              <w:bottom w:type="dxa" w:w="60"/>
+              <w:right w:type="dxa" w:w="100"/>
+            </w:tcMar>
+          </w:tcPr>
+          <w:p>
+            <w:r>
+              <w:rPr>
+                <w:rFonts w:ascii="Consolas" w:cs="Consolas" w:eastAsia="Consolas" w:hAnsi="Consolas"/>
+                <w:color w:val="1F4E79"/>
+                <w:sz w:val="17"/>
+                <w:szCs w:val="17"/>
+              </w:rPr>
+              <w:t xml:space="preserve">app/Models/Barang.php</w:t>
+            </w:r>
+          </w:p>
+        </w:tc>
+        <w:tc>
+          <w:tcPr>
             <w:tcW w:type="dxa" w:w="3935"/>
-            <w:tcBorders>
-              <w:top w:val="single" w:color="BFBFBF" w:sz="4"/>
-              <w:left w:val="single" w:color="BFBFBF" w:sz="4"/>
-              <w:bottom w:val="single" w:color="BFBFBF" w:sz="4"/>
-              <w:right w:val="single" w:color="BFBFBF" w:sz="4"/>
-            </w:tcBorders>
-            <w:tcMar>
-              <w:top w:type="dxa" w:w="60"/>
-              <w:left w:type="dxa" w:w="100"/>
-              <w:bottom w:type="dxa" w:w="60"/>
-              <w:right w:type="dxa" w:w="100"/>
-            </w:tcMar>
-          </w:tcPr>
-          <w:p>
-            <w:r>
-              <w:rPr>
-                <w:rFonts w:ascii="Consolas" w:cs="Consolas" w:eastAsia="Consolas" w:hAnsi="Consolas"/>
-                <w:color w:val="1F4E79"/>
-                <w:sz w:val="17"/>
-                <w:szCs w:val="17"/>
-              </w:rPr>
-              <w:t xml:space="preserve">app/Models/Barang.php</w:t>
-            </w:r>
-          </w:p>
-        </w:tc>
-        <w:tc>
-          <w:tcPr>
-            <w:tcW w:type="dxa" w:w="4017"/>
             <w:tcBorders>
               <w:top w:val="single" w:color="BFBFBF" w:sz="4"/>
               <w:left w:val="single" w:color="BFBFBF" w:sz="4"/>
@@ -10177,7 +11243,7 @@
         </w:trPr>
         <w:tc>
           <w:tcPr>
-            <w:tcW w:type="dxa" w:w="1686"/>
+            <w:tcW w:type="dxa" w:w="1770"/>
             <w:tcBorders>
               <w:top w:val="single" w:color="BFBFBF" w:sz="4"/>
               <w:left w:val="single" w:color="BFBFBF" w:sz="4"/>
@@ -10203,6 +11269,34 @@
         </w:tc>
         <w:tc>
           <w:tcPr>
+            <w:tcW w:type="dxa" w:w="3933"/>
+            <w:tcBorders>
+              <w:top w:val="single" w:color="BFBFBF" w:sz="4"/>
+              <w:left w:val="single" w:color="BFBFBF" w:sz="4"/>
+              <w:bottom w:val="single" w:color="BFBFBF" w:sz="4"/>
+              <w:right w:val="single" w:color="BFBFBF" w:sz="4"/>
+            </w:tcBorders>
+            <w:tcMar>
+              <w:top w:type="dxa" w:w="60"/>
+              <w:left w:type="dxa" w:w="100"/>
+              <w:bottom w:type="dxa" w:w="60"/>
+              <w:right w:type="dxa" w:w="100"/>
+            </w:tcMar>
+          </w:tcPr>
+          <w:p>
+            <w:r>
+              <w:rPr>
+                <w:rFonts w:ascii="Consolas" w:cs="Consolas" w:eastAsia="Consolas" w:hAnsi="Consolas"/>
+                <w:color w:val="1F4E79"/>
+                <w:sz w:val="17"/>
+                <w:szCs w:val="17"/>
+              </w:rPr>
+              <w:t xml:space="preserve">app/Services/StokService.php</w:t>
+            </w:r>
+          </w:p>
+        </w:tc>
+        <w:tc>
+          <w:tcPr>
             <w:tcW w:type="dxa" w:w="3935"/>
             <w:tcBorders>
               <w:top w:val="single" w:color="BFBFBF" w:sz="4"/>
@@ -10225,34 +11319,6 @@
                 <w:sz w:val="17"/>
                 <w:szCs w:val="17"/>
               </w:rPr>
-              <w:t xml:space="preserve">app/Services/StokService.php</w:t>
-            </w:r>
-          </w:p>
-        </w:tc>
-        <w:tc>
-          <w:tcPr>
-            <w:tcW w:type="dxa" w:w="4017"/>
-            <w:tcBorders>
-              <w:top w:val="single" w:color="BFBFBF" w:sz="4"/>
-              <w:left w:val="single" w:color="BFBFBF" w:sz="4"/>
-              <w:bottom w:val="single" w:color="BFBFBF" w:sz="4"/>
-              <w:right w:val="single" w:color="BFBFBF" w:sz="4"/>
-            </w:tcBorders>
-            <w:tcMar>
-              <w:top w:type="dxa" w:w="60"/>
-              <w:left w:type="dxa" w:w="100"/>
-              <w:bottom w:type="dxa" w:w="60"/>
-              <w:right w:type="dxa" w:w="100"/>
-            </w:tcMar>
-          </w:tcPr>
-          <w:p>
-            <w:r>
-              <w:rPr>
-                <w:rFonts w:ascii="Consolas" w:cs="Consolas" w:eastAsia="Consolas" w:hAnsi="Consolas"/>
-                <w:color w:val="1F4E79"/>
-                <w:sz w:val="17"/>
-                <w:szCs w:val="17"/>
-              </w:rPr>
               <w:t xml:space="preserve">tambah()</w:t>
             </w:r>
             <w:r>
@@ -10285,7 +11351,55 @@
                 <w:sz w:val="17"/>
                 <w:szCs w:val="17"/>
               </w:rPr>
+              <w:t xml:space="preserve">tambahRincian()</w:t>
+            </w:r>
+            <w:r>
+              <w:rPr>
+                <w:sz w:val="19"/>
+                <w:szCs w:val="19"/>
+              </w:rPr>
+              <w:t xml:space="preserve">, </w:t>
+            </w:r>
+            <w:r>
+              <w:rPr>
+                <w:rFonts w:ascii="Consolas" w:cs="Consolas" w:eastAsia="Consolas" w:hAnsi="Consolas"/>
+                <w:color w:val="1F4E79"/>
+                <w:sz w:val="17"/>
+                <w:szCs w:val="17"/>
+              </w:rPr>
+              <w:t xml:space="preserve">kurangiRincian()</w:t>
+            </w:r>
+            <w:r>
+              <w:rPr>
+                <w:sz w:val="19"/>
+                <w:szCs w:val="19"/>
+              </w:rPr>
+              <w:t xml:space="preserve">, </w:t>
+            </w:r>
+            <w:r>
+              <w:rPr>
+                <w:rFonts w:ascii="Consolas" w:cs="Consolas" w:eastAsia="Consolas" w:hAnsi="Consolas"/>
+                <w:color w:val="1F4E79"/>
+                <w:sz w:val="17"/>
+                <w:szCs w:val="17"/>
+              </w:rPr>
               <w:t xml:space="preserve">cukup()</w:t>
+            </w:r>
+            <w:r>
+              <w:rPr>
+                <w:sz w:val="19"/>
+                <w:szCs w:val="19"/>
+              </w:rPr>
+              <w:t xml:space="preserve">, </w:t>
+            </w:r>
+            <w:r>
+              <w:rPr>
+                <w:rFonts w:ascii="Consolas" w:cs="Consolas" w:eastAsia="Consolas" w:hAnsi="Consolas"/>
+                <w:color w:val="1F4E79"/>
+                <w:sz w:val="17"/>
+                <w:szCs w:val="17"/>
+              </w:rPr>
+              <w:t xml:space="preserve">tersedia()</w:t>
             </w:r>
           </w:p>
         </w:tc>
@@ -10296,27 +11410,55 @@
         </w:trPr>
         <w:tc>
           <w:tcPr>
-            <w:tcW w:type="dxa" w:w="1686"/>
-            <w:tcBorders>
-              <w:top w:val="single" w:color="BFBFBF" w:sz="4"/>
-              <w:left w:val="single" w:color="BFBFBF" w:sz="4"/>
-              <w:bottom w:val="single" w:color="BFBFBF" w:sz="4"/>
-              <w:right w:val="single" w:color="BFBFBF" w:sz="4"/>
-            </w:tcBorders>
-            <w:tcMar>
-              <w:top w:type="dxa" w:w="60"/>
-              <w:left w:type="dxa" w:w="100"/>
-              <w:bottom w:type="dxa" w:w="60"/>
-              <w:right w:type="dxa" w:w="100"/>
-            </w:tcMar>
-          </w:tcPr>
-          <w:p>
-            <w:r>
-              <w:rPr>
-                <w:sz w:val="19"/>
-                <w:szCs w:val="19"/>
-              </w:rPr>
-              <w:t xml:space="preserve">Unggah gambar</w:t>
+            <w:tcW w:type="dxa" w:w="1770"/>
+            <w:tcBorders>
+              <w:top w:val="single" w:color="BFBFBF" w:sz="4"/>
+              <w:left w:val="single" w:color="BFBFBF" w:sz="4"/>
+              <w:bottom w:val="single" w:color="BFBFBF" w:sz="4"/>
+              <w:right w:val="single" w:color="BFBFBF" w:sz="4"/>
+            </w:tcBorders>
+            <w:tcMar>
+              <w:top w:type="dxa" w:w="60"/>
+              <w:left w:type="dxa" w:w="100"/>
+              <w:bottom w:type="dxa" w:w="60"/>
+              <w:right w:type="dxa" w:w="100"/>
+            </w:tcMar>
+          </w:tcPr>
+          <w:p>
+            <w:r>
+              <w:rPr>
+                <w:sz w:val="19"/>
+                <w:szCs w:val="19"/>
+              </w:rPr>
+              <w:t xml:space="preserve">Rincian kondisi</w:t>
+            </w:r>
+          </w:p>
+        </w:tc>
+        <w:tc>
+          <w:tcPr>
+            <w:tcW w:type="dxa" w:w="3933"/>
+            <w:tcBorders>
+              <w:top w:val="single" w:color="BFBFBF" w:sz="4"/>
+              <w:left w:val="single" w:color="BFBFBF" w:sz="4"/>
+              <w:bottom w:val="single" w:color="BFBFBF" w:sz="4"/>
+              <w:right w:val="single" w:color="BFBFBF" w:sz="4"/>
+            </w:tcBorders>
+            <w:tcMar>
+              <w:top w:type="dxa" w:w="60"/>
+              <w:left w:type="dxa" w:w="100"/>
+              <w:bottom w:type="dxa" w:w="60"/>
+              <w:right w:type="dxa" w:w="100"/>
+            </w:tcMar>
+          </w:tcPr>
+          <w:p>
+            <w:r>
+              <w:rPr>
+                <w:rFonts w:ascii="Consolas" w:cs="Consolas" w:eastAsia="Consolas" w:hAnsi="Consolas"/>
+                <w:color w:val="1F4E79"/>
+                <w:sz w:val="17"/>
+                <w:szCs w:val="17"/>
+              </w:rPr>
+              <w:t xml:space="preserve">app/Models/Concerns/PunyaRincianKondisi.php</w:t>
             </w:r>
           </w:p>
         </w:tc>
@@ -10344,35 +11486,7 @@
                 <w:sz w:val="17"/>
                 <w:szCs w:val="17"/>
               </w:rPr>
-              <w:t xml:space="preserve">app/Services/GambarService.php</w:t>
-            </w:r>
-          </w:p>
-        </w:tc>
-        <w:tc>
-          <w:tcPr>
-            <w:tcW w:type="dxa" w:w="4017"/>
-            <w:tcBorders>
-              <w:top w:val="single" w:color="BFBFBF" w:sz="4"/>
-              <w:left w:val="single" w:color="BFBFBF" w:sz="4"/>
-              <w:bottom w:val="single" w:color="BFBFBF" w:sz="4"/>
-              <w:right w:val="single" w:color="BFBFBF" w:sz="4"/>
-            </w:tcBorders>
-            <w:tcMar>
-              <w:top w:type="dxa" w:w="60"/>
-              <w:left w:type="dxa" w:w="100"/>
-              <w:bottom w:type="dxa" w:w="60"/>
-              <w:right w:type="dxa" w:w="100"/>
-            </w:tcMar>
-          </w:tcPr>
-          <w:p>
-            <w:r>
-              <w:rPr>
-                <w:rFonts w:ascii="Consolas" w:cs="Consolas" w:eastAsia="Consolas" w:hAnsi="Consolas"/>
-                <w:color w:val="1F4E79"/>
-                <w:sz w:val="17"/>
-                <w:szCs w:val="17"/>
-              </w:rPr>
-              <w:t xml:space="preserve">simpan()</w:t>
+              <w:t xml:space="preserve">rincian()</w:t>
             </w:r>
             <w:r>
               <w:rPr>
@@ -10388,7 +11502,7 @@
                 <w:sz w:val="17"/>
                 <w:szCs w:val="17"/>
               </w:rPr>
-              <w:t xml:space="preserve">ganti()</w:t>
+              <w:t xml:space="preserve">isiRincian()</w:t>
             </w:r>
             <w:r>
               <w:rPr>
@@ -10404,23 +11518,7 @@
                 <w:sz w:val="17"/>
                 <w:szCs w:val="17"/>
               </w:rPr>
-              <w:t xml:space="preserve">hapus()</w:t>
-            </w:r>
-            <w:r>
-              <w:rPr>
-                <w:sz w:val="19"/>
-                <w:szCs w:val="19"/>
-              </w:rPr>
-              <w:t xml:space="preserve">, </w:t>
-            </w:r>
-            <w:r>
-              <w:rPr>
-                <w:rFonts w:ascii="Consolas" w:cs="Consolas" w:eastAsia="Consolas" w:hAnsi="Consolas"/>
-                <w:color w:val="1F4E79"/>
-                <w:sz w:val="17"/>
-                <w:szCs w:val="17"/>
-              </w:rPr>
-              <w:t xml:space="preserve">url()</w:t>
+              <w:t xml:space="preserve">ringkasKondisi()</w:t>
             </w:r>
           </w:p>
         </w:tc>
@@ -10431,27 +11529,71 @@
         </w:trPr>
         <w:tc>
           <w:tcPr>
-            <w:tcW w:type="dxa" w:w="1686"/>
-            <w:tcBorders>
-              <w:top w:val="single" w:color="BFBFBF" w:sz="4"/>
-              <w:left w:val="single" w:color="BFBFBF" w:sz="4"/>
-              <w:bottom w:val="single" w:color="BFBFBF" w:sz="4"/>
-              <w:right w:val="single" w:color="BFBFBF" w:sz="4"/>
-            </w:tcBorders>
-            <w:tcMar>
-              <w:top w:type="dxa" w:w="60"/>
-              <w:left w:type="dxa" w:w="100"/>
-              <w:bottom w:type="dxa" w:w="60"/>
-              <w:right w:type="dxa" w:w="100"/>
-            </w:tcMar>
-          </w:tcPr>
-          <w:p>
-            <w:r>
-              <w:rPr>
-                <w:sz w:val="19"/>
-                <w:szCs w:val="19"/>
-              </w:rPr>
-              <w:t xml:space="preserve">Verifikasi</w:t>
+            <w:tcW w:type="dxa" w:w="1770"/>
+            <w:tcBorders>
+              <w:top w:val="single" w:color="BFBFBF" w:sz="4"/>
+              <w:left w:val="single" w:color="BFBFBF" w:sz="4"/>
+              <w:bottom w:val="single" w:color="BFBFBF" w:sz="4"/>
+              <w:right w:val="single" w:color="BFBFBF" w:sz="4"/>
+            </w:tcBorders>
+            <w:tcMar>
+              <w:top w:type="dxa" w:w="60"/>
+              <w:left w:type="dxa" w:w="100"/>
+              <w:bottom w:type="dxa" w:w="60"/>
+              <w:right w:type="dxa" w:w="100"/>
+            </w:tcMar>
+          </w:tcPr>
+          <w:p>
+            <w:r>
+              <w:rPr>
+                <w:sz w:val="19"/>
+                <w:szCs w:val="19"/>
+              </w:rPr>
+              <w:t xml:space="preserve">Lokasi</w:t>
+            </w:r>
+          </w:p>
+        </w:tc>
+        <w:tc>
+          <w:tcPr>
+            <w:tcW w:type="dxa" w:w="3933"/>
+            <w:tcBorders>
+              <w:top w:val="single" w:color="BFBFBF" w:sz="4"/>
+              <w:left w:val="single" w:color="BFBFBF" w:sz="4"/>
+              <w:bottom w:val="single" w:color="BFBFBF" w:sz="4"/>
+              <w:right w:val="single" w:color="BFBFBF" w:sz="4"/>
+            </w:tcBorders>
+            <w:tcMar>
+              <w:top w:type="dxa" w:w="60"/>
+              <w:left w:type="dxa" w:w="100"/>
+              <w:bottom w:type="dxa" w:w="60"/>
+              <w:right w:type="dxa" w:w="100"/>
+            </w:tcMar>
+          </w:tcPr>
+          <w:p>
+            <w:r>
+              <w:rPr>
+                <w:rFonts w:ascii="Consolas" w:cs="Consolas" w:eastAsia="Consolas" w:hAnsi="Consolas"/>
+                <w:color w:val="1F4E79"/>
+                <w:sz w:val="17"/>
+                <w:szCs w:val="17"/>
+              </w:rPr>
+              <w:t xml:space="preserve">app/Http/Controllers/LokasiController.php</w:t>
+            </w:r>
+            <w:r>
+              <w:rPr>
+                <w:sz w:val="19"/>
+                <w:szCs w:val="19"/>
+              </w:rPr>
+              <w:t xml:space="preserve">, </w:t>
+            </w:r>
+            <w:r>
+              <w:rPr>
+                <w:rFonts w:ascii="Consolas" w:cs="Consolas" w:eastAsia="Consolas" w:hAnsi="Consolas"/>
+                <w:color w:val="1F4E79"/>
+                <w:sz w:val="17"/>
+                <w:szCs w:val="17"/>
+              </w:rPr>
+              <w:t xml:space="preserve">app/Models/Lokasi.php</w:t>
             </w:r>
           </w:p>
         </w:tc>
@@ -10479,35 +11621,7 @@
                 <w:sz w:val="17"/>
                 <w:szCs w:val="17"/>
               </w:rPr>
-              <w:t xml:space="preserve">app/Http/Controllers/BarangKeluarController.php</w:t>
-            </w:r>
-          </w:p>
-        </w:tc>
-        <w:tc>
-          <w:tcPr>
-            <w:tcW w:type="dxa" w:w="4017"/>
-            <w:tcBorders>
-              <w:top w:val="single" w:color="BFBFBF" w:sz="4"/>
-              <w:left w:val="single" w:color="BFBFBF" w:sz="4"/>
-              <w:bottom w:val="single" w:color="BFBFBF" w:sz="4"/>
-              <w:right w:val="single" w:color="BFBFBF" w:sz="4"/>
-            </w:tcBorders>
-            <w:tcMar>
-              <w:top w:type="dxa" w:w="60"/>
-              <w:left w:type="dxa" w:w="100"/>
-              <w:bottom w:type="dxa" w:w="60"/>
-              <w:right w:type="dxa" w:w="100"/>
-            </w:tcMar>
-          </w:tcPr>
-          <w:p>
-            <w:r>
-              <w:rPr>
-                <w:rFonts w:ascii="Consolas" w:cs="Consolas" w:eastAsia="Consolas" w:hAnsi="Consolas"/>
-                <w:color w:val="1F4E79"/>
-                <w:sz w:val="17"/>
-                <w:szCs w:val="17"/>
-              </w:rPr>
-              <w:t xml:space="preserve">setujui()</w:t>
+              <w:t xml:space="preserve">index()</w:t>
             </w:r>
             <w:r>
               <w:rPr>
@@ -10523,7 +11637,7 @@
                 <w:sz w:val="17"/>
                 <w:szCs w:val="17"/>
               </w:rPr>
-              <w:t xml:space="preserve">tolak()</w:t>
+              <w:t xml:space="preserve">destroy()</w:t>
             </w:r>
             <w:r>
               <w:rPr>
@@ -10539,7 +11653,7 @@
                 <w:sz w:val="17"/>
                 <w:szCs w:val="17"/>
               </w:rPr>
-              <w:t xml:space="preserve">kunciPermintaanPending()</w:t>
+              <w:t xml:space="preserve">sudahDipakai()</w:t>
             </w:r>
           </w:p>
         </w:tc>
@@ -10550,27 +11664,55 @@
         </w:trPr>
         <w:tc>
           <w:tcPr>
-            <w:tcW w:type="dxa" w:w="1686"/>
-            <w:tcBorders>
-              <w:top w:val="single" w:color="BFBFBF" w:sz="4"/>
-              <w:left w:val="single" w:color="BFBFBF" w:sz="4"/>
-              <w:bottom w:val="single" w:color="BFBFBF" w:sz="4"/>
-              <w:right w:val="single" w:color="BFBFBF" w:sz="4"/>
-            </w:tcBorders>
-            <w:tcMar>
-              <w:top w:type="dxa" w:w="60"/>
-              <w:left w:type="dxa" w:w="100"/>
-              <w:bottom w:type="dxa" w:w="60"/>
-              <w:right w:type="dxa" w:w="100"/>
-            </w:tcMar>
-          </w:tcPr>
-          <w:p>
-            <w:r>
-              <w:rPr>
-                <w:sz w:val="19"/>
-                <w:szCs w:val="19"/>
-              </w:rPr>
-              <w:t xml:space="preserve">Validasi stok &amp; foto</w:t>
+            <w:tcW w:type="dxa" w:w="1770"/>
+            <w:tcBorders>
+              <w:top w:val="single" w:color="BFBFBF" w:sz="4"/>
+              <w:left w:val="single" w:color="BFBFBF" w:sz="4"/>
+              <w:bottom w:val="single" w:color="BFBFBF" w:sz="4"/>
+              <w:right w:val="single" w:color="BFBFBF" w:sz="4"/>
+            </w:tcBorders>
+            <w:tcMar>
+              <w:top w:type="dxa" w:w="60"/>
+              <w:left w:type="dxa" w:w="100"/>
+              <w:bottom w:type="dxa" w:w="60"/>
+              <w:right w:type="dxa" w:w="100"/>
+            </w:tcMar>
+          </w:tcPr>
+          <w:p>
+            <w:r>
+              <w:rPr>
+                <w:sz w:val="19"/>
+                <w:szCs w:val="19"/>
+              </w:rPr>
+              <w:t xml:space="preserve">Pengembalian</w:t>
+            </w:r>
+          </w:p>
+        </w:tc>
+        <w:tc>
+          <w:tcPr>
+            <w:tcW w:type="dxa" w:w="3933"/>
+            <w:tcBorders>
+              <w:top w:val="single" w:color="BFBFBF" w:sz="4"/>
+              <w:left w:val="single" w:color="BFBFBF" w:sz="4"/>
+              <w:bottom w:val="single" w:color="BFBFBF" w:sz="4"/>
+              <w:right w:val="single" w:color="BFBFBF" w:sz="4"/>
+            </w:tcBorders>
+            <w:tcMar>
+              <w:top w:type="dxa" w:w="60"/>
+              <w:left w:type="dxa" w:w="100"/>
+              <w:bottom w:type="dxa" w:w="60"/>
+              <w:right w:type="dxa" w:w="100"/>
+            </w:tcMar>
+          </w:tcPr>
+          <w:p>
+            <w:r>
+              <w:rPr>
+                <w:rFonts w:ascii="Consolas" w:cs="Consolas" w:eastAsia="Consolas" w:hAnsi="Consolas"/>
+                <w:color w:val="1F4E79"/>
+                <w:sz w:val="17"/>
+                <w:szCs w:val="17"/>
+              </w:rPr>
+              <w:t xml:space="preserve">app/Http/Controllers/PengembalianController.php</w:t>
             </w:r>
           </w:p>
         </w:tc>
@@ -10598,51 +11740,7 @@
                 <w:sz w:val="17"/>
                 <w:szCs w:val="17"/>
               </w:rPr>
-              <w:t xml:space="preserve">app/Http/Requests/BarangKeluarRequest.php</w:t>
-            </w:r>
-          </w:p>
-        </w:tc>
-        <w:tc>
-          <w:tcPr>
-            <w:tcW w:type="dxa" w:w="4017"/>
-            <w:tcBorders>
-              <w:top w:val="single" w:color="BFBFBF" w:sz="4"/>
-              <w:left w:val="single" w:color="BFBFBF" w:sz="4"/>
-              <w:bottom w:val="single" w:color="BFBFBF" w:sz="4"/>
-              <w:right w:val="single" w:color="BFBFBF" w:sz="4"/>
-            </w:tcBorders>
-            <w:tcMar>
-              <w:top w:type="dxa" w:w="60"/>
-              <w:left w:type="dxa" w:w="100"/>
-              <w:bottom w:type="dxa" w:w="60"/>
-              <w:right w:type="dxa" w:w="100"/>
-            </w:tcMar>
-          </w:tcPr>
-          <w:p>
-            <w:r>
-              <w:rPr>
-                <w:rFonts w:ascii="Consolas" w:cs="Consolas" w:eastAsia="Consolas" w:hAnsi="Consolas"/>
-                <w:color w:val="1F4E79"/>
-                <w:sz w:val="17"/>
-                <w:szCs w:val="17"/>
-              </w:rPr>
-              <w:t xml:space="preserve">rules()</w:t>
-            </w:r>
-            <w:r>
-              <w:rPr>
-                <w:sz w:val="19"/>
-                <w:szCs w:val="19"/>
-              </w:rPr>
-              <w:t xml:space="preserve">, </w:t>
-            </w:r>
-            <w:r>
-              <w:rPr>
-                <w:rFonts w:ascii="Consolas" w:cs="Consolas" w:eastAsia="Consolas" w:hAnsi="Consolas"/>
-                <w:color w:val="1F4E79"/>
-                <w:sz w:val="17"/>
-                <w:szCs w:val="17"/>
-              </w:rPr>
-              <w:t xml:space="preserve">after()</w:t>
+              <w:t xml:space="preserve">store()</w:t>
             </w:r>
           </w:p>
         </w:tc>
@@ -10653,27 +11751,55 @@
         </w:trPr>
         <w:tc>
           <w:tcPr>
-            <w:tcW w:type="dxa" w:w="1686"/>
-            <w:tcBorders>
-              <w:top w:val="single" w:color="BFBFBF" w:sz="4"/>
-              <w:left w:val="single" w:color="BFBFBF" w:sz="4"/>
-              <w:bottom w:val="single" w:color="BFBFBF" w:sz="4"/>
-              <w:right w:val="single" w:color="BFBFBF" w:sz="4"/>
-            </w:tcBorders>
-            <w:tcMar>
-              <w:top w:type="dxa" w:w="60"/>
-              <w:left w:type="dxa" w:w="100"/>
-              <w:bottom w:type="dxa" w:w="60"/>
-              <w:right w:type="dxa" w:w="100"/>
-            </w:tcMar>
-          </w:tcPr>
-          <w:p>
-            <w:r>
-              <w:rPr>
-                <w:sz w:val="19"/>
-                <w:szCs w:val="19"/>
-              </w:rPr>
-              <w:t xml:space="preserve">Profil</w:t>
+            <w:tcW w:type="dxa" w:w="1770"/>
+            <w:tcBorders>
+              <w:top w:val="single" w:color="BFBFBF" w:sz="4"/>
+              <w:left w:val="single" w:color="BFBFBF" w:sz="4"/>
+              <w:bottom w:val="single" w:color="BFBFBF" w:sz="4"/>
+              <w:right w:val="single" w:color="BFBFBF" w:sz="4"/>
+            </w:tcBorders>
+            <w:tcMar>
+              <w:top w:type="dxa" w:w="60"/>
+              <w:left w:type="dxa" w:w="100"/>
+              <w:bottom w:type="dxa" w:w="60"/>
+              <w:right w:type="dxa" w:w="100"/>
+            </w:tcMar>
+          </w:tcPr>
+          <w:p>
+            <w:r>
+              <w:rPr>
+                <w:sz w:val="19"/>
+                <w:szCs w:val="19"/>
+              </w:rPr>
+              <w:t xml:space="preserve">Status pinjam</w:t>
+            </w:r>
+          </w:p>
+        </w:tc>
+        <w:tc>
+          <w:tcPr>
+            <w:tcW w:type="dxa" w:w="3933"/>
+            <w:tcBorders>
+              <w:top w:val="single" w:color="BFBFBF" w:sz="4"/>
+              <w:left w:val="single" w:color="BFBFBF" w:sz="4"/>
+              <w:bottom w:val="single" w:color="BFBFBF" w:sz="4"/>
+              <w:right w:val="single" w:color="BFBFBF" w:sz="4"/>
+            </w:tcBorders>
+            <w:tcMar>
+              <w:top w:type="dxa" w:w="60"/>
+              <w:left w:type="dxa" w:w="100"/>
+              <w:bottom w:type="dxa" w:w="60"/>
+              <w:right w:type="dxa" w:w="100"/>
+            </w:tcMar>
+          </w:tcPr>
+          <w:p>
+            <w:r>
+              <w:rPr>
+                <w:rFonts w:ascii="Consolas" w:cs="Consolas" w:eastAsia="Consolas" w:hAnsi="Consolas"/>
+                <w:color w:val="1F4E79"/>
+                <w:sz w:val="17"/>
+                <w:szCs w:val="17"/>
+              </w:rPr>
+              <w:t xml:space="preserve">app/Models/BarangKeluar.php</w:t>
             </w:r>
           </w:p>
         </w:tc>
@@ -10701,35 +11827,39 @@
                 <w:sz w:val="17"/>
                 <w:szCs w:val="17"/>
               </w:rPr>
-              <w:t xml:space="preserve">app/Http/Controllers/ProfilController.php</w:t>
-            </w:r>
-          </w:p>
-        </w:tc>
-        <w:tc>
-          <w:tcPr>
-            <w:tcW w:type="dxa" w:w="4017"/>
-            <w:tcBorders>
-              <w:top w:val="single" w:color="BFBFBF" w:sz="4"/>
-              <w:left w:val="single" w:color="BFBFBF" w:sz="4"/>
-              <w:bottom w:val="single" w:color="BFBFBF" w:sz="4"/>
-              <w:right w:val="single" w:color="BFBFBF" w:sz="4"/>
-            </w:tcBorders>
-            <w:tcMar>
-              <w:top w:type="dxa" w:w="60"/>
-              <w:left w:type="dxa" w:w="100"/>
-              <w:bottom w:type="dxa" w:w="60"/>
-              <w:right w:type="dxa" w:w="100"/>
-            </w:tcMar>
-          </w:tcPr>
-          <w:p>
-            <w:r>
-              <w:rPr>
-                <w:rFonts w:ascii="Consolas" w:cs="Consolas" w:eastAsia="Consolas" w:hAnsi="Consolas"/>
-                <w:color w:val="1F4E79"/>
-                <w:sz w:val="17"/>
-                <w:szCs w:val="17"/>
-              </w:rPr>
-              <w:t xml:space="preserve">update()</w:t>
+              <w:t xml:space="preserve">statusPinjam()</w:t>
+            </w:r>
+            <w:r>
+              <w:rPr>
+                <w:sz w:val="19"/>
+                <w:szCs w:val="19"/>
+              </w:rPr>
+              <w:t xml:space="preserve">, </w:t>
+            </w:r>
+            <w:r>
+              <w:rPr>
+                <w:rFonts w:ascii="Consolas" w:cs="Consolas" w:eastAsia="Consolas" w:hAnsi="Consolas"/>
+                <w:color w:val="1F4E79"/>
+                <w:sz w:val="17"/>
+                <w:szCs w:val="17"/>
+              </w:rPr>
+              <w:t xml:space="preserve">sisaPinjaman()</w:t>
+            </w:r>
+            <w:r>
+              <w:rPr>
+                <w:sz w:val="19"/>
+                <w:szCs w:val="19"/>
+              </w:rPr>
+              <w:t xml:space="preserve">, </w:t>
+            </w:r>
+            <w:r>
+              <w:rPr>
+                <w:rFonts w:ascii="Consolas" w:cs="Consolas" w:eastAsia="Consolas" w:hAnsi="Consolas"/>
+                <w:color w:val="1F4E79"/>
+                <w:sz w:val="17"/>
+                <w:szCs w:val="17"/>
+              </w:rPr>
+              <w:t xml:space="preserve">terlambat()</w:t>
             </w:r>
           </w:p>
         </w:tc>
@@ -10740,27 +11870,55 @@
         </w:trPr>
         <w:tc>
           <w:tcPr>
-            <w:tcW w:type="dxa" w:w="1686"/>
-            <w:tcBorders>
-              <w:top w:val="single" w:color="BFBFBF" w:sz="4"/>
-              <w:left w:val="single" w:color="BFBFBF" w:sz="4"/>
-              <w:bottom w:val="single" w:color="BFBFBF" w:sz="4"/>
-              <w:right w:val="single" w:color="BFBFBF" w:sz="4"/>
-            </w:tcBorders>
-            <w:tcMar>
-              <w:top w:type="dxa" w:w="60"/>
-              <w:left w:type="dxa" w:w="100"/>
-              <w:bottom w:type="dxa" w:w="60"/>
-              <w:right w:type="dxa" w:w="100"/>
-            </w:tcMar>
-          </w:tcPr>
-          <w:p>
-            <w:r>
-              <w:rPr>
-                <w:sz w:val="19"/>
-                <w:szCs w:val="19"/>
-              </w:rPr>
-              <w:t xml:space="preserve">Penanganan error 419</w:t>
+            <w:tcW w:type="dxa" w:w="1770"/>
+            <w:tcBorders>
+              <w:top w:val="single" w:color="BFBFBF" w:sz="4"/>
+              <w:left w:val="single" w:color="BFBFBF" w:sz="4"/>
+              <w:bottom w:val="single" w:color="BFBFBF" w:sz="4"/>
+              <w:right w:val="single" w:color="BFBFBF" w:sz="4"/>
+            </w:tcBorders>
+            <w:tcMar>
+              <w:top w:type="dxa" w:w="60"/>
+              <w:left w:type="dxa" w:w="100"/>
+              <w:bottom w:type="dxa" w:w="60"/>
+              <w:right w:type="dxa" w:w="100"/>
+            </w:tcMar>
+          </w:tcPr>
+          <w:p>
+            <w:r>
+              <w:rPr>
+                <w:sz w:val="19"/>
+                <w:szCs w:val="19"/>
+              </w:rPr>
+              <w:t xml:space="preserve">Unggah gambar</w:t>
+            </w:r>
+          </w:p>
+        </w:tc>
+        <w:tc>
+          <w:tcPr>
+            <w:tcW w:type="dxa" w:w="3933"/>
+            <w:tcBorders>
+              <w:top w:val="single" w:color="BFBFBF" w:sz="4"/>
+              <w:left w:val="single" w:color="BFBFBF" w:sz="4"/>
+              <w:bottom w:val="single" w:color="BFBFBF" w:sz="4"/>
+              <w:right w:val="single" w:color="BFBFBF" w:sz="4"/>
+            </w:tcBorders>
+            <w:tcMar>
+              <w:top w:type="dxa" w:w="60"/>
+              <w:left w:type="dxa" w:w="100"/>
+              <w:bottom w:type="dxa" w:w="60"/>
+              <w:right w:type="dxa" w:w="100"/>
+            </w:tcMar>
+          </w:tcPr>
+          <w:p>
+            <w:r>
+              <w:rPr>
+                <w:rFonts w:ascii="Consolas" w:cs="Consolas" w:eastAsia="Consolas" w:hAnsi="Consolas"/>
+                <w:color w:val="1F4E79"/>
+                <w:sz w:val="17"/>
+                <w:szCs w:val="17"/>
+              </w:rPr>
+              <w:t xml:space="preserve">app/Services/GambarService.php</w:t>
             </w:r>
           </w:p>
         </w:tc>
@@ -10788,35 +11946,55 @@
                 <w:sz w:val="17"/>
                 <w:szCs w:val="17"/>
               </w:rPr>
-              <w:t xml:space="preserve">bootstrap/app.php</w:t>
-            </w:r>
-          </w:p>
-        </w:tc>
-        <w:tc>
-          <w:tcPr>
-            <w:tcW w:type="dxa" w:w="4017"/>
-            <w:tcBorders>
-              <w:top w:val="single" w:color="BFBFBF" w:sz="4"/>
-              <w:left w:val="single" w:color="BFBFBF" w:sz="4"/>
-              <w:bottom w:val="single" w:color="BFBFBF" w:sz="4"/>
-              <w:right w:val="single" w:color="BFBFBF" w:sz="4"/>
-            </w:tcBorders>
-            <w:tcMar>
-              <w:top w:type="dxa" w:w="60"/>
-              <w:left w:type="dxa" w:w="100"/>
-              <w:bottom w:type="dxa" w:w="60"/>
-              <w:right w:type="dxa" w:w="100"/>
-            </w:tcMar>
-          </w:tcPr>
-          <w:p>
-            <w:r>
-              <w:rPr>
-                <w:rFonts w:ascii="Consolas" w:cs="Consolas" w:eastAsia="Consolas" w:hAnsi="Consolas"/>
-                <w:color w:val="1F4E79"/>
-                <w:sz w:val="17"/>
-                <w:szCs w:val="17"/>
-              </w:rPr>
-              <w:t xml:space="preserve">withExceptions</w:t>
+              <w:t xml:space="preserve">simpan()</w:t>
+            </w:r>
+            <w:r>
+              <w:rPr>
+                <w:sz w:val="19"/>
+                <w:szCs w:val="19"/>
+              </w:rPr>
+              <w:t xml:space="preserve">, </w:t>
+            </w:r>
+            <w:r>
+              <w:rPr>
+                <w:rFonts w:ascii="Consolas" w:cs="Consolas" w:eastAsia="Consolas" w:hAnsi="Consolas"/>
+                <w:color w:val="1F4E79"/>
+                <w:sz w:val="17"/>
+                <w:szCs w:val="17"/>
+              </w:rPr>
+              <w:t xml:space="preserve">ganti()</w:t>
+            </w:r>
+            <w:r>
+              <w:rPr>
+                <w:sz w:val="19"/>
+                <w:szCs w:val="19"/>
+              </w:rPr>
+              <w:t xml:space="preserve">, </w:t>
+            </w:r>
+            <w:r>
+              <w:rPr>
+                <w:rFonts w:ascii="Consolas" w:cs="Consolas" w:eastAsia="Consolas" w:hAnsi="Consolas"/>
+                <w:color w:val="1F4E79"/>
+                <w:sz w:val="17"/>
+                <w:szCs w:val="17"/>
+              </w:rPr>
+              <w:t xml:space="preserve">hapus()</w:t>
+            </w:r>
+            <w:r>
+              <w:rPr>
+                <w:sz w:val="19"/>
+                <w:szCs w:val="19"/>
+              </w:rPr>
+              <w:t xml:space="preserve">, </w:t>
+            </w:r>
+            <w:r>
+              <w:rPr>
+                <w:rFonts w:ascii="Consolas" w:cs="Consolas" w:eastAsia="Consolas" w:hAnsi="Consolas"/>
+                <w:color w:val="1F4E79"/>
+                <w:sz w:val="17"/>
+                <w:szCs w:val="17"/>
+              </w:rPr>
+              <w:t xml:space="preserve">url()</w:t>
             </w:r>
           </w:p>
         </w:tc>
@@ -10827,27 +12005,55 @@
         </w:trPr>
         <w:tc>
           <w:tcPr>
-            <w:tcW w:type="dxa" w:w="1686"/>
-            <w:tcBorders>
-              <w:top w:val="single" w:color="BFBFBF" w:sz="4"/>
-              <w:left w:val="single" w:color="BFBFBF" w:sz="4"/>
-              <w:bottom w:val="single" w:color="BFBFBF" w:sz="4"/>
-              <w:right w:val="single" w:color="BFBFBF" w:sz="4"/>
-            </w:tcBorders>
-            <w:tcMar>
-              <w:top w:type="dxa" w:w="60"/>
-              <w:left w:type="dxa" w:w="100"/>
-              <w:bottom w:type="dxa" w:w="60"/>
-              <w:right w:type="dxa" w:w="100"/>
-            </w:tcMar>
-          </w:tcPr>
-          <w:p>
-            <w:r>
-              <w:rPr>
-                <w:sz w:val="19"/>
-                <w:szCs w:val="19"/>
-              </w:rPr>
-              <w:t xml:space="preserve">Struktur tabel</w:t>
+            <w:tcW w:type="dxa" w:w="1770"/>
+            <w:tcBorders>
+              <w:top w:val="single" w:color="BFBFBF" w:sz="4"/>
+              <w:left w:val="single" w:color="BFBFBF" w:sz="4"/>
+              <w:bottom w:val="single" w:color="BFBFBF" w:sz="4"/>
+              <w:right w:val="single" w:color="BFBFBF" w:sz="4"/>
+            </w:tcBorders>
+            <w:tcMar>
+              <w:top w:type="dxa" w:w="60"/>
+              <w:left w:type="dxa" w:w="100"/>
+              <w:bottom w:type="dxa" w:w="60"/>
+              <w:right w:type="dxa" w:w="100"/>
+            </w:tcMar>
+          </w:tcPr>
+          <w:p>
+            <w:r>
+              <w:rPr>
+                <w:sz w:val="19"/>
+                <w:szCs w:val="19"/>
+              </w:rPr>
+              <w:t xml:space="preserve">Verifikasi</w:t>
+            </w:r>
+          </w:p>
+        </w:tc>
+        <w:tc>
+          <w:tcPr>
+            <w:tcW w:type="dxa" w:w="3933"/>
+            <w:tcBorders>
+              <w:top w:val="single" w:color="BFBFBF" w:sz="4"/>
+              <w:left w:val="single" w:color="BFBFBF" w:sz="4"/>
+              <w:bottom w:val="single" w:color="BFBFBF" w:sz="4"/>
+              <w:right w:val="single" w:color="BFBFBF" w:sz="4"/>
+            </w:tcBorders>
+            <w:tcMar>
+              <w:top w:type="dxa" w:w="60"/>
+              <w:left w:type="dxa" w:w="100"/>
+              <w:bottom w:type="dxa" w:w="60"/>
+              <w:right w:type="dxa" w:w="100"/>
+            </w:tcMar>
+          </w:tcPr>
+          <w:p>
+            <w:r>
+              <w:rPr>
+                <w:rFonts w:ascii="Consolas" w:cs="Consolas" w:eastAsia="Consolas" w:hAnsi="Consolas"/>
+                <w:color w:val="1F4E79"/>
+                <w:sz w:val="17"/>
+                <w:szCs w:val="17"/>
+              </w:rPr>
+              <w:t xml:space="preserve">app/Http/Controllers/BarangKeluarController.php</w:t>
             </w:r>
           </w:p>
         </w:tc>
@@ -10875,33 +12081,55 @@
                 <w:sz w:val="17"/>
                 <w:szCs w:val="17"/>
               </w:rPr>
-              <w:t xml:space="preserve">database/migrations/</w:t>
-            </w:r>
-          </w:p>
-        </w:tc>
-        <w:tc>
-          <w:tcPr>
-            <w:tcW w:type="dxa" w:w="4017"/>
-            <w:tcBorders>
-              <w:top w:val="single" w:color="BFBFBF" w:sz="4"/>
-              <w:left w:val="single" w:color="BFBFBF" w:sz="4"/>
-              <w:bottom w:val="single" w:color="BFBFBF" w:sz="4"/>
-              <w:right w:val="single" w:color="BFBFBF" w:sz="4"/>
-            </w:tcBorders>
-            <w:tcMar>
-              <w:top w:type="dxa" w:w="60"/>
-              <w:left w:type="dxa" w:w="100"/>
-              <w:bottom w:type="dxa" w:w="60"/>
-              <w:right w:type="dxa" w:w="100"/>
-            </w:tcMar>
-          </w:tcPr>
-          <w:p>
-            <w:r>
-              <w:rPr>
-                <w:sz w:val="19"/>
-                <w:szCs w:val="19"/>
-              </w:rPr>
-              <w:t xml:space="preserve">—</w:t>
+              <w:t xml:space="preserve">setujui()</w:t>
+            </w:r>
+            <w:r>
+              <w:rPr>
+                <w:sz w:val="19"/>
+                <w:szCs w:val="19"/>
+              </w:rPr>
+              <w:t xml:space="preserve">, </w:t>
+            </w:r>
+            <w:r>
+              <w:rPr>
+                <w:rFonts w:ascii="Consolas" w:cs="Consolas" w:eastAsia="Consolas" w:hAnsi="Consolas"/>
+                <w:color w:val="1F4E79"/>
+                <w:sz w:val="17"/>
+                <w:szCs w:val="17"/>
+              </w:rPr>
+              <w:t xml:space="preserve">tolak()</w:t>
+            </w:r>
+            <w:r>
+              <w:rPr>
+                <w:sz w:val="19"/>
+                <w:szCs w:val="19"/>
+              </w:rPr>
+              <w:t xml:space="preserve">, </w:t>
+            </w:r>
+            <w:r>
+              <w:rPr>
+                <w:rFonts w:ascii="Consolas" w:cs="Consolas" w:eastAsia="Consolas" w:hAnsi="Consolas"/>
+                <w:color w:val="1F4E79"/>
+                <w:sz w:val="17"/>
+                <w:szCs w:val="17"/>
+              </w:rPr>
+              <w:t xml:space="preserve">terapkanStok()</w:t>
+            </w:r>
+            <w:r>
+              <w:rPr>
+                <w:sz w:val="19"/>
+                <w:szCs w:val="19"/>
+              </w:rPr>
+              <w:t xml:space="preserve">, </w:t>
+            </w:r>
+            <w:r>
+              <w:rPr>
+                <w:rFonts w:ascii="Consolas" w:cs="Consolas" w:eastAsia="Consolas" w:hAnsi="Consolas"/>
+                <w:color w:val="1F4E79"/>
+                <w:sz w:val="17"/>
+                <w:szCs w:val="17"/>
+              </w:rPr>
+              <w:t xml:space="preserve">kunciPermintaanPending()</w:t>
             </w:r>
           </w:p>
         </w:tc>
@@ -10912,27 +12140,55 @@
         </w:trPr>
         <w:tc>
           <w:tcPr>
-            <w:tcW w:type="dxa" w:w="1686"/>
-            <w:tcBorders>
-              <w:top w:val="single" w:color="BFBFBF" w:sz="4"/>
-              <w:left w:val="single" w:color="BFBFBF" w:sz="4"/>
-              <w:bottom w:val="single" w:color="BFBFBF" w:sz="4"/>
-              <w:right w:val="single" w:color="BFBFBF" w:sz="4"/>
-            </w:tcBorders>
-            <w:tcMar>
-              <w:top w:type="dxa" w:w="60"/>
-              <w:left w:type="dxa" w:w="100"/>
-              <w:bottom w:type="dxa" w:w="60"/>
-              <w:right w:type="dxa" w:w="100"/>
-            </w:tcMar>
-          </w:tcPr>
-          <w:p>
-            <w:r>
-              <w:rPr>
-                <w:sz w:val="19"/>
-                <w:szCs w:val="19"/>
-              </w:rPr>
-              <w:t xml:space="preserve">Data sampel</w:t>
+            <w:tcW w:type="dxa" w:w="1770"/>
+            <w:tcBorders>
+              <w:top w:val="single" w:color="BFBFBF" w:sz="4"/>
+              <w:left w:val="single" w:color="BFBFBF" w:sz="4"/>
+              <w:bottom w:val="single" w:color="BFBFBF" w:sz="4"/>
+              <w:right w:val="single" w:color="BFBFBF" w:sz="4"/>
+            </w:tcBorders>
+            <w:tcMar>
+              <w:top w:type="dxa" w:w="60"/>
+              <w:left w:type="dxa" w:w="100"/>
+              <w:bottom w:type="dxa" w:w="60"/>
+              <w:right w:type="dxa" w:w="100"/>
+            </w:tcMar>
+          </w:tcPr>
+          <w:p>
+            <w:r>
+              <w:rPr>
+                <w:sz w:val="19"/>
+                <w:szCs w:val="19"/>
+              </w:rPr>
+              <w:t xml:space="preserve">Validasi stok &amp; foto</w:t>
+            </w:r>
+          </w:p>
+        </w:tc>
+        <w:tc>
+          <w:tcPr>
+            <w:tcW w:type="dxa" w:w="3933"/>
+            <w:tcBorders>
+              <w:top w:val="single" w:color="BFBFBF" w:sz="4"/>
+              <w:left w:val="single" w:color="BFBFBF" w:sz="4"/>
+              <w:bottom w:val="single" w:color="BFBFBF" w:sz="4"/>
+              <w:right w:val="single" w:color="BFBFBF" w:sz="4"/>
+            </w:tcBorders>
+            <w:tcMar>
+              <w:top w:type="dxa" w:w="60"/>
+              <w:left w:type="dxa" w:w="100"/>
+              <w:bottom w:type="dxa" w:w="60"/>
+              <w:right w:type="dxa" w:w="100"/>
+            </w:tcMar>
+          </w:tcPr>
+          <w:p>
+            <w:r>
+              <w:rPr>
+                <w:rFonts w:ascii="Consolas" w:cs="Consolas" w:eastAsia="Consolas" w:hAnsi="Consolas"/>
+                <w:color w:val="1F4E79"/>
+                <w:sz w:val="17"/>
+                <w:szCs w:val="17"/>
+              </w:rPr>
+              <w:t xml:space="preserve">app/Http/Requests/BarangKeluarRequest.php</w:t>
             </w:r>
           </w:p>
         </w:tc>
@@ -10960,35 +12216,39 @@
                 <w:sz w:val="17"/>
                 <w:szCs w:val="17"/>
               </w:rPr>
-              <w:t xml:space="preserve">database/seeders/DatabaseSeeder.php</w:t>
-            </w:r>
-          </w:p>
-        </w:tc>
-        <w:tc>
-          <w:tcPr>
-            <w:tcW w:type="dxa" w:w="4017"/>
-            <w:tcBorders>
-              <w:top w:val="single" w:color="BFBFBF" w:sz="4"/>
-              <w:left w:val="single" w:color="BFBFBF" w:sz="4"/>
-              <w:bottom w:val="single" w:color="BFBFBF" w:sz="4"/>
-              <w:right w:val="single" w:color="BFBFBF" w:sz="4"/>
-            </w:tcBorders>
-            <w:tcMar>
-              <w:top w:type="dxa" w:w="60"/>
-              <w:left w:type="dxa" w:w="100"/>
-              <w:bottom w:type="dxa" w:w="60"/>
-              <w:right w:type="dxa" w:w="100"/>
-            </w:tcMar>
-          </w:tcPr>
-          <w:p>
-            <w:r>
-              <w:rPr>
-                <w:rFonts w:ascii="Consolas" w:cs="Consolas" w:eastAsia="Consolas" w:hAnsi="Consolas"/>
-                <w:color w:val="1F4E79"/>
-                <w:sz w:val="17"/>
-                <w:szCs w:val="17"/>
-              </w:rPr>
-              <w:t xml:space="preserve">run()</w:t>
+              <w:t xml:space="preserve">rules()</w:t>
+            </w:r>
+            <w:r>
+              <w:rPr>
+                <w:sz w:val="19"/>
+                <w:szCs w:val="19"/>
+              </w:rPr>
+              <w:t xml:space="preserve">, </w:t>
+            </w:r>
+            <w:r>
+              <w:rPr>
+                <w:rFonts w:ascii="Consolas" w:cs="Consolas" w:eastAsia="Consolas" w:hAnsi="Consolas"/>
+                <w:color w:val="1F4E79"/>
+                <w:sz w:val="17"/>
+                <w:szCs w:val="17"/>
+              </w:rPr>
+              <w:t xml:space="preserve">after()</w:t>
+            </w:r>
+            <w:r>
+              <w:rPr>
+                <w:sz w:val="19"/>
+                <w:szCs w:val="19"/>
+              </w:rPr>
+              <w:t xml:space="preserve">, </w:t>
+            </w:r>
+            <w:r>
+              <w:rPr>
+                <w:rFonts w:ascii="Consolas" w:cs="Consolas" w:eastAsia="Consolas" w:hAnsi="Consolas"/>
+                <w:color w:val="1F4E79"/>
+                <w:sz w:val="17"/>
+                <w:szCs w:val="17"/>
+              </w:rPr>
+              <w:t xml:space="preserve">periksaRincian()</w:t>
             </w:r>
           </w:p>
         </w:tc>
@@ -10999,27 +12259,55 @@
         </w:trPr>
         <w:tc>
           <w:tcPr>
-            <w:tcW w:type="dxa" w:w="1686"/>
-            <w:tcBorders>
-              <w:top w:val="single" w:color="BFBFBF" w:sz="4"/>
-              <w:left w:val="single" w:color="BFBFBF" w:sz="4"/>
-              <w:bottom w:val="single" w:color="BFBFBF" w:sz="4"/>
-              <w:right w:val="single" w:color="BFBFBF" w:sz="4"/>
-            </w:tcBorders>
-            <w:tcMar>
-              <w:top w:type="dxa" w:w="60"/>
-              <w:left w:type="dxa" w:w="100"/>
-              <w:bottom w:type="dxa" w:w="60"/>
-              <w:right w:type="dxa" w:w="100"/>
-            </w:tcMar>
-          </w:tcPr>
-          <w:p>
-            <w:r>
-              <w:rPr>
-                <w:sz w:val="19"/>
-                <w:szCs w:val="19"/>
-              </w:rPr>
-              <w:t xml:space="preserve">Dashboard</w:t>
+            <w:tcW w:type="dxa" w:w="1770"/>
+            <w:tcBorders>
+              <w:top w:val="single" w:color="BFBFBF" w:sz="4"/>
+              <w:left w:val="single" w:color="BFBFBF" w:sz="4"/>
+              <w:bottom w:val="single" w:color="BFBFBF" w:sz="4"/>
+              <w:right w:val="single" w:color="BFBFBF" w:sz="4"/>
+            </w:tcBorders>
+            <w:tcMar>
+              <w:top w:type="dxa" w:w="60"/>
+              <w:left w:type="dxa" w:w="100"/>
+              <w:bottom w:type="dxa" w:w="60"/>
+              <w:right w:type="dxa" w:w="100"/>
+            </w:tcMar>
+          </w:tcPr>
+          <w:p>
+            <w:r>
+              <w:rPr>
+                <w:sz w:val="19"/>
+                <w:szCs w:val="19"/>
+              </w:rPr>
+              <w:t xml:space="preserve">Profil</w:t>
+            </w:r>
+          </w:p>
+        </w:tc>
+        <w:tc>
+          <w:tcPr>
+            <w:tcW w:type="dxa" w:w="3933"/>
+            <w:tcBorders>
+              <w:top w:val="single" w:color="BFBFBF" w:sz="4"/>
+              <w:left w:val="single" w:color="BFBFBF" w:sz="4"/>
+              <w:bottom w:val="single" w:color="BFBFBF" w:sz="4"/>
+              <w:right w:val="single" w:color="BFBFBF" w:sz="4"/>
+            </w:tcBorders>
+            <w:tcMar>
+              <w:top w:type="dxa" w:w="60"/>
+              <w:left w:type="dxa" w:w="100"/>
+              <w:bottom w:type="dxa" w:w="60"/>
+              <w:right w:type="dxa" w:w="100"/>
+            </w:tcMar>
+          </w:tcPr>
+          <w:p>
+            <w:r>
+              <w:rPr>
+                <w:rFonts w:ascii="Consolas" w:cs="Consolas" w:eastAsia="Consolas" w:hAnsi="Consolas"/>
+                <w:color w:val="1F4E79"/>
+                <w:sz w:val="17"/>
+                <w:szCs w:val="17"/>
+              </w:rPr>
+              <w:t xml:space="preserve">app/Http/Controllers/ProfilController.php</w:t>
             </w:r>
           </w:p>
         </w:tc>
@@ -11047,51 +12335,7 @@
                 <w:sz w:val="17"/>
                 <w:szCs w:val="17"/>
               </w:rPr>
-              <w:t xml:space="preserve">app/Http/Controllers/DashboardController.php</w:t>
-            </w:r>
-          </w:p>
-        </w:tc>
-        <w:tc>
-          <w:tcPr>
-            <w:tcW w:type="dxa" w:w="4017"/>
-            <w:tcBorders>
-              <w:top w:val="single" w:color="BFBFBF" w:sz="4"/>
-              <w:left w:val="single" w:color="BFBFBF" w:sz="4"/>
-              <w:bottom w:val="single" w:color="BFBFBF" w:sz="4"/>
-              <w:right w:val="single" w:color="BFBFBF" w:sz="4"/>
-            </w:tcBorders>
-            <w:tcMar>
-              <w:top w:type="dxa" w:w="60"/>
-              <w:left w:type="dxa" w:w="100"/>
-              <w:bottom w:type="dxa" w:w="60"/>
-              <w:right w:type="dxa" w:w="100"/>
-            </w:tcMar>
-          </w:tcPr>
-          <w:p>
-            <w:r>
-              <w:rPr>
-                <w:rFonts w:ascii="Consolas" w:cs="Consolas" w:eastAsia="Consolas" w:hAnsi="Consolas"/>
-                <w:color w:val="1F4E79"/>
-                <w:sz w:val="17"/>
-                <w:szCs w:val="17"/>
-              </w:rPr>
-              <w:t xml:space="preserve">index()</w:t>
-            </w:r>
-            <w:r>
-              <w:rPr>
-                <w:sz w:val="19"/>
-                <w:szCs w:val="19"/>
-              </w:rPr>
-              <w:t xml:space="preserve">, </w:t>
-            </w:r>
-            <w:r>
-              <w:rPr>
-                <w:rFonts w:ascii="Consolas" w:cs="Consolas" w:eastAsia="Consolas" w:hAnsi="Consolas"/>
-                <w:color w:val="1F4E79"/>
-                <w:sz w:val="17"/>
-                <w:szCs w:val="17"/>
-              </w:rPr>
-              <w:t xml:space="preserve">aktivitasTerbaru()</w:t>
+              <w:t xml:space="preserve">update()</w:t>
             </w:r>
           </w:p>
         </w:tc>
@@ -11102,27 +12346,55 @@
         </w:trPr>
         <w:tc>
           <w:tcPr>
-            <w:tcW w:type="dxa" w:w="1686"/>
-            <w:tcBorders>
-              <w:top w:val="single" w:color="BFBFBF" w:sz="4"/>
-              <w:left w:val="single" w:color="BFBFBF" w:sz="4"/>
-              <w:bottom w:val="single" w:color="BFBFBF" w:sz="4"/>
-              <w:right w:val="single" w:color="BFBFBF" w:sz="4"/>
-            </w:tcBorders>
-            <w:tcMar>
-              <w:top w:type="dxa" w:w="60"/>
-              <w:left w:type="dxa" w:w="100"/>
-              <w:bottom w:type="dxa" w:w="60"/>
-              <w:right w:type="dxa" w:w="100"/>
-            </w:tcMar>
-          </w:tcPr>
-          <w:p>
-            <w:r>
-              <w:rPr>
-                <w:sz w:val="19"/>
-                <w:szCs w:val="19"/>
-              </w:rPr>
-              <w:t xml:space="preserve">Suasana login &amp; salam</w:t>
+            <w:tcW w:type="dxa" w:w="1770"/>
+            <w:tcBorders>
+              <w:top w:val="single" w:color="BFBFBF" w:sz="4"/>
+              <w:left w:val="single" w:color="BFBFBF" w:sz="4"/>
+              <w:bottom w:val="single" w:color="BFBFBF" w:sz="4"/>
+              <w:right w:val="single" w:color="BFBFBF" w:sz="4"/>
+            </w:tcBorders>
+            <w:tcMar>
+              <w:top w:type="dxa" w:w="60"/>
+              <w:left w:type="dxa" w:w="100"/>
+              <w:bottom w:type="dxa" w:w="60"/>
+              <w:right w:type="dxa" w:w="100"/>
+            </w:tcMar>
+          </w:tcPr>
+          <w:p>
+            <w:r>
+              <w:rPr>
+                <w:sz w:val="19"/>
+                <w:szCs w:val="19"/>
+              </w:rPr>
+              <w:t xml:space="preserve">Penanganan error 419</w:t>
+            </w:r>
+          </w:p>
+        </w:tc>
+        <w:tc>
+          <w:tcPr>
+            <w:tcW w:type="dxa" w:w="3933"/>
+            <w:tcBorders>
+              <w:top w:val="single" w:color="BFBFBF" w:sz="4"/>
+              <w:left w:val="single" w:color="BFBFBF" w:sz="4"/>
+              <w:bottom w:val="single" w:color="BFBFBF" w:sz="4"/>
+              <w:right w:val="single" w:color="BFBFBF" w:sz="4"/>
+            </w:tcBorders>
+            <w:tcMar>
+              <w:top w:type="dxa" w:w="60"/>
+              <w:left w:type="dxa" w:w="100"/>
+              <w:bottom w:type="dxa" w:w="60"/>
+              <w:right w:type="dxa" w:w="100"/>
+            </w:tcMar>
+          </w:tcPr>
+          <w:p>
+            <w:r>
+              <w:rPr>
+                <w:rFonts w:ascii="Consolas" w:cs="Consolas" w:eastAsia="Consolas" w:hAnsi="Consolas"/>
+                <w:color w:val="1F4E79"/>
+                <w:sz w:val="17"/>
+                <w:szCs w:val="17"/>
+              </w:rPr>
+              <w:t xml:space="preserve">bootstrap/app.php</w:t>
             </w:r>
           </w:p>
         </w:tc>
@@ -11150,51 +12422,7 @@
                 <w:sz w:val="17"/>
                 <w:szCs w:val="17"/>
               </w:rPr>
-              <w:t xml:space="preserve">app/Support/Suasana.php</w:t>
-            </w:r>
-          </w:p>
-        </w:tc>
-        <w:tc>
-          <w:tcPr>
-            <w:tcW w:type="dxa" w:w="4017"/>
-            <w:tcBorders>
-              <w:top w:val="single" w:color="BFBFBF" w:sz="4"/>
-              <w:left w:val="single" w:color="BFBFBF" w:sz="4"/>
-              <w:bottom w:val="single" w:color="BFBFBF" w:sz="4"/>
-              <w:right w:val="single" w:color="BFBFBF" w:sz="4"/>
-            </w:tcBorders>
-            <w:tcMar>
-              <w:top w:type="dxa" w:w="60"/>
-              <w:left w:type="dxa" w:w="100"/>
-              <w:bottom w:type="dxa" w:w="60"/>
-              <w:right w:type="dxa" w:w="100"/>
-            </w:tcMar>
-          </w:tcPr>
-          <w:p>
-            <w:r>
-              <w:rPr>
-                <w:rFonts w:ascii="Consolas" w:cs="Consolas" w:eastAsia="Consolas" w:hAnsi="Consolas"/>
-                <w:color w:val="1F4E79"/>
-                <w:sz w:val="17"/>
-                <w:szCs w:val="17"/>
-              </w:rPr>
-              <w:t xml:space="preserve">dariJam()</w:t>
-            </w:r>
-            <w:r>
-              <w:rPr>
-                <w:sz w:val="19"/>
-                <w:szCs w:val="19"/>
-              </w:rPr>
-              <w:t xml:space="preserve">, </w:t>
-            </w:r>
-            <w:r>
-              <w:rPr>
-                <w:rFonts w:ascii="Consolas" w:cs="Consolas" w:eastAsia="Consolas" w:hAnsi="Consolas"/>
-                <w:color w:val="1F4E79"/>
-                <w:sz w:val="17"/>
-                <w:szCs w:val="17"/>
-              </w:rPr>
-              <w:t xml:space="preserve">salam()</w:t>
+              <w:t xml:space="preserve">withExceptions</w:t>
             </w:r>
           </w:p>
         </w:tc>
@@ -11205,27 +12433,55 @@
         </w:trPr>
         <w:tc>
           <w:tcPr>
-            <w:tcW w:type="dxa" w:w="1686"/>
-            <w:tcBorders>
-              <w:top w:val="single" w:color="BFBFBF" w:sz="4"/>
-              <w:left w:val="single" w:color="BFBFBF" w:sz="4"/>
-              <w:bottom w:val="single" w:color="BFBFBF" w:sz="4"/>
-              <w:right w:val="single" w:color="BFBFBF" w:sz="4"/>
-            </w:tcBorders>
-            <w:tcMar>
-              <w:top w:type="dxa" w:w="60"/>
-              <w:left w:type="dxa" w:w="100"/>
-              <w:bottom w:type="dxa" w:w="60"/>
-              <w:right w:type="dxa" w:w="100"/>
-            </w:tcMar>
-          </w:tcPr>
-          <w:p>
-            <w:r>
-              <w:rPr>
-                <w:sz w:val="19"/>
-                <w:szCs w:val="19"/>
-              </w:rPr>
-              <w:t xml:space="preserve">Audio &amp; animasi login</w:t>
+            <w:tcW w:type="dxa" w:w="1770"/>
+            <w:tcBorders>
+              <w:top w:val="single" w:color="BFBFBF" w:sz="4"/>
+              <w:left w:val="single" w:color="BFBFBF" w:sz="4"/>
+              <w:bottom w:val="single" w:color="BFBFBF" w:sz="4"/>
+              <w:right w:val="single" w:color="BFBFBF" w:sz="4"/>
+            </w:tcBorders>
+            <w:tcMar>
+              <w:top w:type="dxa" w:w="60"/>
+              <w:left w:type="dxa" w:w="100"/>
+              <w:bottom w:type="dxa" w:w="60"/>
+              <w:right w:type="dxa" w:w="100"/>
+            </w:tcMar>
+          </w:tcPr>
+          <w:p>
+            <w:r>
+              <w:rPr>
+                <w:sz w:val="19"/>
+                <w:szCs w:val="19"/>
+              </w:rPr>
+              <w:t xml:space="preserve">Struktur tabel</w:t>
+            </w:r>
+          </w:p>
+        </w:tc>
+        <w:tc>
+          <w:tcPr>
+            <w:tcW w:type="dxa" w:w="3933"/>
+            <w:tcBorders>
+              <w:top w:val="single" w:color="BFBFBF" w:sz="4"/>
+              <w:left w:val="single" w:color="BFBFBF" w:sz="4"/>
+              <w:bottom w:val="single" w:color="BFBFBF" w:sz="4"/>
+              <w:right w:val="single" w:color="BFBFBF" w:sz="4"/>
+            </w:tcBorders>
+            <w:tcMar>
+              <w:top w:type="dxa" w:w="60"/>
+              <w:left w:type="dxa" w:w="100"/>
+              <w:bottom w:type="dxa" w:w="60"/>
+              <w:right w:type="dxa" w:w="100"/>
+            </w:tcMar>
+          </w:tcPr>
+          <w:p>
+            <w:r>
+              <w:rPr>
+                <w:rFonts w:ascii="Consolas" w:cs="Consolas" w:eastAsia="Consolas" w:hAnsi="Consolas"/>
+                <w:color w:val="1F4E79"/>
+                <w:sz w:val="17"/>
+                <w:szCs w:val="17"/>
+              </w:rPr>
+              <w:t xml:space="preserve">database/migrations/</w:t>
             </w:r>
           </w:p>
         </w:tc>
@@ -11248,56 +12504,10 @@
           <w:p>
             <w:r>
               <w:rPr>
-                <w:rFonts w:ascii="Consolas" w:cs="Consolas" w:eastAsia="Consolas" w:hAnsi="Consolas"/>
-                <w:color w:val="1F4E79"/>
-                <w:sz w:val="17"/>
-                <w:szCs w:val="17"/>
-              </w:rPr>
-              <w:t xml:space="preserve">resources/js/suasana.js</w:t>
-            </w:r>
-          </w:p>
-        </w:tc>
-        <w:tc>
-          <w:tcPr>
-            <w:tcW w:type="dxa" w:w="4017"/>
-            <w:tcBorders>
-              <w:top w:val="single" w:color="BFBFBF" w:sz="4"/>
-              <w:left w:val="single" w:color="BFBFBF" w:sz="4"/>
-              <w:bottom w:val="single" w:color="BFBFBF" w:sz="4"/>
-              <w:right w:val="single" w:color="BFBFBF" w:sz="4"/>
-            </w:tcBorders>
-            <w:tcMar>
-              <w:top w:type="dxa" w:w="60"/>
-              <w:left w:type="dxa" w:w="100"/>
-              <w:bottom w:type="dxa" w:w="60"/>
-              <w:right w:type="dxa" w:w="100"/>
-            </w:tcMar>
-          </w:tcPr>
-          <w:p>
-            <w:r>
-              <w:rPr>
-                <w:rFonts w:ascii="Consolas" w:cs="Consolas" w:eastAsia="Consolas" w:hAnsi="Consolas"/>
-                <w:color w:val="1F4E79"/>
-                <w:sz w:val="17"/>
-                <w:szCs w:val="17"/>
-              </w:rPr>
-              <w:t xml:space="preserve">pasangSuasanaLogin()</w:t>
-            </w:r>
-            <w:r>
-              <w:rPr>
-                <w:sz w:val="19"/>
-                <w:szCs w:val="19"/>
-              </w:rPr>
-              <w:t xml:space="preserve">, </w:t>
-            </w:r>
-            <w:r>
-              <w:rPr>
-                <w:rFonts w:ascii="Consolas" w:cs="Consolas" w:eastAsia="Consolas" w:hAnsi="Consolas"/>
-                <w:color w:val="1F4E79"/>
-                <w:sz w:val="17"/>
-                <w:szCs w:val="17"/>
-              </w:rPr>
-              <w:t xml:space="preserve">putar()</w:t>
+                <w:sz w:val="19"/>
+                <w:szCs w:val="19"/>
+              </w:rPr>
+              <w:t xml:space="preserve">—</w:t>
             </w:r>
           </w:p>
         </w:tc>
@@ -11308,27 +12518,55 @@
         </w:trPr>
         <w:tc>
           <w:tcPr>
-            <w:tcW w:type="dxa" w:w="1686"/>
-            <w:tcBorders>
-              <w:top w:val="single" w:color="BFBFBF" w:sz="4"/>
-              <w:left w:val="single" w:color="BFBFBF" w:sz="4"/>
-              <w:bottom w:val="single" w:color="BFBFBF" w:sz="4"/>
-              <w:right w:val="single" w:color="BFBFBF" w:sz="4"/>
-            </w:tcBorders>
-            <w:tcMar>
-              <w:top w:type="dxa" w:w="60"/>
-              <w:left w:type="dxa" w:w="100"/>
-              <w:bottom w:type="dxa" w:w="60"/>
-              <w:right w:type="dxa" w:w="100"/>
-            </w:tcMar>
-          </w:tcPr>
-          <w:p>
-            <w:r>
-              <w:rPr>
-                <w:sz w:val="19"/>
-                <w:szCs w:val="19"/>
-              </w:rPr>
-              <w:t xml:space="preserve">Mode gelap</w:t>
+            <w:tcW w:type="dxa" w:w="1770"/>
+            <w:tcBorders>
+              <w:top w:val="single" w:color="BFBFBF" w:sz="4"/>
+              <w:left w:val="single" w:color="BFBFBF" w:sz="4"/>
+              <w:bottom w:val="single" w:color="BFBFBF" w:sz="4"/>
+              <w:right w:val="single" w:color="BFBFBF" w:sz="4"/>
+            </w:tcBorders>
+            <w:tcMar>
+              <w:top w:type="dxa" w:w="60"/>
+              <w:left w:type="dxa" w:w="100"/>
+              <w:bottom w:type="dxa" w:w="60"/>
+              <w:right w:type="dxa" w:w="100"/>
+            </w:tcMar>
+          </w:tcPr>
+          <w:p>
+            <w:r>
+              <w:rPr>
+                <w:sz w:val="19"/>
+                <w:szCs w:val="19"/>
+              </w:rPr>
+              <w:t xml:space="preserve">Data sampel</w:t>
+            </w:r>
+          </w:p>
+        </w:tc>
+        <w:tc>
+          <w:tcPr>
+            <w:tcW w:type="dxa" w:w="3933"/>
+            <w:tcBorders>
+              <w:top w:val="single" w:color="BFBFBF" w:sz="4"/>
+              <w:left w:val="single" w:color="BFBFBF" w:sz="4"/>
+              <w:bottom w:val="single" w:color="BFBFBF" w:sz="4"/>
+              <w:right w:val="single" w:color="BFBFBF" w:sz="4"/>
+            </w:tcBorders>
+            <w:tcMar>
+              <w:top w:type="dxa" w:w="60"/>
+              <w:left w:type="dxa" w:w="100"/>
+              <w:bottom w:type="dxa" w:w="60"/>
+              <w:right w:type="dxa" w:w="100"/>
+            </w:tcMar>
+          </w:tcPr>
+          <w:p>
+            <w:r>
+              <w:rPr>
+                <w:rFonts w:ascii="Consolas" w:cs="Consolas" w:eastAsia="Consolas" w:hAnsi="Consolas"/>
+                <w:color w:val="1F4E79"/>
+                <w:sz w:val="17"/>
+                <w:szCs w:val="17"/>
+              </w:rPr>
+              <w:t xml:space="preserve">database/seeders/DatabaseSeeder.php</w:t>
             </w:r>
           </w:p>
         </w:tc>
@@ -11356,35 +12594,7 @@
                 <w:sz w:val="17"/>
                 <w:szCs w:val="17"/>
               </w:rPr>
-              <w:t xml:space="preserve">resources/js/tema.js</w:t>
-            </w:r>
-          </w:p>
-        </w:tc>
-        <w:tc>
-          <w:tcPr>
-            <w:tcW w:type="dxa" w:w="4017"/>
-            <w:tcBorders>
-              <w:top w:val="single" w:color="BFBFBF" w:sz="4"/>
-              <w:left w:val="single" w:color="BFBFBF" w:sz="4"/>
-              <w:bottom w:val="single" w:color="BFBFBF" w:sz="4"/>
-              <w:right w:val="single" w:color="BFBFBF" w:sz="4"/>
-            </w:tcBorders>
-            <w:tcMar>
-              <w:top w:type="dxa" w:w="60"/>
-              <w:left w:type="dxa" w:w="100"/>
-              <w:bottom w:type="dxa" w:w="60"/>
-              <w:right w:type="dxa" w:w="100"/>
-            </w:tcMar>
-          </w:tcPr>
-          <w:p>
-            <w:r>
-              <w:rPr>
-                <w:rFonts w:ascii="Consolas" w:cs="Consolas" w:eastAsia="Consolas" w:hAnsi="Consolas"/>
-                <w:color w:val="1F4E79"/>
-                <w:sz w:val="17"/>
-                <w:szCs w:val="17"/>
-              </w:rPr>
-              <w:t xml:space="preserve">gantiTema()</w:t>
+              <w:t xml:space="preserve">run()</w:t>
             </w:r>
           </w:p>
         </w:tc>
@@ -11395,27 +12605,55 @@
         </w:trPr>
         <w:tc>
           <w:tcPr>
-            <w:tcW w:type="dxa" w:w="1686"/>
-            <w:tcBorders>
-              <w:top w:val="single" w:color="BFBFBF" w:sz="4"/>
-              <w:left w:val="single" w:color="BFBFBF" w:sz="4"/>
-              <w:bottom w:val="single" w:color="BFBFBF" w:sz="4"/>
-              <w:right w:val="single" w:color="BFBFBF" w:sz="4"/>
-            </w:tcBorders>
-            <w:tcMar>
-              <w:top w:type="dxa" w:w="60"/>
-              <w:left w:type="dxa" w:w="100"/>
-              <w:bottom w:type="dxa" w:w="60"/>
-              <w:right w:type="dxa" w:w="100"/>
-            </w:tcMar>
-          </w:tcPr>
-          <w:p>
-            <w:r>
-              <w:rPr>
-                <w:sz w:val="19"/>
-                <w:szCs w:val="19"/>
-              </w:rPr>
-              <w:t xml:space="preserve">Musik Bad Apple!!</w:t>
+            <w:tcW w:type="dxa" w:w="1770"/>
+            <w:tcBorders>
+              <w:top w:val="single" w:color="BFBFBF" w:sz="4"/>
+              <w:left w:val="single" w:color="BFBFBF" w:sz="4"/>
+              <w:bottom w:val="single" w:color="BFBFBF" w:sz="4"/>
+              <w:right w:val="single" w:color="BFBFBF" w:sz="4"/>
+            </w:tcBorders>
+            <w:tcMar>
+              <w:top w:type="dxa" w:w="60"/>
+              <w:left w:type="dxa" w:w="100"/>
+              <w:bottom w:type="dxa" w:w="60"/>
+              <w:right w:type="dxa" w:w="100"/>
+            </w:tcMar>
+          </w:tcPr>
+          <w:p>
+            <w:r>
+              <w:rPr>
+                <w:sz w:val="19"/>
+                <w:szCs w:val="19"/>
+              </w:rPr>
+              <w:t xml:space="preserve">Dashboard</w:t>
+            </w:r>
+          </w:p>
+        </w:tc>
+        <w:tc>
+          <w:tcPr>
+            <w:tcW w:type="dxa" w:w="3933"/>
+            <w:tcBorders>
+              <w:top w:val="single" w:color="BFBFBF" w:sz="4"/>
+              <w:left w:val="single" w:color="BFBFBF" w:sz="4"/>
+              <w:bottom w:val="single" w:color="BFBFBF" w:sz="4"/>
+              <w:right w:val="single" w:color="BFBFBF" w:sz="4"/>
+            </w:tcBorders>
+            <w:tcMar>
+              <w:top w:type="dxa" w:w="60"/>
+              <w:left w:type="dxa" w:w="100"/>
+              <w:bottom w:type="dxa" w:w="60"/>
+              <w:right w:type="dxa" w:w="100"/>
+            </w:tcMar>
+          </w:tcPr>
+          <w:p>
+            <w:r>
+              <w:rPr>
+                <w:rFonts w:ascii="Consolas" w:cs="Consolas" w:eastAsia="Consolas" w:hAnsi="Consolas"/>
+                <w:color w:val="1F4E79"/>
+                <w:sz w:val="17"/>
+                <w:szCs w:val="17"/>
+              </w:rPr>
+              <w:t xml:space="preserve">app/Http/Controllers/DashboardController.php</w:t>
             </w:r>
           </w:p>
         </w:tc>
@@ -11443,35 +12681,23 @@
                 <w:sz w:val="17"/>
                 <w:szCs w:val="17"/>
               </w:rPr>
-              <w:t xml:space="preserve">resources/js/musik.js</w:t>
-            </w:r>
-          </w:p>
-        </w:tc>
-        <w:tc>
-          <w:tcPr>
-            <w:tcW w:type="dxa" w:w="4017"/>
-            <w:tcBorders>
-              <w:top w:val="single" w:color="BFBFBF" w:sz="4"/>
-              <w:left w:val="single" w:color="BFBFBF" w:sz="4"/>
-              <w:bottom w:val="single" w:color="BFBFBF" w:sz="4"/>
-              <w:right w:val="single" w:color="BFBFBF" w:sz="4"/>
-            </w:tcBorders>
-            <w:tcMar>
-              <w:top w:type="dxa" w:w="60"/>
-              <w:left w:type="dxa" w:w="100"/>
-              <w:bottom w:type="dxa" w:w="60"/>
-              <w:right w:type="dxa" w:w="100"/>
-            </w:tcMar>
-          </w:tcPr>
-          <w:p>
-            <w:r>
-              <w:rPr>
-                <w:rFonts w:ascii="Consolas" w:cs="Consolas" w:eastAsia="Consolas" w:hAnsi="Consolas"/>
-                <w:color w:val="1F4E79"/>
-                <w:sz w:val="17"/>
-                <w:szCs w:val="17"/>
-              </w:rPr>
-              <w:t xml:space="preserve">pasangMusik()</w:t>
+              <w:t xml:space="preserve">index()</w:t>
+            </w:r>
+            <w:r>
+              <w:rPr>
+                <w:sz w:val="19"/>
+                <w:szCs w:val="19"/>
+              </w:rPr>
+              <w:t xml:space="preserve">, </w:t>
+            </w:r>
+            <w:r>
+              <w:rPr>
+                <w:rFonts w:ascii="Consolas" w:cs="Consolas" w:eastAsia="Consolas" w:hAnsi="Consolas"/>
+                <w:color w:val="1F4E79"/>
+                <w:sz w:val="17"/>
+                <w:szCs w:val="17"/>
+              </w:rPr>
+              <w:t xml:space="preserve">aktivitasTerbaru()</w:t>
             </w:r>
           </w:p>
         </w:tc>
@@ -11482,7 +12708,474 @@
         </w:trPr>
         <w:tc>
           <w:tcPr>
-            <w:tcW w:type="dxa" w:w="1686"/>
+            <w:tcW w:type="dxa" w:w="1770"/>
+            <w:tcBorders>
+              <w:top w:val="single" w:color="BFBFBF" w:sz="4"/>
+              <w:left w:val="single" w:color="BFBFBF" w:sz="4"/>
+              <w:bottom w:val="single" w:color="BFBFBF" w:sz="4"/>
+              <w:right w:val="single" w:color="BFBFBF" w:sz="4"/>
+            </w:tcBorders>
+            <w:tcMar>
+              <w:top w:type="dxa" w:w="60"/>
+              <w:left w:type="dxa" w:w="100"/>
+              <w:bottom w:type="dxa" w:w="60"/>
+              <w:right w:type="dxa" w:w="100"/>
+            </w:tcMar>
+          </w:tcPr>
+          <w:p>
+            <w:r>
+              <w:rPr>
+                <w:sz w:val="19"/>
+                <w:szCs w:val="19"/>
+              </w:rPr>
+              <w:t xml:space="preserve">Suasana login &amp; salam</w:t>
+            </w:r>
+          </w:p>
+        </w:tc>
+        <w:tc>
+          <w:tcPr>
+            <w:tcW w:type="dxa" w:w="3933"/>
+            <w:tcBorders>
+              <w:top w:val="single" w:color="BFBFBF" w:sz="4"/>
+              <w:left w:val="single" w:color="BFBFBF" w:sz="4"/>
+              <w:bottom w:val="single" w:color="BFBFBF" w:sz="4"/>
+              <w:right w:val="single" w:color="BFBFBF" w:sz="4"/>
+            </w:tcBorders>
+            <w:tcMar>
+              <w:top w:type="dxa" w:w="60"/>
+              <w:left w:type="dxa" w:w="100"/>
+              <w:bottom w:type="dxa" w:w="60"/>
+              <w:right w:type="dxa" w:w="100"/>
+            </w:tcMar>
+          </w:tcPr>
+          <w:p>
+            <w:r>
+              <w:rPr>
+                <w:rFonts w:ascii="Consolas" w:cs="Consolas" w:eastAsia="Consolas" w:hAnsi="Consolas"/>
+                <w:color w:val="1F4E79"/>
+                <w:sz w:val="17"/>
+                <w:szCs w:val="17"/>
+              </w:rPr>
+              <w:t xml:space="preserve">app/Support/Suasana.php</w:t>
+            </w:r>
+          </w:p>
+        </w:tc>
+        <w:tc>
+          <w:tcPr>
+            <w:tcW w:type="dxa" w:w="3935"/>
+            <w:tcBorders>
+              <w:top w:val="single" w:color="BFBFBF" w:sz="4"/>
+              <w:left w:val="single" w:color="BFBFBF" w:sz="4"/>
+              <w:bottom w:val="single" w:color="BFBFBF" w:sz="4"/>
+              <w:right w:val="single" w:color="BFBFBF" w:sz="4"/>
+            </w:tcBorders>
+            <w:tcMar>
+              <w:top w:type="dxa" w:w="60"/>
+              <w:left w:type="dxa" w:w="100"/>
+              <w:bottom w:type="dxa" w:w="60"/>
+              <w:right w:type="dxa" w:w="100"/>
+            </w:tcMar>
+          </w:tcPr>
+          <w:p>
+            <w:r>
+              <w:rPr>
+                <w:rFonts w:ascii="Consolas" w:cs="Consolas" w:eastAsia="Consolas" w:hAnsi="Consolas"/>
+                <w:color w:val="1F4E79"/>
+                <w:sz w:val="17"/>
+                <w:szCs w:val="17"/>
+              </w:rPr>
+              <w:t xml:space="preserve">dariJam()</w:t>
+            </w:r>
+            <w:r>
+              <w:rPr>
+                <w:sz w:val="19"/>
+                <w:szCs w:val="19"/>
+              </w:rPr>
+              <w:t xml:space="preserve">, </w:t>
+            </w:r>
+            <w:r>
+              <w:rPr>
+                <w:rFonts w:ascii="Consolas" w:cs="Consolas" w:eastAsia="Consolas" w:hAnsi="Consolas"/>
+                <w:color w:val="1F4E79"/>
+                <w:sz w:val="17"/>
+                <w:szCs w:val="17"/>
+              </w:rPr>
+              <w:t xml:space="preserve">salam()</w:t>
+            </w:r>
+          </w:p>
+        </w:tc>
+      </w:tr>
+      <w:tr>
+        <w:trPr>
+          <w:tblHeader w:val="off"/>
+        </w:trPr>
+        <w:tc>
+          <w:tcPr>
+            <w:tcW w:type="dxa" w:w="1770"/>
+            <w:tcBorders>
+              <w:top w:val="single" w:color="BFBFBF" w:sz="4"/>
+              <w:left w:val="single" w:color="BFBFBF" w:sz="4"/>
+              <w:bottom w:val="single" w:color="BFBFBF" w:sz="4"/>
+              <w:right w:val="single" w:color="BFBFBF" w:sz="4"/>
+            </w:tcBorders>
+            <w:tcMar>
+              <w:top w:type="dxa" w:w="60"/>
+              <w:left w:type="dxa" w:w="100"/>
+              <w:bottom w:type="dxa" w:w="60"/>
+              <w:right w:type="dxa" w:w="100"/>
+            </w:tcMar>
+          </w:tcPr>
+          <w:p>
+            <w:r>
+              <w:rPr>
+                <w:sz w:val="19"/>
+                <w:szCs w:val="19"/>
+              </w:rPr>
+              <w:t xml:space="preserve">Audio &amp; animasi login</w:t>
+            </w:r>
+          </w:p>
+        </w:tc>
+        <w:tc>
+          <w:tcPr>
+            <w:tcW w:type="dxa" w:w="3933"/>
+            <w:tcBorders>
+              <w:top w:val="single" w:color="BFBFBF" w:sz="4"/>
+              <w:left w:val="single" w:color="BFBFBF" w:sz="4"/>
+              <w:bottom w:val="single" w:color="BFBFBF" w:sz="4"/>
+              <w:right w:val="single" w:color="BFBFBF" w:sz="4"/>
+            </w:tcBorders>
+            <w:tcMar>
+              <w:top w:type="dxa" w:w="60"/>
+              <w:left w:type="dxa" w:w="100"/>
+              <w:bottom w:type="dxa" w:w="60"/>
+              <w:right w:type="dxa" w:w="100"/>
+            </w:tcMar>
+          </w:tcPr>
+          <w:p>
+            <w:r>
+              <w:rPr>
+                <w:rFonts w:ascii="Consolas" w:cs="Consolas" w:eastAsia="Consolas" w:hAnsi="Consolas"/>
+                <w:color w:val="1F4E79"/>
+                <w:sz w:val="17"/>
+                <w:szCs w:val="17"/>
+              </w:rPr>
+              <w:t xml:space="preserve">resources/js/suasana.js</w:t>
+            </w:r>
+          </w:p>
+        </w:tc>
+        <w:tc>
+          <w:tcPr>
+            <w:tcW w:type="dxa" w:w="3935"/>
+            <w:tcBorders>
+              <w:top w:val="single" w:color="BFBFBF" w:sz="4"/>
+              <w:left w:val="single" w:color="BFBFBF" w:sz="4"/>
+              <w:bottom w:val="single" w:color="BFBFBF" w:sz="4"/>
+              <w:right w:val="single" w:color="BFBFBF" w:sz="4"/>
+            </w:tcBorders>
+            <w:tcMar>
+              <w:top w:type="dxa" w:w="60"/>
+              <w:left w:type="dxa" w:w="100"/>
+              <w:bottom w:type="dxa" w:w="60"/>
+              <w:right w:type="dxa" w:w="100"/>
+            </w:tcMar>
+          </w:tcPr>
+          <w:p>
+            <w:r>
+              <w:rPr>
+                <w:rFonts w:ascii="Consolas" w:cs="Consolas" w:eastAsia="Consolas" w:hAnsi="Consolas"/>
+                <w:color w:val="1F4E79"/>
+                <w:sz w:val="17"/>
+                <w:szCs w:val="17"/>
+              </w:rPr>
+              <w:t xml:space="preserve">pasangSuasanaLogin()</w:t>
+            </w:r>
+            <w:r>
+              <w:rPr>
+                <w:sz w:val="19"/>
+                <w:szCs w:val="19"/>
+              </w:rPr>
+              <w:t xml:space="preserve">, </w:t>
+            </w:r>
+            <w:r>
+              <w:rPr>
+                <w:rFonts w:ascii="Consolas" w:cs="Consolas" w:eastAsia="Consolas" w:hAnsi="Consolas"/>
+                <w:color w:val="1F4E79"/>
+                <w:sz w:val="17"/>
+                <w:szCs w:val="17"/>
+              </w:rPr>
+              <w:t xml:space="preserve">putar()</w:t>
+            </w:r>
+          </w:p>
+        </w:tc>
+      </w:tr>
+      <w:tr>
+        <w:trPr>
+          <w:tblHeader w:val="off"/>
+        </w:trPr>
+        <w:tc>
+          <w:tcPr>
+            <w:tcW w:type="dxa" w:w="1770"/>
+            <w:tcBorders>
+              <w:top w:val="single" w:color="BFBFBF" w:sz="4"/>
+              <w:left w:val="single" w:color="BFBFBF" w:sz="4"/>
+              <w:bottom w:val="single" w:color="BFBFBF" w:sz="4"/>
+              <w:right w:val="single" w:color="BFBFBF" w:sz="4"/>
+            </w:tcBorders>
+            <w:tcMar>
+              <w:top w:type="dxa" w:w="60"/>
+              <w:left w:type="dxa" w:w="100"/>
+              <w:bottom w:type="dxa" w:w="60"/>
+              <w:right w:type="dxa" w:w="100"/>
+            </w:tcMar>
+          </w:tcPr>
+          <w:p>
+            <w:r>
+              <w:rPr>
+                <w:sz w:val="19"/>
+                <w:szCs w:val="19"/>
+              </w:rPr>
+              <w:t xml:space="preserve">Mode gelap</w:t>
+            </w:r>
+          </w:p>
+        </w:tc>
+        <w:tc>
+          <w:tcPr>
+            <w:tcW w:type="dxa" w:w="3933"/>
+            <w:tcBorders>
+              <w:top w:val="single" w:color="BFBFBF" w:sz="4"/>
+              <w:left w:val="single" w:color="BFBFBF" w:sz="4"/>
+              <w:bottom w:val="single" w:color="BFBFBF" w:sz="4"/>
+              <w:right w:val="single" w:color="BFBFBF" w:sz="4"/>
+            </w:tcBorders>
+            <w:tcMar>
+              <w:top w:type="dxa" w:w="60"/>
+              <w:left w:type="dxa" w:w="100"/>
+              <w:bottom w:type="dxa" w:w="60"/>
+              <w:right w:type="dxa" w:w="100"/>
+            </w:tcMar>
+          </w:tcPr>
+          <w:p>
+            <w:r>
+              <w:rPr>
+                <w:rFonts w:ascii="Consolas" w:cs="Consolas" w:eastAsia="Consolas" w:hAnsi="Consolas"/>
+                <w:color w:val="1F4E79"/>
+                <w:sz w:val="17"/>
+                <w:szCs w:val="17"/>
+              </w:rPr>
+              <w:t xml:space="preserve">resources/js/tema.js</w:t>
+            </w:r>
+          </w:p>
+        </w:tc>
+        <w:tc>
+          <w:tcPr>
+            <w:tcW w:type="dxa" w:w="3935"/>
+            <w:tcBorders>
+              <w:top w:val="single" w:color="BFBFBF" w:sz="4"/>
+              <w:left w:val="single" w:color="BFBFBF" w:sz="4"/>
+              <w:bottom w:val="single" w:color="BFBFBF" w:sz="4"/>
+              <w:right w:val="single" w:color="BFBFBF" w:sz="4"/>
+            </w:tcBorders>
+            <w:tcMar>
+              <w:top w:type="dxa" w:w="60"/>
+              <w:left w:type="dxa" w:w="100"/>
+              <w:bottom w:type="dxa" w:w="60"/>
+              <w:right w:type="dxa" w:w="100"/>
+            </w:tcMar>
+          </w:tcPr>
+          <w:p>
+            <w:r>
+              <w:rPr>
+                <w:rFonts w:ascii="Consolas" w:cs="Consolas" w:eastAsia="Consolas" w:hAnsi="Consolas"/>
+                <w:color w:val="1F4E79"/>
+                <w:sz w:val="17"/>
+                <w:szCs w:val="17"/>
+              </w:rPr>
+              <w:t xml:space="preserve">gantiTema()</w:t>
+            </w:r>
+          </w:p>
+        </w:tc>
+      </w:tr>
+      <w:tr>
+        <w:trPr>
+          <w:tblHeader w:val="off"/>
+        </w:trPr>
+        <w:tc>
+          <w:tcPr>
+            <w:tcW w:type="dxa" w:w="1770"/>
+            <w:tcBorders>
+              <w:top w:val="single" w:color="BFBFBF" w:sz="4"/>
+              <w:left w:val="single" w:color="BFBFBF" w:sz="4"/>
+              <w:bottom w:val="single" w:color="BFBFBF" w:sz="4"/>
+              <w:right w:val="single" w:color="BFBFBF" w:sz="4"/>
+            </w:tcBorders>
+            <w:tcMar>
+              <w:top w:type="dxa" w:w="60"/>
+              <w:left w:type="dxa" w:w="100"/>
+              <w:bottom w:type="dxa" w:w="60"/>
+              <w:right w:type="dxa" w:w="100"/>
+            </w:tcMar>
+          </w:tcPr>
+          <w:p>
+            <w:r>
+              <w:rPr>
+                <w:sz w:val="19"/>
+                <w:szCs w:val="19"/>
+              </w:rPr>
+              <w:t xml:space="preserve">Musik Bad Apple!!</w:t>
+            </w:r>
+          </w:p>
+        </w:tc>
+        <w:tc>
+          <w:tcPr>
+            <w:tcW w:type="dxa" w:w="3933"/>
+            <w:tcBorders>
+              <w:top w:val="single" w:color="BFBFBF" w:sz="4"/>
+              <w:left w:val="single" w:color="BFBFBF" w:sz="4"/>
+              <w:bottom w:val="single" w:color="BFBFBF" w:sz="4"/>
+              <w:right w:val="single" w:color="BFBFBF" w:sz="4"/>
+            </w:tcBorders>
+            <w:tcMar>
+              <w:top w:type="dxa" w:w="60"/>
+              <w:left w:type="dxa" w:w="100"/>
+              <w:bottom w:type="dxa" w:w="60"/>
+              <w:right w:type="dxa" w:w="100"/>
+            </w:tcMar>
+          </w:tcPr>
+          <w:p>
+            <w:r>
+              <w:rPr>
+                <w:rFonts w:ascii="Consolas" w:cs="Consolas" w:eastAsia="Consolas" w:hAnsi="Consolas"/>
+                <w:color w:val="1F4E79"/>
+                <w:sz w:val="17"/>
+                <w:szCs w:val="17"/>
+              </w:rPr>
+              <w:t xml:space="preserve">resources/js/musik.js</w:t>
+            </w:r>
+          </w:p>
+        </w:tc>
+        <w:tc>
+          <w:tcPr>
+            <w:tcW w:type="dxa" w:w="3935"/>
+            <w:tcBorders>
+              <w:top w:val="single" w:color="BFBFBF" w:sz="4"/>
+              <w:left w:val="single" w:color="BFBFBF" w:sz="4"/>
+              <w:bottom w:val="single" w:color="BFBFBF" w:sz="4"/>
+              <w:right w:val="single" w:color="BFBFBF" w:sz="4"/>
+            </w:tcBorders>
+            <w:tcMar>
+              <w:top w:type="dxa" w:w="60"/>
+              <w:left w:type="dxa" w:w="100"/>
+              <w:bottom w:type="dxa" w:w="60"/>
+              <w:right w:type="dxa" w:w="100"/>
+            </w:tcMar>
+          </w:tcPr>
+          <w:p>
+            <w:r>
+              <w:rPr>
+                <w:rFonts w:ascii="Consolas" w:cs="Consolas" w:eastAsia="Consolas" w:hAnsi="Consolas"/>
+                <w:color w:val="1F4E79"/>
+                <w:sz w:val="17"/>
+                <w:szCs w:val="17"/>
+              </w:rPr>
+              <w:t xml:space="preserve">pasangMusik()</w:t>
+            </w:r>
+          </w:p>
+        </w:tc>
+      </w:tr>
+      <w:tr>
+        <w:trPr>
+          <w:tblHeader w:val="off"/>
+        </w:trPr>
+        <w:tc>
+          <w:tcPr>
+            <w:tcW w:type="dxa" w:w="1770"/>
+            <w:tcBorders>
+              <w:top w:val="single" w:color="BFBFBF" w:sz="4"/>
+              <w:left w:val="single" w:color="BFBFBF" w:sz="4"/>
+              <w:bottom w:val="single" w:color="BFBFBF" w:sz="4"/>
+              <w:right w:val="single" w:color="BFBFBF" w:sz="4"/>
+            </w:tcBorders>
+            <w:tcMar>
+              <w:top w:type="dxa" w:w="60"/>
+              <w:left w:type="dxa" w:w="100"/>
+              <w:bottom w:type="dxa" w:w="60"/>
+              <w:right w:type="dxa" w:w="100"/>
+            </w:tcMar>
+          </w:tcPr>
+          <w:p>
+            <w:r>
+              <w:rPr>
+                <w:sz w:val="19"/>
+                <w:szCs w:val="19"/>
+              </w:rPr>
+              <w:t xml:space="preserve">Form kondisi &amp; jenis keluar</w:t>
+            </w:r>
+          </w:p>
+        </w:tc>
+        <w:tc>
+          <w:tcPr>
+            <w:tcW w:type="dxa" w:w="3933"/>
+            <w:tcBorders>
+              <w:top w:val="single" w:color="BFBFBF" w:sz="4"/>
+              <w:left w:val="single" w:color="BFBFBF" w:sz="4"/>
+              <w:bottom w:val="single" w:color="BFBFBF" w:sz="4"/>
+              <w:right w:val="single" w:color="BFBFBF" w:sz="4"/>
+            </w:tcBorders>
+            <w:tcMar>
+              <w:top w:type="dxa" w:w="60"/>
+              <w:left w:type="dxa" w:w="100"/>
+              <w:bottom w:type="dxa" w:w="60"/>
+              <w:right w:type="dxa" w:w="100"/>
+            </w:tcMar>
+          </w:tcPr>
+          <w:p>
+            <w:r>
+              <w:rPr>
+                <w:rFonts w:ascii="Consolas" w:cs="Consolas" w:eastAsia="Consolas" w:hAnsi="Consolas"/>
+                <w:color w:val="1F4E79"/>
+                <w:sz w:val="17"/>
+                <w:szCs w:val="17"/>
+              </w:rPr>
+              <w:t xml:space="preserve">resources/js/form-kondisi.js</w:t>
+            </w:r>
+          </w:p>
+        </w:tc>
+        <w:tc>
+          <w:tcPr>
+            <w:tcW w:type="dxa" w:w="3935"/>
+            <w:tcBorders>
+              <w:top w:val="single" w:color="BFBFBF" w:sz="4"/>
+              <w:left w:val="single" w:color="BFBFBF" w:sz="4"/>
+              <w:bottom w:val="single" w:color="BFBFBF" w:sz="4"/>
+              <w:right w:val="single" w:color="BFBFBF" w:sz="4"/>
+            </w:tcBorders>
+            <w:tcMar>
+              <w:top w:type="dxa" w:w="60"/>
+              <w:left w:type="dxa" w:w="100"/>
+              <w:bottom w:type="dxa" w:w="60"/>
+              <w:right w:type="dxa" w:w="100"/>
+            </w:tcMar>
+          </w:tcPr>
+          <w:p>
+            <w:r>
+              <w:rPr>
+                <w:rFonts w:ascii="Consolas" w:cs="Consolas" w:eastAsia="Consolas" w:hAnsi="Consolas"/>
+                <w:color w:val="1F4E79"/>
+                <w:sz w:val="17"/>
+                <w:szCs w:val="17"/>
+              </w:rPr>
+              <w:t xml:space="preserve">pasangFormKondisi()</w:t>
+            </w:r>
+          </w:p>
+        </w:tc>
+      </w:tr>
+      <w:tr>
+        <w:trPr>
+          <w:tblHeader w:val="off"/>
+        </w:trPr>
+        <w:tc>
+          <w:tcPr>
+            <w:tcW w:type="dxa" w:w="1770"/>
             <w:tcBorders>
               <w:top w:val="single" w:color="BFBFBF" w:sz="4"/>
               <w:left w:val="single" w:color="BFBFBF" w:sz="4"/>
@@ -11508,51 +13201,51 @@
         </w:tc>
         <w:tc>
           <w:tcPr>
+            <w:tcW w:type="dxa" w:w="3933"/>
+            <w:tcBorders>
+              <w:top w:val="single" w:color="BFBFBF" w:sz="4"/>
+              <w:left w:val="single" w:color="BFBFBF" w:sz="4"/>
+              <w:bottom w:val="single" w:color="BFBFBF" w:sz="4"/>
+              <w:right w:val="single" w:color="BFBFBF" w:sz="4"/>
+            </w:tcBorders>
+            <w:tcMar>
+              <w:top w:type="dxa" w:w="60"/>
+              <w:left w:type="dxa" w:w="100"/>
+              <w:bottom w:type="dxa" w:w="60"/>
+              <w:right w:type="dxa" w:w="100"/>
+            </w:tcMar>
+          </w:tcPr>
+          <w:p>
+            <w:r>
+              <w:rPr>
+                <w:rFonts w:ascii="Consolas" w:cs="Consolas" w:eastAsia="Consolas" w:hAnsi="Consolas"/>
+                <w:color w:val="1F4E79"/>
+                <w:sz w:val="17"/>
+                <w:szCs w:val="17"/>
+              </w:rPr>
+              <w:t xml:space="preserve">tests/Unit</w:t>
+            </w:r>
+            <w:r>
+              <w:rPr>
+                <w:sz w:val="19"/>
+                <w:szCs w:val="19"/>
+              </w:rPr>
+              <w:t xml:space="preserve">, </w:t>
+            </w:r>
+            <w:r>
+              <w:rPr>
+                <w:rFonts w:ascii="Consolas" w:cs="Consolas" w:eastAsia="Consolas" w:hAnsi="Consolas"/>
+                <w:color w:val="1F4E79"/>
+                <w:sz w:val="17"/>
+                <w:szCs w:val="17"/>
+              </w:rPr>
+              <w:t xml:space="preserve">tests/Feature</w:t>
+            </w:r>
+          </w:p>
+        </w:tc>
+        <w:tc>
+          <w:tcPr>
             <w:tcW w:type="dxa" w:w="3935"/>
-            <w:tcBorders>
-              <w:top w:val="single" w:color="BFBFBF" w:sz="4"/>
-              <w:left w:val="single" w:color="BFBFBF" w:sz="4"/>
-              <w:bottom w:val="single" w:color="BFBFBF" w:sz="4"/>
-              <w:right w:val="single" w:color="BFBFBF" w:sz="4"/>
-            </w:tcBorders>
-            <w:tcMar>
-              <w:top w:type="dxa" w:w="60"/>
-              <w:left w:type="dxa" w:w="100"/>
-              <w:bottom w:type="dxa" w:w="60"/>
-              <w:right w:type="dxa" w:w="100"/>
-            </w:tcMar>
-          </w:tcPr>
-          <w:p>
-            <w:r>
-              <w:rPr>
-                <w:rFonts w:ascii="Consolas" w:cs="Consolas" w:eastAsia="Consolas" w:hAnsi="Consolas"/>
-                <w:color w:val="1F4E79"/>
-                <w:sz w:val="17"/>
-                <w:szCs w:val="17"/>
-              </w:rPr>
-              <w:t xml:space="preserve">tests/Unit</w:t>
-            </w:r>
-            <w:r>
-              <w:rPr>
-                <w:sz w:val="19"/>
-                <w:szCs w:val="19"/>
-              </w:rPr>
-              <w:t xml:space="preserve">, </w:t>
-            </w:r>
-            <w:r>
-              <w:rPr>
-                <w:rFonts w:ascii="Consolas" w:cs="Consolas" w:eastAsia="Consolas" w:hAnsi="Consolas"/>
-                <w:color w:val="1F4E79"/>
-                <w:sz w:val="17"/>
-                <w:szCs w:val="17"/>
-              </w:rPr>
-              <w:t xml:space="preserve">tests/Feature</w:t>
-            </w:r>
-          </w:p>
-        </w:tc>
-        <w:tc>
-          <w:tcPr>
-            <w:tcW w:type="dxa" w:w="4017"/>
             <w:tcBorders>
               <w:top w:val="single" w:color="BFBFBF" w:sz="4"/>
               <w:left w:val="single" w:color="BFBFBF" w:sz="4"/>

--- a/dokumen/03_PERSIAPAN_ASESOR.docx
+++ b/dokumen/03_PERSIAPAN_ASESOR.docx
@@ -2943,6 +2943,86 @@
       </w:r>
       <w:r>
         <w:t xml:space="preserve">).</w:t>
+      </w:r>
+    </w:p>
+    <w:p>
+      <w:r>
+        <w:rPr>
+          <w:b/>
+          <w:bCs/>
+        </w:rPr>
+        <w:t xml:space="preserve">8a. Bagaimana membaca ERD-nya?</w:t>
+      </w:r>
+    </w:p>
+    <w:p>
+      <w:r>
+        <w:t xml:space="preserve">Persegi = entitas (tabel), elips = atribut (kolom), belah ketupat = relasi, angka 1 / N = kardinalitas. Atribut bergaris bawah penuh adalah </w:t>
+      </w:r>
+      <w:r>
+        <w:rPr>
+          <w:b/>
+          <w:bCs/>
+        </w:rPr>
+        <w:t xml:space="preserve">primary key</w:t>
+      </w:r>
+      <w:r>
+        <w:t xml:space="preserve"> (contoh </w:t>
+      </w:r>
+      <w:r>
+        <w:rPr>
+          <w:rFonts w:ascii="Consolas" w:cs="Consolas" w:eastAsia="Consolas" w:hAnsi="Consolas"/>
+          <w:color w:val="1F4E79"/>
+          <w:sz w:val="20"/>
+          <w:szCs w:val="20"/>
+        </w:rPr>
+        <w:t xml:space="preserve">id_barang</w:t>
+      </w:r>
+      <w:r>
+        <w:t xml:space="preserve"> di entitas barang), sedangkan atribut bergaris bawah </w:t>
+      </w:r>
+      <w:r>
+        <w:rPr>
+          <w:b/>
+          <w:bCs/>
+        </w:rPr>
+        <w:t xml:space="preserve">titik-titik</w:t>
+      </w:r>
+      <w:r>
+        <w:t xml:space="preserve"> adalah </w:t>
+      </w:r>
+      <w:r>
+        <w:rPr>
+          <w:b/>
+          <w:bCs/>
+        </w:rPr>
+        <w:t xml:space="preserve">foreign key</w:t>
+      </w:r>
+      <w:r>
+        <w:t xml:space="preserve"> yang merujuk tabel lain (contoh </w:t>
+      </w:r>
+      <w:r>
+        <w:rPr>
+          <w:rFonts w:ascii="Consolas" w:cs="Consolas" w:eastAsia="Consolas" w:hAnsi="Consolas"/>
+          <w:color w:val="1F4E79"/>
+          <w:sz w:val="20"/>
+          <w:szCs w:val="20"/>
+        </w:rPr>
+        <w:t xml:space="preserve">id_barang</w:t>
+      </w:r>
+      <w:r>
+        <w:t xml:space="preserve"> dan </w:t>
+      </w:r>
+      <w:r>
+        <w:rPr>
+          <w:rFonts w:ascii="Consolas" w:cs="Consolas" w:eastAsia="Consolas" w:hAnsi="Consolas"/>
+          <w:color w:val="1F4E79"/>
+          <w:sz w:val="20"/>
+          <w:szCs w:val="20"/>
+        </w:rPr>
+        <w:t xml:space="preserve">id_lokasi</w:t>
+      </w:r>
+      <w:r>
+        <w:t xml:space="preserve"> di entitas stok barang). Satu kolom yang sama bisa menjadi PK di tabelnya sendiri dan FK di tabel lain.</w:t>
       </w:r>
     </w:p>
     <w:p>
